--- a/Báo cáo TTTN 2025 - VHT.docx
+++ b/Báo cáo TTTN 2025 - VHT.docx
@@ -66,7 +66,7 @@
                         </pic:cNvPicPr>
                       </pic:nvPicPr>
                       <pic:blipFill>
-                        <a:blip r:embed="rId5" cstate="print">
+                        <a:blip r:embed="rId6" cstate="print">
                           <a:extLst>
                             <a:ext uri="{28A0092B-C50C-407E-A947-70E740481C1C}">
                               <a14:useLocalDpi xmlns:a14="http://schemas.microsoft.com/office/drawing/2010/main" val="0"/>
@@ -202,7 +202,7 @@
                         <pic:cNvPicPr preferRelativeResize="0"/>
                       </pic:nvPicPr>
                       <pic:blipFill>
-                        <a:blip r:embed="rId6"/>
+                        <a:blip r:embed="rId7"/>
                         <a:srcRect/>
                         <a:stretch>
                           <a:fillRect/>
@@ -590,7 +590,27 @@
               <w:szCs w:val="26"/>
               <w:lang w:eastAsia="ja-JP"/>
             </w:rPr>
-            <w:t>ị trong Phòng Phát triển giao thức mạng thuộc Trung tâm Nghiên cứu Thiết bị Vô tuyến Băng rộng</w:t>
+            <w:t xml:space="preserve">ị </w:t>
+          </w:r>
+          <w:r>
+            <w:rPr>
+              <w:rFonts w:ascii="Times New Roman" w:eastAsia="Times New Roman" w:hAnsi="Times New Roman" w:cs="Times New Roman"/>
+              <w:bCs/>
+              <w:sz w:val="26"/>
+              <w:szCs w:val="26"/>
+              <w:lang w:eastAsia="ja-JP"/>
+            </w:rPr>
+            <w:t>trong Phòng Phần mềm giao thức</w:t>
+          </w:r>
+          <w:r>
+            <w:rPr>
+              <w:rFonts w:ascii="Times New Roman" w:eastAsia="Times New Roman" w:hAnsi="Times New Roman" w:cs="Times New Roman"/>
+              <w:bCs/>
+              <w:sz w:val="26"/>
+              <w:szCs w:val="26"/>
+              <w:lang w:eastAsia="ja-JP"/>
+            </w:rPr>
+            <w:t xml:space="preserve"> thuộc Trung tâm Nghiên cứu Thiết bị Vô tuyến Băng rộng</w:t>
           </w:r>
           <w:r>
             <w:rPr>
@@ -726,7 +746,16 @@
               <w:szCs w:val="26"/>
               <w:lang w:eastAsia="ja-JP"/>
             </w:rPr>
-            <w:t>n thành tới giảng viên phụ tránh</w:t>
+            <w:t>n thành tới giảng viên phụ trác</w:t>
+          </w:r>
+          <w:r>
+            <w:rPr>
+              <w:rFonts w:ascii="Times New Roman" w:eastAsia="Times New Roman" w:hAnsi="Times New Roman" w:cs="Times New Roman"/>
+              <w:sz w:val="26"/>
+              <w:szCs w:val="26"/>
+              <w:lang w:eastAsia="ja-JP"/>
+            </w:rPr>
+            <w:t>h</w:t>
           </w:r>
           <w:r>
             <w:rPr>
@@ -820,7 +849,7 @@
               <w:szCs w:val="26"/>
               <w:lang w:eastAsia="ja-JP"/>
             </w:rPr>
-            <w:t>8</w:t>
+            <w:t>15</w:t>
           </w:r>
           <w:r>
             <w:rPr>
@@ -11332,7 +11361,7 @@
                     <pic:cNvPicPr/>
                   </pic:nvPicPr>
                   <pic:blipFill>
-                    <a:blip r:embed="rId7"/>
+                    <a:blip r:embed="rId8"/>
                     <a:stretch>
                       <a:fillRect/>
                     </a:stretch>
@@ -11578,7 +11607,7 @@
                     <pic:cNvPicPr/>
                   </pic:nvPicPr>
                   <pic:blipFill>
-                    <a:blip r:embed="rId8"/>
+                    <a:blip r:embed="rId9"/>
                     <a:stretch>
                       <a:fillRect/>
                     </a:stretch>
@@ -12387,7 +12416,7 @@
                     <pic:cNvPicPr/>
                   </pic:nvPicPr>
                   <pic:blipFill>
-                    <a:blip r:embed="rId9">
+                    <a:blip r:embed="rId10">
                       <a:extLst>
                         <a:ext uri="{28A0092B-C50C-407E-A947-70E740481C1C}">
                           <a14:useLocalDpi xmlns:a14="http://schemas.microsoft.com/office/drawing/2010/main" val="0"/>
@@ -12802,8 +12831,6 @@
         </w:rPr>
         <w:t>.</w:t>
       </w:r>
-      <w:bookmarkStart w:id="0" w:name="_GoBack"/>
-      <w:bookmarkEnd w:id="0"/>
     </w:p>
     <w:p>
       <w:pPr>
@@ -12864,265 +12891,6 @@
             <wp:extent cx="5941060" cy="3108960"/>
             <wp:effectExtent l="0" t="0" r="2540" b="0"/>
             <wp:docPr id="6" name="Picture 6"/>
-            <wp:cNvGraphicFramePr>
-              <a:graphicFrameLocks xmlns:a="http://schemas.openxmlformats.org/drawingml/2006/main" noChangeAspect="1"/>
-            </wp:cNvGraphicFramePr>
-            <a:graphic xmlns:a="http://schemas.openxmlformats.org/drawingml/2006/main">
-              <a:graphicData uri="http://schemas.openxmlformats.org/drawingml/2006/picture">
-                <pic:pic xmlns:pic="http://schemas.openxmlformats.org/drawingml/2006/picture">
-                  <pic:nvPicPr>
-                    <pic:cNvPr id="1" name=""/>
-                    <pic:cNvPicPr/>
-                  </pic:nvPicPr>
-                  <pic:blipFill>
-                    <a:blip r:embed="rId10"/>
-                    <a:stretch>
-                      <a:fillRect/>
-                    </a:stretch>
-                  </pic:blipFill>
-                  <pic:spPr>
-                    <a:xfrm>
-                      <a:off x="0" y="0"/>
-                      <a:ext cx="5993243" cy="3136267"/>
-                    </a:xfrm>
-                    <a:prstGeom prst="rect">
-                      <a:avLst/>
-                    </a:prstGeom>
-                  </pic:spPr>
-                </pic:pic>
-              </a:graphicData>
-            </a:graphic>
-          </wp:inline>
-        </w:drawing>
-      </w:r>
-    </w:p>
-    <w:p>
-      <w:pPr>
-        <w:spacing w:before="100" w:beforeAutospacing="1" w:after="100" w:afterAutospacing="1" w:line="360" w:lineRule="auto"/>
-        <w:ind w:firstLine="720"/>
-        <w:jc w:val="center"/>
-        <w:rPr>
-          <w:rFonts w:ascii="Times New Roman" w:hAnsi="Times New Roman" w:cs="Times New Roman"/>
-          <w:sz w:val="26"/>
-          <w:szCs w:val="26"/>
-        </w:rPr>
-      </w:pPr>
-      <w:r>
-        <w:rPr>
-          <w:rFonts w:ascii="Times New Roman" w:hAnsi="Times New Roman" w:cs="Times New Roman"/>
-          <w:b/>
-          <w:sz w:val="26"/>
-          <w:szCs w:val="26"/>
-        </w:rPr>
-        <w:t>Hình 2.4:</w:t>
-      </w:r>
-      <w:r>
-        <w:rPr>
-          <w:rFonts w:ascii="Times New Roman" w:hAnsi="Times New Roman" w:cs="Times New Roman"/>
-          <w:sz w:val="26"/>
-          <w:szCs w:val="26"/>
-        </w:rPr>
-        <w:t xml:space="preserve"> Thủ tục CFRA và CBRA</w:t>
-      </w:r>
-    </w:p>
-    <w:p>
-      <w:pPr>
-        <w:spacing w:before="100" w:beforeAutospacing="1" w:after="100" w:afterAutospacing="1" w:line="360" w:lineRule="auto"/>
-        <w:rPr>
-          <w:rFonts w:ascii="Times New Roman" w:hAnsi="Times New Roman" w:cs="Times New Roman"/>
-          <w:b/>
-          <w:sz w:val="26"/>
-          <w:szCs w:val="26"/>
-        </w:rPr>
-      </w:pPr>
-      <w:r>
-        <w:rPr>
-          <w:rFonts w:ascii="Times New Roman" w:hAnsi="Times New Roman" w:cs="Times New Roman"/>
-          <w:b/>
-          <w:sz w:val="26"/>
-          <w:szCs w:val="26"/>
-        </w:rPr>
-        <w:t>2.2.3. Các luồng bả</w:t>
-      </w:r>
-      <w:r>
-        <w:rPr>
-          <w:rFonts w:ascii="Times New Roman" w:hAnsi="Times New Roman" w:cs="Times New Roman"/>
-          <w:b/>
-          <w:sz w:val="26"/>
-          <w:szCs w:val="26"/>
-        </w:rPr>
-        <w:t xml:space="preserve">n tin thủ tục </w:t>
-      </w:r>
-      <w:r>
-        <w:rPr>
-          <w:rFonts w:ascii="Times New Roman" w:hAnsi="Times New Roman" w:cs="Times New Roman"/>
-          <w:b/>
-          <w:sz w:val="26"/>
-          <w:szCs w:val="26"/>
-        </w:rPr>
-        <w:t>Attach</w:t>
-      </w:r>
-    </w:p>
-    <w:p>
-      <w:pPr>
-        <w:spacing w:before="100" w:beforeAutospacing="1" w:after="100" w:afterAutospacing="1" w:line="360" w:lineRule="auto"/>
-        <w:rPr>
-          <w:rFonts w:ascii="Times New Roman" w:hAnsi="Times New Roman" w:cs="Times New Roman"/>
-          <w:sz w:val="26"/>
-          <w:szCs w:val="26"/>
-        </w:rPr>
-      </w:pPr>
-      <w:r>
-        <w:rPr>
-          <w:rFonts w:ascii="Times New Roman" w:hAnsi="Times New Roman" w:cs="Times New Roman"/>
-          <w:sz w:val="26"/>
-          <w:szCs w:val="26"/>
-        </w:rPr>
-        <w:tab/>
-        <w:t xml:space="preserve">Sau khi UE thực hiện RACH thành công, UE bắt đầu thủ tục Attach vào mạng nhằm thiết lập kết nối ban đầu giữa UE và mạng lõi 5G để thiết lập dịch vụ truy nhập, bảo mật và phiên dữ liệu (PDU session). </w:t>
-      </w:r>
-    </w:p>
-    <w:p>
-      <w:pPr>
-        <w:spacing w:before="100" w:beforeAutospacing="1" w:after="100" w:afterAutospacing="1" w:line="360" w:lineRule="auto"/>
-        <w:rPr>
-          <w:rFonts w:ascii="Times New Roman" w:hAnsi="Times New Roman" w:cs="Times New Roman"/>
-          <w:sz w:val="26"/>
-          <w:szCs w:val="26"/>
-        </w:rPr>
-      </w:pPr>
-      <w:r>
-        <w:rPr>
-          <w:rFonts w:ascii="Times New Roman" w:hAnsi="Times New Roman" w:cs="Times New Roman"/>
-          <w:sz w:val="26"/>
-          <w:szCs w:val="26"/>
-        </w:rPr>
-        <w:tab/>
-        <w:t xml:space="preserve">Như trình bày trong hình 2.5, thủ tục Attach sẽ bao gồm các giai đoạn như </w:t>
-      </w:r>
-      <w:r>
-        <w:rPr>
-          <w:rStyle w:val="Strong"/>
-          <w:rFonts w:ascii="Times New Roman" w:hAnsi="Times New Roman" w:cs="Times New Roman"/>
-          <w:sz w:val="26"/>
-          <w:szCs w:val="26"/>
-        </w:rPr>
-        <w:t>RRC Connection Establishment</w:t>
-      </w:r>
-      <w:r>
-        <w:rPr>
-          <w:rFonts w:ascii="Times New Roman" w:hAnsi="Times New Roman" w:cs="Times New Roman"/>
-          <w:sz w:val="26"/>
-          <w:szCs w:val="26"/>
-        </w:rPr>
-        <w:t xml:space="preserve"> để thiết lập kết nối điều khiển giữa UE và mạng; </w:t>
-      </w:r>
-      <w:r>
-        <w:rPr>
-          <w:rStyle w:val="Strong"/>
-          <w:rFonts w:ascii="Times New Roman" w:hAnsi="Times New Roman" w:cs="Times New Roman"/>
-          <w:sz w:val="26"/>
-          <w:szCs w:val="26"/>
-        </w:rPr>
-        <w:t>Initial Context Setup</w:t>
-      </w:r>
-      <w:r>
-        <w:rPr>
-          <w:rFonts w:ascii="Times New Roman" w:hAnsi="Times New Roman" w:cs="Times New Roman"/>
-          <w:sz w:val="26"/>
-          <w:szCs w:val="26"/>
-        </w:rPr>
-        <w:t xml:space="preserve"> để hoàn thiện cấu hình bảo mật và các kênh truyền dữ liệu; và </w:t>
-      </w:r>
-      <w:r>
-        <w:rPr>
-          <w:rStyle w:val="Strong"/>
-          <w:rFonts w:ascii="Times New Roman" w:hAnsi="Times New Roman" w:cs="Times New Roman"/>
-          <w:sz w:val="26"/>
-          <w:szCs w:val="26"/>
-        </w:rPr>
-        <w:t>PDU Session Establishment</w:t>
-      </w:r>
-      <w:r>
-        <w:rPr>
-          <w:rFonts w:ascii="Times New Roman" w:hAnsi="Times New Roman" w:cs="Times New Roman"/>
-          <w:sz w:val="26"/>
-          <w:szCs w:val="26"/>
-        </w:rPr>
-        <w:t xml:space="preserve"> để thiết lập kết nối mặt phẳng người dùng, đảm bảo UE có thể truyền nhận dữ liệu với mạng lõi. Việc hiểu rõ luồng tín hiệu, chức năng từng bản tin và mối liên hệ giữa các thủ tục giúp em có cái nhìn tổng thể về quy trình thiết lập kết nối</w:t>
-      </w:r>
-      <w:r>
-        <w:rPr>
-          <w:rFonts w:ascii="Times New Roman" w:hAnsi="Times New Roman" w:cs="Times New Roman"/>
-          <w:sz w:val="26"/>
-          <w:szCs w:val="26"/>
-        </w:rPr>
-        <w:t xml:space="preserve"> giữa UE và mạng</w:t>
-      </w:r>
-      <w:r>
-        <w:rPr>
-          <w:rFonts w:ascii="Times New Roman" w:hAnsi="Times New Roman" w:cs="Times New Roman"/>
-          <w:sz w:val="26"/>
-          <w:szCs w:val="26"/>
-        </w:rPr>
-        <w:t xml:space="preserve"> trong</w:t>
-      </w:r>
-      <w:r>
-        <w:rPr>
-          <w:rFonts w:ascii="Times New Roman" w:hAnsi="Times New Roman" w:cs="Times New Roman"/>
-          <w:sz w:val="26"/>
-          <w:szCs w:val="26"/>
-        </w:rPr>
-        <w:t xml:space="preserve"> hệ thống</w:t>
-      </w:r>
-      <w:r>
-        <w:rPr>
-          <w:rFonts w:ascii="Times New Roman" w:hAnsi="Times New Roman" w:cs="Times New Roman"/>
-          <w:sz w:val="26"/>
-          <w:szCs w:val="26"/>
-        </w:rPr>
-        <w:t xml:space="preserve"> 5G, làm nền tảng cho các bước nghiên cứu và thực hành tiếp theo.</w:t>
-      </w:r>
-    </w:p>
-    <w:p>
-      <w:pPr>
-        <w:spacing w:before="100" w:beforeAutospacing="1" w:after="100" w:afterAutospacing="1" w:line="360" w:lineRule="auto"/>
-        <w:rPr>
-          <w:rFonts w:ascii="Times New Roman" w:hAnsi="Times New Roman" w:cs="Times New Roman"/>
-          <w:sz w:val="26"/>
-          <w:szCs w:val="26"/>
-        </w:rPr>
-      </w:pPr>
-    </w:p>
-    <w:p>
-      <w:pPr>
-        <w:spacing w:before="100" w:beforeAutospacing="1" w:after="100" w:afterAutospacing="1" w:line="360" w:lineRule="auto"/>
-        <w:rPr>
-          <w:rFonts w:ascii="Times New Roman" w:hAnsi="Times New Roman" w:cs="Times New Roman"/>
-          <w:sz w:val="26"/>
-          <w:szCs w:val="26"/>
-        </w:rPr>
-      </w:pPr>
-      <w:r>
-        <w:rPr>
-          <w:rFonts w:ascii="Times New Roman" w:hAnsi="Times New Roman" w:cs="Times New Roman"/>
-          <w:sz w:val="26"/>
-          <w:szCs w:val="26"/>
-        </w:rPr>
-        <w:lastRenderedPageBreak/>
-        <w:t xml:space="preserve">               </w:t>
-      </w:r>
-      <w:r>
-        <w:rPr>
-          <w:rFonts w:ascii="Times New Roman" w:hAnsi="Times New Roman" w:cs="Times New Roman"/>
-          <w:sz w:val="26"/>
-          <w:szCs w:val="26"/>
-        </w:rPr>
-        <w:drawing>
-          <wp:inline distT="0" distB="0" distL="0" distR="0" wp14:anchorId="13275B7C" wp14:editId="2AD71E11">
-            <wp:extent cx="4663440" cy="4437511"/>
-            <wp:effectExtent l="0" t="0" r="3810" b="1270"/>
-            <wp:docPr id="4" name="Picture 4"/>
             <wp:cNvGraphicFramePr>
               <a:graphicFrameLocks xmlns:a="http://schemas.openxmlformats.org/drawingml/2006/main" noChangeAspect="1"/>
             </wp:cNvGraphicFramePr>
@@ -13142,6 +12910,267 @@
                   <pic:spPr>
                     <a:xfrm>
                       <a:off x="0" y="0"/>
+                      <a:ext cx="5993243" cy="3136267"/>
+                    </a:xfrm>
+                    <a:prstGeom prst="rect">
+                      <a:avLst/>
+                    </a:prstGeom>
+                  </pic:spPr>
+                </pic:pic>
+              </a:graphicData>
+            </a:graphic>
+          </wp:inline>
+        </w:drawing>
+      </w:r>
+    </w:p>
+    <w:p>
+      <w:pPr>
+        <w:spacing w:before="100" w:beforeAutospacing="1" w:after="100" w:afterAutospacing="1" w:line="360" w:lineRule="auto"/>
+        <w:ind w:firstLine="720"/>
+        <w:jc w:val="center"/>
+        <w:rPr>
+          <w:rFonts w:ascii="Times New Roman" w:hAnsi="Times New Roman" w:cs="Times New Roman"/>
+          <w:sz w:val="26"/>
+          <w:szCs w:val="26"/>
+        </w:rPr>
+      </w:pPr>
+      <w:r>
+        <w:rPr>
+          <w:rFonts w:ascii="Times New Roman" w:hAnsi="Times New Roman" w:cs="Times New Roman"/>
+          <w:b/>
+          <w:sz w:val="26"/>
+          <w:szCs w:val="26"/>
+        </w:rPr>
+        <w:t>Hình 2.4:</w:t>
+      </w:r>
+      <w:r>
+        <w:rPr>
+          <w:rFonts w:ascii="Times New Roman" w:hAnsi="Times New Roman" w:cs="Times New Roman"/>
+          <w:sz w:val="26"/>
+          <w:szCs w:val="26"/>
+        </w:rPr>
+        <w:t xml:space="preserve"> Thủ tục CFRA và CBRA</w:t>
+      </w:r>
+    </w:p>
+    <w:p>
+      <w:pPr>
+        <w:spacing w:before="100" w:beforeAutospacing="1" w:after="100" w:afterAutospacing="1" w:line="360" w:lineRule="auto"/>
+        <w:rPr>
+          <w:rFonts w:ascii="Times New Roman" w:hAnsi="Times New Roman" w:cs="Times New Roman"/>
+          <w:b/>
+          <w:sz w:val="26"/>
+          <w:szCs w:val="26"/>
+        </w:rPr>
+      </w:pPr>
+      <w:r>
+        <w:rPr>
+          <w:rFonts w:ascii="Times New Roman" w:hAnsi="Times New Roman" w:cs="Times New Roman"/>
+          <w:b/>
+          <w:sz w:val="26"/>
+          <w:szCs w:val="26"/>
+        </w:rPr>
+        <w:t>2.2.3. Các luồng bả</w:t>
+      </w:r>
+      <w:r>
+        <w:rPr>
+          <w:rFonts w:ascii="Times New Roman" w:hAnsi="Times New Roman" w:cs="Times New Roman"/>
+          <w:b/>
+          <w:sz w:val="26"/>
+          <w:szCs w:val="26"/>
+        </w:rPr>
+        <w:t xml:space="preserve">n tin thủ tục </w:t>
+      </w:r>
+      <w:r>
+        <w:rPr>
+          <w:rFonts w:ascii="Times New Roman" w:hAnsi="Times New Roman" w:cs="Times New Roman"/>
+          <w:b/>
+          <w:sz w:val="26"/>
+          <w:szCs w:val="26"/>
+        </w:rPr>
+        <w:t>Attach</w:t>
+      </w:r>
+    </w:p>
+    <w:p>
+      <w:pPr>
+        <w:spacing w:before="100" w:beforeAutospacing="1" w:after="100" w:afterAutospacing="1" w:line="360" w:lineRule="auto"/>
+        <w:rPr>
+          <w:rFonts w:ascii="Times New Roman" w:hAnsi="Times New Roman" w:cs="Times New Roman"/>
+          <w:sz w:val="26"/>
+          <w:szCs w:val="26"/>
+        </w:rPr>
+      </w:pPr>
+      <w:r>
+        <w:rPr>
+          <w:rFonts w:ascii="Times New Roman" w:hAnsi="Times New Roman" w:cs="Times New Roman"/>
+          <w:sz w:val="26"/>
+          <w:szCs w:val="26"/>
+        </w:rPr>
+        <w:tab/>
+        <w:t xml:space="preserve">Sau khi UE thực hiện RACH thành công, UE bắt đầu thủ tục Attach vào mạng nhằm thiết lập kết nối ban đầu giữa UE và mạng lõi 5G để thiết lập dịch vụ truy nhập, bảo mật và phiên dữ liệu (PDU session). </w:t>
+      </w:r>
+    </w:p>
+    <w:p>
+      <w:pPr>
+        <w:spacing w:before="100" w:beforeAutospacing="1" w:after="100" w:afterAutospacing="1" w:line="360" w:lineRule="auto"/>
+        <w:rPr>
+          <w:rFonts w:ascii="Times New Roman" w:hAnsi="Times New Roman" w:cs="Times New Roman"/>
+          <w:sz w:val="26"/>
+          <w:szCs w:val="26"/>
+        </w:rPr>
+      </w:pPr>
+      <w:r>
+        <w:rPr>
+          <w:rFonts w:ascii="Times New Roman" w:hAnsi="Times New Roman" w:cs="Times New Roman"/>
+          <w:sz w:val="26"/>
+          <w:szCs w:val="26"/>
+        </w:rPr>
+        <w:tab/>
+        <w:t xml:space="preserve">Như trình bày trong hình 2.5, thủ tục Attach sẽ bao gồm các giai đoạn như </w:t>
+      </w:r>
+      <w:r>
+        <w:rPr>
+          <w:rStyle w:val="Strong"/>
+          <w:rFonts w:ascii="Times New Roman" w:hAnsi="Times New Roman" w:cs="Times New Roman"/>
+          <w:sz w:val="26"/>
+          <w:szCs w:val="26"/>
+        </w:rPr>
+        <w:t>RRC Connection Establishment</w:t>
+      </w:r>
+      <w:r>
+        <w:rPr>
+          <w:rFonts w:ascii="Times New Roman" w:hAnsi="Times New Roman" w:cs="Times New Roman"/>
+          <w:sz w:val="26"/>
+          <w:szCs w:val="26"/>
+        </w:rPr>
+        <w:t xml:space="preserve"> để thiết lập kết nối điều khiển giữa UE và mạng; </w:t>
+      </w:r>
+      <w:r>
+        <w:rPr>
+          <w:rStyle w:val="Strong"/>
+          <w:rFonts w:ascii="Times New Roman" w:hAnsi="Times New Roman" w:cs="Times New Roman"/>
+          <w:sz w:val="26"/>
+          <w:szCs w:val="26"/>
+        </w:rPr>
+        <w:t>Initial Context Setup</w:t>
+      </w:r>
+      <w:r>
+        <w:rPr>
+          <w:rFonts w:ascii="Times New Roman" w:hAnsi="Times New Roman" w:cs="Times New Roman"/>
+          <w:sz w:val="26"/>
+          <w:szCs w:val="26"/>
+        </w:rPr>
+        <w:t xml:space="preserve"> để hoàn thiện cấu hình bảo mật và các kênh truyền dữ liệu; và </w:t>
+      </w:r>
+      <w:r>
+        <w:rPr>
+          <w:rStyle w:val="Strong"/>
+          <w:rFonts w:ascii="Times New Roman" w:hAnsi="Times New Roman" w:cs="Times New Roman"/>
+          <w:sz w:val="26"/>
+          <w:szCs w:val="26"/>
+        </w:rPr>
+        <w:t>PDU Session Establishment</w:t>
+      </w:r>
+      <w:r>
+        <w:rPr>
+          <w:rFonts w:ascii="Times New Roman" w:hAnsi="Times New Roman" w:cs="Times New Roman"/>
+          <w:sz w:val="26"/>
+          <w:szCs w:val="26"/>
+        </w:rPr>
+        <w:t xml:space="preserve"> để thiết lập kết nối mặt phẳng người dùng, đảm bảo UE có thể truyền nhận dữ liệu với mạng lõi. Việc hiểu rõ luồng tín hiệu, chức năng từng bản tin và mối liên hệ giữa các thủ tục giúp em có cái nhìn tổng thể về quy trình thiết lập kết nối</w:t>
+      </w:r>
+      <w:r>
+        <w:rPr>
+          <w:rFonts w:ascii="Times New Roman" w:hAnsi="Times New Roman" w:cs="Times New Roman"/>
+          <w:sz w:val="26"/>
+          <w:szCs w:val="26"/>
+        </w:rPr>
+        <w:t xml:space="preserve"> giữa UE và mạng</w:t>
+      </w:r>
+      <w:r>
+        <w:rPr>
+          <w:rFonts w:ascii="Times New Roman" w:hAnsi="Times New Roman" w:cs="Times New Roman"/>
+          <w:sz w:val="26"/>
+          <w:szCs w:val="26"/>
+        </w:rPr>
+        <w:t xml:space="preserve"> trong</w:t>
+      </w:r>
+      <w:r>
+        <w:rPr>
+          <w:rFonts w:ascii="Times New Roman" w:hAnsi="Times New Roman" w:cs="Times New Roman"/>
+          <w:sz w:val="26"/>
+          <w:szCs w:val="26"/>
+        </w:rPr>
+        <w:t xml:space="preserve"> hệ thống</w:t>
+      </w:r>
+      <w:r>
+        <w:rPr>
+          <w:rFonts w:ascii="Times New Roman" w:hAnsi="Times New Roman" w:cs="Times New Roman"/>
+          <w:sz w:val="26"/>
+          <w:szCs w:val="26"/>
+        </w:rPr>
+        <w:t xml:space="preserve"> 5G, làm nền tảng cho các bước nghiên cứu và thực hành tiếp theo.</w:t>
+      </w:r>
+    </w:p>
+    <w:p>
+      <w:pPr>
+        <w:spacing w:before="100" w:beforeAutospacing="1" w:after="100" w:afterAutospacing="1" w:line="360" w:lineRule="auto"/>
+        <w:rPr>
+          <w:rFonts w:ascii="Times New Roman" w:hAnsi="Times New Roman" w:cs="Times New Roman"/>
+          <w:sz w:val="26"/>
+          <w:szCs w:val="26"/>
+        </w:rPr>
+      </w:pPr>
+    </w:p>
+    <w:p>
+      <w:pPr>
+        <w:spacing w:before="100" w:beforeAutospacing="1" w:after="100" w:afterAutospacing="1" w:line="360" w:lineRule="auto"/>
+        <w:rPr>
+          <w:rFonts w:ascii="Times New Roman" w:hAnsi="Times New Roman" w:cs="Times New Roman"/>
+          <w:sz w:val="26"/>
+          <w:szCs w:val="26"/>
+        </w:rPr>
+      </w:pPr>
+      <w:r>
+        <w:rPr>
+          <w:rFonts w:ascii="Times New Roman" w:hAnsi="Times New Roman" w:cs="Times New Roman"/>
+          <w:sz w:val="26"/>
+          <w:szCs w:val="26"/>
+        </w:rPr>
+        <w:lastRenderedPageBreak/>
+        <w:t xml:space="preserve">               </w:t>
+      </w:r>
+      <w:r>
+        <w:rPr>
+          <w:rFonts w:ascii="Times New Roman" w:hAnsi="Times New Roman" w:cs="Times New Roman"/>
+          <w:noProof/>
+          <w:sz w:val="26"/>
+          <w:szCs w:val="26"/>
+          <w:lang w:eastAsia="ja-JP"/>
+        </w:rPr>
+        <w:drawing>
+          <wp:inline distT="0" distB="0" distL="0" distR="0" wp14:anchorId="13275B7C" wp14:editId="2AD71E11">
+            <wp:extent cx="4663440" cy="4437511"/>
+            <wp:effectExtent l="0" t="0" r="3810" b="1270"/>
+            <wp:docPr id="4" name="Picture 4"/>
+            <wp:cNvGraphicFramePr>
+              <a:graphicFrameLocks xmlns:a="http://schemas.openxmlformats.org/drawingml/2006/main" noChangeAspect="1"/>
+            </wp:cNvGraphicFramePr>
+            <a:graphic xmlns:a="http://schemas.openxmlformats.org/drawingml/2006/main">
+              <a:graphicData uri="http://schemas.openxmlformats.org/drawingml/2006/picture">
+                <pic:pic xmlns:pic="http://schemas.openxmlformats.org/drawingml/2006/picture">
+                  <pic:nvPicPr>
+                    <pic:cNvPr id="1" name=""/>
+                    <pic:cNvPicPr/>
+                  </pic:nvPicPr>
+                  <pic:blipFill>
+                    <a:blip r:embed="rId12"/>
+                    <a:stretch>
+                      <a:fillRect/>
+                    </a:stretch>
+                  </pic:blipFill>
+                  <pic:spPr>
+                    <a:xfrm>
+                      <a:off x="0" y="0"/>
                       <a:ext cx="4681143" cy="4454356"/>
                     </a:xfrm>
                     <a:prstGeom prst="rect">
@@ -13663,16 +13692,7 @@
           <w:szCs w:val="26"/>
           <w:lang w:val="vi-VN"/>
         </w:rPr>
-        <w:t xml:space="preserve">Trong </w:t>
-      </w:r>
-      <w:r>
-        <w:rPr>
-          <w:rFonts w:ascii="Times New Roman" w:hAnsi="Times New Roman" w:cs="Times New Roman"/>
-          <w:sz w:val="26"/>
-          <w:szCs w:val="26"/>
-          <w:lang w:val="vi-VN"/>
-        </w:rPr>
-        <w:t>môi trường nghiên cứu và phát triển 5G tại Viettel High Tech, Linux được sử dụng cho các tác vụ như:</w:t>
+        <w:t>Trong môi trường nghiên cứu và phát triển 5G tại Viettel High Tech, Linux được sử dụng cho các tác vụ như:</w:t>
       </w:r>
     </w:p>
     <w:p>
@@ -13814,6 +13834,7 @@
           <w:b/>
           <w:sz w:val="26"/>
           <w:szCs w:val="26"/>
+          <w:lang w:val="vi-VN"/>
         </w:rPr>
       </w:pPr>
       <w:r>
@@ -13822,6 +13843,7 @@
           <w:b/>
           <w:sz w:val="26"/>
           <w:szCs w:val="26"/>
+          <w:lang w:val="vi-VN"/>
         </w:rPr>
         <w:lastRenderedPageBreak/>
         <w:t>2.3.2. Lập trình Shell script</w:t>
@@ -13840,6 +13862,7 @@
         <w:rPr>
           <w:sz w:val="26"/>
           <w:szCs w:val="26"/>
+          <w:lang w:val="vi-VN"/>
         </w:rPr>
         <w:tab/>
       </w:r>
@@ -13848,21 +13871,15 @@
           <w:bCs/>
           <w:sz w:val="26"/>
           <w:szCs w:val="26"/>
-        </w:rPr>
-        <w:t>Shell s</w:t>
-      </w:r>
-      <w:r>
-        <w:rPr>
-          <w:bCs/>
-          <w:sz w:val="26"/>
-          <w:szCs w:val="26"/>
-        </w:rPr>
-        <w:t>cript</w:t>
-      </w:r>
-      <w:r>
-        <w:rPr>
-          <w:sz w:val="26"/>
-          <w:szCs w:val="26"/>
+          <w:lang w:val="vi-VN"/>
+        </w:rPr>
+        <w:t>Shell script</w:t>
+      </w:r>
+      <w:r>
+        <w:rPr>
+          <w:sz w:val="26"/>
+          <w:szCs w:val="26"/>
+          <w:lang w:val="vi-VN"/>
         </w:rPr>
         <w:t xml:space="preserve"> là tập hợp các câu lệnh của hệ điều hành Unix/Linux được viết trong một file văn bản, cho phép thực hiện tự động các công việc thay vì gõ từng lệnh thủ công. Shell script được chạy bởi </w:t>
       </w:r>
@@ -13872,6 +13889,7 @@
           <w:bCs/>
           <w:sz w:val="26"/>
           <w:szCs w:val="26"/>
+          <w:lang w:val="vi-VN"/>
         </w:rPr>
         <w:t>Shell</w:t>
       </w:r>
@@ -13879,8 +13897,16 @@
         <w:rPr>
           <w:sz w:val="26"/>
           <w:szCs w:val="26"/>
-        </w:rPr>
-        <w:t xml:space="preserve"> – chương trình trung gian giữa người dùng và nhân hệ điều hành (Kernel). Trong Linux phổ biến nhất là </w:t>
+          <w:lang w:val="vi-VN"/>
+        </w:rPr>
+        <w:t xml:space="preserve"> – chương trình trung gian giữa người dùng và nhân hệ điều hành (Kernel). </w:t>
+      </w:r>
+      <w:r>
+        <w:rPr>
+          <w:sz w:val="26"/>
+          <w:szCs w:val="26"/>
+        </w:rPr>
+        <w:t xml:space="preserve">Trong Linux phổ biến nhất là </w:t>
       </w:r>
       <w:r>
         <w:rPr>
@@ -14070,27 +14096,332 @@
     </w:p>
     <w:p>
       <w:pPr>
-        <w:pStyle w:val="Heading1"/>
-      </w:pPr>
+        <w:spacing w:before="100" w:beforeAutospacing="1" w:after="100" w:afterAutospacing="1" w:line="360" w:lineRule="auto"/>
+        <w:ind w:firstLine="720"/>
+        <w:rPr>
+          <w:rFonts w:ascii="Times New Roman" w:eastAsia="Times New Roman" w:hAnsi="Times New Roman" w:cs="Times New Roman"/>
+          <w:noProof/>
+          <w:sz w:val="26"/>
+          <w:szCs w:val="26"/>
+          <w:lang w:eastAsia="ja-JP"/>
+        </w:rPr>
+      </w:pPr>
+      <w:r>
+        <w:rPr>
+          <w:rFonts w:ascii="Times New Roman" w:eastAsia="Times New Roman" w:hAnsi="Times New Roman" w:cs="Times New Roman"/>
+          <w:sz w:val="26"/>
+          <w:szCs w:val="26"/>
+          <w:lang w:eastAsia="ja-JP"/>
+        </w:rPr>
+        <w:t>Cấu trúc một file Shell Script đơn giản, bao gồm:</w:t>
+      </w:r>
+    </w:p>
+    <w:p>
+      <w:pPr>
+        <w:spacing w:before="100" w:beforeAutospacing="1" w:after="100" w:afterAutospacing="1" w:line="360" w:lineRule="auto"/>
+        <w:rPr>
+          <w:rFonts w:ascii="Times New Roman" w:eastAsia="Times New Roman" w:hAnsi="Times New Roman" w:cs="Times New Roman"/>
+          <w:sz w:val="26"/>
+          <w:szCs w:val="26"/>
+          <w:lang w:eastAsia="ja-JP"/>
+        </w:rPr>
+      </w:pPr>
+      <w:r>
+        <w:rPr>
+          <w:rFonts w:ascii="Times New Roman" w:eastAsia="Times New Roman" w:hAnsi="Times New Roman" w:cs="Times New Roman"/>
+          <w:noProof/>
+          <w:sz w:val="26"/>
+          <w:szCs w:val="26"/>
+          <w:lang w:eastAsia="ja-JP"/>
+        </w:rPr>
+        <w:drawing>
+          <wp:inline distT="0" distB="0" distL="0" distR="0" wp14:anchorId="0C3C5F8D" wp14:editId="032A6E2E">
+            <wp:extent cx="5943600" cy="2023745"/>
+            <wp:effectExtent l="0" t="0" r="0" b="0"/>
+            <wp:docPr id="3" name="Picture 3"/>
+            <wp:cNvGraphicFramePr>
+              <a:graphicFrameLocks xmlns:a="http://schemas.openxmlformats.org/drawingml/2006/main" noChangeAspect="1"/>
+            </wp:cNvGraphicFramePr>
+            <a:graphic xmlns:a="http://schemas.openxmlformats.org/drawingml/2006/main">
+              <a:graphicData uri="http://schemas.openxmlformats.org/drawingml/2006/picture">
+                <pic:pic xmlns:pic="http://schemas.openxmlformats.org/drawingml/2006/picture">
+                  <pic:nvPicPr>
+                    <pic:cNvPr id="3" name="Screenshot 2025-08-16 112050.png"/>
+                    <pic:cNvPicPr/>
+                  </pic:nvPicPr>
+                  <pic:blipFill>
+                    <a:blip r:embed="rId13">
+                      <a:extLst>
+                        <a:ext uri="{28A0092B-C50C-407E-A947-70E740481C1C}">
+                          <a14:useLocalDpi xmlns:a14="http://schemas.microsoft.com/office/drawing/2010/main" val="0"/>
+                        </a:ext>
+                      </a:extLst>
+                    </a:blip>
+                    <a:stretch>
+                      <a:fillRect/>
+                    </a:stretch>
+                  </pic:blipFill>
+                  <pic:spPr>
+                    <a:xfrm>
+                      <a:off x="0" y="0"/>
+                      <a:ext cx="5943600" cy="2023745"/>
+                    </a:xfrm>
+                    <a:prstGeom prst="rect">
+                      <a:avLst/>
+                    </a:prstGeom>
+                  </pic:spPr>
+                </pic:pic>
+              </a:graphicData>
+            </a:graphic>
+          </wp:inline>
+        </w:drawing>
+      </w:r>
+    </w:p>
+    <w:p>
+      <w:pPr>
+        <w:pStyle w:val="ListParagraph"/>
+        <w:numPr>
+          <w:ilvl w:val="0"/>
+          <w:numId w:val="27"/>
+        </w:numPr>
+        <w:spacing w:before="100" w:beforeAutospacing="1" w:after="100" w:afterAutospacing="1" w:line="360" w:lineRule="auto"/>
+        <w:rPr>
+          <w:rFonts w:ascii="Times New Roman" w:eastAsia="Times New Roman" w:hAnsi="Times New Roman" w:cs="Times New Roman"/>
+          <w:sz w:val="26"/>
+          <w:szCs w:val="26"/>
+          <w:lang w:eastAsia="ja-JP"/>
+        </w:rPr>
+      </w:pPr>
+      <w:proofErr w:type="gramStart"/>
+      <w:r>
+        <w:rPr>
+          <w:rFonts w:ascii="Times New Roman" w:eastAsia="Times New Roman" w:hAnsi="Times New Roman" w:cs="Times New Roman"/>
+          <w:b/>
+          <w:sz w:val="26"/>
+          <w:szCs w:val="26"/>
+          <w:lang w:eastAsia="ja-JP"/>
+        </w:rPr>
+        <w:t>#!/</w:t>
+      </w:r>
+      <w:proofErr w:type="gramEnd"/>
+      <w:r>
+        <w:rPr>
+          <w:rFonts w:ascii="Times New Roman" w:eastAsia="Times New Roman" w:hAnsi="Times New Roman" w:cs="Times New Roman"/>
+          <w:b/>
+          <w:sz w:val="26"/>
+          <w:szCs w:val="26"/>
+          <w:lang w:eastAsia="ja-JP"/>
+        </w:rPr>
+        <w:t>bin/bash</w:t>
+      </w:r>
+      <w:r>
+        <w:rPr>
+          <w:rFonts w:ascii="Times New Roman" w:eastAsia="Times New Roman" w:hAnsi="Times New Roman" w:cs="Times New Roman"/>
+          <w:sz w:val="26"/>
+          <w:szCs w:val="26"/>
+          <w:lang w:eastAsia="ja-JP"/>
+        </w:rPr>
+        <w:t>: Khai báo trình thông dịch.</w:t>
+      </w:r>
+    </w:p>
+    <w:p>
+      <w:pPr>
+        <w:pStyle w:val="ListParagraph"/>
+        <w:numPr>
+          <w:ilvl w:val="0"/>
+          <w:numId w:val="27"/>
+        </w:numPr>
+        <w:spacing w:before="100" w:beforeAutospacing="1" w:after="100" w:afterAutospacing="1" w:line="360" w:lineRule="auto"/>
+        <w:rPr>
+          <w:rFonts w:ascii="Times New Roman" w:eastAsia="Times New Roman" w:hAnsi="Times New Roman" w:cs="Times New Roman"/>
+          <w:sz w:val="26"/>
+          <w:szCs w:val="26"/>
+          <w:lang w:eastAsia="ja-JP"/>
+        </w:rPr>
+      </w:pPr>
+      <w:r>
+        <w:rPr>
+          <w:rFonts w:ascii="Times New Roman" w:eastAsia="Times New Roman" w:hAnsi="Times New Roman" w:cs="Times New Roman"/>
+          <w:b/>
+          <w:sz w:val="26"/>
+          <w:szCs w:val="26"/>
+          <w:lang w:eastAsia="ja-JP"/>
+        </w:rPr>
+        <w:t>echo “Hello World”</w:t>
+      </w:r>
+      <w:r>
+        <w:rPr>
+          <w:rFonts w:ascii="Times New Roman" w:eastAsia="Times New Roman" w:hAnsi="Times New Roman" w:cs="Times New Roman"/>
+          <w:sz w:val="26"/>
+          <w:szCs w:val="26"/>
+          <w:lang w:eastAsia="ja-JP"/>
+        </w:rPr>
+        <w:t>: lệnh in ra màn hình (stdout).</w:t>
+      </w:r>
+    </w:p>
+    <w:p>
+      <w:pPr>
+        <w:spacing w:before="100" w:beforeAutospacing="1" w:after="100" w:afterAutospacing="1" w:line="360" w:lineRule="auto"/>
+        <w:rPr>
+          <w:rFonts w:ascii="Times New Roman" w:eastAsia="Times New Roman" w:hAnsi="Times New Roman" w:cs="Times New Roman"/>
+          <w:sz w:val="26"/>
+          <w:szCs w:val="26"/>
+          <w:lang w:eastAsia="ja-JP"/>
+        </w:rPr>
+      </w:pPr>
+    </w:p>
+    <w:p>
+      <w:pPr>
+        <w:spacing w:before="100" w:beforeAutospacing="1" w:after="100" w:afterAutospacing="1" w:line="360" w:lineRule="auto"/>
+        <w:rPr>
+          <w:rFonts w:ascii="Times New Roman" w:eastAsia="Times New Roman" w:hAnsi="Times New Roman" w:cs="Times New Roman"/>
+          <w:sz w:val="26"/>
+          <w:szCs w:val="26"/>
+          <w:lang w:eastAsia="ja-JP"/>
+        </w:rPr>
+      </w:pPr>
+    </w:p>
+    <w:p>
+      <w:pPr>
+        <w:spacing w:before="100" w:beforeAutospacing="1" w:after="100" w:afterAutospacing="1" w:line="360" w:lineRule="auto"/>
+        <w:ind w:firstLine="720"/>
+        <w:rPr>
+          <w:rFonts w:ascii="Times New Roman" w:eastAsia="Times New Roman" w:hAnsi="Times New Roman" w:cs="Times New Roman"/>
+          <w:sz w:val="26"/>
+          <w:szCs w:val="26"/>
+          <w:lang w:eastAsia="ja-JP"/>
+        </w:rPr>
+      </w:pPr>
+      <w:r>
+        <w:rPr>
+          <w:rFonts w:ascii="Times New Roman" w:eastAsia="Times New Roman" w:hAnsi="Times New Roman" w:cs="Times New Roman"/>
+          <w:sz w:val="26"/>
+          <w:szCs w:val="26"/>
+          <w:lang w:eastAsia="ja-JP"/>
+        </w:rPr>
+        <w:lastRenderedPageBreak/>
+        <w:t xml:space="preserve">Để thực thi ta cần dùng lệnh </w:t>
+      </w:r>
+      <w:r>
+        <w:rPr>
+          <w:rFonts w:ascii="Times New Roman" w:eastAsia="Times New Roman" w:hAnsi="Times New Roman" w:cs="Times New Roman"/>
+          <w:b/>
+          <w:sz w:val="26"/>
+          <w:szCs w:val="26"/>
+          <w:lang w:eastAsia="ja-JP"/>
+        </w:rPr>
+        <w:t>chmod a+x Shell.sh</w:t>
+      </w:r>
+      <w:r>
+        <w:rPr>
+          <w:rFonts w:ascii="Times New Roman" w:eastAsia="Times New Roman" w:hAnsi="Times New Roman" w:cs="Times New Roman"/>
+          <w:sz w:val="26"/>
+          <w:szCs w:val="26"/>
+          <w:lang w:eastAsia="ja-JP"/>
+        </w:rPr>
+        <w:t xml:space="preserve"> để cấp quyền thực thi, cụ thể:</w:t>
+      </w:r>
+    </w:p>
+    <w:p>
+      <w:pPr>
+        <w:spacing w:before="100" w:beforeAutospacing="1" w:after="100" w:afterAutospacing="1" w:line="360" w:lineRule="auto"/>
+        <w:rPr>
+          <w:rFonts w:ascii="Times New Roman" w:eastAsia="Times New Roman" w:hAnsi="Times New Roman" w:cs="Times New Roman"/>
+          <w:sz w:val="26"/>
+          <w:szCs w:val="26"/>
+          <w:lang w:eastAsia="ja-JP"/>
+        </w:rPr>
+      </w:pPr>
+      <w:r>
+        <w:rPr>
+          <w:rFonts w:ascii="Times New Roman" w:eastAsia="Times New Roman" w:hAnsi="Times New Roman" w:cs="Times New Roman"/>
+          <w:noProof/>
+          <w:sz w:val="26"/>
+          <w:szCs w:val="26"/>
+          <w:lang w:eastAsia="ja-JP"/>
+        </w:rPr>
+        <w:drawing>
+          <wp:inline distT="0" distB="0" distL="0" distR="0">
+            <wp:extent cx="5585791" cy="575945"/>
+            <wp:effectExtent l="0" t="0" r="0" b="0"/>
+            <wp:docPr id="9" name="Picture 9"/>
+            <wp:cNvGraphicFramePr>
+              <a:graphicFrameLocks xmlns:a="http://schemas.openxmlformats.org/drawingml/2006/main" noChangeAspect="1"/>
+            </wp:cNvGraphicFramePr>
+            <a:graphic xmlns:a="http://schemas.openxmlformats.org/drawingml/2006/main">
+              <a:graphicData uri="http://schemas.openxmlformats.org/drawingml/2006/picture">
+                <pic:pic xmlns:pic="http://schemas.openxmlformats.org/drawingml/2006/picture">
+                  <pic:nvPicPr>
+                    <pic:cNvPr id="9" name="Screenshot 2025-08-16 112023.png"/>
+                    <pic:cNvPicPr/>
+                  </pic:nvPicPr>
+                  <pic:blipFill>
+                    <a:blip r:embed="rId14">
+                      <a:extLst>
+                        <a:ext uri="{28A0092B-C50C-407E-A947-70E740481C1C}">
+                          <a14:useLocalDpi xmlns:a14="http://schemas.microsoft.com/office/drawing/2010/main" val="0"/>
+                        </a:ext>
+                      </a:extLst>
+                    </a:blip>
+                    <a:stretch>
+                      <a:fillRect/>
+                    </a:stretch>
+                  </pic:blipFill>
+                  <pic:spPr>
+                    <a:xfrm>
+                      <a:off x="0" y="0"/>
+                      <a:ext cx="5590144" cy="576394"/>
+                    </a:xfrm>
+                    <a:prstGeom prst="rect">
+                      <a:avLst/>
+                    </a:prstGeom>
+                  </pic:spPr>
+                </pic:pic>
+              </a:graphicData>
+            </a:graphic>
+          </wp:inline>
+        </w:drawing>
+      </w:r>
+    </w:p>
+    <w:p>
+      <w:pPr>
+        <w:spacing w:before="100" w:beforeAutospacing="1" w:after="100" w:afterAutospacing="1" w:line="360" w:lineRule="auto"/>
+        <w:ind w:firstLine="720"/>
+        <w:rPr>
+          <w:rFonts w:ascii="Times New Roman" w:eastAsia="Times New Roman" w:hAnsi="Times New Roman" w:cs="Times New Roman"/>
+          <w:sz w:val="26"/>
+          <w:szCs w:val="26"/>
+          <w:lang w:eastAsia="ja-JP"/>
+        </w:rPr>
+      </w:pPr>
+      <w:r>
+        <w:rPr>
+          <w:rFonts w:ascii="Times New Roman" w:eastAsia="Times New Roman" w:hAnsi="Times New Roman" w:cs="Times New Roman"/>
+          <w:sz w:val="26"/>
+          <w:szCs w:val="26"/>
+          <w:lang w:eastAsia="ja-JP"/>
+        </w:rPr>
+        <w:t>Bên cạnh đó, em cũng tìm hiểu, nghiên cứu để nắm chắc các lệnh cơ bản và cách sử dụng chúng trong lập trình Shell Script, được trình bày ở bảng 2.6 dưới đây:</w:t>
+      </w:r>
     </w:p>
     <w:tbl>
       <w:tblPr>
         <w:tblStyle w:val="TableGrid"/>
-        <w:tblW w:w="9702" w:type="dxa"/>
+        <w:tblW w:w="9883" w:type="dxa"/>
         <w:tblLook w:val="04A0" w:firstRow="1" w:lastRow="0" w:firstColumn="1" w:lastColumn="0" w:noHBand="0" w:noVBand="1"/>
       </w:tblPr>
       <w:tblGrid>
-        <w:gridCol w:w="3234"/>
-        <w:gridCol w:w="3234"/>
-        <w:gridCol w:w="3234"/>
+        <w:gridCol w:w="1584"/>
+        <w:gridCol w:w="4476"/>
+        <w:gridCol w:w="3823"/>
       </w:tblGrid>
       <w:tr>
         <w:trPr>
-          <w:trHeight w:val="274"/>
+          <w:trHeight w:val="301"/>
         </w:trPr>
         <w:tc>
           <w:tcPr>
-            <w:tcW w:w="3234" w:type="dxa"/>
+            <w:tcW w:w="1584" w:type="dxa"/>
           </w:tcPr>
           <w:p>
             <w:pPr>
@@ -14112,7 +14443,7 @@
         </w:tc>
         <w:tc>
           <w:tcPr>
-            <w:tcW w:w="3234" w:type="dxa"/>
+            <w:tcW w:w="4476" w:type="dxa"/>
           </w:tcPr>
           <w:p>
             <w:pPr>
@@ -14134,7 +14465,7 @@
         </w:tc>
         <w:tc>
           <w:tcPr>
-            <w:tcW w:w="3234" w:type="dxa"/>
+            <w:tcW w:w="3823" w:type="dxa"/>
           </w:tcPr>
           <w:p>
             <w:pPr>
@@ -14157,11 +14488,11 @@
       </w:tr>
       <w:tr>
         <w:trPr>
-          <w:trHeight w:val="547"/>
+          <w:trHeight w:val="640"/>
         </w:trPr>
         <w:tc>
           <w:tcPr>
-            <w:tcW w:w="3234" w:type="dxa"/>
+            <w:tcW w:w="1584" w:type="dxa"/>
           </w:tcPr>
           <w:p>
             <w:pPr>
@@ -14183,7 +14514,7 @@
         </w:tc>
         <w:tc>
           <w:tcPr>
-            <w:tcW w:w="3234" w:type="dxa"/>
+            <w:tcW w:w="4476" w:type="dxa"/>
           </w:tcPr>
           <w:p>
             <w:pPr>
@@ -14205,7 +14536,7 @@
         </w:tc>
         <w:tc>
           <w:tcPr>
-            <w:tcW w:w="3234" w:type="dxa"/>
+            <w:tcW w:w="3823" w:type="dxa"/>
           </w:tcPr>
           <w:p>
             <w:pPr>
@@ -14228,11 +14559,11 @@
       </w:tr>
       <w:tr>
         <w:trPr>
-          <w:trHeight w:val="274"/>
+          <w:trHeight w:val="451"/>
         </w:trPr>
         <w:tc>
           <w:tcPr>
-            <w:tcW w:w="3234" w:type="dxa"/>
+            <w:tcW w:w="1584" w:type="dxa"/>
           </w:tcPr>
           <w:p>
             <w:pPr>
@@ -14254,7 +14585,7 @@
         </w:tc>
         <w:tc>
           <w:tcPr>
-            <w:tcW w:w="3234" w:type="dxa"/>
+            <w:tcW w:w="4476" w:type="dxa"/>
           </w:tcPr>
           <w:p>
             <w:pPr>
@@ -14276,7 +14607,7 @@
         </w:tc>
         <w:tc>
           <w:tcPr>
-            <w:tcW w:w="3234" w:type="dxa"/>
+            <w:tcW w:w="3823" w:type="dxa"/>
           </w:tcPr>
           <w:p>
             <w:pPr>
@@ -14299,11 +14630,11 @@
       </w:tr>
       <w:tr>
         <w:trPr>
-          <w:trHeight w:val="547"/>
+          <w:trHeight w:val="415"/>
         </w:trPr>
         <w:tc>
           <w:tcPr>
-            <w:tcW w:w="3234" w:type="dxa"/>
+            <w:tcW w:w="1584" w:type="dxa"/>
           </w:tcPr>
           <w:p>
             <w:pPr>
@@ -14325,7 +14656,7 @@
         </w:tc>
         <w:tc>
           <w:tcPr>
-            <w:tcW w:w="3234" w:type="dxa"/>
+            <w:tcW w:w="4476" w:type="dxa"/>
           </w:tcPr>
           <w:p>
             <w:pPr>
@@ -14347,7 +14678,7 @@
         </w:tc>
         <w:tc>
           <w:tcPr>
-            <w:tcW w:w="3234" w:type="dxa"/>
+            <w:tcW w:w="3823" w:type="dxa"/>
           </w:tcPr>
           <w:p>
             <w:pPr>
@@ -14370,11 +14701,11 @@
       </w:tr>
       <w:tr>
         <w:trPr>
-          <w:trHeight w:val="274"/>
+          <w:trHeight w:val="405"/>
         </w:trPr>
         <w:tc>
           <w:tcPr>
-            <w:tcW w:w="3234" w:type="dxa"/>
+            <w:tcW w:w="1584" w:type="dxa"/>
           </w:tcPr>
           <w:p>
             <w:pPr>
@@ -14396,7 +14727,7 @@
         </w:tc>
         <w:tc>
           <w:tcPr>
-            <w:tcW w:w="3234" w:type="dxa"/>
+            <w:tcW w:w="4476" w:type="dxa"/>
           </w:tcPr>
           <w:p>
             <w:pPr>
@@ -14418,7 +14749,7 @@
         </w:tc>
         <w:tc>
           <w:tcPr>
-            <w:tcW w:w="3234" w:type="dxa"/>
+            <w:tcW w:w="3823" w:type="dxa"/>
           </w:tcPr>
           <w:p>
             <w:pPr>
@@ -14441,11 +14772,11 @@
       </w:tr>
       <w:tr>
         <w:trPr>
-          <w:trHeight w:val="274"/>
+          <w:trHeight w:val="523"/>
         </w:trPr>
         <w:tc>
           <w:tcPr>
-            <w:tcW w:w="3234" w:type="dxa"/>
+            <w:tcW w:w="1584" w:type="dxa"/>
           </w:tcPr>
           <w:p>
             <w:pPr>
@@ -14467,7 +14798,7 @@
         </w:tc>
         <w:tc>
           <w:tcPr>
-            <w:tcW w:w="3234" w:type="dxa"/>
+            <w:tcW w:w="4476" w:type="dxa"/>
           </w:tcPr>
           <w:p>
             <w:pPr>
@@ -14489,7 +14820,7 @@
         </w:tc>
         <w:tc>
           <w:tcPr>
-            <w:tcW w:w="3234" w:type="dxa"/>
+            <w:tcW w:w="3823" w:type="dxa"/>
           </w:tcPr>
           <w:p>
             <w:pPr>
@@ -14512,11 +14843,11 @@
       </w:tr>
       <w:tr>
         <w:trPr>
-          <w:trHeight w:val="274"/>
+          <w:trHeight w:val="499"/>
         </w:trPr>
         <w:tc>
           <w:tcPr>
-            <w:tcW w:w="3234" w:type="dxa"/>
+            <w:tcW w:w="1584" w:type="dxa"/>
           </w:tcPr>
           <w:p>
             <w:pPr>
@@ -14538,7 +14869,7 @@
         </w:tc>
         <w:tc>
           <w:tcPr>
-            <w:tcW w:w="3234" w:type="dxa"/>
+            <w:tcW w:w="4476" w:type="dxa"/>
           </w:tcPr>
           <w:p>
             <w:pPr>
@@ -14560,7 +14891,7 @@
         </w:tc>
         <w:tc>
           <w:tcPr>
-            <w:tcW w:w="3234" w:type="dxa"/>
+            <w:tcW w:w="3823" w:type="dxa"/>
           </w:tcPr>
           <w:p>
             <w:pPr>
@@ -14583,11 +14914,11 @@
       </w:tr>
       <w:tr>
         <w:trPr>
-          <w:trHeight w:val="274"/>
+          <w:trHeight w:val="475"/>
         </w:trPr>
         <w:tc>
           <w:tcPr>
-            <w:tcW w:w="3234" w:type="dxa"/>
+            <w:tcW w:w="1584" w:type="dxa"/>
           </w:tcPr>
           <w:p>
             <w:pPr>
@@ -14609,7 +14940,7 @@
         </w:tc>
         <w:tc>
           <w:tcPr>
-            <w:tcW w:w="3234" w:type="dxa"/>
+            <w:tcW w:w="4476" w:type="dxa"/>
           </w:tcPr>
           <w:p>
             <w:pPr>
@@ -14631,7 +14962,7 @@
         </w:tc>
         <w:tc>
           <w:tcPr>
-            <w:tcW w:w="3234" w:type="dxa"/>
+            <w:tcW w:w="3823" w:type="dxa"/>
           </w:tcPr>
           <w:p>
             <w:pPr>
@@ -14654,11 +14985,11 @@
       </w:tr>
       <w:tr>
         <w:trPr>
-          <w:trHeight w:val="547"/>
+          <w:trHeight w:val="436"/>
         </w:trPr>
         <w:tc>
           <w:tcPr>
-            <w:tcW w:w="3234" w:type="dxa"/>
+            <w:tcW w:w="1584" w:type="dxa"/>
           </w:tcPr>
           <w:p>
             <w:pPr>
@@ -14680,7 +15011,7 @@
         </w:tc>
         <w:tc>
           <w:tcPr>
-            <w:tcW w:w="3234" w:type="dxa"/>
+            <w:tcW w:w="4476" w:type="dxa"/>
           </w:tcPr>
           <w:p>
             <w:pPr>
@@ -14702,7 +15033,7 @@
         </w:tc>
         <w:tc>
           <w:tcPr>
-            <w:tcW w:w="3234" w:type="dxa"/>
+            <w:tcW w:w="3823" w:type="dxa"/>
           </w:tcPr>
           <w:p>
             <w:pPr>
@@ -14725,11 +15056,11 @@
       </w:tr>
       <w:tr>
         <w:trPr>
-          <w:trHeight w:val="274"/>
+          <w:trHeight w:val="429"/>
         </w:trPr>
         <w:tc>
           <w:tcPr>
-            <w:tcW w:w="3234" w:type="dxa"/>
+            <w:tcW w:w="1584" w:type="dxa"/>
           </w:tcPr>
           <w:p>
             <w:pPr>
@@ -14751,7 +15082,7 @@
         </w:tc>
         <w:tc>
           <w:tcPr>
-            <w:tcW w:w="3234" w:type="dxa"/>
+            <w:tcW w:w="4476" w:type="dxa"/>
           </w:tcPr>
           <w:p>
             <w:pPr>
@@ -14773,7 +15104,7 @@
         </w:tc>
         <w:tc>
           <w:tcPr>
-            <w:tcW w:w="3234" w:type="dxa"/>
+            <w:tcW w:w="3823" w:type="dxa"/>
           </w:tcPr>
           <w:p>
             <w:pPr>
@@ -14796,11 +15127,11 @@
       </w:tr>
       <w:tr>
         <w:trPr>
-          <w:trHeight w:val="262"/>
+          <w:trHeight w:val="417"/>
         </w:trPr>
         <w:tc>
           <w:tcPr>
-            <w:tcW w:w="3234" w:type="dxa"/>
+            <w:tcW w:w="1584" w:type="dxa"/>
           </w:tcPr>
           <w:p>
             <w:pPr>
@@ -14822,7 +15153,7 @@
         </w:tc>
         <w:tc>
           <w:tcPr>
-            <w:tcW w:w="3234" w:type="dxa"/>
+            <w:tcW w:w="4476" w:type="dxa"/>
           </w:tcPr>
           <w:p>
             <w:pPr>
@@ -14844,7 +15175,7 @@
         </w:tc>
         <w:tc>
           <w:tcPr>
-            <w:tcW w:w="3234" w:type="dxa"/>
+            <w:tcW w:w="3823" w:type="dxa"/>
           </w:tcPr>
           <w:p>
             <w:pPr>
@@ -14867,11 +15198,11 @@
       </w:tr>
       <w:tr>
         <w:trPr>
-          <w:trHeight w:val="274"/>
+          <w:trHeight w:val="423"/>
         </w:trPr>
         <w:tc>
           <w:tcPr>
-            <w:tcW w:w="3234" w:type="dxa"/>
+            <w:tcW w:w="1584" w:type="dxa"/>
           </w:tcPr>
           <w:p>
             <w:pPr>
@@ -14887,13 +15218,13 @@
                 <w:sz w:val="26"/>
                 <w:szCs w:val="26"/>
               </w:rPr>
-              <w:t>df -h</w:t>
+              <w:t>find</w:t>
             </w:r>
           </w:p>
         </w:tc>
         <w:tc>
           <w:tcPr>
-            <w:tcW w:w="3234" w:type="dxa"/>
+            <w:tcW w:w="4476" w:type="dxa"/>
           </w:tcPr>
           <w:p>
             <w:pPr>
@@ -14909,13 +15240,13 @@
                 <w:sz w:val="26"/>
                 <w:szCs w:val="26"/>
               </w:rPr>
-              <w:t>Xem dung lượng ổ đĩa</w:t>
+              <w:t xml:space="preserve">Tìm kiếm file, nội dung file, thư mục </w:t>
             </w:r>
           </w:p>
         </w:tc>
         <w:tc>
           <w:tcPr>
-            <w:tcW w:w="3234" w:type="dxa"/>
+            <w:tcW w:w="3823" w:type="dxa"/>
           </w:tcPr>
           <w:p>
             <w:pPr>
@@ -14931,18 +15262,18 @@
                 <w:sz w:val="26"/>
                 <w:szCs w:val="26"/>
               </w:rPr>
-              <w:t>df -h</w:t>
+              <w:t>Find /home/user –name “file.txt”</w:t>
             </w:r>
           </w:p>
         </w:tc>
       </w:tr>
       <w:tr>
         <w:trPr>
-          <w:trHeight w:val="274"/>
+          <w:trHeight w:val="414"/>
         </w:trPr>
         <w:tc>
           <w:tcPr>
-            <w:tcW w:w="3234" w:type="dxa"/>
+            <w:tcW w:w="1584" w:type="dxa"/>
           </w:tcPr>
           <w:p>
             <w:pPr>
@@ -14964,7 +15295,7 @@
         </w:tc>
         <w:tc>
           <w:tcPr>
-            <w:tcW w:w="3234" w:type="dxa"/>
+            <w:tcW w:w="4476" w:type="dxa"/>
           </w:tcPr>
           <w:p>
             <w:pPr>
@@ -14986,7 +15317,7 @@
         </w:tc>
         <w:tc>
           <w:tcPr>
-            <w:tcW w:w="3234" w:type="dxa"/>
+            <w:tcW w:w="3823" w:type="dxa"/>
           </w:tcPr>
           <w:p>
             <w:pPr>
@@ -15009,11 +15340,11 @@
       </w:tr>
       <w:tr>
         <w:trPr>
-          <w:trHeight w:val="274"/>
+          <w:trHeight w:val="548"/>
         </w:trPr>
         <w:tc>
           <w:tcPr>
-            <w:tcW w:w="3234" w:type="dxa"/>
+            <w:tcW w:w="1584" w:type="dxa"/>
           </w:tcPr>
           <w:p>
             <w:pPr>
@@ -15035,7 +15366,7 @@
         </w:tc>
         <w:tc>
           <w:tcPr>
-            <w:tcW w:w="3234" w:type="dxa"/>
+            <w:tcW w:w="4476" w:type="dxa"/>
           </w:tcPr>
           <w:p>
             <w:pPr>
@@ -15057,7 +15388,7 @@
         </w:tc>
         <w:tc>
           <w:tcPr>
-            <w:tcW w:w="3234" w:type="dxa"/>
+            <w:tcW w:w="3823" w:type="dxa"/>
           </w:tcPr>
           <w:p>
             <w:pPr>
@@ -15080,11 +15411,11 @@
       </w:tr>
       <w:tr>
         <w:trPr>
-          <w:trHeight w:val="547"/>
+          <w:trHeight w:val="569"/>
         </w:trPr>
         <w:tc>
           <w:tcPr>
-            <w:tcW w:w="3234" w:type="dxa"/>
+            <w:tcW w:w="1584" w:type="dxa"/>
           </w:tcPr>
           <w:p>
             <w:pPr>
@@ -15100,14 +15431,13 @@
                 <w:sz w:val="26"/>
                 <w:szCs w:val="26"/>
               </w:rPr>
-              <w:lastRenderedPageBreak/>
               <w:t>sed</w:t>
             </w:r>
           </w:p>
         </w:tc>
         <w:tc>
           <w:tcPr>
-            <w:tcW w:w="3234" w:type="dxa"/>
+            <w:tcW w:w="4476" w:type="dxa"/>
           </w:tcPr>
           <w:p>
             <w:pPr>
@@ -15129,7 +15459,7 @@
         </w:tc>
         <w:tc>
           <w:tcPr>
-            <w:tcW w:w="3234" w:type="dxa"/>
+            <w:tcW w:w="3823" w:type="dxa"/>
           </w:tcPr>
           <w:p>
             <w:pPr>
@@ -15146,23 +15476,1229 @@
                 <w:szCs w:val="26"/>
               </w:rPr>
               <w:t>sed 's/old/new/g' file.txt</w:t>
+            </w:r>
+          </w:p>
+        </w:tc>
+      </w:tr>
+      <w:tr>
+        <w:trPr>
+          <w:trHeight w:val="488"/>
+        </w:trPr>
+        <w:tc>
+          <w:tcPr>
+            <w:tcW w:w="1584" w:type="dxa"/>
+          </w:tcPr>
+          <w:p>
+            <w:pPr>
+              <w:rPr>
+                <w:rFonts w:ascii="Times New Roman" w:hAnsi="Times New Roman" w:cs="Times New Roman"/>
+                <w:sz w:val="26"/>
+                <w:szCs w:val="26"/>
+              </w:rPr>
+            </w:pPr>
+            <w:r>
+              <w:rPr>
+                <w:rFonts w:ascii="Times New Roman" w:hAnsi="Times New Roman" w:cs="Times New Roman"/>
+                <w:sz w:val="26"/>
+                <w:szCs w:val="26"/>
+              </w:rPr>
+              <w:t xml:space="preserve">rsync </w:t>
+            </w:r>
+          </w:p>
+        </w:tc>
+        <w:tc>
+          <w:tcPr>
+            <w:tcW w:w="4476" w:type="dxa"/>
+          </w:tcPr>
+          <w:p>
+            <w:pPr>
+              <w:rPr>
+                <w:rFonts w:ascii="Times New Roman" w:hAnsi="Times New Roman" w:cs="Times New Roman"/>
+                <w:sz w:val="26"/>
+                <w:szCs w:val="26"/>
+              </w:rPr>
+            </w:pPr>
+            <w:r>
+              <w:rPr>
+                <w:rFonts w:ascii="Times New Roman" w:hAnsi="Times New Roman" w:cs="Times New Roman"/>
+                <w:sz w:val="26"/>
+                <w:szCs w:val="26"/>
+              </w:rPr>
+              <w:t xml:space="preserve"> Backup snapshot </w:t>
+            </w:r>
+          </w:p>
+        </w:tc>
+        <w:tc>
+          <w:tcPr>
+            <w:tcW w:w="3823" w:type="dxa"/>
+          </w:tcPr>
+          <w:p>
+            <w:pPr>
+              <w:rPr>
+                <w:rFonts w:ascii="Times New Roman" w:hAnsi="Times New Roman" w:cs="Times New Roman"/>
+                <w:sz w:val="26"/>
+                <w:szCs w:val="26"/>
+              </w:rPr>
+            </w:pPr>
+            <w:r>
+              <w:rPr>
+                <w:rFonts w:ascii="Times New Roman" w:hAnsi="Times New Roman" w:cs="Times New Roman"/>
+                <w:sz w:val="26"/>
+                <w:szCs w:val="26"/>
+              </w:rPr>
+              <w:t xml:space="preserve">   rsync –av /source/ /backup/</w:t>
+            </w:r>
+          </w:p>
+        </w:tc>
+      </w:tr>
+      <w:tr>
+        <w:trPr>
+          <w:trHeight w:val="488"/>
+        </w:trPr>
+        <w:tc>
+          <w:tcPr>
+            <w:tcW w:w="1584" w:type="dxa"/>
+          </w:tcPr>
+          <w:p>
+            <w:pPr>
+              <w:rPr>
+                <w:rFonts w:ascii="Times New Roman" w:hAnsi="Times New Roman" w:cs="Times New Roman"/>
+                <w:sz w:val="26"/>
+                <w:szCs w:val="26"/>
+              </w:rPr>
+            </w:pPr>
+            <w:r>
+              <w:rPr>
+                <w:rFonts w:ascii="Times New Roman" w:hAnsi="Times New Roman" w:cs="Times New Roman"/>
+                <w:sz w:val="26"/>
+                <w:szCs w:val="26"/>
+              </w:rPr>
+              <w:t>wc</w:t>
+            </w:r>
+          </w:p>
+        </w:tc>
+        <w:tc>
+          <w:tcPr>
+            <w:tcW w:w="4476" w:type="dxa"/>
+          </w:tcPr>
+          <w:p>
+            <w:pPr>
+              <w:rPr>
+                <w:rFonts w:ascii="Times New Roman" w:hAnsi="Times New Roman" w:cs="Times New Roman"/>
+                <w:sz w:val="26"/>
+                <w:szCs w:val="26"/>
+              </w:rPr>
+            </w:pPr>
+            <w:r>
+              <w:rPr>
+                <w:rFonts w:ascii="Times New Roman" w:hAnsi="Times New Roman" w:cs="Times New Roman"/>
+                <w:sz w:val="26"/>
+                <w:szCs w:val="26"/>
+              </w:rPr>
+              <w:t>Đếm số từ, số dòng, số ký tự trong file</w:t>
+            </w:r>
+          </w:p>
+        </w:tc>
+        <w:tc>
+          <w:tcPr>
+            <w:tcW w:w="3823" w:type="dxa"/>
+          </w:tcPr>
+          <w:p>
+            <w:pPr>
+              <w:rPr>
+                <w:rFonts w:ascii="Times New Roman" w:hAnsi="Times New Roman" w:cs="Times New Roman"/>
+                <w:sz w:val="26"/>
+                <w:szCs w:val="26"/>
+              </w:rPr>
+            </w:pPr>
+            <w:r>
+              <w:rPr>
+                <w:rFonts w:ascii="Times New Roman" w:hAnsi="Times New Roman" w:cs="Times New Roman"/>
+                <w:sz w:val="26"/>
+                <w:szCs w:val="26"/>
+              </w:rPr>
+              <w:t>wc –l: đếm số dòng</w:t>
+            </w:r>
+          </w:p>
+          <w:p>
+            <w:pPr>
+              <w:rPr>
+                <w:rFonts w:ascii="Times New Roman" w:hAnsi="Times New Roman" w:cs="Times New Roman"/>
+                <w:sz w:val="26"/>
+                <w:szCs w:val="26"/>
+              </w:rPr>
+            </w:pPr>
+            <w:r>
+              <w:rPr>
+                <w:rFonts w:ascii="Times New Roman" w:hAnsi="Times New Roman" w:cs="Times New Roman"/>
+                <w:sz w:val="26"/>
+                <w:szCs w:val="26"/>
+              </w:rPr>
+              <w:t>wc –w: đếm số từ</w:t>
+            </w:r>
+          </w:p>
+          <w:p>
+            <w:pPr>
+              <w:rPr>
+                <w:rFonts w:ascii="Times New Roman" w:hAnsi="Times New Roman" w:cs="Times New Roman"/>
+                <w:sz w:val="26"/>
+                <w:szCs w:val="26"/>
+              </w:rPr>
+            </w:pPr>
+            <w:r>
+              <w:rPr>
+                <w:rFonts w:ascii="Times New Roman" w:hAnsi="Times New Roman" w:cs="Times New Roman"/>
+                <w:sz w:val="26"/>
+                <w:szCs w:val="26"/>
+              </w:rPr>
+              <w:t>wc –c: đếm số byte</w:t>
+            </w:r>
+          </w:p>
+          <w:p>
+            <w:pPr>
+              <w:rPr>
+                <w:rFonts w:ascii="Times New Roman" w:hAnsi="Times New Roman" w:cs="Times New Roman"/>
+                <w:sz w:val="26"/>
+                <w:szCs w:val="26"/>
+              </w:rPr>
+            </w:pPr>
+            <w:r>
+              <w:rPr>
+                <w:rFonts w:ascii="Times New Roman" w:hAnsi="Times New Roman" w:cs="Times New Roman"/>
+                <w:sz w:val="26"/>
+                <w:szCs w:val="26"/>
+              </w:rPr>
+              <w:t>wc –m: đếm số ký tự</w:t>
             </w:r>
           </w:p>
         </w:tc>
       </w:tr>
     </w:tbl>
-    <w:p/>
+    <w:p>
+      <w:r>
+        <w:tab/>
+      </w:r>
+      <w:r>
+        <w:tab/>
+      </w:r>
+    </w:p>
+    <w:p>
+      <w:pPr>
+        <w:jc w:val="center"/>
+        <w:rPr>
+          <w:rFonts w:ascii="Times New Roman" w:hAnsi="Times New Roman" w:cs="Times New Roman"/>
+          <w:sz w:val="26"/>
+          <w:szCs w:val="26"/>
+        </w:rPr>
+      </w:pPr>
+      <w:r>
+        <w:rPr>
+          <w:rFonts w:ascii="Times New Roman" w:hAnsi="Times New Roman" w:cs="Times New Roman"/>
+          <w:b/>
+          <w:sz w:val="26"/>
+          <w:szCs w:val="26"/>
+        </w:rPr>
+        <w:t>Bảng</w:t>
+      </w:r>
+      <w:r>
+        <w:rPr>
+          <w:rFonts w:ascii="Times New Roman" w:hAnsi="Times New Roman" w:cs="Times New Roman"/>
+          <w:b/>
+          <w:sz w:val="26"/>
+          <w:szCs w:val="26"/>
+        </w:rPr>
+        <w:t xml:space="preserve"> 2.6:</w:t>
+      </w:r>
+      <w:r>
+        <w:rPr>
+          <w:rFonts w:ascii="Times New Roman" w:hAnsi="Times New Roman" w:cs="Times New Roman"/>
+          <w:sz w:val="26"/>
+          <w:szCs w:val="26"/>
+        </w:rPr>
+        <w:t xml:space="preserve"> Các lệnh cơ bản trong </w:t>
+      </w:r>
+      <w:r>
+        <w:rPr>
+          <w:rFonts w:ascii="Times New Roman" w:hAnsi="Times New Roman" w:cs="Times New Roman"/>
+          <w:sz w:val="26"/>
+          <w:szCs w:val="26"/>
+        </w:rPr>
+        <w:t>lập trình Shell Script</w:t>
+      </w:r>
+    </w:p>
+    <w:p>
+      <w:pPr>
+        <w:spacing w:before="100" w:beforeAutospacing="1" w:after="100" w:afterAutospacing="1" w:line="360" w:lineRule="auto"/>
+        <w:ind w:firstLine="720"/>
+        <w:rPr>
+          <w:rFonts w:ascii="Times New Roman" w:hAnsi="Times New Roman" w:cs="Times New Roman"/>
+          <w:sz w:val="26"/>
+          <w:szCs w:val="26"/>
+        </w:rPr>
+      </w:pPr>
+      <w:r>
+        <w:rPr>
+          <w:rFonts w:ascii="Times New Roman" w:hAnsi="Times New Roman" w:cs="Times New Roman"/>
+          <w:sz w:val="26"/>
+          <w:szCs w:val="26"/>
+        </w:rPr>
+        <w:lastRenderedPageBreak/>
+        <w:t>Kết quả là em đã hoàn thiện một số script hỗ trợ</w:t>
+      </w:r>
+      <w:r>
+        <w:rPr>
+          <w:rFonts w:ascii="Times New Roman" w:hAnsi="Times New Roman" w:cs="Times New Roman"/>
+          <w:sz w:val="26"/>
+          <w:szCs w:val="26"/>
+        </w:rPr>
+        <w:t xml:space="preserve"> tìm kiếm,</w:t>
+      </w:r>
+      <w:r>
+        <w:rPr>
+          <w:rFonts w:ascii="Times New Roman" w:hAnsi="Times New Roman" w:cs="Times New Roman"/>
+          <w:sz w:val="26"/>
+          <w:szCs w:val="26"/>
+        </w:rPr>
+        <w:t xml:space="preserve"> xử lý dữ liệu log, giúp tiết kiệm đáng kể thời gian so với thao tác thủ công. Tuần này giúp em nâng cao khả năng thao tác trên môi trường CLI và hình thành tư duy tự động hóa công việc.</w:t>
+      </w:r>
+    </w:p>
+    <w:p>
+      <w:pPr>
+        <w:spacing w:before="100" w:beforeAutospacing="1" w:after="100" w:afterAutospacing="1" w:line="360" w:lineRule="auto"/>
+        <w:rPr>
+          <w:rFonts w:ascii="Times New Roman" w:hAnsi="Times New Roman" w:cs="Times New Roman"/>
+          <w:b/>
+          <w:sz w:val="26"/>
+          <w:szCs w:val="26"/>
+        </w:rPr>
+      </w:pPr>
+      <w:r>
+        <w:rPr>
+          <w:rFonts w:ascii="Times New Roman" w:hAnsi="Times New Roman" w:cs="Times New Roman"/>
+          <w:b/>
+          <w:sz w:val="26"/>
+          <w:szCs w:val="26"/>
+        </w:rPr>
+        <w:t>2.4. Tuần 4 (</w:t>
+      </w:r>
+      <w:r>
+        <w:rPr>
+          <w:rFonts w:ascii="Times New Roman" w:hAnsi="Times New Roman" w:cs="Times New Roman"/>
+          <w:b/>
+          <w:sz w:val="26"/>
+          <w:szCs w:val="26"/>
+        </w:rPr>
+        <w:t>21/7 – 27/7</w:t>
+      </w:r>
+      <w:r>
+        <w:rPr>
+          <w:rFonts w:ascii="Times New Roman" w:hAnsi="Times New Roman" w:cs="Times New Roman"/>
+          <w:b/>
+          <w:sz w:val="26"/>
+          <w:szCs w:val="26"/>
+        </w:rPr>
+        <w:t>)</w:t>
+      </w:r>
+    </w:p>
+    <w:p>
+      <w:pPr>
+        <w:spacing w:before="100" w:beforeAutospacing="1" w:after="100" w:afterAutospacing="1" w:line="360" w:lineRule="auto"/>
+        <w:rPr>
+          <w:rFonts w:ascii="Times New Roman" w:hAnsi="Times New Roman" w:cs="Times New Roman"/>
+          <w:sz w:val="26"/>
+          <w:szCs w:val="26"/>
+        </w:rPr>
+      </w:pPr>
+      <w:r>
+        <w:rPr>
+          <w:rFonts w:ascii="Times New Roman" w:hAnsi="Times New Roman" w:cs="Times New Roman"/>
+          <w:sz w:val="26"/>
+          <w:szCs w:val="26"/>
+        </w:rPr>
+        <w:tab/>
+      </w:r>
+      <w:r>
+        <w:rPr>
+          <w:rFonts w:ascii="Times New Roman" w:hAnsi="Times New Roman" w:cs="Times New Roman"/>
+          <w:sz w:val="26"/>
+          <w:szCs w:val="26"/>
+        </w:rPr>
+        <w:t>Trong tuần thứ tư, em</w:t>
+      </w:r>
+      <w:r>
+        <w:rPr>
+          <w:rFonts w:ascii="Times New Roman" w:hAnsi="Times New Roman" w:cs="Times New Roman"/>
+          <w:sz w:val="26"/>
+          <w:szCs w:val="26"/>
+        </w:rPr>
+        <w:t xml:space="preserve"> cùng các bạn thực tập trong phòng được giao nhiệm vụ</w:t>
+      </w:r>
+      <w:r>
+        <w:rPr>
+          <w:rFonts w:ascii="Times New Roman" w:hAnsi="Times New Roman" w:cs="Times New Roman"/>
+          <w:sz w:val="26"/>
+          <w:szCs w:val="26"/>
+        </w:rPr>
+        <w:t xml:space="preserve"> tập trung vào việc nghiên cứu và thực hành các kiến thức nền tảng về </w:t>
+      </w:r>
+      <w:r>
+        <w:rPr>
+          <w:rStyle w:val="Strong"/>
+          <w:rFonts w:ascii="Times New Roman" w:hAnsi="Times New Roman" w:cs="Times New Roman"/>
+          <w:b w:val="0"/>
+          <w:sz w:val="26"/>
+          <w:szCs w:val="26"/>
+        </w:rPr>
+        <w:t>lập trình socket và kỹ thuật đa luồng (multi-thread)</w:t>
+      </w:r>
+      <w:r>
+        <w:rPr>
+          <w:rFonts w:ascii="Times New Roman" w:hAnsi="Times New Roman" w:cs="Times New Roman"/>
+          <w:sz w:val="26"/>
+          <w:szCs w:val="26"/>
+        </w:rPr>
+        <w:t xml:space="preserve"> – đây là những nội dung quan trọng phục vụ cho việc triển khai và mô phỏng các giao thức mạng.</w:t>
+      </w:r>
+      <w:r>
+        <w:rPr>
+          <w:rFonts w:ascii="Times New Roman" w:hAnsi="Times New Roman" w:cs="Times New Roman"/>
+          <w:sz w:val="26"/>
+          <w:szCs w:val="26"/>
+        </w:rPr>
+        <w:t xml:space="preserve"> </w:t>
+      </w:r>
+    </w:p>
+    <w:p>
+      <w:pPr>
+        <w:spacing w:before="100" w:beforeAutospacing="1" w:after="100" w:afterAutospacing="1" w:line="360" w:lineRule="auto"/>
+        <w:rPr>
+          <w:rFonts w:ascii="Times New Roman" w:hAnsi="Times New Roman" w:cs="Times New Roman"/>
+          <w:b/>
+          <w:sz w:val="26"/>
+          <w:szCs w:val="26"/>
+        </w:rPr>
+      </w:pPr>
+      <w:r>
+        <w:rPr>
+          <w:rFonts w:ascii="Times New Roman" w:hAnsi="Times New Roman" w:cs="Times New Roman"/>
+          <w:b/>
+          <w:sz w:val="26"/>
+          <w:szCs w:val="26"/>
+        </w:rPr>
+        <w:t>2.4.1. Lập trình socket</w:t>
+      </w:r>
+    </w:p>
+    <w:p>
+      <w:pPr>
+        <w:spacing w:before="100" w:beforeAutospacing="1" w:after="100" w:afterAutospacing="1" w:line="360" w:lineRule="auto"/>
+        <w:rPr>
+          <w:rFonts w:ascii="Times New Roman" w:hAnsi="Times New Roman" w:cs="Times New Roman"/>
+          <w:sz w:val="26"/>
+          <w:szCs w:val="26"/>
+        </w:rPr>
+      </w:pPr>
+      <w:r>
+        <w:rPr>
+          <w:rFonts w:ascii="Times New Roman" w:hAnsi="Times New Roman" w:cs="Times New Roman"/>
+          <w:sz w:val="26"/>
+          <w:szCs w:val="26"/>
+        </w:rPr>
+        <w:tab/>
+      </w:r>
+      <w:r>
+        <w:rPr>
+          <w:rFonts w:ascii="Times New Roman" w:hAnsi="Times New Roman" w:cs="Times New Roman"/>
+          <w:b/>
+          <w:sz w:val="26"/>
+          <w:szCs w:val="26"/>
+        </w:rPr>
+        <w:t>Socket</w:t>
+      </w:r>
+      <w:r>
+        <w:rPr>
+          <w:rFonts w:ascii="Times New Roman" w:hAnsi="Times New Roman" w:cs="Times New Roman"/>
+          <w:sz w:val="26"/>
+          <w:szCs w:val="26"/>
+        </w:rPr>
+        <w:t xml:space="preserve"> là một giao diện lập trình (API) cho phép giao tiếp giữa hai thiết bị (hoặc hai tiến trình) thông qua mạng máy tính. Nó là nền tảng cơ bản của mọi giao tiếp mạng trong nhiều ngôn ngữ lập trình, đặc biệt là trong lập trình mạng sử dụng TCP/IP. Socket là một điểm cuối trong giao tiếp hai chiều giữa hai tiến trình (process). Một socket có thể nằm trên cùng một máy hoặc trên hai máy khác nhau kết nối qua mạng</w:t>
+      </w:r>
+      <w:r>
+        <w:rPr>
+          <w:rFonts w:ascii="Times New Roman" w:hAnsi="Times New Roman" w:cs="Times New Roman"/>
+          <w:sz w:val="26"/>
+          <w:szCs w:val="26"/>
+        </w:rPr>
+        <w:t xml:space="preserve">, một socket bao gồm những thành phần: </w:t>
+      </w:r>
+    </w:p>
+    <w:p>
+      <w:pPr>
+        <w:pStyle w:val="ListParagraph"/>
+        <w:numPr>
+          <w:ilvl w:val="0"/>
+          <w:numId w:val="28"/>
+        </w:numPr>
+        <w:spacing w:before="100" w:beforeAutospacing="1" w:after="100" w:afterAutospacing="1" w:line="360" w:lineRule="auto"/>
+        <w:rPr>
+          <w:rFonts w:ascii="Times New Roman" w:hAnsi="Times New Roman" w:cs="Times New Roman"/>
+          <w:sz w:val="26"/>
+          <w:szCs w:val="26"/>
+        </w:rPr>
+      </w:pPr>
+      <w:r>
+        <w:rPr>
+          <w:rFonts w:ascii="Times New Roman" w:hAnsi="Times New Roman" w:cs="Times New Roman"/>
+          <w:sz w:val="26"/>
+          <w:szCs w:val="26"/>
+        </w:rPr>
+        <w:t>Địa chỉ IP: Xác định vị trí củ</w:t>
+      </w:r>
+      <w:r>
+        <w:rPr>
+          <w:rFonts w:ascii="Times New Roman" w:hAnsi="Times New Roman" w:cs="Times New Roman"/>
+          <w:sz w:val="26"/>
+          <w:szCs w:val="26"/>
+        </w:rPr>
+        <w:t>a thiết bị</w:t>
+      </w:r>
+      <w:r>
+        <w:rPr>
+          <w:rFonts w:ascii="Times New Roman" w:hAnsi="Times New Roman" w:cs="Times New Roman"/>
+          <w:sz w:val="26"/>
+          <w:szCs w:val="26"/>
+        </w:rPr>
+        <w:t xml:space="preserve"> trên mạng, có thể là IPv4 hay IPv6.</w:t>
+      </w:r>
+    </w:p>
+    <w:p>
+      <w:pPr>
+        <w:pStyle w:val="ListParagraph"/>
+        <w:numPr>
+          <w:ilvl w:val="0"/>
+          <w:numId w:val="28"/>
+        </w:numPr>
+        <w:spacing w:before="100" w:beforeAutospacing="1" w:after="100" w:afterAutospacing="1" w:line="360" w:lineRule="auto"/>
+        <w:rPr>
+          <w:rFonts w:ascii="Times New Roman" w:hAnsi="Times New Roman" w:cs="Times New Roman"/>
+          <w:sz w:val="26"/>
+          <w:szCs w:val="26"/>
+        </w:rPr>
+      </w:pPr>
+      <w:r>
+        <w:rPr>
+          <w:rFonts w:ascii="Times New Roman" w:hAnsi="Times New Roman" w:cs="Times New Roman"/>
+          <w:sz w:val="26"/>
+          <w:szCs w:val="26"/>
+        </w:rPr>
+        <w:t xml:space="preserve">Số cổng (Port): Xác định ứng dụng/dịch vụ chạy trên thiết </w:t>
+      </w:r>
+      <w:r>
+        <w:rPr>
+          <w:rFonts w:ascii="Times New Roman" w:hAnsi="Times New Roman" w:cs="Times New Roman"/>
+          <w:sz w:val="26"/>
+          <w:szCs w:val="26"/>
+        </w:rPr>
+        <w:t>bị.</w:t>
+      </w:r>
+    </w:p>
+    <w:p>
+      <w:pPr>
+        <w:pStyle w:val="ListParagraph"/>
+        <w:numPr>
+          <w:ilvl w:val="0"/>
+          <w:numId w:val="28"/>
+        </w:numPr>
+        <w:spacing w:before="100" w:beforeAutospacing="1" w:after="100" w:afterAutospacing="1" w:line="360" w:lineRule="auto"/>
+        <w:rPr>
+          <w:rFonts w:ascii="Times New Roman" w:hAnsi="Times New Roman" w:cs="Times New Roman"/>
+          <w:sz w:val="26"/>
+          <w:szCs w:val="26"/>
+        </w:rPr>
+      </w:pPr>
+      <w:r>
+        <w:rPr>
+          <w:rFonts w:ascii="Times New Roman" w:hAnsi="Times New Roman" w:cs="Times New Roman"/>
+          <w:sz w:val="26"/>
+          <w:szCs w:val="26"/>
+        </w:rPr>
+        <w:t>Protocol (Giao thức): Xác định cách thức truyền dữ liệu, theo giao thức TCP, UDP hay giao thức khác.</w:t>
+      </w:r>
+    </w:p>
+    <w:p>
+      <w:pPr>
+        <w:pStyle w:val="NormalWeb"/>
+        <w:spacing w:line="360" w:lineRule="auto"/>
+        <w:ind w:firstLine="720"/>
+        <w:rPr>
+          <w:sz w:val="26"/>
+          <w:szCs w:val="26"/>
+        </w:rPr>
+      </w:pPr>
+      <w:r>
+        <w:rPr>
+          <w:sz w:val="26"/>
+          <w:szCs w:val="26"/>
+        </w:rPr>
+        <w:t>Socket</w:t>
+      </w:r>
+      <w:r>
+        <w:rPr>
+          <w:sz w:val="26"/>
+          <w:szCs w:val="26"/>
+        </w:rPr>
+        <w:t xml:space="preserve"> nằm ở </w:t>
+      </w:r>
+      <w:r>
+        <w:rPr>
+          <w:rStyle w:val="Strong"/>
+          <w:b w:val="0"/>
+          <w:sz w:val="26"/>
+          <w:szCs w:val="26"/>
+        </w:rPr>
+        <w:t>lớp giao vận (Transport Layer)</w:t>
+      </w:r>
+      <w:r>
+        <w:rPr>
+          <w:sz w:val="26"/>
+          <w:szCs w:val="26"/>
+        </w:rPr>
+        <w:t xml:space="preserve"> và là </w:t>
+      </w:r>
+      <w:r>
+        <w:rPr>
+          <w:rStyle w:val="Strong"/>
+          <w:b w:val="0"/>
+          <w:sz w:val="26"/>
+          <w:szCs w:val="26"/>
+        </w:rPr>
+        <w:t>giao diện API</w:t>
+      </w:r>
+      <w:r>
+        <w:rPr>
+          <w:sz w:val="26"/>
+          <w:szCs w:val="26"/>
+        </w:rPr>
+        <w:t xml:space="preserve"> giữa </w:t>
+      </w:r>
+      <w:r>
+        <w:rPr>
+          <w:rStyle w:val="Strong"/>
+          <w:b w:val="0"/>
+          <w:sz w:val="26"/>
+          <w:szCs w:val="26"/>
+        </w:rPr>
+        <w:t>ứng dụng (Application Layer)</w:t>
+      </w:r>
+      <w:r>
+        <w:rPr>
+          <w:sz w:val="26"/>
+          <w:szCs w:val="26"/>
+        </w:rPr>
+        <w:t xml:space="preserve"> và </w:t>
+      </w:r>
+      <w:r>
+        <w:rPr>
+          <w:rStyle w:val="Strong"/>
+          <w:b w:val="0"/>
+          <w:sz w:val="26"/>
+          <w:szCs w:val="26"/>
+        </w:rPr>
+        <w:t>giao vận (Transport Layer)</w:t>
+      </w:r>
+      <w:r>
+        <w:rPr>
+          <w:rStyle w:val="Strong"/>
+          <w:sz w:val="26"/>
+          <w:szCs w:val="26"/>
+        </w:rPr>
+        <w:t xml:space="preserve">, </w:t>
+      </w:r>
+      <w:r>
+        <w:rPr>
+          <w:sz w:val="26"/>
+          <w:szCs w:val="26"/>
+        </w:rPr>
+        <w:t>c</w:t>
+      </w:r>
+      <w:r>
+        <w:rPr>
+          <w:sz w:val="26"/>
+          <w:szCs w:val="26"/>
+        </w:rPr>
+        <w:t>ụ thể:</w:t>
+      </w:r>
+    </w:p>
+    <w:p>
+      <w:pPr>
+        <w:pStyle w:val="NormalWeb"/>
+        <w:numPr>
+          <w:ilvl w:val="0"/>
+          <w:numId w:val="31"/>
+        </w:numPr>
+        <w:spacing w:line="360" w:lineRule="auto"/>
+        <w:rPr>
+          <w:sz w:val="26"/>
+          <w:szCs w:val="26"/>
+        </w:rPr>
+      </w:pPr>
+      <w:r>
+        <w:rPr>
+          <w:sz w:val="26"/>
+          <w:szCs w:val="26"/>
+        </w:rPr>
+        <w:t xml:space="preserve">Ở phía trên, </w:t>
+      </w:r>
+      <w:r>
+        <w:rPr>
+          <w:rStyle w:val="Strong"/>
+          <w:sz w:val="26"/>
+          <w:szCs w:val="26"/>
+        </w:rPr>
+        <w:t>Application Layer</w:t>
+      </w:r>
+      <w:r>
+        <w:rPr>
+          <w:sz w:val="26"/>
+          <w:szCs w:val="26"/>
+        </w:rPr>
+        <w:t xml:space="preserve"> (ví dụ: HTTP, FTP, DNS) dùng socket để gửi/nhận dữ liệu.</w:t>
+      </w:r>
+    </w:p>
+    <w:p>
+      <w:pPr>
+        <w:pStyle w:val="NormalWeb"/>
+        <w:numPr>
+          <w:ilvl w:val="0"/>
+          <w:numId w:val="31"/>
+        </w:numPr>
+        <w:spacing w:line="360" w:lineRule="auto"/>
+        <w:rPr>
+          <w:sz w:val="26"/>
+          <w:szCs w:val="26"/>
+        </w:rPr>
+      </w:pPr>
+      <w:r>
+        <w:rPr>
+          <w:sz w:val="26"/>
+          <w:szCs w:val="26"/>
+        </w:rPr>
+        <w:lastRenderedPageBreak/>
+        <w:t xml:space="preserve">Ở phía dưới, socket kết nối với </w:t>
+      </w:r>
+      <w:r>
+        <w:rPr>
+          <w:rStyle w:val="Strong"/>
+          <w:sz w:val="26"/>
+          <w:szCs w:val="26"/>
+        </w:rPr>
+        <w:t>Transport Layer</w:t>
+      </w:r>
+      <w:r>
+        <w:rPr>
+          <w:sz w:val="26"/>
+          <w:szCs w:val="26"/>
+        </w:rPr>
+        <w:t xml:space="preserve"> (TCP hoặc UDP), sau đó dữ liệu được đưa xuống các lớp IP (Network Layer) và lớp liên kết (Link Layer).</w:t>
+      </w:r>
+    </w:p>
     <w:p>
       <w:pPr>
         <w:spacing w:before="100" w:beforeAutospacing="1" w:after="100" w:afterAutospacing="1" w:line="360" w:lineRule="auto"/>
         <w:ind w:left="720"/>
         <w:rPr>
-          <w:rFonts w:ascii="Times New Roman" w:eastAsia="Times New Roman" w:hAnsi="Times New Roman" w:cs="Times New Roman"/>
-          <w:sz w:val="26"/>
-          <w:szCs w:val="26"/>
-          <w:lang w:eastAsia="ja-JP"/>
-        </w:rPr>
-      </w:pPr>
+          <w:rFonts w:ascii="Times New Roman" w:hAnsi="Times New Roman" w:cs="Times New Roman"/>
+          <w:sz w:val="26"/>
+          <w:szCs w:val="26"/>
+        </w:rPr>
+      </w:pPr>
+    </w:p>
+    <w:p>
+      <w:pPr>
+        <w:spacing w:before="100" w:beforeAutospacing="1" w:after="100" w:afterAutospacing="1" w:line="360" w:lineRule="auto"/>
+        <w:rPr>
+          <w:rFonts w:ascii="Times New Roman" w:hAnsi="Times New Roman" w:cs="Times New Roman"/>
+          <w:sz w:val="26"/>
+          <w:szCs w:val="26"/>
+        </w:rPr>
+      </w:pPr>
+      <w:r>
+        <w:rPr>
+          <w:noProof/>
+          <w:sz w:val="26"/>
+          <w:szCs w:val="26"/>
+          <w:lang w:eastAsia="ja-JP"/>
+        </w:rPr>
+        <w:drawing>
+          <wp:inline distT="0" distB="0" distL="0" distR="0" wp14:anchorId="7530DC4C" wp14:editId="6E803F06">
+            <wp:extent cx="5943600" cy="1804035"/>
+            <wp:effectExtent l="0" t="0" r="0" b="5715"/>
+            <wp:docPr id="10" name="Picture 10"/>
+            <wp:cNvGraphicFramePr>
+              <a:graphicFrameLocks xmlns:a="http://schemas.openxmlformats.org/drawingml/2006/main" noChangeAspect="1"/>
+            </wp:cNvGraphicFramePr>
+            <a:graphic xmlns:a="http://schemas.openxmlformats.org/drawingml/2006/main">
+              <a:graphicData uri="http://schemas.openxmlformats.org/drawingml/2006/picture">
+                <pic:pic xmlns:pic="http://schemas.openxmlformats.org/drawingml/2006/picture">
+                  <pic:nvPicPr>
+                    <pic:cNvPr id="1" name=""/>
+                    <pic:cNvPicPr/>
+                  </pic:nvPicPr>
+                  <pic:blipFill>
+                    <a:blip r:embed="rId15"/>
+                    <a:stretch>
+                      <a:fillRect/>
+                    </a:stretch>
+                  </pic:blipFill>
+                  <pic:spPr>
+                    <a:xfrm>
+                      <a:off x="0" y="0"/>
+                      <a:ext cx="5943600" cy="1804035"/>
+                    </a:xfrm>
+                    <a:prstGeom prst="rect">
+                      <a:avLst/>
+                    </a:prstGeom>
+                  </pic:spPr>
+                </pic:pic>
+              </a:graphicData>
+            </a:graphic>
+          </wp:inline>
+        </w:drawing>
+      </w:r>
+    </w:p>
+    <w:p>
+      <w:pPr>
+        <w:spacing w:before="100" w:beforeAutospacing="1" w:after="100" w:afterAutospacing="1" w:line="360" w:lineRule="auto"/>
+        <w:jc w:val="center"/>
+        <w:rPr>
+          <w:rFonts w:ascii="Times New Roman" w:hAnsi="Times New Roman" w:cs="Times New Roman"/>
+          <w:sz w:val="26"/>
+          <w:szCs w:val="26"/>
+        </w:rPr>
+      </w:pPr>
+      <w:r>
+        <w:rPr>
+          <w:rFonts w:ascii="Times New Roman" w:hAnsi="Times New Roman" w:cs="Times New Roman"/>
+          <w:b/>
+          <w:sz w:val="26"/>
+          <w:szCs w:val="26"/>
+        </w:rPr>
+        <w:t>Hình 2.7:</w:t>
+      </w:r>
+      <w:r>
+        <w:rPr>
+          <w:rFonts w:ascii="Times New Roman" w:hAnsi="Times New Roman" w:cs="Times New Roman"/>
+          <w:sz w:val="26"/>
+          <w:szCs w:val="26"/>
+        </w:rPr>
+        <w:t xml:space="preserve"> Vị trí của socket trong mô hình TCP/IP</w:t>
+      </w:r>
+    </w:p>
+    <w:p>
+      <w:pPr>
+        <w:spacing w:before="100" w:beforeAutospacing="1" w:after="100" w:afterAutospacing="1" w:line="360" w:lineRule="auto"/>
+        <w:ind w:firstLine="720"/>
+        <w:rPr>
+          <w:rFonts w:ascii="Times New Roman" w:hAnsi="Times New Roman" w:cs="Times New Roman"/>
+          <w:sz w:val="26"/>
+          <w:szCs w:val="26"/>
+        </w:rPr>
+      </w:pPr>
+      <w:r>
+        <w:rPr>
+          <w:rFonts w:ascii="Times New Roman" w:hAnsi="Times New Roman" w:cs="Times New Roman"/>
+          <w:sz w:val="26"/>
+          <w:szCs w:val="26"/>
+        </w:rPr>
+        <w:t>Địa chỉ Socket trong lập trình được mô tả bởi cấu trúc địa chỉ socket</w:t>
+      </w:r>
+      <w:r>
+        <w:rPr>
+          <w:rFonts w:ascii="Times New Roman" w:hAnsi="Times New Roman" w:cs="Times New Roman"/>
+          <w:sz w:val="26"/>
+          <w:szCs w:val="26"/>
+        </w:rPr>
+        <w:t xml:space="preserve"> </w:t>
+      </w:r>
+      <w:r>
+        <w:rPr>
+          <w:rFonts w:ascii="Times New Roman" w:hAnsi="Times New Roman" w:cs="Times New Roman"/>
+          <w:b/>
+          <w:sz w:val="26"/>
+          <w:szCs w:val="26"/>
+        </w:rPr>
+        <w:t>sockaddr_in</w:t>
+      </w:r>
+      <w:r>
+        <w:rPr>
+          <w:rFonts w:ascii="Times New Roman" w:hAnsi="Times New Roman" w:cs="Times New Roman"/>
+          <w:sz w:val="26"/>
+          <w:szCs w:val="26"/>
+        </w:rPr>
+        <w:t xml:space="preserve"> (Socket Address Structure) bao gồm:</w:t>
+      </w:r>
+    </w:p>
+    <w:p>
+      <w:pPr>
+        <w:pStyle w:val="ListParagraph"/>
+        <w:numPr>
+          <w:ilvl w:val="0"/>
+          <w:numId w:val="30"/>
+        </w:numPr>
+        <w:spacing w:before="100" w:beforeAutospacing="1" w:after="100" w:afterAutospacing="1" w:line="360" w:lineRule="auto"/>
+        <w:rPr>
+          <w:rFonts w:ascii="Times New Roman" w:hAnsi="Times New Roman" w:cs="Times New Roman"/>
+          <w:sz w:val="26"/>
+          <w:szCs w:val="26"/>
+        </w:rPr>
+      </w:pPr>
+      <w:r>
+        <w:rPr>
+          <w:rFonts w:ascii="Times New Roman" w:hAnsi="Times New Roman" w:cs="Times New Roman"/>
+          <w:sz w:val="26"/>
+          <w:szCs w:val="26"/>
+        </w:rPr>
+        <w:t xml:space="preserve">Trường sin_family: Loại địa chỉ như AF_INET cho IPv4, AF_INET6 cho IPv6 hay AF_LOCAL cho Unix Domain </w:t>
+      </w:r>
+      <w:proofErr w:type="gramStart"/>
+      <w:r>
+        <w:rPr>
+          <w:rFonts w:ascii="Times New Roman" w:hAnsi="Times New Roman" w:cs="Times New Roman"/>
+          <w:sz w:val="26"/>
+          <w:szCs w:val="26"/>
+        </w:rPr>
+        <w:t>Socket,…</w:t>
+      </w:r>
+      <w:proofErr w:type="gramEnd"/>
+    </w:p>
+    <w:p>
+      <w:pPr>
+        <w:pStyle w:val="ListParagraph"/>
+        <w:numPr>
+          <w:ilvl w:val="0"/>
+          <w:numId w:val="30"/>
+        </w:numPr>
+        <w:spacing w:before="100" w:beforeAutospacing="1" w:after="100" w:afterAutospacing="1" w:line="360" w:lineRule="auto"/>
+        <w:rPr>
+          <w:rFonts w:ascii="Times New Roman" w:hAnsi="Times New Roman" w:cs="Times New Roman"/>
+          <w:sz w:val="26"/>
+          <w:szCs w:val="26"/>
+        </w:rPr>
+      </w:pPr>
+      <w:r>
+        <w:rPr>
+          <w:rFonts w:ascii="Times New Roman" w:hAnsi="Times New Roman" w:cs="Times New Roman"/>
+          <w:sz w:val="26"/>
+          <w:szCs w:val="26"/>
+        </w:rPr>
+        <w:t>Trường sin_port: Lưu số cổng.</w:t>
+      </w:r>
+    </w:p>
+    <w:p>
+      <w:pPr>
+        <w:pStyle w:val="ListParagraph"/>
+        <w:numPr>
+          <w:ilvl w:val="0"/>
+          <w:numId w:val="30"/>
+        </w:numPr>
+        <w:spacing w:before="100" w:beforeAutospacing="1" w:after="100" w:afterAutospacing="1" w:line="360" w:lineRule="auto"/>
+        <w:rPr>
+          <w:rFonts w:ascii="Times New Roman" w:hAnsi="Times New Roman" w:cs="Times New Roman"/>
+          <w:sz w:val="26"/>
+          <w:szCs w:val="26"/>
+        </w:rPr>
+      </w:pPr>
+      <w:r>
+        <w:rPr>
+          <w:rFonts w:ascii="Times New Roman" w:hAnsi="Times New Roman" w:cs="Times New Roman"/>
+          <w:sz w:val="26"/>
+          <w:szCs w:val="26"/>
+        </w:rPr>
+        <w:t>Trường in_addr sin_addr: Lưu địa chỉ IP.</w:t>
+      </w:r>
+    </w:p>
+    <w:p>
+      <w:pPr>
+        <w:spacing w:before="100" w:beforeAutospacing="1" w:after="100" w:afterAutospacing="1" w:line="360" w:lineRule="auto"/>
+        <w:rPr>
+          <w:rFonts w:ascii="Times New Roman" w:hAnsi="Times New Roman" w:cs="Times New Roman"/>
+          <w:sz w:val="26"/>
+          <w:szCs w:val="26"/>
+        </w:rPr>
+      </w:pPr>
+      <w:r>
+        <w:rPr>
+          <w:rFonts w:ascii="Times New Roman" w:hAnsi="Times New Roman" w:cs="Times New Roman"/>
+          <w:noProof/>
+          <w:sz w:val="26"/>
+          <w:szCs w:val="26"/>
+          <w:lang w:eastAsia="ja-JP"/>
+        </w:rPr>
+        <w:drawing>
+          <wp:inline distT="0" distB="0" distL="0" distR="0" wp14:anchorId="7C255C96" wp14:editId="2085FECB">
+            <wp:extent cx="5500370" cy="1814732"/>
+            <wp:effectExtent l="0" t="0" r="5080" b="0"/>
+            <wp:docPr id="11" name="Picture 11"/>
+            <wp:cNvGraphicFramePr>
+              <a:graphicFrameLocks xmlns:a="http://schemas.openxmlformats.org/drawingml/2006/main" noChangeAspect="1"/>
+            </wp:cNvGraphicFramePr>
+            <a:graphic xmlns:a="http://schemas.openxmlformats.org/drawingml/2006/main">
+              <a:graphicData uri="http://schemas.openxmlformats.org/drawingml/2006/picture">
+                <pic:pic xmlns:pic="http://schemas.openxmlformats.org/drawingml/2006/picture">
+                  <pic:nvPicPr>
+                    <pic:cNvPr id="1" name=""/>
+                    <pic:cNvPicPr/>
+                  </pic:nvPicPr>
+                  <pic:blipFill>
+                    <a:blip r:embed="rId16"/>
+                    <a:stretch>
+                      <a:fillRect/>
+                    </a:stretch>
+                  </pic:blipFill>
+                  <pic:spPr>
+                    <a:xfrm>
+                      <a:off x="0" y="0"/>
+                      <a:ext cx="5516499" cy="1820054"/>
+                    </a:xfrm>
+                    <a:prstGeom prst="rect">
+                      <a:avLst/>
+                    </a:prstGeom>
+                  </pic:spPr>
+                </pic:pic>
+              </a:graphicData>
+            </a:graphic>
+          </wp:inline>
+        </w:drawing>
+      </w:r>
+    </w:p>
+    <w:p>
+      <w:pPr>
+        <w:spacing w:before="100" w:beforeAutospacing="1" w:after="100" w:afterAutospacing="1" w:line="360" w:lineRule="auto"/>
+        <w:jc w:val="center"/>
+        <w:rPr>
+          <w:rFonts w:ascii="Times New Roman" w:hAnsi="Times New Roman" w:cs="Times New Roman"/>
+          <w:sz w:val="26"/>
+          <w:szCs w:val="26"/>
+        </w:rPr>
+      </w:pPr>
+      <w:r>
+        <w:rPr>
+          <w:rFonts w:ascii="Times New Roman" w:hAnsi="Times New Roman" w:cs="Times New Roman"/>
+          <w:b/>
+          <w:sz w:val="26"/>
+          <w:szCs w:val="26"/>
+        </w:rPr>
+        <w:t>Hình 2.8:</w:t>
+      </w:r>
+      <w:r>
+        <w:rPr>
+          <w:rFonts w:ascii="Times New Roman" w:hAnsi="Times New Roman" w:cs="Times New Roman"/>
+          <w:sz w:val="26"/>
+          <w:szCs w:val="26"/>
+        </w:rPr>
+        <w:t xml:space="preserve"> Cấu trúc địa chỉ Socket cơ bản</w:t>
+      </w:r>
+    </w:p>
+    <w:p>
+      <w:pPr>
+        <w:spacing w:before="100" w:beforeAutospacing="1" w:after="100" w:afterAutospacing="1" w:line="360" w:lineRule="auto"/>
+        <w:ind w:left="720"/>
+        <w:rPr>
+          <w:rFonts w:ascii="Times New Roman" w:hAnsi="Times New Roman" w:cs="Times New Roman"/>
+          <w:sz w:val="26"/>
+          <w:szCs w:val="26"/>
+          <w:lang w:val="vi-VN"/>
+        </w:rPr>
+      </w:pPr>
+    </w:p>
+    <w:p>
+      <w:pPr>
+        <w:pStyle w:val="NormalWeb"/>
+        <w:spacing w:line="360" w:lineRule="auto"/>
+        <w:ind w:firstLine="360"/>
+        <w:rPr>
+          <w:sz w:val="26"/>
+          <w:szCs w:val="26"/>
+          <w:lang w:val="vi-VN"/>
+        </w:rPr>
+      </w:pPr>
+      <w:r>
+        <w:rPr>
+          <w:rStyle w:val="Strong"/>
+          <w:sz w:val="26"/>
+          <w:szCs w:val="26"/>
+          <w:lang w:val="vi-VN"/>
+        </w:rPr>
+        <w:t>Tạo và hủy socket</w:t>
+      </w:r>
+      <w:r>
+        <w:rPr>
+          <w:sz w:val="26"/>
+          <w:szCs w:val="26"/>
+          <w:lang w:val="vi-VN"/>
+        </w:rPr>
+        <w:t xml:space="preserve"> là bước cơ bản để thiết lập giao tiếp, kết hợp với các hàm đọc/ghi dữ liệu như </w:t>
+      </w:r>
+      <w:r>
+        <w:rPr>
+          <w:rStyle w:val="HTMLCode"/>
+          <w:rFonts w:ascii="Times New Roman" w:hAnsi="Times New Roman" w:cs="Times New Roman"/>
+          <w:sz w:val="26"/>
+          <w:szCs w:val="26"/>
+          <w:lang w:val="vi-VN"/>
+        </w:rPr>
+        <w:t>readn</w:t>
+      </w:r>
+      <w:r>
+        <w:rPr>
+          <w:sz w:val="26"/>
+          <w:szCs w:val="26"/>
+          <w:lang w:val="vi-VN"/>
+        </w:rPr>
+        <w:t xml:space="preserve">, </w:t>
+      </w:r>
+      <w:r>
+        <w:rPr>
+          <w:rStyle w:val="HTMLCode"/>
+          <w:rFonts w:ascii="Times New Roman" w:hAnsi="Times New Roman" w:cs="Times New Roman"/>
+          <w:sz w:val="26"/>
+          <w:szCs w:val="26"/>
+          <w:lang w:val="vi-VN"/>
+        </w:rPr>
+        <w:t>writen</w:t>
+      </w:r>
+      <w:r>
+        <w:rPr>
+          <w:sz w:val="26"/>
+          <w:szCs w:val="26"/>
+          <w:lang w:val="vi-VN"/>
+        </w:rPr>
+        <w:t xml:space="preserve">, và </w:t>
+      </w:r>
+      <w:r>
+        <w:rPr>
+          <w:rStyle w:val="HTMLCode"/>
+          <w:rFonts w:ascii="Times New Roman" w:hAnsi="Times New Roman" w:cs="Times New Roman"/>
+          <w:sz w:val="26"/>
+          <w:szCs w:val="26"/>
+          <w:lang w:val="vi-VN"/>
+        </w:rPr>
+        <w:t>readline</w:t>
+      </w:r>
+      <w:r>
+        <w:rPr>
+          <w:sz w:val="26"/>
+          <w:szCs w:val="26"/>
+          <w:lang w:val="vi-VN"/>
+        </w:rPr>
+        <w:t xml:space="preserve"> để xử lý luồng byte hiệu quả.</w:t>
+      </w:r>
+    </w:p>
+    <w:p>
+      <w:pPr>
+        <w:pStyle w:val="NormalWeb"/>
+        <w:numPr>
+          <w:ilvl w:val="0"/>
+          <w:numId w:val="39"/>
+        </w:numPr>
+        <w:spacing w:line="360" w:lineRule="auto"/>
+        <w:rPr>
+          <w:sz w:val="26"/>
+          <w:szCs w:val="26"/>
+          <w:lang w:val="vi-VN"/>
+        </w:rPr>
+      </w:pPr>
+      <w:r>
+        <w:rPr>
+          <w:rStyle w:val="HTMLCode"/>
+          <w:rFonts w:ascii="Times New Roman" w:hAnsi="Times New Roman" w:cs="Times New Roman"/>
+          <w:b/>
+          <w:bCs/>
+          <w:sz w:val="26"/>
+          <w:szCs w:val="26"/>
+          <w:lang w:val="vi-VN"/>
+        </w:rPr>
+        <w:t>socket</w:t>
+      </w:r>
+      <w:r>
+        <w:rPr>
+          <w:sz w:val="26"/>
+          <w:szCs w:val="26"/>
+          <w:lang w:val="vi-VN"/>
+        </w:rPr>
+        <w:t xml:space="preserve">: Được dùng để tạo socket, với cú pháp </w:t>
+      </w:r>
+      <w:r>
+        <w:rPr>
+          <w:rStyle w:val="HTMLCode"/>
+          <w:rFonts w:ascii="Times New Roman" w:hAnsi="Times New Roman" w:cs="Times New Roman"/>
+          <w:sz w:val="26"/>
+          <w:szCs w:val="26"/>
+          <w:lang w:val="vi-VN"/>
+        </w:rPr>
+        <w:t>int socket (int family, int type, int protocol);</w:t>
+      </w:r>
+      <w:r>
+        <w:rPr>
+          <w:sz w:val="26"/>
+          <w:szCs w:val="26"/>
+          <w:lang w:val="vi-VN"/>
+        </w:rPr>
+        <w:t xml:space="preserve"> Tham số </w:t>
+      </w:r>
+      <w:r>
+        <w:rPr>
+          <w:rStyle w:val="HTMLCode"/>
+          <w:rFonts w:ascii="Times New Roman" w:hAnsi="Times New Roman" w:cs="Times New Roman"/>
+          <w:sz w:val="26"/>
+          <w:szCs w:val="26"/>
+          <w:lang w:val="vi-VN"/>
+        </w:rPr>
+        <w:t>family</w:t>
+      </w:r>
+      <w:r>
+        <w:rPr>
+          <w:sz w:val="26"/>
+          <w:szCs w:val="26"/>
+          <w:lang w:val="vi-VN"/>
+        </w:rPr>
+        <w:t xml:space="preserve"> chỉ định họ giao thức (IPv4, IPv6, Unix domain...), </w:t>
+      </w:r>
+      <w:r>
+        <w:rPr>
+          <w:rStyle w:val="HTMLCode"/>
+          <w:rFonts w:ascii="Times New Roman" w:hAnsi="Times New Roman" w:cs="Times New Roman"/>
+          <w:sz w:val="26"/>
+          <w:szCs w:val="26"/>
+          <w:lang w:val="vi-VN"/>
+        </w:rPr>
+        <w:t>type</w:t>
+      </w:r>
+      <w:r>
+        <w:rPr>
+          <w:sz w:val="26"/>
+          <w:szCs w:val="26"/>
+          <w:lang w:val="vi-VN"/>
+        </w:rPr>
+        <w:t xml:space="preserve"> xác định loại socket (TCP, UDP...), và </w:t>
+      </w:r>
+      <w:r>
+        <w:rPr>
+          <w:rStyle w:val="HTMLCode"/>
+          <w:rFonts w:ascii="Times New Roman" w:hAnsi="Times New Roman" w:cs="Times New Roman"/>
+          <w:sz w:val="26"/>
+          <w:szCs w:val="26"/>
+          <w:lang w:val="vi-VN"/>
+        </w:rPr>
+        <w:t>protocol</w:t>
+      </w:r>
+      <w:r>
+        <w:rPr>
+          <w:sz w:val="26"/>
+          <w:szCs w:val="26"/>
+          <w:lang w:val="vi-VN"/>
+        </w:rPr>
+        <w:t xml:space="preserve"> chọn giao thức cụ thể (TCP, UDP, SCTP). Hàm trả về descriptor nếu thành công, -1 nếu lỗi.</w:t>
+      </w:r>
     </w:p>
     <w:p>
       <w:pPr>
@@ -15172,23 +16708,366 @@
         <w:rPr>
           <w:sz w:val="26"/>
           <w:szCs w:val="26"/>
-        </w:rPr>
-      </w:pPr>
+          <w:lang w:val="vi-VN"/>
+        </w:rPr>
+      </w:pPr>
+      <w:r>
+        <w:rPr>
+          <w:noProof/>
+          <w:sz w:val="26"/>
+          <w:szCs w:val="26"/>
+        </w:rPr>
+        <w:drawing>
+          <wp:inline distT="0" distB="0" distL="0" distR="0" wp14:anchorId="5BAFDA41" wp14:editId="32ACD00C">
+            <wp:extent cx="4573270" cy="477079"/>
+            <wp:effectExtent l="0" t="0" r="0" b="0"/>
+            <wp:docPr id="15" name="Picture 15"/>
+            <wp:cNvGraphicFramePr>
+              <a:graphicFrameLocks xmlns:a="http://schemas.openxmlformats.org/drawingml/2006/main" noChangeAspect="1"/>
+            </wp:cNvGraphicFramePr>
+            <a:graphic xmlns:a="http://schemas.openxmlformats.org/drawingml/2006/main">
+              <a:graphicData uri="http://schemas.openxmlformats.org/drawingml/2006/picture">
+                <pic:pic xmlns:pic="http://schemas.openxmlformats.org/drawingml/2006/picture">
+                  <pic:nvPicPr>
+                    <pic:cNvPr id="1" name=""/>
+                    <pic:cNvPicPr/>
+                  </pic:nvPicPr>
+                  <pic:blipFill>
+                    <a:blip r:embed="rId17"/>
+                    <a:stretch>
+                      <a:fillRect/>
+                    </a:stretch>
+                  </pic:blipFill>
+                  <pic:spPr>
+                    <a:xfrm>
+                      <a:off x="0" y="0"/>
+                      <a:ext cx="4858262" cy="506809"/>
+                    </a:xfrm>
+                    <a:prstGeom prst="rect">
+                      <a:avLst/>
+                    </a:prstGeom>
+                  </pic:spPr>
+                </pic:pic>
+              </a:graphicData>
+            </a:graphic>
+          </wp:inline>
+        </w:drawing>
+      </w:r>
+    </w:p>
+    <w:p>
+      <w:pPr>
+        <w:pStyle w:val="NormalWeb"/>
+        <w:numPr>
+          <w:ilvl w:val="0"/>
+          <w:numId w:val="39"/>
+        </w:numPr>
+        <w:spacing w:line="360" w:lineRule="auto"/>
+        <w:rPr>
+          <w:sz w:val="26"/>
+          <w:szCs w:val="26"/>
+          <w:lang w:val="vi-VN"/>
+        </w:rPr>
+      </w:pPr>
+      <w:r>
+        <w:rPr>
+          <w:rStyle w:val="HTMLCode"/>
+          <w:rFonts w:ascii="Times New Roman" w:hAnsi="Times New Roman" w:cs="Times New Roman"/>
+          <w:b/>
+          <w:bCs/>
+          <w:sz w:val="26"/>
+          <w:szCs w:val="26"/>
+          <w:lang w:val="vi-VN"/>
+        </w:rPr>
+        <w:t>close</w:t>
+      </w:r>
+      <w:r>
+        <w:rPr>
+          <w:sz w:val="26"/>
+          <w:szCs w:val="26"/>
+          <w:lang w:val="vi-VN"/>
+        </w:rPr>
+        <w:t>: Được dùng để đóng socket, đồng thời kích hoạt quá trình kết thúc kết nối TCP.</w:t>
+      </w:r>
+    </w:p>
+    <w:p>
+      <w:pPr>
+        <w:pStyle w:val="NormalWeb"/>
+        <w:spacing w:line="360" w:lineRule="auto"/>
+        <w:ind w:left="360" w:firstLine="720"/>
+        <w:rPr>
+          <w:sz w:val="26"/>
+          <w:szCs w:val="26"/>
+          <w:lang w:val="vi-VN"/>
+        </w:rPr>
+      </w:pPr>
+      <w:r>
+        <w:rPr>
+          <w:noProof/>
+          <w:sz w:val="26"/>
+          <w:szCs w:val="26"/>
+        </w:rPr>
+        <w:drawing>
+          <wp:inline distT="0" distB="0" distL="0" distR="0" wp14:anchorId="6EFABE68" wp14:editId="246789C7">
+            <wp:extent cx="2854958" cy="556592"/>
+            <wp:effectExtent l="0" t="0" r="3175" b="0"/>
+            <wp:docPr id="16" name="Picture 16"/>
+            <wp:cNvGraphicFramePr>
+              <a:graphicFrameLocks xmlns:a="http://schemas.openxmlformats.org/drawingml/2006/main" noChangeAspect="1"/>
+            </wp:cNvGraphicFramePr>
+            <a:graphic xmlns:a="http://schemas.openxmlformats.org/drawingml/2006/main">
+              <a:graphicData uri="http://schemas.openxmlformats.org/drawingml/2006/picture">
+                <pic:pic xmlns:pic="http://schemas.openxmlformats.org/drawingml/2006/picture">
+                  <pic:nvPicPr>
+                    <pic:cNvPr id="1" name=""/>
+                    <pic:cNvPicPr/>
+                  </pic:nvPicPr>
+                  <pic:blipFill>
+                    <a:blip r:embed="rId18"/>
+                    <a:stretch>
+                      <a:fillRect/>
+                    </a:stretch>
+                  </pic:blipFill>
+                  <pic:spPr>
+                    <a:xfrm>
+                      <a:off x="0" y="0"/>
+                      <a:ext cx="2899918" cy="565357"/>
+                    </a:xfrm>
+                    <a:prstGeom prst="rect">
+                      <a:avLst/>
+                    </a:prstGeom>
+                  </pic:spPr>
+                </pic:pic>
+              </a:graphicData>
+            </a:graphic>
+          </wp:inline>
+        </w:drawing>
+      </w:r>
+    </w:p>
+    <w:p>
+      <w:pPr>
+        <w:pStyle w:val="NormalWeb"/>
+        <w:numPr>
+          <w:ilvl w:val="0"/>
+          <w:numId w:val="39"/>
+        </w:numPr>
+        <w:spacing w:line="360" w:lineRule="auto"/>
+        <w:rPr>
+          <w:sz w:val="26"/>
+          <w:szCs w:val="26"/>
+        </w:rPr>
+      </w:pPr>
+      <w:r>
+        <w:rPr>
+          <w:rStyle w:val="HTMLCode"/>
+          <w:rFonts w:ascii="Times New Roman" w:hAnsi="Times New Roman" w:cs="Times New Roman"/>
+          <w:b/>
+          <w:bCs/>
+          <w:sz w:val="26"/>
+          <w:szCs w:val="26"/>
+        </w:rPr>
+        <w:t>readn</w:t>
+      </w:r>
+      <w:r>
+        <w:rPr>
+          <w:rStyle w:val="Strong"/>
+          <w:sz w:val="26"/>
+          <w:szCs w:val="26"/>
+        </w:rPr>
+        <w:t xml:space="preserve">, </w:t>
+      </w:r>
+      <w:r>
+        <w:rPr>
+          <w:rStyle w:val="HTMLCode"/>
+          <w:rFonts w:ascii="Times New Roman" w:hAnsi="Times New Roman" w:cs="Times New Roman"/>
+          <w:b/>
+          <w:bCs/>
+          <w:sz w:val="26"/>
+          <w:szCs w:val="26"/>
+        </w:rPr>
+        <w:t>writen</w:t>
+      </w:r>
+      <w:r>
+        <w:rPr>
+          <w:rStyle w:val="Strong"/>
+          <w:sz w:val="26"/>
+          <w:szCs w:val="26"/>
+        </w:rPr>
+        <w:t xml:space="preserve">, </w:t>
+      </w:r>
+      <w:r>
+        <w:rPr>
+          <w:rStyle w:val="HTMLCode"/>
+          <w:rFonts w:ascii="Times New Roman" w:hAnsi="Times New Roman" w:cs="Times New Roman"/>
+          <w:b/>
+          <w:bCs/>
+          <w:sz w:val="26"/>
+          <w:szCs w:val="26"/>
+        </w:rPr>
+        <w:t>readline</w:t>
+      </w:r>
+      <w:r>
+        <w:rPr>
+          <w:sz w:val="26"/>
+          <w:szCs w:val="26"/>
+        </w:rPr>
+        <w:t>:</w:t>
+      </w:r>
+    </w:p>
+    <w:p>
+      <w:pPr>
+        <w:pStyle w:val="NormalWeb"/>
+        <w:numPr>
+          <w:ilvl w:val="1"/>
+          <w:numId w:val="38"/>
+        </w:numPr>
+        <w:spacing w:line="360" w:lineRule="auto"/>
+        <w:rPr>
+          <w:sz w:val="26"/>
+          <w:szCs w:val="26"/>
+        </w:rPr>
+      </w:pPr>
+      <w:r>
+        <w:rPr>
+          <w:rStyle w:val="HTMLCode"/>
+          <w:rFonts w:ascii="Times New Roman" w:hAnsi="Times New Roman" w:cs="Times New Roman"/>
+          <w:sz w:val="26"/>
+          <w:szCs w:val="26"/>
+        </w:rPr>
+        <w:t>readn</w:t>
+      </w:r>
+      <w:r>
+        <w:rPr>
+          <w:sz w:val="26"/>
+          <w:szCs w:val="26"/>
+        </w:rPr>
+        <w:t xml:space="preserve"> và </w:t>
+      </w:r>
+      <w:r>
+        <w:rPr>
+          <w:rStyle w:val="HTMLCode"/>
+          <w:rFonts w:ascii="Times New Roman" w:hAnsi="Times New Roman" w:cs="Times New Roman"/>
+          <w:sz w:val="26"/>
+          <w:szCs w:val="26"/>
+        </w:rPr>
+        <w:t>writen</w:t>
+      </w:r>
+      <w:r>
+        <w:rPr>
+          <w:sz w:val="26"/>
+          <w:szCs w:val="26"/>
+        </w:rPr>
+        <w:t xml:space="preserve"> đảm bảo đọc/ghi đúng </w:t>
+      </w:r>
+      <w:r>
+        <w:rPr>
+          <w:rStyle w:val="Strong"/>
+          <w:sz w:val="26"/>
+          <w:szCs w:val="26"/>
+        </w:rPr>
+        <w:t>n byte</w:t>
+      </w:r>
+      <w:r>
+        <w:rPr>
+          <w:sz w:val="26"/>
+          <w:szCs w:val="26"/>
+        </w:rPr>
+        <w:t xml:space="preserve">, khắc phục giới hạn của </w:t>
+      </w:r>
+      <w:r>
+        <w:rPr>
+          <w:rStyle w:val="HTMLCode"/>
+          <w:rFonts w:ascii="Times New Roman" w:hAnsi="Times New Roman" w:cs="Times New Roman"/>
+          <w:sz w:val="26"/>
+          <w:szCs w:val="26"/>
+        </w:rPr>
+        <w:t>read</w:t>
+      </w:r>
+      <w:r>
+        <w:rPr>
+          <w:sz w:val="26"/>
+          <w:szCs w:val="26"/>
+        </w:rPr>
+        <w:t xml:space="preserve"> và </w:t>
+      </w:r>
+      <w:r>
+        <w:rPr>
+          <w:rStyle w:val="HTMLCode"/>
+          <w:rFonts w:ascii="Times New Roman" w:hAnsi="Times New Roman" w:cs="Times New Roman"/>
+          <w:sz w:val="26"/>
+          <w:szCs w:val="26"/>
+        </w:rPr>
+        <w:t>write</w:t>
+      </w:r>
+      <w:r>
+        <w:rPr>
+          <w:sz w:val="26"/>
+          <w:szCs w:val="26"/>
+        </w:rPr>
+        <w:t xml:space="preserve"> khi chỉ xử lý được một phần dữ liệu.</w:t>
+      </w:r>
+    </w:p>
+    <w:p>
+      <w:pPr>
+        <w:pStyle w:val="NormalWeb"/>
+        <w:numPr>
+          <w:ilvl w:val="1"/>
+          <w:numId w:val="38"/>
+        </w:numPr>
+        <w:spacing w:line="360" w:lineRule="auto"/>
+        <w:rPr>
+          <w:sz w:val="26"/>
+          <w:szCs w:val="26"/>
+        </w:rPr>
+      </w:pPr>
+      <w:r>
+        <w:rPr>
+          <w:rStyle w:val="HTMLCode"/>
+          <w:rFonts w:ascii="Times New Roman" w:hAnsi="Times New Roman" w:cs="Times New Roman"/>
+          <w:sz w:val="26"/>
+          <w:szCs w:val="26"/>
+        </w:rPr>
+        <w:t>readline</w:t>
+      </w:r>
+      <w:r>
+        <w:rPr>
+          <w:sz w:val="26"/>
+          <w:szCs w:val="26"/>
+        </w:rPr>
+        <w:t xml:space="preserve"> hỗ trợ đọc dữ liệu theo dòng, nhưng cần tối ưu bằng bộ đệm để tránh gọi </w:t>
+      </w:r>
+      <w:r>
+        <w:rPr>
+          <w:rStyle w:val="HTMLCode"/>
+          <w:rFonts w:ascii="Times New Roman" w:hAnsi="Times New Roman" w:cs="Times New Roman"/>
+          <w:sz w:val="26"/>
+          <w:szCs w:val="26"/>
+        </w:rPr>
+        <w:t>read</w:t>
+      </w:r>
+      <w:r>
+        <w:rPr>
+          <w:sz w:val="26"/>
+          <w:szCs w:val="26"/>
+        </w:rPr>
+        <w:t xml:space="preserve"> từng byte, đồng thời chú ý đến vấn đề re-entrant và thread-safety.</w:t>
+      </w:r>
     </w:p>
     <w:p>
       <w:pPr>
         <w:spacing w:before="100" w:beforeAutospacing="1" w:after="100" w:afterAutospacing="1" w:line="360" w:lineRule="auto"/>
-        <w:rPr>
-          <w:rFonts w:ascii="Times New Roman" w:hAnsi="Times New Roman" w:cs="Times New Roman"/>
-          <w:sz w:val="26"/>
-          <w:szCs w:val="26"/>
+        <w:ind w:firstLine="423"/>
+        <w:rPr>
+          <w:rFonts w:ascii="Times New Roman" w:hAnsi="Times New Roman" w:cs="Times New Roman"/>
+          <w:sz w:val="26"/>
+          <w:szCs w:val="26"/>
+          <w:lang w:val="vi-VN"/>
         </w:rPr>
       </w:pPr>
     </w:p>
     <w:p>
       <w:pPr>
         <w:spacing w:before="100" w:beforeAutospacing="1" w:after="100" w:afterAutospacing="1" w:line="360" w:lineRule="auto"/>
-        <w:ind w:left="720"/>
+        <w:ind w:firstLine="423"/>
         <w:rPr>
           <w:rFonts w:ascii="Times New Roman" w:hAnsi="Times New Roman" w:cs="Times New Roman"/>
           <w:sz w:val="26"/>
@@ -15211,57 +17090,2639 @@
     <w:p>
       <w:pPr>
         <w:spacing w:before="100" w:beforeAutospacing="1" w:after="100" w:afterAutospacing="1" w:line="360" w:lineRule="auto"/>
+        <w:ind w:firstLine="423"/>
+        <w:rPr>
+          <w:rFonts w:ascii="Times New Roman" w:hAnsi="Times New Roman" w:cs="Times New Roman"/>
+          <w:sz w:val="26"/>
+          <w:szCs w:val="26"/>
+          <w:lang w:val="vi-VN"/>
+        </w:rPr>
+      </w:pPr>
+      <w:r>
+        <w:rPr>
+          <w:rFonts w:ascii="Times New Roman" w:hAnsi="Times New Roman" w:cs="Times New Roman"/>
+          <w:sz w:val="26"/>
+          <w:szCs w:val="26"/>
+          <w:lang w:val="vi-VN"/>
+        </w:rPr>
+        <w:lastRenderedPageBreak/>
+        <w:t>Trong lập trình Socket, cần phải chuyển đổi giữa dạng chuỗi ký tự</w:t>
+      </w:r>
+      <w:r>
+        <w:rPr>
+          <w:rFonts w:ascii="Times New Roman" w:hAnsi="Times New Roman" w:cs="Times New Roman"/>
+          <w:sz w:val="26"/>
+          <w:szCs w:val="26"/>
+          <w:lang w:val="vi-VN"/>
+        </w:rPr>
+        <w:t xml:space="preserve"> (ví dụ: "206.168.112.96") </w:t>
+      </w:r>
+      <w:r>
+        <w:rPr>
+          <w:rFonts w:ascii="Times New Roman" w:hAnsi="Times New Roman" w:cs="Times New Roman"/>
+          <w:sz w:val="26"/>
+          <w:szCs w:val="26"/>
+          <w:lang w:val="vi-VN"/>
+        </w:rPr>
+        <w:t>và dạng nhị phân</w:t>
+      </w:r>
+      <w:r>
+        <w:rPr>
+          <w:rFonts w:ascii="Times New Roman" w:hAnsi="Times New Roman" w:cs="Times New Roman"/>
+          <w:sz w:val="26"/>
+          <w:szCs w:val="26"/>
+          <w:lang w:val="vi-VN"/>
+        </w:rPr>
+        <w:t xml:space="preserve"> 32 bit</w:t>
+      </w:r>
+      <w:r>
+        <w:rPr>
+          <w:rFonts w:ascii="Times New Roman" w:hAnsi="Times New Roman" w:cs="Times New Roman"/>
+          <w:sz w:val="26"/>
+          <w:szCs w:val="26"/>
+          <w:lang w:val="vi-VN"/>
+        </w:rPr>
+        <w:t xml:space="preserve"> theo thứ tự byte mạ</w:t>
+      </w:r>
+      <w:r>
+        <w:rPr>
+          <w:rFonts w:ascii="Times New Roman" w:hAnsi="Times New Roman" w:cs="Times New Roman"/>
+          <w:sz w:val="26"/>
+          <w:szCs w:val="26"/>
+          <w:lang w:val="vi-VN"/>
+        </w:rPr>
+        <w:t xml:space="preserve">ng (Network Byte Order) – là dạng mà </w:t>
+      </w:r>
+      <w:r>
+        <w:rPr>
+          <w:rStyle w:val="Strong"/>
+          <w:rFonts w:ascii="Times New Roman" w:hAnsi="Times New Roman" w:cs="Times New Roman"/>
+          <w:b w:val="0"/>
+          <w:sz w:val="26"/>
+          <w:szCs w:val="26"/>
+          <w:lang w:val="vi-VN"/>
+        </w:rPr>
+        <w:t>hệ điều hành</w:t>
+      </w:r>
+      <w:r>
+        <w:rPr>
+          <w:rStyle w:val="Strong"/>
+          <w:rFonts w:ascii="Times New Roman" w:hAnsi="Times New Roman" w:cs="Times New Roman"/>
+          <w:sz w:val="26"/>
+          <w:szCs w:val="26"/>
+          <w:lang w:val="vi-VN"/>
+        </w:rPr>
+        <w:t xml:space="preserve"> </w:t>
+      </w:r>
+      <w:r>
+        <w:rPr>
+          <w:rStyle w:val="Strong"/>
+          <w:rFonts w:ascii="Times New Roman" w:hAnsi="Times New Roman" w:cs="Times New Roman"/>
+          <w:b w:val="0"/>
+          <w:sz w:val="26"/>
+          <w:szCs w:val="26"/>
+          <w:lang w:val="vi-VN"/>
+        </w:rPr>
+        <w:t>và giao thức TCP/UDP</w:t>
+      </w:r>
+      <w:r>
+        <w:rPr>
+          <w:rFonts w:ascii="Times New Roman" w:hAnsi="Times New Roman" w:cs="Times New Roman"/>
+          <w:sz w:val="26"/>
+          <w:szCs w:val="26"/>
+          <w:lang w:val="vi-VN"/>
+        </w:rPr>
+        <w:t xml:space="preserve"> sử dụng để xử lý, so khớp, và truyền tải địa chỉ trong gói tin hay nói cách khác là dạng mà máy tính có thể hiểu được và xử lý. Các hàm chuyển đổi địa chỉ là phương pháp để thực hiện điều đó, cụ thể:</w:t>
+      </w:r>
+    </w:p>
+    <w:p>
+      <w:pPr>
+        <w:pStyle w:val="ListParagraph"/>
+        <w:numPr>
+          <w:ilvl w:val="0"/>
+          <w:numId w:val="33"/>
+        </w:numPr>
+        <w:spacing w:before="100" w:beforeAutospacing="1" w:after="100" w:afterAutospacing="1" w:line="360" w:lineRule="auto"/>
+        <w:rPr>
+          <w:rFonts w:ascii="Times New Roman" w:eastAsia="Times New Roman" w:hAnsi="Times New Roman" w:cs="Times New Roman"/>
+          <w:sz w:val="26"/>
+          <w:szCs w:val="26"/>
+          <w:lang w:val="vi-VN" w:eastAsia="ja-JP"/>
+        </w:rPr>
+      </w:pPr>
+      <w:r>
+        <w:rPr>
+          <w:rFonts w:ascii="Times New Roman" w:hAnsi="Times New Roman" w:cs="Times New Roman"/>
+          <w:sz w:val="26"/>
+          <w:szCs w:val="26"/>
+          <w:lang w:val="vi-VN"/>
+        </w:rPr>
+        <w:t xml:space="preserve">Các hàm </w:t>
+      </w:r>
+      <w:r>
+        <w:rPr>
+          <w:rFonts w:ascii="Times New Roman" w:hAnsi="Times New Roman" w:cs="Times New Roman"/>
+          <w:sz w:val="26"/>
+          <w:szCs w:val="26"/>
+          <w:lang w:val="vi-VN"/>
+        </w:rPr>
+        <w:t xml:space="preserve">chỉ hỗ trợ </w:t>
+      </w:r>
+      <w:r>
+        <w:rPr>
+          <w:rFonts w:ascii="Times New Roman" w:hAnsi="Times New Roman" w:cs="Times New Roman"/>
+          <w:sz w:val="26"/>
+          <w:szCs w:val="26"/>
+          <w:lang w:val="vi-VN"/>
+        </w:rPr>
+        <w:t>chuyển đổi địa chỉ IPv4</w:t>
+      </w:r>
+      <w:r>
+        <w:rPr>
+          <w:rFonts w:ascii="Times New Roman" w:hAnsi="Times New Roman" w:cs="Times New Roman"/>
+          <w:sz w:val="26"/>
+          <w:szCs w:val="26"/>
+          <w:lang w:val="vi-VN"/>
+        </w:rPr>
+        <w:t>:</w:t>
+      </w:r>
+      <w:r>
+        <w:rPr>
+          <w:rFonts w:ascii="Times New Roman" w:hAnsi="Times New Roman" w:cs="Times New Roman"/>
+          <w:sz w:val="26"/>
+          <w:szCs w:val="26"/>
+          <w:lang w:val="vi-VN"/>
+        </w:rPr>
+        <w:t xml:space="preserve"> </w:t>
+      </w:r>
+    </w:p>
+    <w:p>
+      <w:pPr>
+        <w:pStyle w:val="ListParagraph"/>
+        <w:numPr>
+          <w:ilvl w:val="0"/>
+          <w:numId w:val="34"/>
+        </w:numPr>
+        <w:spacing w:before="100" w:beforeAutospacing="1" w:after="100" w:afterAutospacing="1" w:line="360" w:lineRule="auto"/>
+        <w:rPr>
+          <w:rFonts w:ascii="Times New Roman" w:eastAsia="Times New Roman" w:hAnsi="Times New Roman" w:cs="Times New Roman"/>
+          <w:sz w:val="26"/>
+          <w:szCs w:val="26"/>
+          <w:lang w:eastAsia="ja-JP"/>
+        </w:rPr>
+      </w:pPr>
+      <w:r>
+        <w:rPr>
+          <w:rFonts w:ascii="Times New Roman" w:hAnsi="Times New Roman" w:cs="Times New Roman"/>
+          <w:b/>
+          <w:sz w:val="26"/>
+          <w:szCs w:val="26"/>
+          <w:lang w:val="vi-VN"/>
+        </w:rPr>
+        <w:t>inet_aton</w:t>
+      </w:r>
+      <w:r>
+        <w:rPr>
+          <w:rFonts w:ascii="Times New Roman" w:hAnsi="Times New Roman" w:cs="Times New Roman"/>
+          <w:sz w:val="26"/>
+          <w:szCs w:val="26"/>
+          <w:lang w:val="vi-VN"/>
+        </w:rPr>
+        <w:t>: Chuyển chuỗi IP (vd: "206.168.112.96") thành giá trị nhị phân 32-bit. Trả về 1 nếu hợp lệ, 0 nếu lỗ</w:t>
+      </w:r>
+      <w:r>
+        <w:rPr>
+          <w:rFonts w:ascii="Times New Roman" w:hAnsi="Times New Roman" w:cs="Times New Roman"/>
+          <w:sz w:val="26"/>
+          <w:szCs w:val="26"/>
+          <w:lang w:val="vi-VN"/>
+        </w:rPr>
+        <w:t>i.</w:t>
+      </w:r>
+    </w:p>
+    <w:p>
+      <w:pPr>
+        <w:pStyle w:val="ListParagraph"/>
+        <w:numPr>
+          <w:ilvl w:val="0"/>
+          <w:numId w:val="34"/>
+        </w:numPr>
+        <w:spacing w:before="100" w:beforeAutospacing="1" w:after="100" w:afterAutospacing="1" w:line="360" w:lineRule="auto"/>
+        <w:rPr>
+          <w:rFonts w:ascii="Times New Roman" w:eastAsia="Times New Roman" w:hAnsi="Times New Roman" w:cs="Times New Roman"/>
+          <w:sz w:val="26"/>
+          <w:szCs w:val="26"/>
+          <w:lang w:eastAsia="ja-JP"/>
+        </w:rPr>
+      </w:pPr>
+      <w:r>
+        <w:rPr>
+          <w:rFonts w:ascii="Times New Roman" w:hAnsi="Times New Roman" w:cs="Times New Roman"/>
+          <w:b/>
+          <w:sz w:val="26"/>
+          <w:szCs w:val="26"/>
+          <w:lang w:val="vi-VN"/>
+        </w:rPr>
+        <w:t>inet_addr</w:t>
+      </w:r>
+      <w:r>
+        <w:rPr>
+          <w:rFonts w:ascii="Times New Roman" w:hAnsi="Times New Roman" w:cs="Times New Roman"/>
+          <w:sz w:val="26"/>
+          <w:szCs w:val="26"/>
+          <w:lang w:val="vi-VN"/>
+        </w:rPr>
+        <w:t>: Cũng chuyển đổi như inet_aton nhưng trả trực tiếp giá trị</w:t>
+      </w:r>
+      <w:r>
+        <w:rPr>
+          <w:rFonts w:ascii="Times New Roman" w:hAnsi="Times New Roman" w:cs="Times New Roman"/>
+          <w:sz w:val="26"/>
+          <w:szCs w:val="26"/>
+          <w:lang w:val="vi-VN"/>
+        </w:rPr>
+        <w:t xml:space="preserve"> 32-bit.</w:t>
+      </w:r>
+      <w:r>
+        <w:rPr>
+          <w:rFonts w:ascii="Times New Roman" w:hAnsi="Times New Roman" w:cs="Times New Roman"/>
+          <w:sz w:val="26"/>
+          <w:szCs w:val="26"/>
+        </w:rPr>
+        <w:t xml:space="preserve"> </w:t>
+      </w:r>
+      <w:r>
+        <w:rPr>
+          <w:rFonts w:ascii="Times New Roman" w:hAnsi="Times New Roman" w:cs="Times New Roman"/>
+          <w:sz w:val="26"/>
+          <w:szCs w:val="26"/>
+          <w:lang w:val="vi-VN"/>
+        </w:rPr>
+        <w:t>Tuy nhiên, nó trả về INADDR_NONE khi lỗ</w:t>
+      </w:r>
+      <w:r>
+        <w:rPr>
+          <w:rFonts w:ascii="Times New Roman" w:hAnsi="Times New Roman" w:cs="Times New Roman"/>
+          <w:sz w:val="26"/>
+          <w:szCs w:val="26"/>
+          <w:lang w:val="vi-VN"/>
+        </w:rPr>
+        <w:t xml:space="preserve">i, </w:t>
+      </w:r>
+      <w:r>
+        <w:rPr>
+          <w:rFonts w:ascii="Times New Roman" w:hAnsi="Times New Roman" w:cs="Times New Roman"/>
+          <w:sz w:val="26"/>
+          <w:szCs w:val="26"/>
+          <w:lang w:val="vi-VN"/>
+        </w:rPr>
+        <w:t>dẫn đến nhầm lẫn với địa chỉ 255.255.255.255. Do đó hàm này đã bị</w:t>
+      </w:r>
+      <w:r>
+        <w:rPr>
+          <w:rFonts w:ascii="Times New Roman" w:hAnsi="Times New Roman" w:cs="Times New Roman"/>
+          <w:sz w:val="26"/>
+          <w:szCs w:val="26"/>
+          <w:lang w:val="vi-VN"/>
+        </w:rPr>
+        <w:t xml:space="preserve"> deprecated.</w:t>
+      </w:r>
+    </w:p>
+    <w:p>
+      <w:pPr>
+        <w:pStyle w:val="ListParagraph"/>
+        <w:numPr>
+          <w:ilvl w:val="0"/>
+          <w:numId w:val="34"/>
+        </w:numPr>
+        <w:spacing w:before="100" w:beforeAutospacing="1" w:after="100" w:afterAutospacing="1" w:line="360" w:lineRule="auto"/>
+        <w:rPr>
+          <w:rFonts w:ascii="Times New Roman" w:eastAsia="Times New Roman" w:hAnsi="Times New Roman" w:cs="Times New Roman"/>
+          <w:sz w:val="26"/>
+          <w:szCs w:val="26"/>
+          <w:lang w:eastAsia="ja-JP"/>
+        </w:rPr>
+      </w:pPr>
+      <w:r>
+        <w:rPr>
+          <w:rFonts w:ascii="Times New Roman" w:hAnsi="Times New Roman" w:cs="Times New Roman"/>
+          <w:b/>
+          <w:sz w:val="26"/>
+          <w:szCs w:val="26"/>
+          <w:lang w:val="vi-VN"/>
+        </w:rPr>
+        <w:t>inet_ntoa</w:t>
+      </w:r>
+      <w:r>
+        <w:rPr>
+          <w:rFonts w:ascii="Times New Roman" w:hAnsi="Times New Roman" w:cs="Times New Roman"/>
+          <w:sz w:val="26"/>
+          <w:szCs w:val="26"/>
+          <w:lang w:val="vi-VN"/>
+        </w:rPr>
+        <w:t xml:space="preserve">: Chuyển từ địa chỉ IPv4 nhị phân 32-bit sang chuỗi. </w:t>
+      </w:r>
+      <w:r>
+        <w:rPr>
+          <w:rFonts w:ascii="Times New Roman" w:hAnsi="Times New Roman" w:cs="Times New Roman"/>
+          <w:sz w:val="26"/>
+          <w:szCs w:val="26"/>
+        </w:rPr>
+        <w:t>Chuỗi lưu trong bộ nhớ tĩnh nên không an toàn trong đa</w:t>
+      </w:r>
+      <w:r>
+        <w:rPr>
+          <w:rFonts w:ascii="Times New Roman" w:hAnsi="Times New Roman" w:cs="Times New Roman"/>
+          <w:sz w:val="26"/>
+          <w:szCs w:val="26"/>
+        </w:rPr>
+        <w:t xml:space="preserve"> luồng.</w:t>
+      </w:r>
+    </w:p>
+    <w:p>
+      <w:pPr>
+        <w:pStyle w:val="NormalWeb"/>
+        <w:numPr>
+          <w:ilvl w:val="0"/>
+          <w:numId w:val="33"/>
+        </w:numPr>
+        <w:spacing w:line="360" w:lineRule="auto"/>
+        <w:rPr>
+          <w:sz w:val="26"/>
+          <w:szCs w:val="26"/>
+        </w:rPr>
+      </w:pPr>
+      <w:r>
+        <w:rPr>
+          <w:sz w:val="26"/>
+          <w:szCs w:val="26"/>
+        </w:rPr>
+        <w:t xml:space="preserve">Các hàm chuyển đổi địa chỉ </w:t>
+      </w:r>
+      <w:r>
+        <w:rPr>
+          <w:sz w:val="26"/>
+          <w:szCs w:val="26"/>
+        </w:rPr>
+        <w:t>hỗ trợ cả</w:t>
+      </w:r>
+      <w:r>
+        <w:rPr>
+          <w:sz w:val="26"/>
+          <w:szCs w:val="26"/>
+        </w:rPr>
+        <w:t xml:space="preserve"> IPv4 và IPv6: Các chữ cái </w:t>
+      </w:r>
+      <w:r>
+        <w:rPr>
+          <w:rStyle w:val="Strong"/>
+          <w:sz w:val="26"/>
+          <w:szCs w:val="26"/>
+        </w:rPr>
+        <w:t>“p”</w:t>
+      </w:r>
+      <w:r>
+        <w:rPr>
+          <w:sz w:val="26"/>
+          <w:szCs w:val="26"/>
+        </w:rPr>
+        <w:t xml:space="preserve"> và </w:t>
+      </w:r>
+      <w:r>
+        <w:rPr>
+          <w:rStyle w:val="Strong"/>
+          <w:sz w:val="26"/>
+          <w:szCs w:val="26"/>
+        </w:rPr>
+        <w:t>“n”</w:t>
+      </w:r>
+      <w:r>
+        <w:rPr>
+          <w:sz w:val="26"/>
+          <w:szCs w:val="26"/>
+        </w:rPr>
+        <w:t xml:space="preserve"> lần lượt đại diện cho </w:t>
+      </w:r>
+      <w:r>
+        <w:rPr>
+          <w:rStyle w:val="Strong"/>
+          <w:sz w:val="26"/>
+          <w:szCs w:val="26"/>
+        </w:rPr>
+        <w:t>presentation</w:t>
+      </w:r>
+      <w:r>
+        <w:rPr>
+          <w:sz w:val="26"/>
+          <w:szCs w:val="26"/>
+        </w:rPr>
+        <w:t xml:space="preserve"> (thường là chuỗi ASCII như</w:t>
+      </w:r>
+      <w:r>
+        <w:rPr>
+          <w:sz w:val="26"/>
+          <w:szCs w:val="26"/>
+        </w:rPr>
+        <w:t xml:space="preserve"> </w:t>
+      </w:r>
+      <w:r>
+        <w:rPr>
+          <w:rStyle w:val="HTMLCode"/>
+          <w:rFonts w:ascii="Times New Roman" w:hAnsi="Times New Roman" w:cs="Times New Roman"/>
+          <w:sz w:val="26"/>
+          <w:szCs w:val="26"/>
+        </w:rPr>
+        <w:t>"192.168.1.1"</w:t>
+      </w:r>
+      <w:r>
+        <w:rPr>
+          <w:sz w:val="26"/>
+          <w:szCs w:val="26"/>
+        </w:rPr>
+        <w:t>)</w:t>
+      </w:r>
+      <w:r>
+        <w:rPr>
+          <w:sz w:val="26"/>
+          <w:szCs w:val="26"/>
+        </w:rPr>
+        <w:t xml:space="preserve"> và </w:t>
+      </w:r>
+      <w:r>
+        <w:rPr>
+          <w:rStyle w:val="Strong"/>
+          <w:sz w:val="26"/>
+          <w:szCs w:val="26"/>
+        </w:rPr>
+        <w:t>numeric</w:t>
+      </w:r>
+      <w:r>
+        <w:rPr>
+          <w:sz w:val="26"/>
+          <w:szCs w:val="26"/>
+        </w:rPr>
+        <w:t xml:space="preserve"> (</w:t>
+      </w:r>
+      <w:r>
+        <w:rPr>
+          <w:sz w:val="26"/>
+          <w:szCs w:val="26"/>
+        </w:rPr>
+        <w:t>giá trị nhị phân được dùng trong cấu trúc địa chỉ socket.</w:t>
+      </w:r>
+      <w:r>
+        <w:rPr>
+          <w:sz w:val="26"/>
+          <w:szCs w:val="26"/>
+        </w:rPr>
+        <w:t>).</w:t>
+      </w:r>
+    </w:p>
+    <w:p>
+      <w:pPr>
+        <w:pStyle w:val="NormalWeb"/>
+        <w:numPr>
+          <w:ilvl w:val="0"/>
+          <w:numId w:val="37"/>
+        </w:numPr>
+        <w:spacing w:line="360" w:lineRule="auto"/>
+        <w:rPr>
+          <w:sz w:val="26"/>
+          <w:szCs w:val="26"/>
+        </w:rPr>
+      </w:pPr>
+      <w:r>
+        <w:rPr>
+          <w:b/>
+          <w:sz w:val="26"/>
+          <w:szCs w:val="26"/>
+        </w:rPr>
+        <w:t>in</w:t>
+      </w:r>
+      <w:r>
+        <w:rPr>
+          <w:b/>
+          <w:sz w:val="26"/>
+          <w:szCs w:val="26"/>
+        </w:rPr>
+        <w:t xml:space="preserve">et_pton </w:t>
+      </w:r>
+      <w:r>
+        <w:rPr>
+          <w:sz w:val="26"/>
+          <w:szCs w:val="26"/>
+        </w:rPr>
+        <w:t>(presentation → numeric):</w:t>
+      </w:r>
+      <w:r>
+        <w:rPr>
+          <w:sz w:val="26"/>
+          <w:szCs w:val="26"/>
+        </w:rPr>
+        <w:t xml:space="preserve"> Trả về 1 nếu thành công, 0 nế</w:t>
+      </w:r>
+      <w:r>
+        <w:rPr>
+          <w:sz w:val="26"/>
+          <w:szCs w:val="26"/>
+        </w:rPr>
+        <w:t xml:space="preserve">u định dạng sai, -1 nếu lỗi. </w:t>
+      </w:r>
+      <w:r>
+        <w:rPr>
+          <w:sz w:val="26"/>
+          <w:szCs w:val="26"/>
+        </w:rPr>
+        <w:t>Hàm này nghiêm ngặt hơn, yêu cầu IPv4 phải có đúng 4 số thập phân. Luôn an toàn</w:t>
+      </w:r>
+      <w:r>
+        <w:rPr>
+          <w:sz w:val="26"/>
+          <w:szCs w:val="26"/>
+        </w:rPr>
+        <w:t xml:space="preserve"> trong đa luồng (re-entrant).</w:t>
+      </w:r>
+    </w:p>
+    <w:p>
+      <w:pPr>
+        <w:pStyle w:val="NormalWeb"/>
+        <w:numPr>
+          <w:ilvl w:val="0"/>
+          <w:numId w:val="37"/>
+        </w:numPr>
+        <w:spacing w:line="360" w:lineRule="auto"/>
+        <w:rPr>
+          <w:sz w:val="26"/>
+          <w:szCs w:val="26"/>
+        </w:rPr>
+      </w:pPr>
+      <w:r>
+        <w:rPr>
+          <w:b/>
+          <w:sz w:val="26"/>
+          <w:szCs w:val="26"/>
+        </w:rPr>
+        <w:t>inet_ntop</w:t>
+      </w:r>
+      <w:r>
+        <w:rPr>
+          <w:sz w:val="26"/>
+          <w:szCs w:val="26"/>
+        </w:rPr>
+        <w:t xml:space="preserve"> (numeric → presentation): Ngược lại với inet_pton, ch</w:t>
+      </w:r>
+      <w:r>
+        <w:rPr>
+          <w:sz w:val="26"/>
+          <w:szCs w:val="26"/>
+        </w:rPr>
+        <w:t xml:space="preserve">uyển từ nhị phân sang chuỗi. </w:t>
+      </w:r>
+      <w:r>
+        <w:rPr>
+          <w:sz w:val="26"/>
+          <w:szCs w:val="26"/>
+        </w:rPr>
+        <w:t xml:space="preserve">Người </w:t>
+      </w:r>
+      <w:r>
+        <w:rPr>
+          <w:sz w:val="26"/>
+          <w:szCs w:val="26"/>
+        </w:rPr>
+        <w:t xml:space="preserve">gọi phải cấp phát bộ nhớ đủ lớn </w:t>
+      </w:r>
+      <w:r>
+        <w:rPr>
+          <w:sz w:val="26"/>
+          <w:szCs w:val="26"/>
+        </w:rPr>
+        <w:t>(INET_ADDRSTRLEN cho IPv4,</w:t>
+      </w:r>
+      <w:r>
+        <w:rPr>
+          <w:sz w:val="26"/>
+          <w:szCs w:val="26"/>
+        </w:rPr>
+        <w:t xml:space="preserve"> INET6_ADDRSTRLEN cho IPv6). </w:t>
+      </w:r>
+      <w:r>
+        <w:rPr>
+          <w:sz w:val="26"/>
+          <w:szCs w:val="26"/>
+        </w:rPr>
+        <w:t>Nếu bộ đệm quá nhỏ sẽ báo lỗi. Hàm cũng luôn re-entrant.</w:t>
+      </w:r>
+      <w:r>
+        <w:rPr>
+          <w:sz w:val="26"/>
+          <w:szCs w:val="26"/>
+        </w:rPr>
+        <w:br/>
+      </w:r>
+    </w:p>
+    <w:p>
+      <w:pPr>
+        <w:spacing w:before="100" w:beforeAutospacing="1" w:after="100" w:afterAutospacing="1" w:line="360" w:lineRule="auto"/>
+        <w:rPr>
+          <w:rFonts w:ascii="Times New Roman" w:eastAsia="Times New Roman" w:hAnsi="Times New Roman" w:cs="Times New Roman"/>
+          <w:sz w:val="26"/>
+          <w:szCs w:val="26"/>
+          <w:lang w:val="vi-VN" w:eastAsia="ja-JP"/>
+        </w:rPr>
+      </w:pPr>
+      <w:r>
+        <w:rPr>
+          <w:rFonts w:ascii="Times New Roman" w:eastAsia="Times New Roman" w:hAnsi="Times New Roman" w:cs="Times New Roman"/>
+          <w:noProof/>
+          <w:sz w:val="26"/>
+          <w:szCs w:val="26"/>
+          <w:lang w:eastAsia="ja-JP"/>
+        </w:rPr>
+        <w:lastRenderedPageBreak/>
+        <w:drawing>
+          <wp:inline distT="0" distB="0" distL="0" distR="0" wp14:anchorId="3B89EE08" wp14:editId="357D7782">
+            <wp:extent cx="5943600" cy="2063115"/>
+            <wp:effectExtent l="0" t="0" r="0" b="0"/>
+            <wp:docPr id="14" name="Picture 14"/>
+            <wp:cNvGraphicFramePr>
+              <a:graphicFrameLocks xmlns:a="http://schemas.openxmlformats.org/drawingml/2006/main" noChangeAspect="1"/>
+            </wp:cNvGraphicFramePr>
+            <a:graphic xmlns:a="http://schemas.openxmlformats.org/drawingml/2006/main">
+              <a:graphicData uri="http://schemas.openxmlformats.org/drawingml/2006/picture">
+                <pic:pic xmlns:pic="http://schemas.openxmlformats.org/drawingml/2006/picture">
+                  <pic:nvPicPr>
+                    <pic:cNvPr id="14" name="Screenshot 2025-08-16 203816.png"/>
+                    <pic:cNvPicPr/>
+                  </pic:nvPicPr>
+                  <pic:blipFill>
+                    <a:blip r:embed="rId19">
+                      <a:extLst>
+                        <a:ext uri="{28A0092B-C50C-407E-A947-70E740481C1C}">
+                          <a14:useLocalDpi xmlns:a14="http://schemas.microsoft.com/office/drawing/2010/main" val="0"/>
+                        </a:ext>
+                      </a:extLst>
+                    </a:blip>
+                    <a:stretch>
+                      <a:fillRect/>
+                    </a:stretch>
+                  </pic:blipFill>
+                  <pic:spPr>
+                    <a:xfrm>
+                      <a:off x="0" y="0"/>
+                      <a:ext cx="5943600" cy="2063115"/>
+                    </a:xfrm>
+                    <a:prstGeom prst="rect">
+                      <a:avLst/>
+                    </a:prstGeom>
+                  </pic:spPr>
+                </pic:pic>
+              </a:graphicData>
+            </a:graphic>
+          </wp:inline>
+        </w:drawing>
+      </w:r>
+    </w:p>
+    <w:p>
+      <w:pPr>
+        <w:spacing w:before="100" w:beforeAutospacing="1" w:after="100" w:afterAutospacing="1" w:line="360" w:lineRule="auto"/>
+        <w:rPr>
+          <w:rFonts w:ascii="Times New Roman" w:eastAsia="Times New Roman" w:hAnsi="Times New Roman" w:cs="Times New Roman"/>
+          <w:sz w:val="26"/>
+          <w:szCs w:val="26"/>
+          <w:lang w:val="vi-VN" w:eastAsia="ja-JP"/>
+        </w:rPr>
+      </w:pPr>
+      <w:r>
+        <w:rPr>
+          <w:rFonts w:ascii="Times New Roman" w:hAnsi="Times New Roman" w:cs="Times New Roman"/>
+          <w:noProof/>
+          <w:sz w:val="26"/>
+          <w:szCs w:val="26"/>
+          <w:lang w:eastAsia="ja-JP"/>
+        </w:rPr>
+        <w:drawing>
+          <wp:inline distT="0" distB="0" distL="0" distR="0" wp14:anchorId="387C02EB" wp14:editId="0888B449">
+            <wp:extent cx="5943600" cy="1581150"/>
+            <wp:effectExtent l="0" t="0" r="0" b="0"/>
+            <wp:docPr id="13" name="Picture 13"/>
+            <wp:cNvGraphicFramePr>
+              <a:graphicFrameLocks xmlns:a="http://schemas.openxmlformats.org/drawingml/2006/main" noChangeAspect="1"/>
+            </wp:cNvGraphicFramePr>
+            <a:graphic xmlns:a="http://schemas.openxmlformats.org/drawingml/2006/main">
+              <a:graphicData uri="http://schemas.openxmlformats.org/drawingml/2006/picture">
+                <pic:pic xmlns:pic="http://schemas.openxmlformats.org/drawingml/2006/picture">
+                  <pic:nvPicPr>
+                    <pic:cNvPr id="1" name=""/>
+                    <pic:cNvPicPr/>
+                  </pic:nvPicPr>
+                  <pic:blipFill>
+                    <a:blip r:embed="rId20"/>
+                    <a:stretch>
+                      <a:fillRect/>
+                    </a:stretch>
+                  </pic:blipFill>
+                  <pic:spPr>
+                    <a:xfrm>
+                      <a:off x="0" y="0"/>
+                      <a:ext cx="5943600" cy="1581150"/>
+                    </a:xfrm>
+                    <a:prstGeom prst="rect">
+                      <a:avLst/>
+                    </a:prstGeom>
+                  </pic:spPr>
+                </pic:pic>
+              </a:graphicData>
+            </a:graphic>
+          </wp:inline>
+        </w:drawing>
+      </w:r>
+    </w:p>
+    <w:p>
+      <w:pPr>
+        <w:spacing w:before="100" w:beforeAutospacing="1" w:after="100" w:afterAutospacing="1" w:line="360" w:lineRule="auto"/>
+        <w:jc w:val="center"/>
+        <w:rPr>
+          <w:rFonts w:ascii="Times New Roman" w:eastAsia="Times New Roman" w:hAnsi="Times New Roman" w:cs="Times New Roman"/>
+          <w:sz w:val="26"/>
+          <w:szCs w:val="26"/>
+          <w:lang w:val="vi-VN" w:eastAsia="ja-JP"/>
+        </w:rPr>
+      </w:pPr>
+      <w:r>
+        <w:rPr>
+          <w:rFonts w:ascii="Times New Roman" w:eastAsia="Times New Roman" w:hAnsi="Times New Roman" w:cs="Times New Roman"/>
+          <w:b/>
+          <w:sz w:val="26"/>
+          <w:szCs w:val="26"/>
+          <w:lang w:val="vi-VN" w:eastAsia="ja-JP"/>
+        </w:rPr>
+        <w:t>Hình 2.9:</w:t>
+      </w:r>
+      <w:r>
+        <w:rPr>
+          <w:rFonts w:ascii="Times New Roman" w:eastAsia="Times New Roman" w:hAnsi="Times New Roman" w:cs="Times New Roman"/>
+          <w:sz w:val="26"/>
+          <w:szCs w:val="26"/>
+          <w:lang w:val="vi-VN" w:eastAsia="ja-JP"/>
+        </w:rPr>
+        <w:t xml:space="preserve"> Cú pháp các hàm chuyển đổi địa chỉ</w:t>
+      </w:r>
+    </w:p>
+    <w:p>
+      <w:pPr>
+        <w:spacing w:before="100" w:beforeAutospacing="1" w:after="100" w:afterAutospacing="1" w:line="360" w:lineRule="auto"/>
+        <w:rPr>
+          <w:rFonts w:ascii="Times New Roman" w:eastAsia="Times New Roman" w:hAnsi="Times New Roman" w:cs="Times New Roman"/>
+          <w:sz w:val="26"/>
+          <w:szCs w:val="26"/>
+          <w:lang w:val="vi-VN" w:eastAsia="ja-JP"/>
+        </w:rPr>
+      </w:pPr>
+      <w:r>
+        <w:rPr>
+          <w:rFonts w:ascii="Times New Roman" w:eastAsia="Times New Roman" w:hAnsi="Times New Roman" w:cs="Times New Roman"/>
+          <w:sz w:val="26"/>
+          <w:szCs w:val="26"/>
+          <w:lang w:val="vi-VN" w:eastAsia="ja-JP"/>
+        </w:rPr>
+        <w:t>Sau đó, em</w:t>
+      </w:r>
+      <w:r>
+        <w:rPr>
+          <w:rFonts w:ascii="Times New Roman" w:eastAsia="Times New Roman" w:hAnsi="Times New Roman" w:cs="Times New Roman"/>
+          <w:sz w:val="26"/>
+          <w:szCs w:val="26"/>
+          <w:lang w:val="vi-VN" w:eastAsia="ja-JP"/>
+        </w:rPr>
+        <w:t xml:space="preserve"> cùng với c</w:t>
+      </w:r>
+      <w:r>
+        <w:rPr>
+          <w:rFonts w:ascii="Times New Roman" w:eastAsia="Times New Roman" w:hAnsi="Times New Roman" w:cs="Times New Roman"/>
+          <w:sz w:val="26"/>
+          <w:szCs w:val="26"/>
+          <w:lang w:val="vi-VN" w:eastAsia="ja-JP"/>
+        </w:rPr>
+        <w:t>ác thành viên trong nhóm thực</w:t>
+      </w:r>
+      <w:r>
+        <w:rPr>
+          <w:rFonts w:ascii="Times New Roman" w:eastAsia="Times New Roman" w:hAnsi="Times New Roman" w:cs="Times New Roman"/>
+          <w:sz w:val="26"/>
+          <w:szCs w:val="26"/>
+          <w:lang w:val="vi-VN" w:eastAsia="ja-JP"/>
+        </w:rPr>
+        <w:t xml:space="preserve"> t</w:t>
+      </w:r>
+      <w:r>
+        <w:rPr>
+          <w:rFonts w:ascii="Times New Roman" w:eastAsia="Times New Roman" w:hAnsi="Times New Roman" w:cs="Times New Roman"/>
+          <w:sz w:val="26"/>
+          <w:szCs w:val="26"/>
+          <w:lang w:val="vi-VN" w:eastAsia="ja-JP"/>
+        </w:rPr>
+        <w:t>ập</w:t>
+      </w:r>
+      <w:r>
+        <w:rPr>
+          <w:rFonts w:ascii="Times New Roman" w:eastAsia="Times New Roman" w:hAnsi="Times New Roman" w:cs="Times New Roman"/>
+          <w:sz w:val="26"/>
+          <w:szCs w:val="26"/>
+          <w:lang w:val="vi-VN" w:eastAsia="ja-JP"/>
+        </w:rPr>
+        <w:t xml:space="preserve"> sinh</w:t>
+      </w:r>
+      <w:r>
+        <w:rPr>
+          <w:rFonts w:ascii="Times New Roman" w:eastAsia="Times New Roman" w:hAnsi="Times New Roman" w:cs="Times New Roman"/>
+          <w:sz w:val="26"/>
+          <w:szCs w:val="26"/>
+          <w:lang w:val="vi-VN" w:eastAsia="ja-JP"/>
+        </w:rPr>
+        <w:t xml:space="preserve"> có được giao t</w:t>
+      </w:r>
+      <w:r>
+        <w:rPr>
+          <w:rFonts w:ascii="Times New Roman" w:eastAsia="Times New Roman" w:hAnsi="Times New Roman" w:cs="Times New Roman"/>
+          <w:sz w:val="26"/>
+          <w:szCs w:val="26"/>
+          <w:lang w:val="vi-VN" w:eastAsia="ja-JP"/>
+        </w:rPr>
+        <w:t>ìm hiểu</w:t>
+      </w:r>
+      <w:r>
+        <w:rPr>
+          <w:rFonts w:ascii="Times New Roman" w:eastAsia="Times New Roman" w:hAnsi="Times New Roman" w:cs="Times New Roman"/>
+          <w:sz w:val="26"/>
+          <w:szCs w:val="26"/>
+          <w:lang w:val="vi-VN" w:eastAsia="ja-JP"/>
+        </w:rPr>
+        <w:t xml:space="preserve"> </w:t>
+      </w:r>
+      <w:r>
+        <w:rPr>
+          <w:rFonts w:ascii="Times New Roman" w:eastAsia="Times New Roman" w:hAnsi="Times New Roman" w:cs="Times New Roman"/>
+          <w:sz w:val="26"/>
+          <w:szCs w:val="26"/>
+          <w:lang w:val="vi-VN" w:eastAsia="ja-JP"/>
+        </w:rPr>
+        <w:t>kỹ hơn về UDP socket</w:t>
+      </w:r>
+      <w:r>
+        <w:rPr>
+          <w:rFonts w:ascii="Times New Roman" w:eastAsia="Times New Roman" w:hAnsi="Times New Roman" w:cs="Times New Roman"/>
+          <w:sz w:val="26"/>
+          <w:szCs w:val="26"/>
+          <w:lang w:val="vi-VN" w:eastAsia="ja-JP"/>
+        </w:rPr>
+        <w:t xml:space="preserve"> </w:t>
+      </w:r>
+      <w:r>
+        <w:rPr>
+          <w:rFonts w:ascii="Times New Roman" w:eastAsia="Times New Roman" w:hAnsi="Times New Roman" w:cs="Times New Roman"/>
+          <w:sz w:val="26"/>
+          <w:szCs w:val="26"/>
+          <w:lang w:val="vi-VN" w:eastAsia="ja-JP"/>
+        </w:rPr>
+        <w:t>bao gồm khái niệm, đặc điểm và cá hàm chức năn</w:t>
+      </w:r>
+      <w:r>
+        <w:rPr>
+          <w:rFonts w:ascii="Times New Roman" w:eastAsia="Times New Roman" w:hAnsi="Times New Roman" w:cs="Times New Roman"/>
+          <w:sz w:val="26"/>
+          <w:szCs w:val="26"/>
+          <w:lang w:val="vi-VN" w:eastAsia="ja-JP"/>
+        </w:rPr>
+        <w:t>g:</w:t>
+      </w:r>
+    </w:p>
+    <w:p>
+      <w:pPr>
+        <w:pStyle w:val="ListParagraph"/>
+        <w:numPr>
+          <w:ilvl w:val="0"/>
+          <w:numId w:val="33"/>
+        </w:numPr>
+        <w:spacing w:before="100" w:beforeAutospacing="1" w:after="100" w:afterAutospacing="1" w:line="360" w:lineRule="auto"/>
+        <w:rPr>
+          <w:rFonts w:ascii="Times New Roman" w:eastAsia="Times New Roman" w:hAnsi="Times New Roman" w:cs="Times New Roman"/>
+          <w:sz w:val="26"/>
+          <w:szCs w:val="26"/>
+          <w:lang w:val="vi-VN" w:eastAsia="ja-JP"/>
+        </w:rPr>
+      </w:pPr>
+      <w:r>
+        <w:rPr>
+          <w:rFonts w:ascii="Times New Roman" w:hAnsi="Times New Roman" w:cs="Times New Roman"/>
+          <w:sz w:val="26"/>
+          <w:szCs w:val="26"/>
+          <w:lang w:val="vi-VN"/>
+        </w:rPr>
+        <w:t>UDP socket: T</w:t>
+      </w:r>
+      <w:r>
+        <w:rPr>
+          <w:rFonts w:ascii="Times New Roman" w:hAnsi="Times New Roman" w:cs="Times New Roman"/>
+          <w:sz w:val="26"/>
+          <w:szCs w:val="26"/>
+          <w:lang w:val="vi-VN"/>
+        </w:rPr>
+        <w:t xml:space="preserve">huộc loại </w:t>
+      </w:r>
+      <w:r>
+        <w:rPr>
+          <w:rStyle w:val="Strong"/>
+          <w:rFonts w:ascii="Times New Roman" w:hAnsi="Times New Roman" w:cs="Times New Roman"/>
+          <w:sz w:val="26"/>
+          <w:szCs w:val="26"/>
+          <w:lang w:val="vi-VN"/>
+        </w:rPr>
+        <w:t>datagram socket</w:t>
+      </w:r>
+      <w:r>
+        <w:rPr>
+          <w:rFonts w:ascii="Times New Roman" w:hAnsi="Times New Roman" w:cs="Times New Roman"/>
+          <w:sz w:val="26"/>
+          <w:szCs w:val="26"/>
+          <w:lang w:val="vi-VN"/>
+        </w:rPr>
+        <w:t>, thường được dùng cho các ứng dụng cần tốc độ và hiệu quả hơn là tính tin cậy (ví dụ: DNS, SNMP, truyền phát video, thoạ</w:t>
+      </w:r>
+      <w:r>
+        <w:rPr>
+          <w:rFonts w:ascii="Times New Roman" w:hAnsi="Times New Roman" w:cs="Times New Roman"/>
+          <w:sz w:val="26"/>
+          <w:szCs w:val="26"/>
+          <w:lang w:val="vi-VN"/>
+        </w:rPr>
+        <w:t>i IP), có đặc điểm là</w:t>
+      </w:r>
+      <w:r>
+        <w:rPr>
+          <w:rFonts w:ascii="Times New Roman" w:hAnsi="Times New Roman" w:cs="Times New Roman"/>
+          <w:sz w:val="26"/>
+          <w:szCs w:val="26"/>
+          <w:lang w:val="vi-VN"/>
+        </w:rPr>
+        <w:t>:</w:t>
+      </w:r>
+    </w:p>
+    <w:p>
+      <w:pPr>
+        <w:pStyle w:val="ListParagraph"/>
+        <w:numPr>
+          <w:ilvl w:val="0"/>
+          <w:numId w:val="40"/>
+        </w:numPr>
+        <w:spacing w:before="100" w:beforeAutospacing="1" w:after="100" w:afterAutospacing="1" w:line="360" w:lineRule="auto"/>
+        <w:rPr>
+          <w:rFonts w:ascii="Times New Roman" w:eastAsia="Times New Roman" w:hAnsi="Times New Roman" w:cs="Times New Roman"/>
+          <w:sz w:val="26"/>
+          <w:szCs w:val="26"/>
+          <w:lang w:val="vi-VN" w:eastAsia="ja-JP"/>
+        </w:rPr>
+      </w:pPr>
+      <w:r>
+        <w:rPr>
+          <w:rFonts w:ascii="Times New Roman" w:eastAsia="Times New Roman" w:hAnsi="Times New Roman" w:cs="Times New Roman"/>
+          <w:sz w:val="26"/>
+          <w:szCs w:val="26"/>
+          <w:lang w:eastAsia="ja-JP"/>
+        </w:rPr>
+        <w:t>Không hướng kết nối.</w:t>
+      </w:r>
+    </w:p>
+    <w:p>
+      <w:pPr>
+        <w:pStyle w:val="ListParagraph"/>
+        <w:numPr>
+          <w:ilvl w:val="0"/>
+          <w:numId w:val="40"/>
+        </w:numPr>
+        <w:spacing w:before="100" w:beforeAutospacing="1" w:after="100" w:afterAutospacing="1" w:line="360" w:lineRule="auto"/>
+        <w:rPr>
+          <w:rFonts w:ascii="Times New Roman" w:eastAsia="Times New Roman" w:hAnsi="Times New Roman" w:cs="Times New Roman"/>
+          <w:sz w:val="26"/>
+          <w:szCs w:val="26"/>
+          <w:lang w:val="vi-VN" w:eastAsia="ja-JP"/>
+        </w:rPr>
+      </w:pPr>
+      <w:r>
+        <w:rPr>
+          <w:rFonts w:ascii="Times New Roman" w:eastAsia="Times New Roman" w:hAnsi="Times New Roman" w:cs="Times New Roman"/>
+          <w:sz w:val="26"/>
+          <w:szCs w:val="26"/>
+          <w:lang w:val="vi-VN" w:eastAsia="ja-JP"/>
+        </w:rPr>
+        <w:t>Không đảm bảo tin c</w:t>
+      </w:r>
+      <w:r>
+        <w:rPr>
+          <w:rFonts w:ascii="Times New Roman" w:eastAsia="Times New Roman" w:hAnsi="Times New Roman" w:cs="Times New Roman"/>
+          <w:sz w:val="26"/>
+          <w:szCs w:val="26"/>
+          <w:lang w:val="vi-VN" w:eastAsia="ja-JP"/>
+        </w:rPr>
+        <w:t>ậy</w:t>
+      </w:r>
+      <w:r>
+        <w:rPr>
+          <w:rFonts w:ascii="Times New Roman" w:eastAsia="Times New Roman" w:hAnsi="Times New Roman" w:cs="Times New Roman"/>
+          <w:sz w:val="26"/>
+          <w:szCs w:val="26"/>
+          <w:lang w:val="vi-VN" w:eastAsia="ja-JP"/>
+        </w:rPr>
+        <w:t>.</w:t>
+      </w:r>
+    </w:p>
+    <w:p>
+      <w:pPr>
+        <w:pStyle w:val="ListParagraph"/>
+        <w:numPr>
+          <w:ilvl w:val="0"/>
+          <w:numId w:val="40"/>
+        </w:numPr>
+        <w:spacing w:before="100" w:beforeAutospacing="1" w:after="100" w:afterAutospacing="1" w:line="360" w:lineRule="auto"/>
+        <w:rPr>
+          <w:rFonts w:ascii="Times New Roman" w:eastAsia="Times New Roman" w:hAnsi="Times New Roman" w:cs="Times New Roman"/>
+          <w:sz w:val="26"/>
+          <w:szCs w:val="26"/>
+          <w:lang w:val="vi-VN" w:eastAsia="ja-JP"/>
+        </w:rPr>
+      </w:pPr>
+      <w:r>
+        <w:rPr>
+          <w:rFonts w:ascii="Times New Roman" w:eastAsia="Times New Roman" w:hAnsi="Times New Roman" w:cs="Times New Roman"/>
+          <w:sz w:val="26"/>
+          <w:szCs w:val="26"/>
+          <w:lang w:val="vi-VN" w:eastAsia="ja-JP"/>
+        </w:rPr>
+        <w:t>Không có cơ chế kiểm soát luồng, tắc nghẽn</w:t>
+      </w:r>
+      <w:r>
+        <w:rPr>
+          <w:rFonts w:ascii="Times New Roman" w:eastAsia="Times New Roman" w:hAnsi="Times New Roman" w:cs="Times New Roman"/>
+          <w:sz w:val="26"/>
+          <w:szCs w:val="26"/>
+          <w:lang w:val="vi-VN" w:eastAsia="ja-JP"/>
+        </w:rPr>
+        <w:t>.</w:t>
+      </w:r>
+    </w:p>
+    <w:p>
+      <w:pPr>
+        <w:pStyle w:val="ListParagraph"/>
+        <w:numPr>
+          <w:ilvl w:val="0"/>
+          <w:numId w:val="40"/>
+        </w:numPr>
+        <w:spacing w:before="100" w:beforeAutospacing="1" w:after="100" w:afterAutospacing="1" w:line="360" w:lineRule="auto"/>
+        <w:rPr>
+          <w:rFonts w:ascii="Times New Roman" w:eastAsia="Times New Roman" w:hAnsi="Times New Roman" w:cs="Times New Roman"/>
+          <w:sz w:val="26"/>
+          <w:szCs w:val="26"/>
+          <w:lang w:val="vi-VN" w:eastAsia="ja-JP"/>
+        </w:rPr>
+      </w:pPr>
+      <w:r>
+        <w:rPr>
+          <w:rFonts w:ascii="Times New Roman" w:eastAsia="Times New Roman" w:hAnsi="Times New Roman" w:cs="Times New Roman"/>
+          <w:sz w:val="26"/>
+          <w:szCs w:val="26"/>
+          <w:lang w:val="vi-VN" w:eastAsia="ja-JP"/>
+        </w:rPr>
+        <w:t>Nhanh, đơn giản, hiệu quả</w:t>
+      </w:r>
+      <w:r>
+        <w:rPr>
+          <w:rFonts w:ascii="Times New Roman" w:eastAsia="Times New Roman" w:hAnsi="Times New Roman" w:cs="Times New Roman"/>
+          <w:sz w:val="26"/>
+          <w:szCs w:val="26"/>
+          <w:lang w:val="vi-VN" w:eastAsia="ja-JP"/>
+        </w:rPr>
+        <w:t>.</w:t>
+      </w:r>
+    </w:p>
+    <w:p>
+      <w:pPr>
+        <w:spacing w:before="100" w:beforeAutospacing="1" w:after="100" w:afterAutospacing="1" w:line="360" w:lineRule="auto"/>
+        <w:rPr>
+          <w:rFonts w:ascii="Times New Roman" w:eastAsia="Times New Roman" w:hAnsi="Times New Roman" w:cs="Times New Roman"/>
+          <w:sz w:val="26"/>
+          <w:szCs w:val="26"/>
+          <w:lang w:val="vi-VN" w:eastAsia="ja-JP"/>
+        </w:rPr>
+      </w:pPr>
+    </w:p>
+    <w:p>
+      <w:pPr>
+        <w:spacing w:before="100" w:beforeAutospacing="1" w:after="100" w:afterAutospacing="1" w:line="360" w:lineRule="auto"/>
+        <w:rPr>
+          <w:rFonts w:ascii="Times New Roman" w:eastAsia="Times New Roman" w:hAnsi="Times New Roman" w:cs="Times New Roman"/>
+          <w:sz w:val="26"/>
+          <w:szCs w:val="26"/>
+          <w:lang w:val="vi-VN" w:eastAsia="ja-JP"/>
+        </w:rPr>
+      </w:pPr>
+      <w:r>
+        <w:rPr>
+          <w:rFonts w:ascii="Times New Roman" w:eastAsia="Times New Roman" w:hAnsi="Times New Roman" w:cs="Times New Roman"/>
+          <w:noProof/>
+          <w:sz w:val="26"/>
+          <w:szCs w:val="26"/>
+          <w:lang w:eastAsia="ja-JP"/>
+        </w:rPr>
+        <w:lastRenderedPageBreak/>
+        <w:drawing>
+          <wp:inline distT="0" distB="0" distL="0" distR="0">
+            <wp:extent cx="5257800" cy="3917950"/>
+            <wp:effectExtent l="0" t="0" r="0" b="6350"/>
+            <wp:docPr id="12" name="Picture 12"/>
+            <wp:cNvGraphicFramePr>
+              <a:graphicFrameLocks xmlns:a="http://schemas.openxmlformats.org/drawingml/2006/main" noChangeAspect="1"/>
+            </wp:cNvGraphicFramePr>
+            <a:graphic xmlns:a="http://schemas.openxmlformats.org/drawingml/2006/main">
+              <a:graphicData uri="http://schemas.openxmlformats.org/drawingml/2006/picture">
+                <pic:pic xmlns:pic="http://schemas.openxmlformats.org/drawingml/2006/picture">
+                  <pic:nvPicPr>
+                    <pic:cNvPr id="12" name="Screenshot 2025-08-16 211611.png"/>
+                    <pic:cNvPicPr/>
+                  </pic:nvPicPr>
+                  <pic:blipFill>
+                    <a:blip r:embed="rId21">
+                      <a:extLst>
+                        <a:ext uri="{28A0092B-C50C-407E-A947-70E740481C1C}">
+                          <a14:useLocalDpi xmlns:a14="http://schemas.microsoft.com/office/drawing/2010/main" val="0"/>
+                        </a:ext>
+                      </a:extLst>
+                    </a:blip>
+                    <a:stretch>
+                      <a:fillRect/>
+                    </a:stretch>
+                  </pic:blipFill>
+                  <pic:spPr>
+                    <a:xfrm>
+                      <a:off x="0" y="0"/>
+                      <a:ext cx="5257800" cy="3917950"/>
+                    </a:xfrm>
+                    <a:prstGeom prst="rect">
+                      <a:avLst/>
+                    </a:prstGeom>
+                  </pic:spPr>
+                </pic:pic>
+              </a:graphicData>
+            </a:graphic>
+          </wp:inline>
+        </w:drawing>
+      </w:r>
+    </w:p>
+    <w:p>
+      <w:pPr>
+        <w:spacing w:before="100" w:beforeAutospacing="1" w:after="100" w:afterAutospacing="1" w:line="360" w:lineRule="auto"/>
+        <w:jc w:val="center"/>
+        <w:rPr>
+          <w:rFonts w:ascii="Times New Roman" w:eastAsia="Times New Roman" w:hAnsi="Times New Roman" w:cs="Times New Roman"/>
+          <w:sz w:val="26"/>
+          <w:szCs w:val="26"/>
+          <w:lang w:eastAsia="ja-JP"/>
+        </w:rPr>
+      </w:pPr>
+      <w:r>
+        <w:rPr>
+          <w:rFonts w:ascii="Times New Roman" w:eastAsia="Times New Roman" w:hAnsi="Times New Roman" w:cs="Times New Roman"/>
+          <w:b/>
+          <w:sz w:val="26"/>
+          <w:szCs w:val="26"/>
+          <w:lang w:eastAsia="ja-JP"/>
+        </w:rPr>
+        <w:t>Hình 2.10:</w:t>
+      </w:r>
+      <w:r>
+        <w:rPr>
+          <w:rFonts w:ascii="Times New Roman" w:eastAsia="Times New Roman" w:hAnsi="Times New Roman" w:cs="Times New Roman"/>
+          <w:sz w:val="26"/>
+          <w:szCs w:val="26"/>
+          <w:lang w:eastAsia="ja-JP"/>
+        </w:rPr>
+        <w:t xml:space="preserve"> Mô hình UDP socket Client – Server</w:t>
+      </w:r>
+    </w:p>
+    <w:p>
+      <w:pPr>
+        <w:pStyle w:val="ListParagraph"/>
+        <w:numPr>
+          <w:ilvl w:val="0"/>
+          <w:numId w:val="33"/>
+        </w:numPr>
+        <w:spacing w:before="100" w:beforeAutospacing="1" w:after="100" w:afterAutospacing="1" w:line="360" w:lineRule="auto"/>
+        <w:rPr>
+          <w:rFonts w:ascii="Times New Roman" w:eastAsia="Times New Roman" w:hAnsi="Times New Roman" w:cs="Times New Roman"/>
+          <w:sz w:val="26"/>
+          <w:szCs w:val="26"/>
+          <w:lang w:val="vi-VN" w:eastAsia="ja-JP"/>
+        </w:rPr>
+      </w:pPr>
+      <w:r>
+        <w:rPr>
+          <w:rFonts w:ascii="Times New Roman" w:eastAsia="Times New Roman" w:hAnsi="Times New Roman" w:cs="Times New Roman"/>
+          <w:sz w:val="26"/>
+          <w:szCs w:val="26"/>
+          <w:lang w:val="vi-VN" w:eastAsia="ja-JP"/>
+        </w:rPr>
+        <w:t>Khác v</w:t>
+      </w:r>
+      <w:r>
+        <w:rPr>
+          <w:rFonts w:ascii="Times New Roman" w:eastAsia="Times New Roman" w:hAnsi="Times New Roman" w:cs="Times New Roman"/>
+          <w:sz w:val="26"/>
+          <w:szCs w:val="26"/>
+          <w:lang w:val="vi-VN" w:eastAsia="ja-JP"/>
+        </w:rPr>
+        <w:t>ới TCP là gi</w:t>
+      </w:r>
+      <w:r>
+        <w:rPr>
+          <w:rFonts w:ascii="Times New Roman" w:eastAsia="Times New Roman" w:hAnsi="Times New Roman" w:cs="Times New Roman"/>
+          <w:sz w:val="26"/>
+          <w:szCs w:val="26"/>
+          <w:lang w:val="vi-VN" w:eastAsia="ja-JP"/>
+        </w:rPr>
+        <w:t>ao t</w:t>
+      </w:r>
+      <w:r>
+        <w:rPr>
+          <w:rFonts w:ascii="Times New Roman" w:eastAsia="Times New Roman" w:hAnsi="Times New Roman" w:cs="Times New Roman"/>
+          <w:sz w:val="26"/>
+          <w:szCs w:val="26"/>
+          <w:lang w:val="vi-VN" w:eastAsia="ja-JP"/>
+        </w:rPr>
+        <w:t>hức hướng kết nối, UDP socket có hàm chức năng gửi và nhận có chứa địa chỉ</w:t>
+      </w:r>
+      <w:r>
+        <w:rPr>
+          <w:rFonts w:ascii="Times New Roman" w:eastAsia="Times New Roman" w:hAnsi="Times New Roman" w:cs="Times New Roman"/>
+          <w:sz w:val="26"/>
+          <w:szCs w:val="26"/>
+          <w:lang w:val="vi-VN" w:eastAsia="ja-JP"/>
+        </w:rPr>
+        <w:t xml:space="preserve"> nguồn</w:t>
+      </w:r>
+      <w:r>
+        <w:rPr>
+          <w:rFonts w:ascii="Times New Roman" w:eastAsia="Times New Roman" w:hAnsi="Times New Roman" w:cs="Times New Roman"/>
+          <w:sz w:val="26"/>
+          <w:szCs w:val="26"/>
+          <w:lang w:val="vi-VN" w:eastAsia="ja-JP"/>
+        </w:rPr>
+        <w:t xml:space="preserve"> và </w:t>
+      </w:r>
+      <w:r>
+        <w:rPr>
+          <w:rFonts w:ascii="Times New Roman" w:eastAsia="Times New Roman" w:hAnsi="Times New Roman" w:cs="Times New Roman"/>
+          <w:sz w:val="26"/>
+          <w:szCs w:val="26"/>
+          <w:lang w:val="vi-VN" w:eastAsia="ja-JP"/>
+        </w:rPr>
+        <w:t>địa chỉ</w:t>
+      </w:r>
+      <w:r>
+        <w:rPr>
+          <w:rFonts w:ascii="Times New Roman" w:eastAsia="Times New Roman" w:hAnsi="Times New Roman" w:cs="Times New Roman"/>
+          <w:sz w:val="26"/>
+          <w:szCs w:val="26"/>
+          <w:lang w:val="vi-VN" w:eastAsia="ja-JP"/>
+        </w:rPr>
+        <w:t xml:space="preserve"> </w:t>
+      </w:r>
+      <w:r>
+        <w:rPr>
+          <w:rFonts w:ascii="Times New Roman" w:eastAsia="Times New Roman" w:hAnsi="Times New Roman" w:cs="Times New Roman"/>
+          <w:sz w:val="26"/>
+          <w:szCs w:val="26"/>
+          <w:lang w:val="vi-VN" w:eastAsia="ja-JP"/>
+        </w:rPr>
+        <w:t>đích</w:t>
+      </w:r>
+      <w:r>
+        <w:rPr>
+          <w:rFonts w:ascii="Times New Roman" w:eastAsia="Times New Roman" w:hAnsi="Times New Roman" w:cs="Times New Roman"/>
+          <w:sz w:val="26"/>
+          <w:szCs w:val="26"/>
+          <w:lang w:val="vi-VN" w:eastAsia="ja-JP"/>
+        </w:rPr>
+        <w:t xml:space="preserve"> để</w:t>
+      </w:r>
+      <w:r>
+        <w:rPr>
+          <w:rFonts w:ascii="Times New Roman" w:eastAsia="Times New Roman" w:hAnsi="Times New Roman" w:cs="Times New Roman"/>
+          <w:sz w:val="26"/>
+          <w:szCs w:val="26"/>
+          <w:lang w:val="vi-VN" w:eastAsia="ja-JP"/>
+        </w:rPr>
+        <w:t xml:space="preserve"> phục vụ</w:t>
+      </w:r>
+      <w:r>
+        <w:rPr>
+          <w:rFonts w:ascii="Times New Roman" w:eastAsia="Times New Roman" w:hAnsi="Times New Roman" w:cs="Times New Roman"/>
+          <w:sz w:val="26"/>
+          <w:szCs w:val="26"/>
+          <w:lang w:val="vi-VN" w:eastAsia="ja-JP"/>
+        </w:rPr>
+        <w:t xml:space="preserve"> gửi</w:t>
+      </w:r>
+      <w:r>
+        <w:rPr>
+          <w:rFonts w:ascii="Times New Roman" w:eastAsia="Times New Roman" w:hAnsi="Times New Roman" w:cs="Times New Roman"/>
+          <w:sz w:val="26"/>
+          <w:szCs w:val="26"/>
+          <w:lang w:val="vi-VN" w:eastAsia="ja-JP"/>
+        </w:rPr>
+        <w:t>/nh</w:t>
+      </w:r>
+      <w:r>
+        <w:rPr>
+          <w:rFonts w:ascii="Times New Roman" w:eastAsia="Times New Roman" w:hAnsi="Times New Roman" w:cs="Times New Roman"/>
+          <w:sz w:val="26"/>
+          <w:szCs w:val="26"/>
+          <w:lang w:val="vi-VN" w:eastAsia="ja-JP"/>
+        </w:rPr>
+        <w:t>ận</w:t>
+      </w:r>
+      <w:r>
+        <w:rPr>
+          <w:rFonts w:ascii="Times New Roman" w:eastAsia="Times New Roman" w:hAnsi="Times New Roman" w:cs="Times New Roman"/>
+          <w:sz w:val="26"/>
+          <w:szCs w:val="26"/>
+          <w:lang w:val="vi-VN" w:eastAsia="ja-JP"/>
+        </w:rPr>
+        <w:t xml:space="preserve"> dữ liệu</w:t>
+      </w:r>
+      <w:r>
+        <w:rPr>
+          <w:rFonts w:ascii="Times New Roman" w:eastAsia="Times New Roman" w:hAnsi="Times New Roman" w:cs="Times New Roman"/>
+          <w:sz w:val="26"/>
+          <w:szCs w:val="26"/>
+          <w:lang w:val="vi-VN" w:eastAsia="ja-JP"/>
+        </w:rPr>
+        <w:t>:</w:t>
+      </w:r>
+    </w:p>
+    <w:p>
+      <w:pPr>
+        <w:pStyle w:val="ListParagraph"/>
+        <w:numPr>
+          <w:ilvl w:val="0"/>
+          <w:numId w:val="42"/>
+        </w:numPr>
+        <w:spacing w:before="100" w:beforeAutospacing="1" w:after="100" w:afterAutospacing="1" w:line="360" w:lineRule="auto"/>
+        <w:rPr>
+          <w:rFonts w:ascii="Times New Roman" w:eastAsia="Times New Roman" w:hAnsi="Times New Roman" w:cs="Times New Roman"/>
+          <w:sz w:val="26"/>
+          <w:szCs w:val="26"/>
+          <w:lang w:val="vi-VN" w:eastAsia="ja-JP"/>
+        </w:rPr>
+      </w:pPr>
+      <w:r>
+        <w:rPr>
+          <w:rFonts w:ascii="Times New Roman" w:eastAsia="Times New Roman" w:hAnsi="Times New Roman" w:cs="Times New Roman"/>
+          <w:b/>
+          <w:sz w:val="26"/>
+          <w:szCs w:val="26"/>
+          <w:lang w:val="vi-VN" w:eastAsia="ja-JP"/>
+        </w:rPr>
+        <w:t>Sendto:</w:t>
+      </w:r>
+      <w:r>
+        <w:rPr>
+          <w:rFonts w:ascii="Times New Roman" w:eastAsia="Times New Roman" w:hAnsi="Times New Roman" w:cs="Times New Roman"/>
+          <w:sz w:val="26"/>
+          <w:szCs w:val="26"/>
+          <w:lang w:val="vi-VN" w:eastAsia="ja-JP"/>
+        </w:rPr>
+        <w:t xml:space="preserve"> Gửi datagram tới địa chỉ đích</w:t>
+      </w:r>
+      <w:r>
+        <w:rPr>
+          <w:rFonts w:ascii="Times New Roman" w:eastAsia="Times New Roman" w:hAnsi="Times New Roman" w:cs="Times New Roman"/>
+          <w:sz w:val="26"/>
+          <w:szCs w:val="26"/>
+          <w:lang w:val="vi-VN" w:eastAsia="ja-JP"/>
+        </w:rPr>
+        <w:t>, với cú pháp</w:t>
+      </w:r>
+      <w:r>
+        <w:rPr>
+          <w:rFonts w:ascii="Times New Roman" w:eastAsia="Times New Roman" w:hAnsi="Times New Roman" w:cs="Times New Roman"/>
+          <w:sz w:val="26"/>
+          <w:szCs w:val="26"/>
+          <w:lang w:val="vi-VN" w:eastAsia="ja-JP"/>
+        </w:rPr>
+        <w:t>:</w:t>
+      </w:r>
+    </w:p>
+    <w:p>
+      <w:pPr>
+        <w:spacing w:before="100" w:beforeAutospacing="1" w:after="100" w:afterAutospacing="1" w:line="360" w:lineRule="auto"/>
+        <w:rPr>
+          <w:rFonts w:ascii="Times New Roman" w:eastAsia="Times New Roman" w:hAnsi="Times New Roman" w:cs="Times New Roman"/>
+          <w:sz w:val="26"/>
+          <w:szCs w:val="26"/>
+          <w:lang w:val="vi-VN" w:eastAsia="ja-JP"/>
+        </w:rPr>
+      </w:pPr>
+      <w:r>
+        <w:rPr>
+          <w:rFonts w:ascii="Times New Roman" w:eastAsia="Times New Roman" w:hAnsi="Times New Roman" w:cs="Times New Roman"/>
+          <w:noProof/>
+          <w:sz w:val="26"/>
+          <w:szCs w:val="26"/>
+          <w:lang w:eastAsia="ja-JP"/>
+        </w:rPr>
+        <w:drawing>
+          <wp:inline distT="0" distB="0" distL="0" distR="0" wp14:anchorId="7BDAA476" wp14:editId="0DE43AD5">
+            <wp:extent cx="4845243" cy="611467"/>
+            <wp:effectExtent l="0" t="0" r="0" b="0"/>
+            <wp:docPr id="17" name="Picture 17"/>
+            <wp:cNvGraphicFramePr>
+              <a:graphicFrameLocks xmlns:a="http://schemas.openxmlformats.org/drawingml/2006/main" noChangeAspect="1"/>
+            </wp:cNvGraphicFramePr>
+            <a:graphic xmlns:a="http://schemas.openxmlformats.org/drawingml/2006/main">
+              <a:graphicData uri="http://schemas.openxmlformats.org/drawingml/2006/picture">
+                <pic:pic xmlns:pic="http://schemas.openxmlformats.org/drawingml/2006/picture">
+                  <pic:nvPicPr>
+                    <pic:cNvPr id="1" name=""/>
+                    <pic:cNvPicPr/>
+                  </pic:nvPicPr>
+                  <pic:blipFill>
+                    <a:blip r:embed="rId22"/>
+                    <a:stretch>
+                      <a:fillRect/>
+                    </a:stretch>
+                  </pic:blipFill>
+                  <pic:spPr>
+                    <a:xfrm>
+                      <a:off x="0" y="0"/>
+                      <a:ext cx="5121393" cy="646317"/>
+                    </a:xfrm>
+                    <a:prstGeom prst="rect">
+                      <a:avLst/>
+                    </a:prstGeom>
+                  </pic:spPr>
+                </pic:pic>
+              </a:graphicData>
+            </a:graphic>
+          </wp:inline>
+        </w:drawing>
+      </w:r>
+    </w:p>
+    <w:p>
+      <w:pPr>
+        <w:pStyle w:val="ListParagraph"/>
+        <w:numPr>
+          <w:ilvl w:val="0"/>
+          <w:numId w:val="42"/>
+        </w:numPr>
+        <w:spacing w:before="100" w:beforeAutospacing="1" w:after="100" w:afterAutospacing="1" w:line="360" w:lineRule="auto"/>
+        <w:rPr>
+          <w:rFonts w:ascii="Times New Roman" w:eastAsia="Times New Roman" w:hAnsi="Times New Roman" w:cs="Times New Roman"/>
+          <w:sz w:val="26"/>
+          <w:szCs w:val="26"/>
+          <w:lang w:val="vi-VN" w:eastAsia="ja-JP"/>
+        </w:rPr>
+      </w:pPr>
+      <w:r>
+        <w:rPr>
+          <w:rFonts w:ascii="Times New Roman" w:eastAsia="Times New Roman" w:hAnsi="Times New Roman" w:cs="Times New Roman"/>
+          <w:b/>
+          <w:sz w:val="26"/>
+          <w:szCs w:val="26"/>
+          <w:lang w:eastAsia="ja-JP"/>
+        </w:rPr>
+        <w:t>Recvfrom:</w:t>
+      </w:r>
+      <w:r>
+        <w:rPr>
+          <w:rFonts w:ascii="Times New Roman" w:eastAsia="Times New Roman" w:hAnsi="Times New Roman" w:cs="Times New Roman"/>
+          <w:sz w:val="26"/>
+          <w:szCs w:val="26"/>
+          <w:lang w:eastAsia="ja-JP"/>
+        </w:rPr>
+        <w:t xml:space="preserve"> Nhận datagram từ socket</w:t>
+      </w:r>
+      <w:r>
+        <w:rPr>
+          <w:rFonts w:ascii="Times New Roman" w:eastAsia="Times New Roman" w:hAnsi="Times New Roman" w:cs="Times New Roman"/>
+          <w:sz w:val="26"/>
+          <w:szCs w:val="26"/>
+          <w:lang w:eastAsia="ja-JP"/>
+        </w:rPr>
+        <w:t>, với cú pháp:</w:t>
+      </w:r>
+    </w:p>
+    <w:p>
+      <w:pPr>
+        <w:spacing w:before="100" w:beforeAutospacing="1" w:after="100" w:afterAutospacing="1" w:line="360" w:lineRule="auto"/>
+        <w:rPr>
+          <w:rFonts w:ascii="Times New Roman" w:eastAsia="Times New Roman" w:hAnsi="Times New Roman" w:cs="Times New Roman"/>
+          <w:sz w:val="26"/>
+          <w:szCs w:val="26"/>
+          <w:lang w:val="vi-VN" w:eastAsia="ja-JP"/>
+        </w:rPr>
+      </w:pPr>
+      <w:r>
+        <w:rPr>
+          <w:rFonts w:ascii="Times New Roman" w:eastAsia="Times New Roman" w:hAnsi="Times New Roman" w:cs="Times New Roman"/>
+          <w:noProof/>
+          <w:sz w:val="26"/>
+          <w:szCs w:val="26"/>
+          <w:lang w:eastAsia="ja-JP"/>
+        </w:rPr>
+        <w:drawing>
+          <wp:inline distT="0" distB="0" distL="0" distR="0" wp14:anchorId="1E456B42" wp14:editId="36D0325B">
+            <wp:extent cx="4868151" cy="495300"/>
+            <wp:effectExtent l="0" t="0" r="8890" b="0"/>
+            <wp:docPr id="18" name="Picture 18"/>
+            <wp:cNvGraphicFramePr>
+              <a:graphicFrameLocks xmlns:a="http://schemas.openxmlformats.org/drawingml/2006/main" noChangeAspect="1"/>
+            </wp:cNvGraphicFramePr>
+            <a:graphic xmlns:a="http://schemas.openxmlformats.org/drawingml/2006/main">
+              <a:graphicData uri="http://schemas.openxmlformats.org/drawingml/2006/picture">
+                <pic:pic xmlns:pic="http://schemas.openxmlformats.org/drawingml/2006/picture">
+                  <pic:nvPicPr>
+                    <pic:cNvPr id="1" name=""/>
+                    <pic:cNvPicPr/>
+                  </pic:nvPicPr>
+                  <pic:blipFill>
+                    <a:blip r:embed="rId23"/>
+                    <a:stretch>
+                      <a:fillRect/>
+                    </a:stretch>
+                  </pic:blipFill>
+                  <pic:spPr>
+                    <a:xfrm>
+                      <a:off x="0" y="0"/>
+                      <a:ext cx="4974503" cy="506121"/>
+                    </a:xfrm>
+                    <a:prstGeom prst="rect">
+                      <a:avLst/>
+                    </a:prstGeom>
+                  </pic:spPr>
+                </pic:pic>
+              </a:graphicData>
+            </a:graphic>
+          </wp:inline>
+        </w:drawing>
+      </w:r>
+    </w:p>
+    <w:p>
+      <w:pPr>
+        <w:spacing w:before="100" w:beforeAutospacing="1" w:after="100" w:afterAutospacing="1" w:line="360" w:lineRule="auto"/>
+        <w:rPr>
+          <w:rFonts w:ascii="Times New Roman" w:eastAsia="Times New Roman" w:hAnsi="Times New Roman" w:cs="Times New Roman"/>
+          <w:sz w:val="26"/>
+          <w:szCs w:val="26"/>
+          <w:lang w:val="vi-VN" w:eastAsia="ja-JP"/>
+        </w:rPr>
+      </w:pPr>
+    </w:p>
+    <w:p>
+      <w:pPr>
+        <w:spacing w:line="360" w:lineRule="auto"/>
+        <w:rPr>
+          <w:rFonts w:ascii="Times New Roman" w:hAnsi="Times New Roman" w:cs="Times New Roman"/>
+          <w:b/>
+          <w:sz w:val="26"/>
+          <w:szCs w:val="26"/>
+          <w:lang w:val="vi-VN"/>
+        </w:rPr>
+      </w:pPr>
+      <w:r>
+        <w:rPr>
+          <w:rFonts w:ascii="Times New Roman" w:hAnsi="Times New Roman" w:cs="Times New Roman"/>
+          <w:b/>
+          <w:sz w:val="26"/>
+          <w:szCs w:val="26"/>
+          <w:lang w:val="vi-VN"/>
+        </w:rPr>
+        <w:lastRenderedPageBreak/>
+        <w:t>2.4.2. Lập trình mult</w:t>
+      </w:r>
+      <w:r>
+        <w:rPr>
+          <w:rFonts w:ascii="Times New Roman" w:hAnsi="Times New Roman" w:cs="Times New Roman"/>
+          <w:b/>
+          <w:sz w:val="26"/>
+          <w:szCs w:val="26"/>
+          <w:lang w:val="vi-VN"/>
+        </w:rPr>
+        <w:t>i-</w:t>
+      </w:r>
+      <w:r>
+        <w:rPr>
+          <w:rFonts w:ascii="Times New Roman" w:hAnsi="Times New Roman" w:cs="Times New Roman"/>
+          <w:b/>
+          <w:sz w:val="26"/>
+          <w:szCs w:val="26"/>
+          <w:lang w:val="vi-VN"/>
+        </w:rPr>
+        <w:t>thread</w:t>
+      </w:r>
+      <w:r>
+        <w:rPr>
+          <w:rFonts w:ascii="Times New Roman" w:hAnsi="Times New Roman" w:cs="Times New Roman"/>
+          <w:b/>
+          <w:sz w:val="26"/>
+          <w:szCs w:val="26"/>
+          <w:lang w:val="vi-VN"/>
+        </w:rPr>
+        <w:t xml:space="preserve"> </w:t>
+      </w:r>
+    </w:p>
+    <w:p>
+      <w:pPr>
+        <w:spacing w:line="360" w:lineRule="auto"/>
+        <w:rPr>
+          <w:rFonts w:ascii="Times New Roman" w:hAnsi="Times New Roman" w:cs="Times New Roman"/>
+          <w:sz w:val="26"/>
+          <w:szCs w:val="26"/>
+          <w:lang w:val="vi-VN"/>
+        </w:rPr>
+      </w:pPr>
+      <w:r>
+        <w:rPr>
+          <w:rFonts w:ascii="Times New Roman" w:hAnsi="Times New Roman" w:cs="Times New Roman"/>
+          <w:sz w:val="26"/>
+          <w:szCs w:val="26"/>
+          <w:lang w:val="vi-VN"/>
+        </w:rPr>
+        <w:tab/>
+      </w:r>
+      <w:r>
+        <w:rPr>
+          <w:rFonts w:ascii="Times New Roman" w:hAnsi="Times New Roman" w:cs="Times New Roman"/>
+          <w:sz w:val="26"/>
+          <w:szCs w:val="26"/>
+          <w:lang w:val="vi-VN"/>
+        </w:rPr>
+        <w:t xml:space="preserve">Thread (luồng) là đơn vị thực thi nhỏ nhất trong một tiến trình, cho phép nhiều công việc chạy song song trong cùng một chương trình. Không giống như process (tiến trình) vốn có vùng nhớ và tài nguyên tách biệt, các thread trong một process có thể chia sẻ dữ liệu và tài nguyên chung, nhờ đó giúp tiết kiệm chi phí và tăng hiệu suất xử lý, đặc biệt trong các hệ thống đa nhân CPU. </w:t>
+      </w:r>
+    </w:p>
+    <w:p>
+      <w:pPr>
+        <w:spacing w:line="360" w:lineRule="auto"/>
         <w:ind w:firstLine="720"/>
         <w:rPr>
-          <w:rFonts w:ascii="Times New Roman" w:eastAsia="Times New Roman" w:hAnsi="Times New Roman" w:cs="Times New Roman"/>
-          <w:sz w:val="26"/>
-          <w:szCs w:val="26"/>
-          <w:lang w:val="vi-VN" w:eastAsia="ja-JP"/>
-        </w:rPr>
-      </w:pPr>
-    </w:p>
-    <w:p>
-      <w:pPr>
-        <w:spacing w:before="100" w:beforeAutospacing="1" w:after="100" w:afterAutospacing="1" w:line="360" w:lineRule="auto"/>
-        <w:rPr>
-          <w:rFonts w:ascii="Times New Roman" w:eastAsia="Times New Roman" w:hAnsi="Times New Roman" w:cs="Times New Roman"/>
-          <w:sz w:val="26"/>
-          <w:szCs w:val="26"/>
-          <w:lang w:val="vi-VN" w:eastAsia="ja-JP"/>
-        </w:rPr>
-      </w:pPr>
-    </w:p>
-    <w:p>
-      <w:pPr>
-        <w:spacing w:before="100" w:beforeAutospacing="1" w:after="100" w:afterAutospacing="1" w:line="360" w:lineRule="auto"/>
+          <w:rFonts w:ascii="Times New Roman" w:hAnsi="Times New Roman" w:cs="Times New Roman"/>
+          <w:sz w:val="26"/>
+          <w:szCs w:val="26"/>
+          <w:lang w:val="vi-VN"/>
+        </w:rPr>
+      </w:pPr>
+      <w:r>
+        <w:rPr>
+          <w:rFonts w:ascii="Times New Roman" w:hAnsi="Times New Roman" w:cs="Times New Roman"/>
+          <w:sz w:val="26"/>
+          <w:szCs w:val="26"/>
+          <w:lang w:val="vi-VN"/>
+        </w:rPr>
+        <w:t xml:space="preserve">Thread thường được sử dụng khi cần xử lý đồng thời nhiều tác vụ, như trong server mạng phải phục vụ nhiều client cùng lúc hoặc trong các ứng dụng yêu cầu tính toán song song. Trong lập trình đa luồng với chuẩn POSIX (Pthreads), năm hàm cơ bản thường được sử dụng gồm: </w:t>
+      </w:r>
+    </w:p>
+    <w:p>
+      <w:pPr>
+        <w:pStyle w:val="ListParagraph"/>
+        <w:numPr>
+          <w:ilvl w:val="1"/>
+          <w:numId w:val="33"/>
+        </w:numPr>
+        <w:spacing w:line="360" w:lineRule="auto"/>
+        <w:rPr>
+          <w:rFonts w:ascii="Times New Roman" w:hAnsi="Times New Roman" w:cs="Times New Roman"/>
+          <w:sz w:val="26"/>
+          <w:szCs w:val="26"/>
+          <w:lang w:val="vi-VN"/>
+        </w:rPr>
+      </w:pPr>
+      <w:r>
+        <w:rPr>
+          <w:rStyle w:val="HTMLCode"/>
+          <w:rFonts w:ascii="Times New Roman" w:eastAsiaTheme="minorHAnsi" w:hAnsi="Times New Roman" w:cs="Times New Roman"/>
+          <w:b/>
+          <w:sz w:val="26"/>
+          <w:szCs w:val="26"/>
+          <w:lang w:val="vi-VN"/>
+        </w:rPr>
+        <w:t>pthread_create</w:t>
+      </w:r>
+      <w:r>
+        <w:rPr>
+          <w:rFonts w:ascii="Times New Roman" w:hAnsi="Times New Roman" w:cs="Times New Roman"/>
+          <w:sz w:val="26"/>
+          <w:szCs w:val="26"/>
+          <w:lang w:val="vi-VN"/>
+        </w:rPr>
+        <w:t xml:space="preserve"> để tạo một luồng mớ</w:t>
+      </w:r>
+      <w:r>
+        <w:rPr>
+          <w:rFonts w:ascii="Times New Roman" w:hAnsi="Times New Roman" w:cs="Times New Roman"/>
+          <w:sz w:val="26"/>
+          <w:szCs w:val="26"/>
+          <w:lang w:val="vi-VN"/>
+        </w:rPr>
+        <w:t>i</w:t>
+      </w:r>
+      <w:r>
+        <w:rPr>
+          <w:rFonts w:ascii="Times New Roman" w:hAnsi="Times New Roman" w:cs="Times New Roman"/>
+          <w:sz w:val="26"/>
+          <w:szCs w:val="26"/>
+        </w:rPr>
+        <w:t>:</w:t>
+      </w:r>
+    </w:p>
+    <w:p>
+      <w:pPr>
+        <w:pStyle w:val="ListParagraph"/>
+        <w:numPr>
+          <w:ilvl w:val="1"/>
+          <w:numId w:val="33"/>
+        </w:numPr>
+        <w:spacing w:line="360" w:lineRule="auto"/>
+        <w:rPr>
+          <w:rFonts w:ascii="Times New Roman" w:hAnsi="Times New Roman" w:cs="Times New Roman"/>
+          <w:sz w:val="26"/>
+          <w:szCs w:val="26"/>
+          <w:lang w:val="vi-VN"/>
+        </w:rPr>
+      </w:pPr>
+      <w:r>
+        <w:rPr>
+          <w:rStyle w:val="HTMLCode"/>
+          <w:rFonts w:ascii="Times New Roman" w:eastAsiaTheme="minorHAnsi" w:hAnsi="Times New Roman" w:cs="Times New Roman"/>
+          <w:b/>
+          <w:sz w:val="26"/>
+          <w:szCs w:val="26"/>
+          <w:lang w:val="vi-VN"/>
+        </w:rPr>
+        <w:t>pthread_join</w:t>
+      </w:r>
+      <w:r>
+        <w:rPr>
+          <w:rFonts w:ascii="Times New Roman" w:hAnsi="Times New Roman" w:cs="Times New Roman"/>
+          <w:sz w:val="26"/>
+          <w:szCs w:val="26"/>
+          <w:lang w:val="vi-VN"/>
+        </w:rPr>
+        <w:t xml:space="preserve"> để chờ một luồng kết thúc và lấy kết quả trả về; </w:t>
+      </w:r>
+    </w:p>
+    <w:p>
+      <w:pPr>
+        <w:pStyle w:val="ListParagraph"/>
+        <w:numPr>
+          <w:ilvl w:val="1"/>
+          <w:numId w:val="33"/>
+        </w:numPr>
+        <w:spacing w:line="360" w:lineRule="auto"/>
+        <w:rPr>
+          <w:rFonts w:ascii="Times New Roman" w:hAnsi="Times New Roman" w:cs="Times New Roman"/>
+          <w:sz w:val="26"/>
+          <w:szCs w:val="26"/>
+          <w:lang w:val="vi-VN"/>
+        </w:rPr>
+      </w:pPr>
+      <w:r>
+        <w:rPr>
+          <w:rStyle w:val="HTMLCode"/>
+          <w:rFonts w:ascii="Times New Roman" w:eastAsiaTheme="minorHAnsi" w:hAnsi="Times New Roman" w:cs="Times New Roman"/>
+          <w:b/>
+          <w:sz w:val="26"/>
+          <w:szCs w:val="26"/>
+          <w:lang w:val="vi-VN"/>
+        </w:rPr>
+        <w:t>pthread_self</w:t>
+      </w:r>
+      <w:r>
+        <w:rPr>
+          <w:rFonts w:ascii="Times New Roman" w:hAnsi="Times New Roman" w:cs="Times New Roman"/>
+          <w:b/>
+          <w:sz w:val="26"/>
+          <w:szCs w:val="26"/>
+          <w:lang w:val="vi-VN"/>
+        </w:rPr>
+        <w:t xml:space="preserve"> </w:t>
+      </w:r>
+      <w:r>
+        <w:rPr>
+          <w:rFonts w:ascii="Times New Roman" w:hAnsi="Times New Roman" w:cs="Times New Roman"/>
+          <w:sz w:val="26"/>
+          <w:szCs w:val="26"/>
+          <w:lang w:val="vi-VN"/>
+        </w:rPr>
+        <w:t xml:space="preserve">để lấy ID của luồng hiện tại; </w:t>
+      </w:r>
+    </w:p>
+    <w:p>
+      <w:pPr>
+        <w:pStyle w:val="ListParagraph"/>
+        <w:numPr>
+          <w:ilvl w:val="1"/>
+          <w:numId w:val="33"/>
+        </w:numPr>
+        <w:spacing w:line="360" w:lineRule="auto"/>
+        <w:rPr>
+          <w:rFonts w:ascii="Times New Roman" w:hAnsi="Times New Roman" w:cs="Times New Roman"/>
+          <w:sz w:val="26"/>
+          <w:szCs w:val="26"/>
+          <w:lang w:val="vi-VN"/>
+        </w:rPr>
+      </w:pPr>
+      <w:r>
+        <w:rPr>
+          <w:rStyle w:val="HTMLCode"/>
+          <w:rFonts w:ascii="Times New Roman" w:eastAsiaTheme="minorHAnsi" w:hAnsi="Times New Roman" w:cs="Times New Roman"/>
+          <w:b/>
+          <w:sz w:val="26"/>
+          <w:szCs w:val="26"/>
+          <w:lang w:val="vi-VN"/>
+        </w:rPr>
+        <w:t>pthread_detach</w:t>
+      </w:r>
+      <w:r>
+        <w:rPr>
+          <w:rFonts w:ascii="Times New Roman" w:hAnsi="Times New Roman" w:cs="Times New Roman"/>
+          <w:b/>
+          <w:sz w:val="26"/>
+          <w:szCs w:val="26"/>
+          <w:lang w:val="vi-VN"/>
+        </w:rPr>
+        <w:t xml:space="preserve"> </w:t>
+      </w:r>
+      <w:r>
+        <w:rPr>
+          <w:rFonts w:ascii="Times New Roman" w:hAnsi="Times New Roman" w:cs="Times New Roman"/>
+          <w:sz w:val="26"/>
+          <w:szCs w:val="26"/>
+          <w:lang w:val="vi-VN"/>
+        </w:rPr>
+        <w:t>để tách luồng, cho phép nó tự động giải phóng tài nguyên khi kế</w:t>
+      </w:r>
+      <w:r>
+        <w:rPr>
+          <w:rFonts w:ascii="Times New Roman" w:hAnsi="Times New Roman" w:cs="Times New Roman"/>
+          <w:sz w:val="26"/>
+          <w:szCs w:val="26"/>
+          <w:lang w:val="vi-VN"/>
+        </w:rPr>
+        <w:t xml:space="preserve">t thúc; </w:t>
+      </w:r>
+    </w:p>
+    <w:p>
+      <w:pPr>
+        <w:pStyle w:val="ListParagraph"/>
+        <w:numPr>
+          <w:ilvl w:val="1"/>
+          <w:numId w:val="33"/>
+        </w:numPr>
+        <w:spacing w:line="360" w:lineRule="auto"/>
+        <w:rPr>
+          <w:rFonts w:ascii="Times New Roman" w:hAnsi="Times New Roman" w:cs="Times New Roman"/>
+          <w:sz w:val="26"/>
+          <w:szCs w:val="26"/>
+          <w:lang w:val="vi-VN"/>
+        </w:rPr>
+      </w:pPr>
+      <w:r>
+        <w:rPr>
+          <w:rStyle w:val="HTMLCode"/>
+          <w:rFonts w:ascii="Times New Roman" w:eastAsiaTheme="minorHAnsi" w:hAnsi="Times New Roman" w:cs="Times New Roman"/>
+          <w:b/>
+          <w:sz w:val="26"/>
+          <w:szCs w:val="26"/>
+          <w:lang w:val="vi-VN"/>
+        </w:rPr>
+        <w:t>pthread_exit</w:t>
+      </w:r>
+      <w:r>
+        <w:rPr>
+          <w:rFonts w:ascii="Times New Roman" w:hAnsi="Times New Roman" w:cs="Times New Roman"/>
+          <w:sz w:val="26"/>
+          <w:szCs w:val="26"/>
+          <w:lang w:val="vi-VN"/>
+        </w:rPr>
+        <w:t xml:space="preserve"> để thoát khỏi luồng hiện tại một cách rõ ràng. So với process, thread có chi phí tạo và quản lý thấp hơn, giao tiếp dễ dàng hơn vì dùng chung bộ nhớ, nhưng đồng thời đòi hỏi phải chú ý đến vấn đề đồng bộ dữ liệu để tránh lỗi </w:t>
+      </w:r>
+      <w:r>
+        <w:rPr>
+          <w:rFonts w:ascii="Times New Roman" w:hAnsi="Times New Roman" w:cs="Times New Roman"/>
+          <w:b/>
+          <w:sz w:val="26"/>
+          <w:szCs w:val="26"/>
+          <w:lang w:val="vi-VN"/>
+        </w:rPr>
+        <w:t>race condition</w:t>
+      </w:r>
+      <w:r>
+        <w:rPr>
+          <w:rFonts w:ascii="Times New Roman" w:hAnsi="Times New Roman" w:cs="Times New Roman"/>
+          <w:sz w:val="26"/>
+          <w:szCs w:val="26"/>
+          <w:lang w:val="vi-VN"/>
+        </w:rPr>
+        <w:t>.</w:t>
+      </w:r>
+    </w:p>
+    <w:p>
+      <w:pPr>
+        <w:pStyle w:val="NormalWeb"/>
+        <w:spacing w:line="360" w:lineRule="auto"/>
+        <w:ind w:firstLine="360"/>
+        <w:rPr>
+          <w:sz w:val="26"/>
+          <w:szCs w:val="26"/>
+          <w:lang w:val="vi-VN"/>
+        </w:rPr>
+      </w:pPr>
+      <w:r>
+        <w:rPr>
+          <w:rStyle w:val="Strong"/>
+          <w:sz w:val="26"/>
+          <w:szCs w:val="26"/>
+          <w:lang w:val="vi-VN"/>
+        </w:rPr>
+        <w:t>Mutex</w:t>
+      </w:r>
+      <w:r>
+        <w:rPr>
+          <w:sz w:val="26"/>
+          <w:szCs w:val="26"/>
+          <w:lang w:val="vi-VN"/>
+        </w:rPr>
+        <w:t xml:space="preserve"> (Mutual Exclusion) là cơ chế đồng bộ hóa giúp ngăn chặn nhiều luồng truy cập đồng thời vào tài nguyên chung. Khi một luồng giữ khóa mutex, các luồng khác sẽ phải chờ đến khi mutex được mở khóa mới có thể truy cập.</w:t>
+      </w:r>
+    </w:p>
+    <w:p>
+      <w:pPr>
+        <w:pStyle w:val="NormalWeb"/>
+        <w:numPr>
+          <w:ilvl w:val="0"/>
+          <w:numId w:val="43"/>
+        </w:numPr>
+        <w:spacing w:line="360" w:lineRule="auto"/>
+        <w:rPr>
+          <w:sz w:val="26"/>
+          <w:szCs w:val="26"/>
+        </w:rPr>
+      </w:pPr>
+      <w:r>
+        <w:rPr>
+          <w:rStyle w:val="Strong"/>
+          <w:sz w:val="26"/>
+          <w:szCs w:val="26"/>
+        </w:rPr>
+        <w:t>Khóa mutex</w:t>
+      </w:r>
+      <w:r>
+        <w:rPr>
+          <w:sz w:val="26"/>
+          <w:szCs w:val="26"/>
+        </w:rPr>
+        <w:t xml:space="preserve">: </w:t>
+      </w:r>
+      <w:r>
+        <w:rPr>
+          <w:rStyle w:val="HTMLCode"/>
+          <w:rFonts w:ascii="Times New Roman" w:hAnsi="Times New Roman" w:cs="Times New Roman"/>
+          <w:sz w:val="26"/>
+          <w:szCs w:val="26"/>
+        </w:rPr>
+        <w:t>pthread_mutex_lock</w:t>
+      </w:r>
+      <w:r>
+        <w:rPr>
+          <w:rStyle w:val="HTMLCode"/>
+          <w:rFonts w:ascii="Times New Roman" w:hAnsi="Times New Roman" w:cs="Times New Roman"/>
+          <w:sz w:val="26"/>
+          <w:szCs w:val="26"/>
+        </w:rPr>
+        <w:t xml:space="preserve"> </w:t>
+      </w:r>
+      <w:r>
+        <w:rPr>
+          <w:rStyle w:val="HTMLCode"/>
+          <w:rFonts w:ascii="Times New Roman" w:hAnsi="Times New Roman" w:cs="Times New Roman"/>
+          <w:sz w:val="26"/>
+          <w:szCs w:val="26"/>
+        </w:rPr>
+        <w:t>(pthread_mutex_t *mptr)</w:t>
+      </w:r>
+    </w:p>
+    <w:p>
+      <w:pPr>
+        <w:pStyle w:val="NormalWeb"/>
+        <w:numPr>
+          <w:ilvl w:val="0"/>
+          <w:numId w:val="43"/>
+        </w:numPr>
+        <w:spacing w:line="360" w:lineRule="auto"/>
+        <w:rPr>
+          <w:rStyle w:val="Strong"/>
+          <w:b w:val="0"/>
+          <w:bCs w:val="0"/>
+          <w:sz w:val="26"/>
+          <w:szCs w:val="26"/>
+        </w:rPr>
+      </w:pPr>
+      <w:r>
+        <w:rPr>
+          <w:rStyle w:val="Strong"/>
+          <w:sz w:val="26"/>
+          <w:szCs w:val="26"/>
+        </w:rPr>
+        <w:t>Mở khóa mutex</w:t>
+      </w:r>
+      <w:r>
+        <w:rPr>
+          <w:sz w:val="26"/>
+          <w:szCs w:val="26"/>
+        </w:rPr>
+        <w:t xml:space="preserve">: </w:t>
+      </w:r>
+      <w:r>
+        <w:rPr>
+          <w:rStyle w:val="HTMLCode"/>
+          <w:rFonts w:ascii="Times New Roman" w:hAnsi="Times New Roman" w:cs="Times New Roman"/>
+          <w:sz w:val="26"/>
+          <w:szCs w:val="26"/>
+        </w:rPr>
+        <w:t>pthread_mutex_unlock</w:t>
+      </w:r>
+      <w:r>
+        <w:rPr>
+          <w:rStyle w:val="HTMLCode"/>
+          <w:rFonts w:ascii="Times New Roman" w:hAnsi="Times New Roman" w:cs="Times New Roman"/>
+          <w:sz w:val="26"/>
+          <w:szCs w:val="26"/>
+        </w:rPr>
+        <w:t xml:space="preserve"> </w:t>
+      </w:r>
+      <w:r>
+        <w:rPr>
+          <w:rStyle w:val="HTMLCode"/>
+          <w:rFonts w:ascii="Times New Roman" w:hAnsi="Times New Roman" w:cs="Times New Roman"/>
+          <w:sz w:val="26"/>
+          <w:szCs w:val="26"/>
+        </w:rPr>
+        <w:t>(pthread_mutex_t *mptr)</w:t>
+      </w:r>
+    </w:p>
+    <w:p>
+      <w:pPr>
+        <w:pStyle w:val="NormalWeb"/>
+        <w:numPr>
+          <w:ilvl w:val="0"/>
+          <w:numId w:val="43"/>
+        </w:numPr>
+        <w:spacing w:line="360" w:lineRule="auto"/>
+        <w:rPr>
+          <w:sz w:val="26"/>
+          <w:szCs w:val="26"/>
+        </w:rPr>
+      </w:pPr>
+      <w:r>
+        <w:rPr>
+          <w:rStyle w:val="Strong"/>
+          <w:sz w:val="26"/>
+          <w:szCs w:val="26"/>
+        </w:rPr>
+        <w:t>Khởi tạo mutex</w:t>
+      </w:r>
+      <w:r>
+        <w:rPr>
+          <w:sz w:val="26"/>
+          <w:szCs w:val="26"/>
+        </w:rPr>
+        <w:t>:</w:t>
+      </w:r>
+    </w:p>
+    <w:p>
+      <w:pPr>
+        <w:pStyle w:val="NormalWeb"/>
+        <w:numPr>
+          <w:ilvl w:val="1"/>
+          <w:numId w:val="43"/>
+        </w:numPr>
+        <w:spacing w:line="360" w:lineRule="auto"/>
+        <w:rPr>
+          <w:sz w:val="26"/>
+          <w:szCs w:val="26"/>
+        </w:rPr>
+      </w:pPr>
+      <w:r>
+        <w:rPr>
+          <w:sz w:val="26"/>
+          <w:szCs w:val="26"/>
+        </w:rPr>
+        <w:t xml:space="preserve">Với biến tĩnh → </w:t>
+      </w:r>
+      <w:r>
+        <w:rPr>
+          <w:rStyle w:val="HTMLCode"/>
+          <w:rFonts w:ascii="Times New Roman" w:hAnsi="Times New Roman" w:cs="Times New Roman"/>
+          <w:sz w:val="26"/>
+          <w:szCs w:val="26"/>
+        </w:rPr>
+        <w:t>PTHREAD_MUTEX_INITIALIZER</w:t>
+      </w:r>
+      <w:r>
+        <w:rPr>
+          <w:sz w:val="26"/>
+          <w:szCs w:val="26"/>
+        </w:rPr>
+        <w:t>.</w:t>
+      </w:r>
+    </w:p>
+    <w:p>
+      <w:pPr>
+        <w:pStyle w:val="NormalWeb"/>
+        <w:numPr>
+          <w:ilvl w:val="1"/>
+          <w:numId w:val="43"/>
+        </w:numPr>
+        <w:spacing w:line="360" w:lineRule="auto"/>
+        <w:rPr>
+          <w:sz w:val="26"/>
+          <w:szCs w:val="26"/>
+        </w:rPr>
+      </w:pPr>
+      <w:r>
+        <w:rPr>
+          <w:sz w:val="26"/>
+          <w:szCs w:val="26"/>
+        </w:rPr>
+        <w:lastRenderedPageBreak/>
+        <w:t xml:space="preserve">Với biến trong bộ nhớ động → dùng </w:t>
+      </w:r>
+      <w:r>
+        <w:rPr>
+          <w:rStyle w:val="HTMLCode"/>
+          <w:rFonts w:ascii="Times New Roman" w:hAnsi="Times New Roman" w:cs="Times New Roman"/>
+          <w:sz w:val="26"/>
+          <w:szCs w:val="26"/>
+        </w:rPr>
+        <w:t>pthread_mutex_init</w:t>
+      </w:r>
+      <w:r>
+        <w:rPr>
+          <w:sz w:val="26"/>
+          <w:szCs w:val="26"/>
+        </w:rPr>
+        <w:t>.</w:t>
+      </w:r>
+    </w:p>
+    <w:p>
+      <w:pPr>
+        <w:pStyle w:val="NormalWeb"/>
+        <w:spacing w:line="360" w:lineRule="auto"/>
+        <w:rPr>
+          <w:sz w:val="26"/>
+          <w:szCs w:val="26"/>
+        </w:rPr>
+      </w:pPr>
+    </w:p>
+    <w:p>
+      <w:pPr>
+        <w:pStyle w:val="NormalWeb"/>
+        <w:spacing w:line="360" w:lineRule="auto"/>
         <w:ind w:firstLine="720"/>
         <w:rPr>
-          <w:rFonts w:ascii="Times New Roman" w:eastAsia="Times New Roman" w:hAnsi="Times New Roman" w:cs="Times New Roman"/>
-          <w:sz w:val="26"/>
-          <w:szCs w:val="26"/>
-          <w:lang w:val="vi-VN" w:eastAsia="ja-JP"/>
-        </w:rPr>
-      </w:pPr>
-    </w:p>
-    <w:p>
-      <w:pPr>
-        <w:spacing w:before="100" w:beforeAutospacing="1" w:after="100" w:afterAutospacing="1" w:line="360" w:lineRule="auto"/>
-        <w:ind w:firstLine="720"/>
-        <w:rPr>
-          <w:rFonts w:ascii="Times New Roman" w:eastAsia="Times New Roman" w:hAnsi="Times New Roman" w:cs="Times New Roman"/>
-          <w:sz w:val="26"/>
-          <w:szCs w:val="26"/>
-          <w:lang w:val="vi-VN" w:eastAsia="ja-JP"/>
-        </w:rPr>
-      </w:pPr>
-      <w:r>
-        <w:rPr>
-          <w:rFonts w:ascii="Times New Roman" w:eastAsia="Times New Roman" w:hAnsi="Times New Roman" w:cs="Times New Roman"/>
-          <w:sz w:val="26"/>
-          <w:szCs w:val="26"/>
-          <w:lang w:val="vi-VN" w:eastAsia="ja-JP"/>
-        </w:rPr>
-        <w:t xml:space="preserve">                  </w:t>
+          <w:sz w:val="26"/>
+          <w:szCs w:val="26"/>
+        </w:rPr>
+      </w:pPr>
+      <w:r>
+        <w:rPr>
+          <w:sz w:val="26"/>
+          <w:szCs w:val="26"/>
+        </w:rPr>
+        <w:t>Song song trong tuần này, em và các thành viên nhóm thực tập sinh trong phòng được giao một số bài tập đơn giản để làm quen với lập trình socket và phương pháp multi-thread như chuyển một bản tin từ máy A đến máy B dùng giao thức UDP socket hay là mô phỏng một chương trình sử dụng nhiều thread thực hiện một công việc có mutex để đảm bảo đồng bộ. Cuối tuần, e và nhóm</w:t>
+      </w:r>
+      <w:r>
+        <w:rPr>
+          <w:sz w:val="26"/>
+          <w:szCs w:val="26"/>
+        </w:rPr>
+        <w:t xml:space="preserve"> trình bày và</w:t>
+      </w:r>
+      <w:r>
+        <w:rPr>
+          <w:sz w:val="26"/>
+          <w:szCs w:val="26"/>
+        </w:rPr>
+        <w:t xml:space="preserve"> báo cáo về nội dung được giao tìm hiểu và thảo luận về vướng mắc liên quan đến bài tập.</w:t>
+      </w:r>
+    </w:p>
+    <w:p>
+      <w:pPr>
+        <w:pStyle w:val="NormalWeb"/>
+        <w:spacing w:line="360" w:lineRule="auto"/>
+        <w:rPr>
+          <w:sz w:val="26"/>
+          <w:szCs w:val="26"/>
+        </w:rPr>
+      </w:pPr>
+    </w:p>
+    <w:p>
+      <w:pPr>
+        <w:pStyle w:val="NormalWeb"/>
+        <w:spacing w:line="360" w:lineRule="auto"/>
+        <w:rPr>
+          <w:b/>
+          <w:sz w:val="26"/>
+          <w:szCs w:val="26"/>
+        </w:rPr>
+      </w:pPr>
+      <w:r>
+        <w:rPr>
+          <w:b/>
+          <w:sz w:val="26"/>
+          <w:szCs w:val="26"/>
+        </w:rPr>
+        <w:t>2.5. Tuần 5 (28/7 – 3/8)</w:t>
+      </w:r>
+    </w:p>
+    <w:p>
+      <w:pPr>
+        <w:pStyle w:val="NormalWeb"/>
+        <w:spacing w:line="360" w:lineRule="auto"/>
+        <w:rPr>
+          <w:sz w:val="26"/>
+          <w:szCs w:val="26"/>
+        </w:rPr>
+      </w:pPr>
+      <w:r>
+        <w:rPr>
+          <w:sz w:val="26"/>
+          <w:szCs w:val="26"/>
+        </w:rPr>
+        <w:tab/>
+      </w:r>
+      <w:r>
+        <w:rPr>
+          <w:sz w:val="26"/>
+          <w:szCs w:val="26"/>
+        </w:rPr>
+        <w:t>Trong tuần này, em</w:t>
+      </w:r>
+      <w:r>
+        <w:rPr>
+          <w:sz w:val="26"/>
+          <w:szCs w:val="26"/>
+        </w:rPr>
+        <w:t xml:space="preserve"> và các thành viên trong nhóm</w:t>
+      </w:r>
+      <w:r>
+        <w:rPr>
+          <w:sz w:val="26"/>
+          <w:szCs w:val="26"/>
+        </w:rPr>
+        <w:t xml:space="preserve"> được làm quen và thực hành trực tiếp với </w:t>
+      </w:r>
+      <w:r>
+        <w:rPr>
+          <w:rStyle w:val="Strong"/>
+          <w:sz w:val="26"/>
+          <w:szCs w:val="26"/>
+        </w:rPr>
+        <w:t>thiết bị AMARI Callbox Mini</w:t>
+      </w:r>
+      <w:r>
+        <w:rPr>
+          <w:sz w:val="26"/>
+          <w:szCs w:val="26"/>
+        </w:rPr>
+        <w:t>, đây là một công cụ quan trọng được sử dụng để triển khai và kiểm thử mạng thử nghiệm 4G/5G trong phòng lab. Thiết bị đóng vai trò như một trạm gốc (gNB/eNB) tích hợp sẵn các chức năng mạng lõi, cho phép mô phỏng toàn bộ hệ thống từ lớp vô tuyến đến lớp core mà không cần triển khai mạng thực tế ngoài trời</w:t>
+      </w:r>
+      <w:r>
+        <w:rPr>
+          <w:sz w:val="26"/>
+          <w:szCs w:val="26"/>
+        </w:rPr>
+        <w:t xml:space="preserve">. </w:t>
+      </w:r>
+    </w:p>
+    <w:p>
+      <w:pPr>
+        <w:pStyle w:val="NormalWeb"/>
+        <w:spacing w:line="360" w:lineRule="auto"/>
+        <w:rPr>
+          <w:sz w:val="26"/>
+          <w:szCs w:val="26"/>
+        </w:rPr>
+      </w:pPr>
+      <w:r>
+        <w:rPr>
+          <w:sz w:val="26"/>
+          <w:szCs w:val="26"/>
+        </w:rPr>
+        <w:tab/>
+      </w:r>
+      <w:r>
+        <w:rPr>
+          <w:sz w:val="26"/>
+          <w:szCs w:val="26"/>
+        </w:rPr>
+        <w:t xml:space="preserve">Các nội dung em </w:t>
+      </w:r>
+      <w:r>
+        <w:rPr>
+          <w:sz w:val="26"/>
+          <w:szCs w:val="26"/>
+        </w:rPr>
+        <w:t xml:space="preserve">và nhóm </w:t>
+      </w:r>
+      <w:r>
+        <w:rPr>
+          <w:sz w:val="26"/>
+          <w:szCs w:val="26"/>
+        </w:rPr>
+        <w:t>đã</w:t>
+      </w:r>
+      <w:r>
+        <w:rPr>
+          <w:sz w:val="26"/>
+          <w:szCs w:val="26"/>
+        </w:rPr>
+        <w:t xml:space="preserve"> được hướng dẫn</w:t>
+      </w:r>
+      <w:r>
+        <w:rPr>
+          <w:sz w:val="26"/>
+          <w:szCs w:val="26"/>
+        </w:rPr>
+        <w:t xml:space="preserve"> thực hiện bao gồm:</w:t>
+      </w:r>
+    </w:p>
+    <w:p>
+      <w:pPr>
+        <w:pStyle w:val="NormalWeb"/>
+        <w:numPr>
+          <w:ilvl w:val="0"/>
+          <w:numId w:val="44"/>
+        </w:numPr>
+        <w:spacing w:line="360" w:lineRule="auto"/>
+        <w:rPr>
+          <w:sz w:val="26"/>
+          <w:szCs w:val="26"/>
+        </w:rPr>
+      </w:pPr>
+      <w:r>
+        <w:rPr>
+          <w:rStyle w:val="Strong"/>
+          <w:sz w:val="26"/>
+          <w:szCs w:val="26"/>
+        </w:rPr>
+        <w:t>Cấu hình hệ thống:</w:t>
+      </w:r>
+      <w:r>
+        <w:rPr>
+          <w:sz w:val="26"/>
+          <w:szCs w:val="26"/>
+        </w:rPr>
+        <w:t xml:space="preserve"> làm quen với giao diện quản lý của Callbox, tìm hiểu cách thiết lập các tham số mạng như </w:t>
+      </w:r>
+      <w:r>
+        <w:rPr>
+          <w:rStyle w:val="Strong"/>
+          <w:b w:val="0"/>
+          <w:sz w:val="26"/>
+          <w:szCs w:val="26"/>
+        </w:rPr>
+        <w:t>PLMN ID, băng tần hoạt động</w:t>
+      </w:r>
+      <w:r>
+        <w:rPr>
+          <w:rStyle w:val="Strong"/>
+          <w:b w:val="0"/>
+          <w:sz w:val="26"/>
+          <w:szCs w:val="26"/>
+        </w:rPr>
+        <w:t>, số lượng UE hỗ trợ</w:t>
+      </w:r>
+      <w:r>
+        <w:rPr>
+          <w:sz w:val="26"/>
+          <w:szCs w:val="26"/>
+        </w:rPr>
+        <w:t xml:space="preserve"> và các tùy chọn dịch vụ (dịch vụ thoại, dữ liệu). Bước này giúp em hiểu cách định nghĩa và chuẩn bị một mạng thử nghiệm phù hợp cho từng mục đích kiểm thử.</w:t>
+      </w:r>
+    </w:p>
+    <w:p>
+      <w:pPr>
+        <w:pStyle w:val="NormalWeb"/>
+        <w:numPr>
+          <w:ilvl w:val="0"/>
+          <w:numId w:val="44"/>
+        </w:numPr>
+        <w:spacing w:line="360" w:lineRule="auto"/>
+        <w:rPr>
+          <w:sz w:val="26"/>
+          <w:szCs w:val="26"/>
+        </w:rPr>
+      </w:pPr>
+      <w:r>
+        <w:rPr>
+          <w:rStyle w:val="Strong"/>
+          <w:sz w:val="26"/>
+          <w:szCs w:val="26"/>
+        </w:rPr>
+        <w:t>Khởi tạo và kích hoạt mạng:</w:t>
+      </w:r>
+      <w:r>
+        <w:rPr>
+          <w:sz w:val="26"/>
+          <w:szCs w:val="26"/>
+        </w:rPr>
+        <w:t xml:space="preserve"> khởi động các thành phần 4G/5G bên trong Callbox, đảm bảo hệ thống hoạt động ổn định và sẵn sàng phục vụ UE.</w:t>
+      </w:r>
+    </w:p>
+    <w:p>
+      <w:pPr>
+        <w:pStyle w:val="NormalWeb"/>
+        <w:numPr>
+          <w:ilvl w:val="0"/>
+          <w:numId w:val="44"/>
+        </w:numPr>
+        <w:spacing w:line="360" w:lineRule="auto"/>
+        <w:rPr>
+          <w:sz w:val="26"/>
+          <w:szCs w:val="26"/>
+        </w:rPr>
+      </w:pPr>
+      <w:r>
+        <w:rPr>
+          <w:rStyle w:val="Strong"/>
+          <w:sz w:val="26"/>
+          <w:szCs w:val="26"/>
+        </w:rPr>
+        <w:lastRenderedPageBreak/>
+        <w:t>Kết nối UE vào mạng:</w:t>
+      </w:r>
+      <w:r>
+        <w:rPr>
+          <w:sz w:val="26"/>
+          <w:szCs w:val="26"/>
+        </w:rPr>
+        <w:t xml:space="preserve"> thực hiện quá trình attach/registration của thiết bị di động (UE) vào Callbox, kiểm tra tín hiệu, trạng thái RRC và NAS để xác nhận UE đã kết nối thành công.</w:t>
+      </w:r>
+    </w:p>
+    <w:p>
+      <w:pPr>
+        <w:pStyle w:val="NormalWeb"/>
+        <w:numPr>
+          <w:ilvl w:val="0"/>
+          <w:numId w:val="44"/>
+        </w:numPr>
+        <w:spacing w:line="360" w:lineRule="auto"/>
+        <w:rPr>
+          <w:sz w:val="26"/>
+          <w:szCs w:val="26"/>
+        </w:rPr>
+      </w:pPr>
+      <w:r>
+        <w:rPr>
+          <w:rStyle w:val="Strong"/>
+          <w:sz w:val="26"/>
+          <w:szCs w:val="26"/>
+        </w:rPr>
+        <w:t>Theo dõi log và phân tích:</w:t>
+      </w:r>
+      <w:r>
+        <w:rPr>
+          <w:sz w:val="26"/>
+          <w:szCs w:val="26"/>
+        </w:rPr>
+        <w:t xml:space="preserve"> sử dụng công cụ logging của Callbox để quan sát toàn bộ thủ tục thiết lập kết nối, từ phát SSB, RACH, RRC setup cho đến NAS attach. Song song đó, em cũng tiến hành bắt log trực tiếp trên điện thoại bằng các ứng dụng chuyên dụng để so sánh với log từ Callbox, qua đó đối chiếu sự trùng khớp giữa thông điệp từ mạng và UE.</w:t>
+      </w:r>
+    </w:p>
+    <w:p>
+      <w:pPr>
+        <w:spacing w:line="360" w:lineRule="auto"/>
+        <w:rPr>
+          <w:rFonts w:ascii="Times New Roman" w:hAnsi="Times New Roman" w:cs="Times New Roman"/>
+          <w:sz w:val="26"/>
+          <w:szCs w:val="26"/>
+        </w:rPr>
+      </w:pPr>
+      <w:r>
+        <w:rPr>
+          <w:rFonts w:ascii="Times New Roman" w:hAnsi="Times New Roman" w:cs="Times New Roman"/>
+          <w:sz w:val="26"/>
+          <w:szCs w:val="26"/>
+        </w:rPr>
+        <w:t xml:space="preserve">                                                                              </w:t>
+      </w:r>
+      <w:r>
+        <w:rPr>
+          <w:rFonts w:ascii="Times New Roman" w:hAnsi="Times New Roman" w:cs="Times New Roman"/>
+          <w:sz w:val="26"/>
+          <w:szCs w:val="26"/>
+        </w:rPr>
+        <w:drawing>
+          <wp:inline distT="0" distB="0" distL="0" distR="0" wp14:anchorId="53CC9B02" wp14:editId="6B63848D">
+            <wp:extent cx="2909475" cy="4675367"/>
+            <wp:effectExtent l="0" t="0" r="5715" b="0"/>
+            <wp:docPr id="19" name="Picture 19"/>
+            <wp:cNvGraphicFramePr>
+              <a:graphicFrameLocks xmlns:a="http://schemas.openxmlformats.org/drawingml/2006/main" noChangeAspect="1"/>
+            </wp:cNvGraphicFramePr>
+            <a:graphic xmlns:a="http://schemas.openxmlformats.org/drawingml/2006/main">
+              <a:graphicData uri="http://schemas.openxmlformats.org/drawingml/2006/picture">
+                <pic:pic xmlns:pic="http://schemas.openxmlformats.org/drawingml/2006/picture">
+                  <pic:nvPicPr>
+                    <pic:cNvPr id="1" name=""/>
+                    <pic:cNvPicPr/>
+                  </pic:nvPicPr>
+                  <pic:blipFill>
+                    <a:blip r:embed="rId24"/>
+                    <a:stretch>
+                      <a:fillRect/>
+                    </a:stretch>
+                  </pic:blipFill>
+                  <pic:spPr>
+                    <a:xfrm>
+                      <a:off x="0" y="0"/>
+                      <a:ext cx="2957433" cy="4752433"/>
+                    </a:xfrm>
+                    <a:prstGeom prst="rect">
+                      <a:avLst/>
+                    </a:prstGeom>
+                  </pic:spPr>
+                </pic:pic>
+              </a:graphicData>
+            </a:graphic>
+          </wp:inline>
+        </w:drawing>
+      </w:r>
+      <w:r>
+        <w:rPr>
+          <w:rFonts w:ascii="Times New Roman" w:hAnsi="Times New Roman" w:cs="Times New Roman"/>
+          <w:noProof/>
+          <w:sz w:val="26"/>
+          <w:szCs w:val="26"/>
+          <w:lang w:eastAsia="ja-JP"/>
+        </w:rPr>
+        <w:drawing>
+          <wp:inline distT="0" distB="0" distL="0" distR="0">
+            <wp:extent cx="3028950" cy="4690097"/>
+            <wp:effectExtent l="0" t="0" r="0" b="0"/>
+            <wp:docPr id="21" name="Picture 21"/>
+            <wp:cNvGraphicFramePr>
+              <a:graphicFrameLocks xmlns:a="http://schemas.openxmlformats.org/drawingml/2006/main" noChangeAspect="1"/>
+            </wp:cNvGraphicFramePr>
+            <a:graphic xmlns:a="http://schemas.openxmlformats.org/drawingml/2006/main">
+              <a:graphicData uri="http://schemas.openxmlformats.org/drawingml/2006/picture">
+                <pic:pic xmlns:pic="http://schemas.openxmlformats.org/drawingml/2006/picture">
+                  <pic:nvPicPr>
+                    <pic:cNvPr id="21" name="Screenshot 2025-08-18 122755.png"/>
+                    <pic:cNvPicPr/>
+                  </pic:nvPicPr>
+                  <pic:blipFill>
+                    <a:blip r:embed="rId25">
+                      <a:extLst>
+                        <a:ext uri="{28A0092B-C50C-407E-A947-70E740481C1C}">
+                          <a14:useLocalDpi xmlns:a14="http://schemas.microsoft.com/office/drawing/2010/main" val="0"/>
+                        </a:ext>
+                      </a:extLst>
+                    </a:blip>
+                    <a:stretch>
+                      <a:fillRect/>
+                    </a:stretch>
+                  </pic:blipFill>
+                  <pic:spPr>
+                    <a:xfrm>
+                      <a:off x="0" y="0"/>
+                      <a:ext cx="3050138" cy="4722905"/>
+                    </a:xfrm>
+                    <a:prstGeom prst="rect">
+                      <a:avLst/>
+                    </a:prstGeom>
+                  </pic:spPr>
+                </pic:pic>
+              </a:graphicData>
+            </a:graphic>
+          </wp:inline>
+        </w:drawing>
+      </w:r>
+      <w:r>
+        <w:rPr>
+          <w:rFonts w:ascii="Times New Roman" w:hAnsi="Times New Roman" w:cs="Times New Roman"/>
+          <w:sz w:val="26"/>
+          <w:szCs w:val="26"/>
+        </w:rPr>
+        <w:t xml:space="preserve">             </w:t>
       </w:r>
     </w:p>
     <w:p>
@@ -15272,9 +19733,565 @@
           <w:rFonts w:ascii="Times New Roman" w:hAnsi="Times New Roman" w:cs="Times New Roman"/>
           <w:sz w:val="26"/>
           <w:szCs w:val="26"/>
-          <w:lang w:val="vi-VN"/>
-        </w:rPr>
-      </w:pPr>
+        </w:rPr>
+      </w:pPr>
+      <w:r>
+        <w:rPr>
+          <w:rFonts w:ascii="Times New Roman" w:hAnsi="Times New Roman" w:cs="Times New Roman"/>
+          <w:b/>
+          <w:sz w:val="26"/>
+          <w:szCs w:val="26"/>
+        </w:rPr>
+        <w:t>Hình 2.11:</w:t>
+      </w:r>
+      <w:r>
+        <w:rPr>
+          <w:rFonts w:ascii="Times New Roman" w:hAnsi="Times New Roman" w:cs="Times New Roman"/>
+          <w:sz w:val="26"/>
+          <w:szCs w:val="26"/>
+        </w:rPr>
+        <w:t xml:space="preserve"> AMARI Callbox Mini</w:t>
+      </w:r>
+    </w:p>
+    <w:p>
+      <w:pPr>
+        <w:spacing w:line="360" w:lineRule="auto"/>
+        <w:ind w:firstLine="720"/>
+        <w:rPr>
+          <w:rFonts w:ascii="Times New Roman" w:hAnsi="Times New Roman" w:cs="Times New Roman"/>
+          <w:sz w:val="26"/>
+          <w:szCs w:val="26"/>
+        </w:rPr>
+      </w:pPr>
+    </w:p>
+    <w:p>
+      <w:pPr>
+        <w:spacing w:line="360" w:lineRule="auto"/>
+        <w:rPr>
+          <w:rFonts w:ascii="Times New Roman" w:hAnsi="Times New Roman" w:cs="Times New Roman"/>
+          <w:sz w:val="26"/>
+          <w:szCs w:val="26"/>
+        </w:rPr>
+      </w:pPr>
+      <w:r>
+        <w:rPr>
+          <w:rFonts w:ascii="Times New Roman" w:hAnsi="Times New Roman" w:cs="Times New Roman"/>
+          <w:noProof/>
+          <w:sz w:val="26"/>
+          <w:szCs w:val="26"/>
+          <w:lang w:eastAsia="ja-JP"/>
+        </w:rPr>
+        <w:lastRenderedPageBreak/>
+        <w:t xml:space="preserve"> </w:t>
+      </w:r>
+      <w:r>
+        <w:rPr>
+          <w:rFonts w:ascii="Times New Roman" w:hAnsi="Times New Roman" w:cs="Times New Roman"/>
+          <w:noProof/>
+          <w:sz w:val="26"/>
+          <w:szCs w:val="26"/>
+          <w:lang w:eastAsia="ja-JP"/>
+        </w:rPr>
+        <w:drawing>
+          <wp:inline distT="0" distB="0" distL="0" distR="0">
+            <wp:extent cx="5263763" cy="1692910"/>
+            <wp:effectExtent l="0" t="0" r="0" b="2540"/>
+            <wp:docPr id="23" name="Picture 23"/>
+            <wp:cNvGraphicFramePr>
+              <a:graphicFrameLocks xmlns:a="http://schemas.openxmlformats.org/drawingml/2006/main" noChangeAspect="1"/>
+            </wp:cNvGraphicFramePr>
+            <a:graphic xmlns:a="http://schemas.openxmlformats.org/drawingml/2006/main">
+              <a:graphicData uri="http://schemas.openxmlformats.org/drawingml/2006/picture">
+                <pic:pic xmlns:pic="http://schemas.openxmlformats.org/drawingml/2006/picture">
+                  <pic:nvPicPr>
+                    <pic:cNvPr id="23" name="Screenshot 2025-08-18 133700.png"/>
+                    <pic:cNvPicPr/>
+                  </pic:nvPicPr>
+                  <pic:blipFill>
+                    <a:blip r:embed="rId26">
+                      <a:extLst>
+                        <a:ext uri="{28A0092B-C50C-407E-A947-70E740481C1C}">
+                          <a14:useLocalDpi xmlns:a14="http://schemas.microsoft.com/office/drawing/2010/main" val="0"/>
+                        </a:ext>
+                      </a:extLst>
+                    </a:blip>
+                    <a:stretch>
+                      <a:fillRect/>
+                    </a:stretch>
+                  </pic:blipFill>
+                  <pic:spPr>
+                    <a:xfrm>
+                      <a:off x="0" y="0"/>
+                      <a:ext cx="5383704" cy="1731485"/>
+                    </a:xfrm>
+                    <a:prstGeom prst="rect">
+                      <a:avLst/>
+                    </a:prstGeom>
+                  </pic:spPr>
+                </pic:pic>
+              </a:graphicData>
+            </a:graphic>
+          </wp:inline>
+        </w:drawing>
+      </w:r>
+      <w:r>
+        <w:rPr>
+          <w:rFonts w:ascii="Times New Roman" w:hAnsi="Times New Roman" w:cs="Times New Roman"/>
+          <w:noProof/>
+          <w:sz w:val="26"/>
+          <w:szCs w:val="26"/>
+          <w:lang w:eastAsia="ja-JP"/>
+        </w:rPr>
+        <w:t xml:space="preserve">                       </w:t>
+      </w:r>
+    </w:p>
+    <w:p>
+      <w:pPr>
+        <w:spacing w:line="360" w:lineRule="auto"/>
+        <w:ind w:left="1440" w:firstLine="720"/>
+        <w:rPr>
+          <w:rFonts w:ascii="Times New Roman" w:hAnsi="Times New Roman" w:cs="Times New Roman"/>
+          <w:sz w:val="26"/>
+          <w:szCs w:val="26"/>
+        </w:rPr>
+      </w:pPr>
+      <w:r>
+        <w:rPr>
+          <w:rFonts w:ascii="Times New Roman" w:hAnsi="Times New Roman" w:cs="Times New Roman"/>
+          <w:b/>
+          <w:sz w:val="26"/>
+          <w:szCs w:val="26"/>
+        </w:rPr>
+        <w:t xml:space="preserve">Hình 2.12: </w:t>
+      </w:r>
+      <w:r>
+        <w:rPr>
+          <w:rFonts w:ascii="Times New Roman" w:hAnsi="Times New Roman" w:cs="Times New Roman"/>
+          <w:sz w:val="26"/>
+          <w:szCs w:val="26"/>
+        </w:rPr>
+        <w:t>Log bả</w:t>
+      </w:r>
+      <w:r>
+        <w:rPr>
+          <w:rFonts w:ascii="Times New Roman" w:hAnsi="Times New Roman" w:cs="Times New Roman"/>
+          <w:sz w:val="26"/>
+          <w:szCs w:val="26"/>
+        </w:rPr>
+        <w:t>n tin RRC setup request</w:t>
+      </w:r>
+    </w:p>
+    <w:p>
+      <w:pPr>
+        <w:pStyle w:val="NormalWeb"/>
+        <w:ind w:firstLine="360"/>
+        <w:rPr>
+          <w:sz w:val="26"/>
+          <w:szCs w:val="26"/>
+        </w:rPr>
+      </w:pPr>
+      <w:r>
+        <w:rPr>
+          <w:sz w:val="26"/>
+          <w:szCs w:val="26"/>
+        </w:rPr>
+        <w:t>Hình 2.12 trên đây</w:t>
+      </w:r>
+      <w:r>
+        <w:rPr>
+          <w:sz w:val="26"/>
+          <w:szCs w:val="26"/>
+        </w:rPr>
+        <w:t xml:space="preserve"> là</w:t>
+      </w:r>
+      <w:r>
+        <w:rPr>
+          <w:sz w:val="26"/>
+          <w:szCs w:val="26"/>
+        </w:rPr>
+        <w:t xml:space="preserve"> ví dụ</w:t>
+      </w:r>
+      <w:r>
+        <w:rPr>
+          <w:sz w:val="26"/>
+          <w:szCs w:val="26"/>
+        </w:rPr>
+        <w:t xml:space="preserve"> log</w:t>
+      </w:r>
+      <w:r>
+        <w:rPr>
+          <w:sz w:val="26"/>
+          <w:szCs w:val="26"/>
+        </w:rPr>
+        <w:t xml:space="preserve"> bản tin</w:t>
+      </w:r>
+      <w:r>
+        <w:rPr>
+          <w:b/>
+          <w:sz w:val="26"/>
+          <w:szCs w:val="26"/>
+        </w:rPr>
+        <w:t xml:space="preserve"> </w:t>
+      </w:r>
+      <w:r>
+        <w:rPr>
+          <w:rStyle w:val="Strong"/>
+          <w:sz w:val="26"/>
+          <w:szCs w:val="26"/>
+        </w:rPr>
+        <w:t>RRC Setup Request</w:t>
+      </w:r>
+      <w:r>
+        <w:rPr>
+          <w:sz w:val="26"/>
+          <w:szCs w:val="26"/>
+        </w:rPr>
+        <w:t xml:space="preserve"> do </w:t>
+      </w:r>
+      <w:r>
+        <w:rPr>
+          <w:rStyle w:val="Strong"/>
+          <w:b w:val="0"/>
+          <w:sz w:val="26"/>
+          <w:szCs w:val="26"/>
+        </w:rPr>
+        <w:t>UE gửi uplink qua CCCH</w:t>
+      </w:r>
+      <w:r>
+        <w:rPr>
+          <w:sz w:val="26"/>
+          <w:szCs w:val="26"/>
+        </w:rPr>
+        <w:t xml:space="preserve"> để yêu cầ</w:t>
+      </w:r>
+      <w:r>
+        <w:rPr>
+          <w:sz w:val="26"/>
+          <w:szCs w:val="26"/>
+        </w:rPr>
+        <w:t xml:space="preserve">u thiết lập kết nối RRC với gNB, </w:t>
+      </w:r>
+      <w:r>
+        <w:rPr>
+          <w:sz w:val="26"/>
+          <w:szCs w:val="26"/>
+        </w:rPr>
+        <w:t xml:space="preserve">là bước khởi đầu trong thủ tục </w:t>
+      </w:r>
+      <w:r>
+        <w:rPr>
+          <w:rStyle w:val="Strong"/>
+          <w:sz w:val="26"/>
+          <w:szCs w:val="26"/>
+        </w:rPr>
+        <w:t>RRC Connection Establishment</w:t>
+      </w:r>
+      <w:r>
+        <w:rPr>
+          <w:rStyle w:val="Strong"/>
+          <w:sz w:val="26"/>
+          <w:szCs w:val="26"/>
+        </w:rPr>
+        <w:t xml:space="preserve"> </w:t>
+      </w:r>
+      <w:r>
+        <w:rPr>
+          <w:sz w:val="26"/>
+          <w:szCs w:val="26"/>
+        </w:rPr>
+        <w:t>(MSG3 trong quy trình RACH</w:t>
+      </w:r>
+      <w:r>
+        <w:rPr>
+          <w:sz w:val="26"/>
+          <w:szCs w:val="26"/>
+        </w:rPr>
+        <w:t xml:space="preserve"> được trình bày ở mục 2.2.2</w:t>
+      </w:r>
+      <w:r>
+        <w:rPr>
+          <w:rStyle w:val="Strong"/>
+          <w:b w:val="0"/>
+          <w:sz w:val="26"/>
+          <w:szCs w:val="26"/>
+        </w:rPr>
+        <w:t>)</w:t>
+      </w:r>
+    </w:p>
+    <w:p>
+      <w:pPr>
+        <w:pStyle w:val="NormalWeb"/>
+        <w:numPr>
+          <w:ilvl w:val="0"/>
+          <w:numId w:val="48"/>
+        </w:numPr>
+        <w:rPr>
+          <w:sz w:val="26"/>
+          <w:szCs w:val="26"/>
+        </w:rPr>
+      </w:pPr>
+      <w:r>
+        <w:rPr>
+          <w:rStyle w:val="Strong"/>
+          <w:sz w:val="26"/>
+          <w:szCs w:val="26"/>
+        </w:rPr>
+        <w:t>ue-Identity randomValue</w:t>
+      </w:r>
+      <w:r>
+        <w:rPr>
+          <w:sz w:val="26"/>
+          <w:szCs w:val="26"/>
+        </w:rPr>
+        <w:t>: định danh tạm thời ngẫu nhiên của UE.</w:t>
+      </w:r>
+    </w:p>
+    <w:p>
+      <w:pPr>
+        <w:pStyle w:val="NormalWeb"/>
+        <w:numPr>
+          <w:ilvl w:val="0"/>
+          <w:numId w:val="48"/>
+        </w:numPr>
+        <w:rPr>
+          <w:sz w:val="26"/>
+          <w:szCs w:val="26"/>
+        </w:rPr>
+      </w:pPr>
+      <w:r>
+        <w:rPr>
+          <w:rStyle w:val="Strong"/>
+          <w:sz w:val="26"/>
+          <w:szCs w:val="26"/>
+        </w:rPr>
+        <w:t>establishmentCause = mo-Signalling</w:t>
+      </w:r>
+      <w:r>
+        <w:rPr>
+          <w:sz w:val="26"/>
+          <w:szCs w:val="26"/>
+        </w:rPr>
+        <w:t>: nguyên nhân thiết lập kết nố</w:t>
+      </w:r>
+      <w:r>
+        <w:rPr>
+          <w:sz w:val="26"/>
+          <w:szCs w:val="26"/>
+        </w:rPr>
+        <w:t>i là để gửi tín hiệu điều khiển.</w:t>
+      </w:r>
+    </w:p>
+    <w:p>
+      <w:pPr>
+        <w:pStyle w:val="NormalWeb"/>
+        <w:numPr>
+          <w:ilvl w:val="0"/>
+          <w:numId w:val="48"/>
+        </w:numPr>
+        <w:rPr>
+          <w:sz w:val="26"/>
+          <w:szCs w:val="26"/>
+        </w:rPr>
+      </w:pPr>
+      <w:r>
+        <w:rPr>
+          <w:rStyle w:val="Strong"/>
+          <w:sz w:val="26"/>
+          <w:szCs w:val="26"/>
+        </w:rPr>
+        <w:t>spare = 0</w:t>
+      </w:r>
+      <w:r>
+        <w:rPr>
+          <w:sz w:val="26"/>
+          <w:szCs w:val="26"/>
+        </w:rPr>
+        <w:t>: trường dự phòng, không dùng.</w:t>
+      </w:r>
+    </w:p>
+    <w:p>
+      <w:pPr>
+        <w:spacing w:line="360" w:lineRule="auto"/>
+        <w:ind w:firstLine="720"/>
+        <w:rPr>
+          <w:rFonts w:ascii="Times New Roman" w:hAnsi="Times New Roman" w:cs="Times New Roman"/>
+          <w:sz w:val="26"/>
+          <w:szCs w:val="26"/>
+        </w:rPr>
+      </w:pPr>
+      <w:r>
+        <w:rPr>
+          <w:rFonts w:ascii="Times New Roman" w:hAnsi="Times New Roman" w:cs="Times New Roman"/>
+          <w:sz w:val="26"/>
+          <w:szCs w:val="26"/>
+        </w:rPr>
+        <w:t xml:space="preserve">Thông qua việc thực hành trên thiết bị thực tế, em không chỉ nắm vững hơn quy trình vận hành và cấu hình mạng thử nghiệm, mà còn học được cách </w:t>
+      </w:r>
+      <w:r>
+        <w:rPr>
+          <w:rStyle w:val="Strong"/>
+          <w:rFonts w:ascii="Times New Roman" w:hAnsi="Times New Roman" w:cs="Times New Roman"/>
+          <w:b w:val="0"/>
+          <w:sz w:val="26"/>
+          <w:szCs w:val="26"/>
+        </w:rPr>
+        <w:t>đọ</w:t>
+      </w:r>
+      <w:r>
+        <w:rPr>
+          <w:rStyle w:val="Strong"/>
+          <w:rFonts w:ascii="Times New Roman" w:hAnsi="Times New Roman" w:cs="Times New Roman"/>
+          <w:b w:val="0"/>
+          <w:sz w:val="26"/>
+          <w:szCs w:val="26"/>
+        </w:rPr>
+        <w:t>c log</w:t>
+      </w:r>
+      <w:r>
+        <w:rPr>
+          <w:rStyle w:val="Strong"/>
+          <w:rFonts w:ascii="Times New Roman" w:hAnsi="Times New Roman" w:cs="Times New Roman"/>
+          <w:b w:val="0"/>
+          <w:sz w:val="26"/>
+          <w:szCs w:val="26"/>
+        </w:rPr>
+        <w:t>, phân tích l</w:t>
+      </w:r>
+      <w:r>
+        <w:rPr>
+          <w:rStyle w:val="Strong"/>
+          <w:rFonts w:ascii="Times New Roman" w:hAnsi="Times New Roman" w:cs="Times New Roman"/>
+          <w:b w:val="0"/>
+          <w:sz w:val="26"/>
+          <w:szCs w:val="26"/>
+        </w:rPr>
+        <w:t>og</w:t>
+      </w:r>
+      <w:r>
+        <w:rPr>
+          <w:rStyle w:val="Strong"/>
+          <w:rFonts w:ascii="Times New Roman" w:hAnsi="Times New Roman" w:cs="Times New Roman"/>
+          <w:b w:val="0"/>
+          <w:sz w:val="26"/>
+          <w:szCs w:val="26"/>
+        </w:rPr>
+        <w:t xml:space="preserve"> và chẩn đoán sự cố kết nối</w:t>
+      </w:r>
+      <w:r>
+        <w:rPr>
+          <w:rFonts w:ascii="Times New Roman" w:hAnsi="Times New Roman" w:cs="Times New Roman"/>
+          <w:b/>
+          <w:sz w:val="26"/>
+          <w:szCs w:val="26"/>
+        </w:rPr>
+        <w:t xml:space="preserve"> </w:t>
+      </w:r>
+      <w:r>
+        <w:rPr>
+          <w:rFonts w:ascii="Times New Roman" w:hAnsi="Times New Roman" w:cs="Times New Roman"/>
+          <w:sz w:val="26"/>
+          <w:szCs w:val="26"/>
+        </w:rPr>
+        <w:t>của UE. Đây là bước rất quan trọng trong công tác kiểm thử và triển khai mạng di động, giúp em hình dung rõ hơn mối liên hệ giữa lý thuyết đã học trên lớp và thực tiễn trong môi trường làm việc.</w:t>
+      </w:r>
+    </w:p>
+    <w:p>
+      <w:pPr>
+        <w:spacing w:line="360" w:lineRule="auto"/>
+        <w:ind w:firstLine="720"/>
+        <w:rPr>
+          <w:rFonts w:ascii="Times New Roman" w:hAnsi="Times New Roman" w:cs="Times New Roman"/>
+          <w:sz w:val="26"/>
+          <w:szCs w:val="26"/>
+        </w:rPr>
+      </w:pPr>
+    </w:p>
+    <w:p>
+      <w:pPr>
+        <w:spacing w:line="360" w:lineRule="auto"/>
+        <w:ind w:firstLine="720"/>
+        <w:rPr>
+          <w:rFonts w:ascii="Times New Roman" w:hAnsi="Times New Roman" w:cs="Times New Roman"/>
+          <w:sz w:val="26"/>
+          <w:szCs w:val="26"/>
+        </w:rPr>
+      </w:pPr>
+    </w:p>
+    <w:p>
+      <w:pPr>
+        <w:spacing w:line="360" w:lineRule="auto"/>
+        <w:ind w:firstLine="720"/>
+        <w:rPr>
+          <w:rFonts w:ascii="Times New Roman" w:hAnsi="Times New Roman" w:cs="Times New Roman"/>
+          <w:sz w:val="26"/>
+          <w:szCs w:val="26"/>
+        </w:rPr>
+      </w:pPr>
+    </w:p>
+    <w:p>
+      <w:pPr>
+        <w:spacing w:line="360" w:lineRule="auto"/>
+        <w:ind w:firstLine="720"/>
+        <w:rPr>
+          <w:rFonts w:ascii="Times New Roman" w:hAnsi="Times New Roman" w:cs="Times New Roman"/>
+          <w:sz w:val="26"/>
+          <w:szCs w:val="26"/>
+        </w:rPr>
+      </w:pPr>
+    </w:p>
+    <w:p>
+      <w:pPr>
+        <w:spacing w:line="360" w:lineRule="auto"/>
+        <w:ind w:firstLine="720"/>
+        <w:rPr>
+          <w:rFonts w:ascii="Times New Roman" w:hAnsi="Times New Roman" w:cs="Times New Roman"/>
+          <w:sz w:val="26"/>
+          <w:szCs w:val="26"/>
+        </w:rPr>
+      </w:pPr>
+    </w:p>
+    <w:p>
+      <w:pPr>
+        <w:spacing w:line="360" w:lineRule="auto"/>
+        <w:ind w:firstLine="720"/>
+        <w:rPr>
+          <w:rFonts w:ascii="Times New Roman" w:hAnsi="Times New Roman" w:cs="Times New Roman"/>
+          <w:sz w:val="26"/>
+          <w:szCs w:val="26"/>
+        </w:rPr>
+      </w:pPr>
+    </w:p>
+    <w:p>
+      <w:pPr>
+        <w:spacing w:line="360" w:lineRule="auto"/>
+        <w:ind w:firstLine="720"/>
+        <w:rPr>
+          <w:rFonts w:ascii="Times New Roman" w:hAnsi="Times New Roman" w:cs="Times New Roman"/>
+          <w:sz w:val="26"/>
+          <w:szCs w:val="26"/>
+        </w:rPr>
+      </w:pPr>
+    </w:p>
+    <w:p>
+      <w:pPr>
+        <w:spacing w:line="360" w:lineRule="auto"/>
+        <w:rPr>
+          <w:rFonts w:ascii="Times New Roman" w:hAnsi="Times New Roman" w:cs="Times New Roman"/>
+          <w:sz w:val="26"/>
+          <w:szCs w:val="26"/>
+        </w:rPr>
+      </w:pPr>
+      <w:r>
+        <w:rPr>
+          <w:rFonts w:ascii="Times New Roman" w:hAnsi="Times New Roman" w:cs="Times New Roman"/>
+          <w:sz w:val="26"/>
+          <w:szCs w:val="26"/>
+        </w:rPr>
+        <w:lastRenderedPageBreak/>
+        <w:t>2.6. Tuần 6</w:t>
+      </w:r>
+      <w:bookmarkStart w:id="0" w:name="_GoBack"/>
+      <w:bookmarkEnd w:id="0"/>
     </w:p>
     <w:sectPr>
       <w:pgSz w:w="12240" w:h="15840"/>
@@ -15289,6 +20306,381 @@
 <file path=word/numbering.xml><?xml version="1.0" encoding="utf-8"?>
 <w:numbering xmlns:wpc="http://schemas.microsoft.com/office/word/2010/wordprocessingCanvas" xmlns:cx="http://schemas.microsoft.com/office/drawing/2014/chartex" xmlns:mc="http://schemas.openxmlformats.org/markup-compatibility/2006" xmlns:o="urn:schemas-microsoft-com:office:office" xmlns:r="http://schemas.openxmlformats.org/officeDocument/2006/relationships" xmlns:m="http://schemas.openxmlformats.org/officeDocument/2006/math" xmlns:v="urn:schemas-microsoft-com:vml" xmlns:wp14="http://schemas.microsoft.com/office/word/2010/wordprocessingDrawing" xmlns:wp="http://schemas.openxmlformats.org/drawingml/2006/wordprocessingDrawing" xmlns:w10="urn:schemas-microsoft-com:office:word" xmlns:w="http://schemas.openxmlformats.org/wordprocessingml/2006/main" xmlns:w14="http://schemas.microsoft.com/office/word/2010/wordml" xmlns:w15="http://schemas.microsoft.com/office/word/2012/wordml" xmlns:w16se="http://schemas.microsoft.com/office/word/2015/wordml/symex" xmlns:wpg="http://schemas.microsoft.com/office/word/2010/wordprocessingGroup" xmlns:wpi="http://schemas.microsoft.com/office/word/2010/wordprocessingInk" xmlns:wne="http://schemas.microsoft.com/office/word/2006/wordml" xmlns:wps="http://schemas.microsoft.com/office/word/2010/wordprocessingShape" mc:Ignorable="w14 w15 w16se wp14">
   <w:abstractNum w:abstractNumId="0" w15:restartNumberingAfterBreak="0">
+    <w:nsid w:val="0089402C"/>
+    <w:multiLevelType w:val="multilevel"/>
+    <w:tmpl w:val="115A2D4E"/>
+    <w:lvl w:ilvl="0">
+      <w:start w:val="1"/>
+      <w:numFmt w:val="bullet"/>
+      <w:lvlText w:val=""/>
+      <w:lvlJc w:val="left"/>
+      <w:pPr>
+        <w:tabs>
+          <w:tab w:val="num" w:pos="720"/>
+        </w:tabs>
+        <w:ind w:left="720" w:hanging="360"/>
+      </w:pPr>
+      <w:rPr>
+        <w:rFonts w:ascii="Symbol" w:hAnsi="Symbol" w:hint="default"/>
+        <w:sz w:val="20"/>
+      </w:rPr>
+    </w:lvl>
+    <w:lvl w:ilvl="1" w:tentative="1">
+      <w:start w:val="1"/>
+      <w:numFmt w:val="bullet"/>
+      <w:lvlText w:val="o"/>
+      <w:lvlJc w:val="left"/>
+      <w:pPr>
+        <w:tabs>
+          <w:tab w:val="num" w:pos="1440"/>
+        </w:tabs>
+        <w:ind w:left="1440" w:hanging="360"/>
+      </w:pPr>
+      <w:rPr>
+        <w:rFonts w:ascii="Courier New" w:hAnsi="Courier New" w:hint="default"/>
+        <w:sz w:val="20"/>
+      </w:rPr>
+    </w:lvl>
+    <w:lvl w:ilvl="2" w:tentative="1">
+      <w:start w:val="1"/>
+      <w:numFmt w:val="bullet"/>
+      <w:lvlText w:val=""/>
+      <w:lvlJc w:val="left"/>
+      <w:pPr>
+        <w:tabs>
+          <w:tab w:val="num" w:pos="2160"/>
+        </w:tabs>
+        <w:ind w:left="2160" w:hanging="360"/>
+      </w:pPr>
+      <w:rPr>
+        <w:rFonts w:ascii="Wingdings" w:hAnsi="Wingdings" w:hint="default"/>
+        <w:sz w:val="20"/>
+      </w:rPr>
+    </w:lvl>
+    <w:lvl w:ilvl="3" w:tentative="1">
+      <w:start w:val="1"/>
+      <w:numFmt w:val="bullet"/>
+      <w:lvlText w:val=""/>
+      <w:lvlJc w:val="left"/>
+      <w:pPr>
+        <w:tabs>
+          <w:tab w:val="num" w:pos="2880"/>
+        </w:tabs>
+        <w:ind w:left="2880" w:hanging="360"/>
+      </w:pPr>
+      <w:rPr>
+        <w:rFonts w:ascii="Wingdings" w:hAnsi="Wingdings" w:hint="default"/>
+        <w:sz w:val="20"/>
+      </w:rPr>
+    </w:lvl>
+    <w:lvl w:ilvl="4" w:tentative="1">
+      <w:start w:val="1"/>
+      <w:numFmt w:val="bullet"/>
+      <w:lvlText w:val=""/>
+      <w:lvlJc w:val="left"/>
+      <w:pPr>
+        <w:tabs>
+          <w:tab w:val="num" w:pos="3600"/>
+        </w:tabs>
+        <w:ind w:left="3600" w:hanging="360"/>
+      </w:pPr>
+      <w:rPr>
+        <w:rFonts w:ascii="Wingdings" w:hAnsi="Wingdings" w:hint="default"/>
+        <w:sz w:val="20"/>
+      </w:rPr>
+    </w:lvl>
+    <w:lvl w:ilvl="5" w:tentative="1">
+      <w:start w:val="1"/>
+      <w:numFmt w:val="bullet"/>
+      <w:lvlText w:val=""/>
+      <w:lvlJc w:val="left"/>
+      <w:pPr>
+        <w:tabs>
+          <w:tab w:val="num" w:pos="4320"/>
+        </w:tabs>
+        <w:ind w:left="4320" w:hanging="360"/>
+      </w:pPr>
+      <w:rPr>
+        <w:rFonts w:ascii="Wingdings" w:hAnsi="Wingdings" w:hint="default"/>
+        <w:sz w:val="20"/>
+      </w:rPr>
+    </w:lvl>
+    <w:lvl w:ilvl="6" w:tentative="1">
+      <w:start w:val="1"/>
+      <w:numFmt w:val="bullet"/>
+      <w:lvlText w:val=""/>
+      <w:lvlJc w:val="left"/>
+      <w:pPr>
+        <w:tabs>
+          <w:tab w:val="num" w:pos="5040"/>
+        </w:tabs>
+        <w:ind w:left="5040" w:hanging="360"/>
+      </w:pPr>
+      <w:rPr>
+        <w:rFonts w:ascii="Wingdings" w:hAnsi="Wingdings" w:hint="default"/>
+        <w:sz w:val="20"/>
+      </w:rPr>
+    </w:lvl>
+    <w:lvl w:ilvl="7" w:tentative="1">
+      <w:start w:val="1"/>
+      <w:numFmt w:val="bullet"/>
+      <w:lvlText w:val=""/>
+      <w:lvlJc w:val="left"/>
+      <w:pPr>
+        <w:tabs>
+          <w:tab w:val="num" w:pos="5760"/>
+        </w:tabs>
+        <w:ind w:left="5760" w:hanging="360"/>
+      </w:pPr>
+      <w:rPr>
+        <w:rFonts w:ascii="Wingdings" w:hAnsi="Wingdings" w:hint="default"/>
+        <w:sz w:val="20"/>
+      </w:rPr>
+    </w:lvl>
+    <w:lvl w:ilvl="8" w:tentative="1">
+      <w:start w:val="1"/>
+      <w:numFmt w:val="bullet"/>
+      <w:lvlText w:val=""/>
+      <w:lvlJc w:val="left"/>
+      <w:pPr>
+        <w:tabs>
+          <w:tab w:val="num" w:pos="6480"/>
+        </w:tabs>
+        <w:ind w:left="6480" w:hanging="360"/>
+      </w:pPr>
+      <w:rPr>
+        <w:rFonts w:ascii="Wingdings" w:hAnsi="Wingdings" w:hint="default"/>
+        <w:sz w:val="20"/>
+      </w:rPr>
+    </w:lvl>
+  </w:abstractNum>
+  <w:abstractNum w:abstractNumId="1" w15:restartNumberingAfterBreak="0">
+    <w:nsid w:val="020348CF"/>
+    <w:multiLevelType w:val="hybridMultilevel"/>
+    <w:tmpl w:val="D11A4CC6"/>
+    <w:lvl w:ilvl="0" w:tplc="04090001">
+      <w:start w:val="1"/>
+      <w:numFmt w:val="bullet"/>
+      <w:lvlText w:val=""/>
+      <w:lvlJc w:val="left"/>
+      <w:pPr>
+        <w:ind w:left="1446" w:hanging="360"/>
+      </w:pPr>
+      <w:rPr>
+        <w:rFonts w:ascii="Symbol" w:hAnsi="Symbol" w:hint="default"/>
+      </w:rPr>
+    </w:lvl>
+    <w:lvl w:ilvl="1" w:tplc="04090003" w:tentative="1">
+      <w:start w:val="1"/>
+      <w:numFmt w:val="bullet"/>
+      <w:lvlText w:val="o"/>
+      <w:lvlJc w:val="left"/>
+      <w:pPr>
+        <w:ind w:left="2166" w:hanging="360"/>
+      </w:pPr>
+      <w:rPr>
+        <w:rFonts w:ascii="Courier New" w:hAnsi="Courier New" w:cs="Courier New" w:hint="default"/>
+      </w:rPr>
+    </w:lvl>
+    <w:lvl w:ilvl="2" w:tplc="04090005" w:tentative="1">
+      <w:start w:val="1"/>
+      <w:numFmt w:val="bullet"/>
+      <w:lvlText w:val=""/>
+      <w:lvlJc w:val="left"/>
+      <w:pPr>
+        <w:ind w:left="2886" w:hanging="360"/>
+      </w:pPr>
+      <w:rPr>
+        <w:rFonts w:ascii="Wingdings" w:hAnsi="Wingdings" w:hint="default"/>
+      </w:rPr>
+    </w:lvl>
+    <w:lvl w:ilvl="3" w:tplc="04090001" w:tentative="1">
+      <w:start w:val="1"/>
+      <w:numFmt w:val="bullet"/>
+      <w:lvlText w:val=""/>
+      <w:lvlJc w:val="left"/>
+      <w:pPr>
+        <w:ind w:left="3606" w:hanging="360"/>
+      </w:pPr>
+      <w:rPr>
+        <w:rFonts w:ascii="Symbol" w:hAnsi="Symbol" w:hint="default"/>
+      </w:rPr>
+    </w:lvl>
+    <w:lvl w:ilvl="4" w:tplc="04090003" w:tentative="1">
+      <w:start w:val="1"/>
+      <w:numFmt w:val="bullet"/>
+      <w:lvlText w:val="o"/>
+      <w:lvlJc w:val="left"/>
+      <w:pPr>
+        <w:ind w:left="4326" w:hanging="360"/>
+      </w:pPr>
+      <w:rPr>
+        <w:rFonts w:ascii="Courier New" w:hAnsi="Courier New" w:cs="Courier New" w:hint="default"/>
+      </w:rPr>
+    </w:lvl>
+    <w:lvl w:ilvl="5" w:tplc="04090005" w:tentative="1">
+      <w:start w:val="1"/>
+      <w:numFmt w:val="bullet"/>
+      <w:lvlText w:val=""/>
+      <w:lvlJc w:val="left"/>
+      <w:pPr>
+        <w:ind w:left="5046" w:hanging="360"/>
+      </w:pPr>
+      <w:rPr>
+        <w:rFonts w:ascii="Wingdings" w:hAnsi="Wingdings" w:hint="default"/>
+      </w:rPr>
+    </w:lvl>
+    <w:lvl w:ilvl="6" w:tplc="04090001" w:tentative="1">
+      <w:start w:val="1"/>
+      <w:numFmt w:val="bullet"/>
+      <w:lvlText w:val=""/>
+      <w:lvlJc w:val="left"/>
+      <w:pPr>
+        <w:ind w:left="5766" w:hanging="360"/>
+      </w:pPr>
+      <w:rPr>
+        <w:rFonts w:ascii="Symbol" w:hAnsi="Symbol" w:hint="default"/>
+      </w:rPr>
+    </w:lvl>
+    <w:lvl w:ilvl="7" w:tplc="04090003" w:tentative="1">
+      <w:start w:val="1"/>
+      <w:numFmt w:val="bullet"/>
+      <w:lvlText w:val="o"/>
+      <w:lvlJc w:val="left"/>
+      <w:pPr>
+        <w:ind w:left="6486" w:hanging="360"/>
+      </w:pPr>
+      <w:rPr>
+        <w:rFonts w:ascii="Courier New" w:hAnsi="Courier New" w:cs="Courier New" w:hint="default"/>
+      </w:rPr>
+    </w:lvl>
+    <w:lvl w:ilvl="8" w:tplc="04090005" w:tentative="1">
+      <w:start w:val="1"/>
+      <w:numFmt w:val="bullet"/>
+      <w:lvlText w:val=""/>
+      <w:lvlJc w:val="left"/>
+      <w:pPr>
+        <w:ind w:left="7206" w:hanging="360"/>
+      </w:pPr>
+      <w:rPr>
+        <w:rFonts w:ascii="Wingdings" w:hAnsi="Wingdings" w:hint="default"/>
+      </w:rPr>
+    </w:lvl>
+  </w:abstractNum>
+  <w:abstractNum w:abstractNumId="2" w15:restartNumberingAfterBreak="0">
+    <w:nsid w:val="0ABC7010"/>
+    <w:multiLevelType w:val="hybridMultilevel"/>
+    <w:tmpl w:val="B2DE9230"/>
+    <w:lvl w:ilvl="0" w:tplc="04090003">
+      <w:start w:val="1"/>
+      <w:numFmt w:val="bullet"/>
+      <w:lvlText w:val="o"/>
+      <w:lvlJc w:val="left"/>
+      <w:pPr>
+        <w:ind w:left="1080" w:hanging="360"/>
+      </w:pPr>
+      <w:rPr>
+        <w:rFonts w:ascii="Courier New" w:hAnsi="Courier New" w:cs="Courier New" w:hint="default"/>
+      </w:rPr>
+    </w:lvl>
+    <w:lvl w:ilvl="1" w:tplc="04090003" w:tentative="1">
+      <w:start w:val="1"/>
+      <w:numFmt w:val="bullet"/>
+      <w:lvlText w:val="o"/>
+      <w:lvlJc w:val="left"/>
+      <w:pPr>
+        <w:ind w:left="1800" w:hanging="360"/>
+      </w:pPr>
+      <w:rPr>
+        <w:rFonts w:ascii="Courier New" w:hAnsi="Courier New" w:cs="Courier New" w:hint="default"/>
+      </w:rPr>
+    </w:lvl>
+    <w:lvl w:ilvl="2" w:tplc="04090005" w:tentative="1">
+      <w:start w:val="1"/>
+      <w:numFmt w:val="bullet"/>
+      <w:lvlText w:val=""/>
+      <w:lvlJc w:val="left"/>
+      <w:pPr>
+        <w:ind w:left="2520" w:hanging="360"/>
+      </w:pPr>
+      <w:rPr>
+        <w:rFonts w:ascii="Wingdings" w:hAnsi="Wingdings" w:hint="default"/>
+      </w:rPr>
+    </w:lvl>
+    <w:lvl w:ilvl="3" w:tplc="04090001" w:tentative="1">
+      <w:start w:val="1"/>
+      <w:numFmt w:val="bullet"/>
+      <w:lvlText w:val=""/>
+      <w:lvlJc w:val="left"/>
+      <w:pPr>
+        <w:ind w:left="3240" w:hanging="360"/>
+      </w:pPr>
+      <w:rPr>
+        <w:rFonts w:ascii="Symbol" w:hAnsi="Symbol" w:hint="default"/>
+      </w:rPr>
+    </w:lvl>
+    <w:lvl w:ilvl="4" w:tplc="04090003" w:tentative="1">
+      <w:start w:val="1"/>
+      <w:numFmt w:val="bullet"/>
+      <w:lvlText w:val="o"/>
+      <w:lvlJc w:val="left"/>
+      <w:pPr>
+        <w:ind w:left="3960" w:hanging="360"/>
+      </w:pPr>
+      <w:rPr>
+        <w:rFonts w:ascii="Courier New" w:hAnsi="Courier New" w:cs="Courier New" w:hint="default"/>
+      </w:rPr>
+    </w:lvl>
+    <w:lvl w:ilvl="5" w:tplc="04090005" w:tentative="1">
+      <w:start w:val="1"/>
+      <w:numFmt w:val="bullet"/>
+      <w:lvlText w:val=""/>
+      <w:lvlJc w:val="left"/>
+      <w:pPr>
+        <w:ind w:left="4680" w:hanging="360"/>
+      </w:pPr>
+      <w:rPr>
+        <w:rFonts w:ascii="Wingdings" w:hAnsi="Wingdings" w:hint="default"/>
+      </w:rPr>
+    </w:lvl>
+    <w:lvl w:ilvl="6" w:tplc="04090001" w:tentative="1">
+      <w:start w:val="1"/>
+      <w:numFmt w:val="bullet"/>
+      <w:lvlText w:val=""/>
+      <w:lvlJc w:val="left"/>
+      <w:pPr>
+        <w:ind w:left="5400" w:hanging="360"/>
+      </w:pPr>
+      <w:rPr>
+        <w:rFonts w:ascii="Symbol" w:hAnsi="Symbol" w:hint="default"/>
+      </w:rPr>
+    </w:lvl>
+    <w:lvl w:ilvl="7" w:tplc="04090003" w:tentative="1">
+      <w:start w:val="1"/>
+      <w:numFmt w:val="bullet"/>
+      <w:lvlText w:val="o"/>
+      <w:lvlJc w:val="left"/>
+      <w:pPr>
+        <w:ind w:left="6120" w:hanging="360"/>
+      </w:pPr>
+      <w:rPr>
+        <w:rFonts w:ascii="Courier New" w:hAnsi="Courier New" w:cs="Courier New" w:hint="default"/>
+      </w:rPr>
+    </w:lvl>
+    <w:lvl w:ilvl="8" w:tplc="04090005" w:tentative="1">
+      <w:start w:val="1"/>
+      <w:numFmt w:val="bullet"/>
+      <w:lvlText w:val=""/>
+      <w:lvlJc w:val="left"/>
+      <w:pPr>
+        <w:ind w:left="6840" w:hanging="360"/>
+      </w:pPr>
+      <w:rPr>
+        <w:rFonts w:ascii="Wingdings" w:hAnsi="Wingdings" w:hint="default"/>
+      </w:rPr>
+    </w:lvl>
+  </w:abstractNum>
+  <w:abstractNum w:abstractNumId="3" w15:restartNumberingAfterBreak="0">
     <w:nsid w:val="0EFB6711"/>
     <w:multiLevelType w:val="hybridMultilevel"/>
     <w:tmpl w:val="8F30B568"/>
@@ -15401,7 +20793,7 @@
       </w:rPr>
     </w:lvl>
   </w:abstractNum>
-  <w:abstractNum w:abstractNumId="1" w15:restartNumberingAfterBreak="0">
+  <w:abstractNum w:abstractNumId="4" w15:restartNumberingAfterBreak="0">
     <w:nsid w:val="119816EC"/>
     <w:multiLevelType w:val="multilevel"/>
     <w:tmpl w:val="FF10CE54"/>
@@ -15550,7 +20942,7 @@
       </w:rPr>
     </w:lvl>
   </w:abstractNum>
-  <w:abstractNum w:abstractNumId="2" w15:restartNumberingAfterBreak="0">
+  <w:abstractNum w:abstractNumId="5" w15:restartNumberingAfterBreak="0">
     <w:nsid w:val="12A15DA1"/>
     <w:multiLevelType w:val="hybridMultilevel"/>
     <w:tmpl w:val="70001C86"/>
@@ -15663,7 +21055,7 @@
       </w:rPr>
     </w:lvl>
   </w:abstractNum>
-  <w:abstractNum w:abstractNumId="3" w15:restartNumberingAfterBreak="0">
+  <w:abstractNum w:abstractNumId="6" w15:restartNumberingAfterBreak="0">
     <w:nsid w:val="14925F53"/>
     <w:multiLevelType w:val="hybridMultilevel"/>
     <w:tmpl w:val="5756D90E"/>
@@ -15776,7 +21168,7 @@
       </w:rPr>
     </w:lvl>
   </w:abstractNum>
-  <w:abstractNum w:abstractNumId="4" w15:restartNumberingAfterBreak="0">
+  <w:abstractNum w:abstractNumId="7" w15:restartNumberingAfterBreak="0">
     <w:nsid w:val="16365266"/>
     <w:multiLevelType w:val="hybridMultilevel"/>
     <w:tmpl w:val="CDB66F32"/>
@@ -15889,7 +21281,7 @@
       </w:rPr>
     </w:lvl>
   </w:abstractNum>
-  <w:abstractNum w:abstractNumId="5" w15:restartNumberingAfterBreak="0">
+  <w:abstractNum w:abstractNumId="8" w15:restartNumberingAfterBreak="0">
     <w:nsid w:val="17F54352"/>
     <w:multiLevelType w:val="multilevel"/>
     <w:tmpl w:val="C0225FBE"/>
@@ -16038,7 +21430,7 @@
       </w:rPr>
     </w:lvl>
   </w:abstractNum>
-  <w:abstractNum w:abstractNumId="6" w15:restartNumberingAfterBreak="0">
+  <w:abstractNum w:abstractNumId="9" w15:restartNumberingAfterBreak="0">
     <w:nsid w:val="17F674BA"/>
     <w:multiLevelType w:val="multilevel"/>
     <w:tmpl w:val="BBD67FF2"/>
@@ -16187,7 +21579,382 @@
       </w:rPr>
     </w:lvl>
   </w:abstractNum>
-  <w:abstractNum w:abstractNumId="7" w15:restartNumberingAfterBreak="0">
+  <w:abstractNum w:abstractNumId="10" w15:restartNumberingAfterBreak="0">
+    <w:nsid w:val="1D335427"/>
+    <w:multiLevelType w:val="hybridMultilevel"/>
+    <w:tmpl w:val="5E266258"/>
+    <w:lvl w:ilvl="0" w:tplc="04090003">
+      <w:start w:val="1"/>
+      <w:numFmt w:val="bullet"/>
+      <w:lvlText w:val="o"/>
+      <w:lvlJc w:val="left"/>
+      <w:pPr>
+        <w:ind w:left="1080" w:hanging="360"/>
+      </w:pPr>
+      <w:rPr>
+        <w:rFonts w:ascii="Courier New" w:hAnsi="Courier New" w:cs="Courier New" w:hint="default"/>
+      </w:rPr>
+    </w:lvl>
+    <w:lvl w:ilvl="1" w:tplc="04090003" w:tentative="1">
+      <w:start w:val="1"/>
+      <w:numFmt w:val="bullet"/>
+      <w:lvlText w:val="o"/>
+      <w:lvlJc w:val="left"/>
+      <w:pPr>
+        <w:ind w:left="1800" w:hanging="360"/>
+      </w:pPr>
+      <w:rPr>
+        <w:rFonts w:ascii="Courier New" w:hAnsi="Courier New" w:cs="Courier New" w:hint="default"/>
+      </w:rPr>
+    </w:lvl>
+    <w:lvl w:ilvl="2" w:tplc="04090005" w:tentative="1">
+      <w:start w:val="1"/>
+      <w:numFmt w:val="bullet"/>
+      <w:lvlText w:val=""/>
+      <w:lvlJc w:val="left"/>
+      <w:pPr>
+        <w:ind w:left="2520" w:hanging="360"/>
+      </w:pPr>
+      <w:rPr>
+        <w:rFonts w:ascii="Wingdings" w:hAnsi="Wingdings" w:hint="default"/>
+      </w:rPr>
+    </w:lvl>
+    <w:lvl w:ilvl="3" w:tplc="04090001" w:tentative="1">
+      <w:start w:val="1"/>
+      <w:numFmt w:val="bullet"/>
+      <w:lvlText w:val=""/>
+      <w:lvlJc w:val="left"/>
+      <w:pPr>
+        <w:ind w:left="3240" w:hanging="360"/>
+      </w:pPr>
+      <w:rPr>
+        <w:rFonts w:ascii="Symbol" w:hAnsi="Symbol" w:hint="default"/>
+      </w:rPr>
+    </w:lvl>
+    <w:lvl w:ilvl="4" w:tplc="04090003" w:tentative="1">
+      <w:start w:val="1"/>
+      <w:numFmt w:val="bullet"/>
+      <w:lvlText w:val="o"/>
+      <w:lvlJc w:val="left"/>
+      <w:pPr>
+        <w:ind w:left="3960" w:hanging="360"/>
+      </w:pPr>
+      <w:rPr>
+        <w:rFonts w:ascii="Courier New" w:hAnsi="Courier New" w:cs="Courier New" w:hint="default"/>
+      </w:rPr>
+    </w:lvl>
+    <w:lvl w:ilvl="5" w:tplc="04090005" w:tentative="1">
+      <w:start w:val="1"/>
+      <w:numFmt w:val="bullet"/>
+      <w:lvlText w:val=""/>
+      <w:lvlJc w:val="left"/>
+      <w:pPr>
+        <w:ind w:left="4680" w:hanging="360"/>
+      </w:pPr>
+      <w:rPr>
+        <w:rFonts w:ascii="Wingdings" w:hAnsi="Wingdings" w:hint="default"/>
+      </w:rPr>
+    </w:lvl>
+    <w:lvl w:ilvl="6" w:tplc="04090001" w:tentative="1">
+      <w:start w:val="1"/>
+      <w:numFmt w:val="bullet"/>
+      <w:lvlText w:val=""/>
+      <w:lvlJc w:val="left"/>
+      <w:pPr>
+        <w:ind w:left="5400" w:hanging="360"/>
+      </w:pPr>
+      <w:rPr>
+        <w:rFonts w:ascii="Symbol" w:hAnsi="Symbol" w:hint="default"/>
+      </w:rPr>
+    </w:lvl>
+    <w:lvl w:ilvl="7" w:tplc="04090003" w:tentative="1">
+      <w:start w:val="1"/>
+      <w:numFmt w:val="bullet"/>
+      <w:lvlText w:val="o"/>
+      <w:lvlJc w:val="left"/>
+      <w:pPr>
+        <w:ind w:left="6120" w:hanging="360"/>
+      </w:pPr>
+      <w:rPr>
+        <w:rFonts w:ascii="Courier New" w:hAnsi="Courier New" w:cs="Courier New" w:hint="default"/>
+      </w:rPr>
+    </w:lvl>
+    <w:lvl w:ilvl="8" w:tplc="04090005" w:tentative="1">
+      <w:start w:val="1"/>
+      <w:numFmt w:val="bullet"/>
+      <w:lvlText w:val=""/>
+      <w:lvlJc w:val="left"/>
+      <w:pPr>
+        <w:ind w:left="6840" w:hanging="360"/>
+      </w:pPr>
+      <w:rPr>
+        <w:rFonts w:ascii="Wingdings" w:hAnsi="Wingdings" w:hint="default"/>
+      </w:rPr>
+    </w:lvl>
+  </w:abstractNum>
+  <w:abstractNum w:abstractNumId="11" w15:restartNumberingAfterBreak="0">
+    <w:nsid w:val="1EB41BD4"/>
+    <w:multiLevelType w:val="multilevel"/>
+    <w:tmpl w:val="7C16EF02"/>
+    <w:lvl w:ilvl="0">
+      <w:start w:val="1"/>
+      <w:numFmt w:val="bullet"/>
+      <w:lvlText w:val=""/>
+      <w:lvlJc w:val="left"/>
+      <w:pPr>
+        <w:tabs>
+          <w:tab w:val="num" w:pos="720"/>
+        </w:tabs>
+        <w:ind w:left="720" w:hanging="360"/>
+      </w:pPr>
+      <w:rPr>
+        <w:rFonts w:ascii="Symbol" w:hAnsi="Symbol" w:hint="default"/>
+        <w:sz w:val="20"/>
+      </w:rPr>
+    </w:lvl>
+    <w:lvl w:ilvl="1" w:tentative="1">
+      <w:start w:val="1"/>
+      <w:numFmt w:val="bullet"/>
+      <w:lvlText w:val="o"/>
+      <w:lvlJc w:val="left"/>
+      <w:pPr>
+        <w:tabs>
+          <w:tab w:val="num" w:pos="1440"/>
+        </w:tabs>
+        <w:ind w:left="1440" w:hanging="360"/>
+      </w:pPr>
+      <w:rPr>
+        <w:rFonts w:ascii="Courier New" w:hAnsi="Courier New" w:hint="default"/>
+        <w:sz w:val="20"/>
+      </w:rPr>
+    </w:lvl>
+    <w:lvl w:ilvl="2" w:tentative="1">
+      <w:start w:val="1"/>
+      <w:numFmt w:val="bullet"/>
+      <w:lvlText w:val=""/>
+      <w:lvlJc w:val="left"/>
+      <w:pPr>
+        <w:tabs>
+          <w:tab w:val="num" w:pos="2160"/>
+        </w:tabs>
+        <w:ind w:left="2160" w:hanging="360"/>
+      </w:pPr>
+      <w:rPr>
+        <w:rFonts w:ascii="Wingdings" w:hAnsi="Wingdings" w:hint="default"/>
+        <w:sz w:val="20"/>
+      </w:rPr>
+    </w:lvl>
+    <w:lvl w:ilvl="3" w:tentative="1">
+      <w:start w:val="1"/>
+      <w:numFmt w:val="bullet"/>
+      <w:lvlText w:val=""/>
+      <w:lvlJc w:val="left"/>
+      <w:pPr>
+        <w:tabs>
+          <w:tab w:val="num" w:pos="2880"/>
+        </w:tabs>
+        <w:ind w:left="2880" w:hanging="360"/>
+      </w:pPr>
+      <w:rPr>
+        <w:rFonts w:ascii="Wingdings" w:hAnsi="Wingdings" w:hint="default"/>
+        <w:sz w:val="20"/>
+      </w:rPr>
+    </w:lvl>
+    <w:lvl w:ilvl="4" w:tentative="1">
+      <w:start w:val="1"/>
+      <w:numFmt w:val="bullet"/>
+      <w:lvlText w:val=""/>
+      <w:lvlJc w:val="left"/>
+      <w:pPr>
+        <w:tabs>
+          <w:tab w:val="num" w:pos="3600"/>
+        </w:tabs>
+        <w:ind w:left="3600" w:hanging="360"/>
+      </w:pPr>
+      <w:rPr>
+        <w:rFonts w:ascii="Wingdings" w:hAnsi="Wingdings" w:hint="default"/>
+        <w:sz w:val="20"/>
+      </w:rPr>
+    </w:lvl>
+    <w:lvl w:ilvl="5" w:tentative="1">
+      <w:start w:val="1"/>
+      <w:numFmt w:val="bullet"/>
+      <w:lvlText w:val=""/>
+      <w:lvlJc w:val="left"/>
+      <w:pPr>
+        <w:tabs>
+          <w:tab w:val="num" w:pos="4320"/>
+        </w:tabs>
+        <w:ind w:left="4320" w:hanging="360"/>
+      </w:pPr>
+      <w:rPr>
+        <w:rFonts w:ascii="Wingdings" w:hAnsi="Wingdings" w:hint="default"/>
+        <w:sz w:val="20"/>
+      </w:rPr>
+    </w:lvl>
+    <w:lvl w:ilvl="6" w:tentative="1">
+      <w:start w:val="1"/>
+      <w:numFmt w:val="bullet"/>
+      <w:lvlText w:val=""/>
+      <w:lvlJc w:val="left"/>
+      <w:pPr>
+        <w:tabs>
+          <w:tab w:val="num" w:pos="5040"/>
+        </w:tabs>
+        <w:ind w:left="5040" w:hanging="360"/>
+      </w:pPr>
+      <w:rPr>
+        <w:rFonts w:ascii="Wingdings" w:hAnsi="Wingdings" w:hint="default"/>
+        <w:sz w:val="20"/>
+      </w:rPr>
+    </w:lvl>
+    <w:lvl w:ilvl="7" w:tentative="1">
+      <w:start w:val="1"/>
+      <w:numFmt w:val="bullet"/>
+      <w:lvlText w:val=""/>
+      <w:lvlJc w:val="left"/>
+      <w:pPr>
+        <w:tabs>
+          <w:tab w:val="num" w:pos="5760"/>
+        </w:tabs>
+        <w:ind w:left="5760" w:hanging="360"/>
+      </w:pPr>
+      <w:rPr>
+        <w:rFonts w:ascii="Wingdings" w:hAnsi="Wingdings" w:hint="default"/>
+        <w:sz w:val="20"/>
+      </w:rPr>
+    </w:lvl>
+    <w:lvl w:ilvl="8" w:tentative="1">
+      <w:start w:val="1"/>
+      <w:numFmt w:val="bullet"/>
+      <w:lvlText w:val=""/>
+      <w:lvlJc w:val="left"/>
+      <w:pPr>
+        <w:tabs>
+          <w:tab w:val="num" w:pos="6480"/>
+        </w:tabs>
+        <w:ind w:left="6480" w:hanging="360"/>
+      </w:pPr>
+      <w:rPr>
+        <w:rFonts w:ascii="Wingdings" w:hAnsi="Wingdings" w:hint="default"/>
+        <w:sz w:val="20"/>
+      </w:rPr>
+    </w:lvl>
+  </w:abstractNum>
+  <w:abstractNum w:abstractNumId="12" w15:restartNumberingAfterBreak="0">
+    <w:nsid w:val="210446E9"/>
+    <w:multiLevelType w:val="hybridMultilevel"/>
+    <w:tmpl w:val="4F945EF4"/>
+    <w:lvl w:ilvl="0" w:tplc="04090001">
+      <w:start w:val="1"/>
+      <w:numFmt w:val="bullet"/>
+      <w:lvlText w:val=""/>
+      <w:lvlJc w:val="left"/>
+      <w:pPr>
+        <w:ind w:left="1080" w:hanging="360"/>
+      </w:pPr>
+      <w:rPr>
+        <w:rFonts w:ascii="Symbol" w:hAnsi="Symbol" w:hint="default"/>
+      </w:rPr>
+    </w:lvl>
+    <w:lvl w:ilvl="1" w:tplc="04090003" w:tentative="1">
+      <w:start w:val="1"/>
+      <w:numFmt w:val="bullet"/>
+      <w:lvlText w:val="o"/>
+      <w:lvlJc w:val="left"/>
+      <w:pPr>
+        <w:ind w:left="1800" w:hanging="360"/>
+      </w:pPr>
+      <w:rPr>
+        <w:rFonts w:ascii="Courier New" w:hAnsi="Courier New" w:cs="Courier New" w:hint="default"/>
+      </w:rPr>
+    </w:lvl>
+    <w:lvl w:ilvl="2" w:tplc="04090005" w:tentative="1">
+      <w:start w:val="1"/>
+      <w:numFmt w:val="bullet"/>
+      <w:lvlText w:val=""/>
+      <w:lvlJc w:val="left"/>
+      <w:pPr>
+        <w:ind w:left="2520" w:hanging="360"/>
+      </w:pPr>
+      <w:rPr>
+        <w:rFonts w:ascii="Wingdings" w:hAnsi="Wingdings" w:hint="default"/>
+      </w:rPr>
+    </w:lvl>
+    <w:lvl w:ilvl="3" w:tplc="04090001" w:tentative="1">
+      <w:start w:val="1"/>
+      <w:numFmt w:val="bullet"/>
+      <w:lvlText w:val=""/>
+      <w:lvlJc w:val="left"/>
+      <w:pPr>
+        <w:ind w:left="3240" w:hanging="360"/>
+      </w:pPr>
+      <w:rPr>
+        <w:rFonts w:ascii="Symbol" w:hAnsi="Symbol" w:hint="default"/>
+      </w:rPr>
+    </w:lvl>
+    <w:lvl w:ilvl="4" w:tplc="04090003" w:tentative="1">
+      <w:start w:val="1"/>
+      <w:numFmt w:val="bullet"/>
+      <w:lvlText w:val="o"/>
+      <w:lvlJc w:val="left"/>
+      <w:pPr>
+        <w:ind w:left="3960" w:hanging="360"/>
+      </w:pPr>
+      <w:rPr>
+        <w:rFonts w:ascii="Courier New" w:hAnsi="Courier New" w:cs="Courier New" w:hint="default"/>
+      </w:rPr>
+    </w:lvl>
+    <w:lvl w:ilvl="5" w:tplc="04090005" w:tentative="1">
+      <w:start w:val="1"/>
+      <w:numFmt w:val="bullet"/>
+      <w:lvlText w:val=""/>
+      <w:lvlJc w:val="left"/>
+      <w:pPr>
+        <w:ind w:left="4680" w:hanging="360"/>
+      </w:pPr>
+      <w:rPr>
+        <w:rFonts w:ascii="Wingdings" w:hAnsi="Wingdings" w:hint="default"/>
+      </w:rPr>
+    </w:lvl>
+    <w:lvl w:ilvl="6" w:tplc="04090001" w:tentative="1">
+      <w:start w:val="1"/>
+      <w:numFmt w:val="bullet"/>
+      <w:lvlText w:val=""/>
+      <w:lvlJc w:val="left"/>
+      <w:pPr>
+        <w:ind w:left="5400" w:hanging="360"/>
+      </w:pPr>
+      <w:rPr>
+        <w:rFonts w:ascii="Symbol" w:hAnsi="Symbol" w:hint="default"/>
+      </w:rPr>
+    </w:lvl>
+    <w:lvl w:ilvl="7" w:tplc="04090003" w:tentative="1">
+      <w:start w:val="1"/>
+      <w:numFmt w:val="bullet"/>
+      <w:lvlText w:val="o"/>
+      <w:lvlJc w:val="left"/>
+      <w:pPr>
+        <w:ind w:left="6120" w:hanging="360"/>
+      </w:pPr>
+      <w:rPr>
+        <w:rFonts w:ascii="Courier New" w:hAnsi="Courier New" w:cs="Courier New" w:hint="default"/>
+      </w:rPr>
+    </w:lvl>
+    <w:lvl w:ilvl="8" w:tplc="04090005" w:tentative="1">
+      <w:start w:val="1"/>
+      <w:numFmt w:val="bullet"/>
+      <w:lvlText w:val=""/>
+      <w:lvlJc w:val="left"/>
+      <w:pPr>
+        <w:ind w:left="6840" w:hanging="360"/>
+      </w:pPr>
+      <w:rPr>
+        <w:rFonts w:ascii="Wingdings" w:hAnsi="Wingdings" w:hint="default"/>
+      </w:rPr>
+    </w:lvl>
+  </w:abstractNum>
+  <w:abstractNum w:abstractNumId="13" w15:restartNumberingAfterBreak="0">
     <w:nsid w:val="25404400"/>
     <w:multiLevelType w:val="multilevel"/>
     <w:tmpl w:val="CE3EBE0A"/>
@@ -16300,7 +22067,233 @@
       </w:rPr>
     </w:lvl>
   </w:abstractNum>
-  <w:abstractNum w:abstractNumId="8" w15:restartNumberingAfterBreak="0">
+  <w:abstractNum w:abstractNumId="14" w15:restartNumberingAfterBreak="0">
+    <w:nsid w:val="259C7D1E"/>
+    <w:multiLevelType w:val="hybridMultilevel"/>
+    <w:tmpl w:val="69323CFE"/>
+    <w:lvl w:ilvl="0" w:tplc="04090003">
+      <w:start w:val="1"/>
+      <w:numFmt w:val="bullet"/>
+      <w:lvlText w:val="o"/>
+      <w:lvlJc w:val="left"/>
+      <w:pPr>
+        <w:ind w:left="1503" w:hanging="360"/>
+      </w:pPr>
+      <w:rPr>
+        <w:rFonts w:ascii="Courier New" w:hAnsi="Courier New" w:cs="Courier New" w:hint="default"/>
+      </w:rPr>
+    </w:lvl>
+    <w:lvl w:ilvl="1" w:tplc="04090003" w:tentative="1">
+      <w:start w:val="1"/>
+      <w:numFmt w:val="bullet"/>
+      <w:lvlText w:val="o"/>
+      <w:lvlJc w:val="left"/>
+      <w:pPr>
+        <w:ind w:left="2223" w:hanging="360"/>
+      </w:pPr>
+      <w:rPr>
+        <w:rFonts w:ascii="Courier New" w:hAnsi="Courier New" w:cs="Courier New" w:hint="default"/>
+      </w:rPr>
+    </w:lvl>
+    <w:lvl w:ilvl="2" w:tplc="04090005" w:tentative="1">
+      <w:start w:val="1"/>
+      <w:numFmt w:val="bullet"/>
+      <w:lvlText w:val=""/>
+      <w:lvlJc w:val="left"/>
+      <w:pPr>
+        <w:ind w:left="2943" w:hanging="360"/>
+      </w:pPr>
+      <w:rPr>
+        <w:rFonts w:ascii="Wingdings" w:hAnsi="Wingdings" w:hint="default"/>
+      </w:rPr>
+    </w:lvl>
+    <w:lvl w:ilvl="3" w:tplc="04090001" w:tentative="1">
+      <w:start w:val="1"/>
+      <w:numFmt w:val="bullet"/>
+      <w:lvlText w:val=""/>
+      <w:lvlJc w:val="left"/>
+      <w:pPr>
+        <w:ind w:left="3663" w:hanging="360"/>
+      </w:pPr>
+      <w:rPr>
+        <w:rFonts w:ascii="Symbol" w:hAnsi="Symbol" w:hint="default"/>
+      </w:rPr>
+    </w:lvl>
+    <w:lvl w:ilvl="4" w:tplc="04090003" w:tentative="1">
+      <w:start w:val="1"/>
+      <w:numFmt w:val="bullet"/>
+      <w:lvlText w:val="o"/>
+      <w:lvlJc w:val="left"/>
+      <w:pPr>
+        <w:ind w:left="4383" w:hanging="360"/>
+      </w:pPr>
+      <w:rPr>
+        <w:rFonts w:ascii="Courier New" w:hAnsi="Courier New" w:cs="Courier New" w:hint="default"/>
+      </w:rPr>
+    </w:lvl>
+    <w:lvl w:ilvl="5" w:tplc="04090005" w:tentative="1">
+      <w:start w:val="1"/>
+      <w:numFmt w:val="bullet"/>
+      <w:lvlText w:val=""/>
+      <w:lvlJc w:val="left"/>
+      <w:pPr>
+        <w:ind w:left="5103" w:hanging="360"/>
+      </w:pPr>
+      <w:rPr>
+        <w:rFonts w:ascii="Wingdings" w:hAnsi="Wingdings" w:hint="default"/>
+      </w:rPr>
+    </w:lvl>
+    <w:lvl w:ilvl="6" w:tplc="04090001" w:tentative="1">
+      <w:start w:val="1"/>
+      <w:numFmt w:val="bullet"/>
+      <w:lvlText w:val=""/>
+      <w:lvlJc w:val="left"/>
+      <w:pPr>
+        <w:ind w:left="5823" w:hanging="360"/>
+      </w:pPr>
+      <w:rPr>
+        <w:rFonts w:ascii="Symbol" w:hAnsi="Symbol" w:hint="default"/>
+      </w:rPr>
+    </w:lvl>
+    <w:lvl w:ilvl="7" w:tplc="04090003" w:tentative="1">
+      <w:start w:val="1"/>
+      <w:numFmt w:val="bullet"/>
+      <w:lvlText w:val="o"/>
+      <w:lvlJc w:val="left"/>
+      <w:pPr>
+        <w:ind w:left="6543" w:hanging="360"/>
+      </w:pPr>
+      <w:rPr>
+        <w:rFonts w:ascii="Courier New" w:hAnsi="Courier New" w:cs="Courier New" w:hint="default"/>
+      </w:rPr>
+    </w:lvl>
+    <w:lvl w:ilvl="8" w:tplc="04090005" w:tentative="1">
+      <w:start w:val="1"/>
+      <w:numFmt w:val="bullet"/>
+      <w:lvlText w:val=""/>
+      <w:lvlJc w:val="left"/>
+      <w:pPr>
+        <w:ind w:left="7263" w:hanging="360"/>
+      </w:pPr>
+      <w:rPr>
+        <w:rFonts w:ascii="Wingdings" w:hAnsi="Wingdings" w:hint="default"/>
+      </w:rPr>
+    </w:lvl>
+  </w:abstractNum>
+  <w:abstractNum w:abstractNumId="15" w15:restartNumberingAfterBreak="0">
+    <w:nsid w:val="2FB31DED"/>
+    <w:multiLevelType w:val="hybridMultilevel"/>
+    <w:tmpl w:val="6F768962"/>
+    <w:lvl w:ilvl="0" w:tplc="04090005">
+      <w:start w:val="1"/>
+      <w:numFmt w:val="bullet"/>
+      <w:lvlText w:val=""/>
+      <w:lvlJc w:val="left"/>
+      <w:pPr>
+        <w:ind w:left="1503" w:hanging="360"/>
+      </w:pPr>
+      <w:rPr>
+        <w:rFonts w:ascii="Wingdings" w:hAnsi="Wingdings" w:hint="default"/>
+      </w:rPr>
+    </w:lvl>
+    <w:lvl w:ilvl="1" w:tplc="04090003" w:tentative="1">
+      <w:start w:val="1"/>
+      <w:numFmt w:val="bullet"/>
+      <w:lvlText w:val="o"/>
+      <w:lvlJc w:val="left"/>
+      <w:pPr>
+        <w:ind w:left="2223" w:hanging="360"/>
+      </w:pPr>
+      <w:rPr>
+        <w:rFonts w:ascii="Courier New" w:hAnsi="Courier New" w:cs="Courier New" w:hint="default"/>
+      </w:rPr>
+    </w:lvl>
+    <w:lvl w:ilvl="2" w:tplc="04090005" w:tentative="1">
+      <w:start w:val="1"/>
+      <w:numFmt w:val="bullet"/>
+      <w:lvlText w:val=""/>
+      <w:lvlJc w:val="left"/>
+      <w:pPr>
+        <w:ind w:left="2943" w:hanging="360"/>
+      </w:pPr>
+      <w:rPr>
+        <w:rFonts w:ascii="Wingdings" w:hAnsi="Wingdings" w:hint="default"/>
+      </w:rPr>
+    </w:lvl>
+    <w:lvl w:ilvl="3" w:tplc="04090001" w:tentative="1">
+      <w:start w:val="1"/>
+      <w:numFmt w:val="bullet"/>
+      <w:lvlText w:val=""/>
+      <w:lvlJc w:val="left"/>
+      <w:pPr>
+        <w:ind w:left="3663" w:hanging="360"/>
+      </w:pPr>
+      <w:rPr>
+        <w:rFonts w:ascii="Symbol" w:hAnsi="Symbol" w:hint="default"/>
+      </w:rPr>
+    </w:lvl>
+    <w:lvl w:ilvl="4" w:tplc="04090003" w:tentative="1">
+      <w:start w:val="1"/>
+      <w:numFmt w:val="bullet"/>
+      <w:lvlText w:val="o"/>
+      <w:lvlJc w:val="left"/>
+      <w:pPr>
+        <w:ind w:left="4383" w:hanging="360"/>
+      </w:pPr>
+      <w:rPr>
+        <w:rFonts w:ascii="Courier New" w:hAnsi="Courier New" w:cs="Courier New" w:hint="default"/>
+      </w:rPr>
+    </w:lvl>
+    <w:lvl w:ilvl="5" w:tplc="04090005" w:tentative="1">
+      <w:start w:val="1"/>
+      <w:numFmt w:val="bullet"/>
+      <w:lvlText w:val=""/>
+      <w:lvlJc w:val="left"/>
+      <w:pPr>
+        <w:ind w:left="5103" w:hanging="360"/>
+      </w:pPr>
+      <w:rPr>
+        <w:rFonts w:ascii="Wingdings" w:hAnsi="Wingdings" w:hint="default"/>
+      </w:rPr>
+    </w:lvl>
+    <w:lvl w:ilvl="6" w:tplc="04090001" w:tentative="1">
+      <w:start w:val="1"/>
+      <w:numFmt w:val="bullet"/>
+      <w:lvlText w:val=""/>
+      <w:lvlJc w:val="left"/>
+      <w:pPr>
+        <w:ind w:left="5823" w:hanging="360"/>
+      </w:pPr>
+      <w:rPr>
+        <w:rFonts w:ascii="Symbol" w:hAnsi="Symbol" w:hint="default"/>
+      </w:rPr>
+    </w:lvl>
+    <w:lvl w:ilvl="7" w:tplc="04090003" w:tentative="1">
+      <w:start w:val="1"/>
+      <w:numFmt w:val="bullet"/>
+      <w:lvlText w:val="o"/>
+      <w:lvlJc w:val="left"/>
+      <w:pPr>
+        <w:ind w:left="6543" w:hanging="360"/>
+      </w:pPr>
+      <w:rPr>
+        <w:rFonts w:ascii="Courier New" w:hAnsi="Courier New" w:cs="Courier New" w:hint="default"/>
+      </w:rPr>
+    </w:lvl>
+    <w:lvl w:ilvl="8" w:tplc="04090005" w:tentative="1">
+      <w:start w:val="1"/>
+      <w:numFmt w:val="bullet"/>
+      <w:lvlText w:val=""/>
+      <w:lvlJc w:val="left"/>
+      <w:pPr>
+        <w:ind w:left="7263" w:hanging="360"/>
+      </w:pPr>
+      <w:rPr>
+        <w:rFonts w:ascii="Wingdings" w:hAnsi="Wingdings" w:hint="default"/>
+      </w:rPr>
+    </w:lvl>
+  </w:abstractNum>
+  <w:abstractNum w:abstractNumId="16" w15:restartNumberingAfterBreak="0">
     <w:nsid w:val="30823654"/>
     <w:multiLevelType w:val="hybridMultilevel"/>
     <w:tmpl w:val="EB7EEDE8"/>
@@ -16413,7 +22406,120 @@
       </w:rPr>
     </w:lvl>
   </w:abstractNum>
-  <w:abstractNum w:abstractNumId="9" w15:restartNumberingAfterBreak="0">
+  <w:abstractNum w:abstractNumId="17" w15:restartNumberingAfterBreak="0">
+    <w:nsid w:val="31467DA1"/>
+    <w:multiLevelType w:val="hybridMultilevel"/>
+    <w:tmpl w:val="D09A4A22"/>
+    <w:lvl w:ilvl="0" w:tplc="04090001">
+      <w:start w:val="1"/>
+      <w:numFmt w:val="bullet"/>
+      <w:lvlText w:val=""/>
+      <w:lvlJc w:val="left"/>
+      <w:pPr>
+        <w:ind w:left="1080" w:hanging="360"/>
+      </w:pPr>
+      <w:rPr>
+        <w:rFonts w:ascii="Symbol" w:hAnsi="Symbol" w:hint="default"/>
+      </w:rPr>
+    </w:lvl>
+    <w:lvl w:ilvl="1" w:tplc="04090003" w:tentative="1">
+      <w:start w:val="1"/>
+      <w:numFmt w:val="bullet"/>
+      <w:lvlText w:val="o"/>
+      <w:lvlJc w:val="left"/>
+      <w:pPr>
+        <w:ind w:left="1800" w:hanging="360"/>
+      </w:pPr>
+      <w:rPr>
+        <w:rFonts w:ascii="Courier New" w:hAnsi="Courier New" w:cs="Courier New" w:hint="default"/>
+      </w:rPr>
+    </w:lvl>
+    <w:lvl w:ilvl="2" w:tplc="04090005" w:tentative="1">
+      <w:start w:val="1"/>
+      <w:numFmt w:val="bullet"/>
+      <w:lvlText w:val=""/>
+      <w:lvlJc w:val="left"/>
+      <w:pPr>
+        <w:ind w:left="2520" w:hanging="360"/>
+      </w:pPr>
+      <w:rPr>
+        <w:rFonts w:ascii="Wingdings" w:hAnsi="Wingdings" w:hint="default"/>
+      </w:rPr>
+    </w:lvl>
+    <w:lvl w:ilvl="3" w:tplc="04090001" w:tentative="1">
+      <w:start w:val="1"/>
+      <w:numFmt w:val="bullet"/>
+      <w:lvlText w:val=""/>
+      <w:lvlJc w:val="left"/>
+      <w:pPr>
+        <w:ind w:left="3240" w:hanging="360"/>
+      </w:pPr>
+      <w:rPr>
+        <w:rFonts w:ascii="Symbol" w:hAnsi="Symbol" w:hint="default"/>
+      </w:rPr>
+    </w:lvl>
+    <w:lvl w:ilvl="4" w:tplc="04090003" w:tentative="1">
+      <w:start w:val="1"/>
+      <w:numFmt w:val="bullet"/>
+      <w:lvlText w:val="o"/>
+      <w:lvlJc w:val="left"/>
+      <w:pPr>
+        <w:ind w:left="3960" w:hanging="360"/>
+      </w:pPr>
+      <w:rPr>
+        <w:rFonts w:ascii="Courier New" w:hAnsi="Courier New" w:cs="Courier New" w:hint="default"/>
+      </w:rPr>
+    </w:lvl>
+    <w:lvl w:ilvl="5" w:tplc="04090005" w:tentative="1">
+      <w:start w:val="1"/>
+      <w:numFmt w:val="bullet"/>
+      <w:lvlText w:val=""/>
+      <w:lvlJc w:val="left"/>
+      <w:pPr>
+        <w:ind w:left="4680" w:hanging="360"/>
+      </w:pPr>
+      <w:rPr>
+        <w:rFonts w:ascii="Wingdings" w:hAnsi="Wingdings" w:hint="default"/>
+      </w:rPr>
+    </w:lvl>
+    <w:lvl w:ilvl="6" w:tplc="04090001" w:tentative="1">
+      <w:start w:val="1"/>
+      <w:numFmt w:val="bullet"/>
+      <w:lvlText w:val=""/>
+      <w:lvlJc w:val="left"/>
+      <w:pPr>
+        <w:ind w:left="5400" w:hanging="360"/>
+      </w:pPr>
+      <w:rPr>
+        <w:rFonts w:ascii="Symbol" w:hAnsi="Symbol" w:hint="default"/>
+      </w:rPr>
+    </w:lvl>
+    <w:lvl w:ilvl="7" w:tplc="04090003" w:tentative="1">
+      <w:start w:val="1"/>
+      <w:numFmt w:val="bullet"/>
+      <w:lvlText w:val="o"/>
+      <w:lvlJc w:val="left"/>
+      <w:pPr>
+        <w:ind w:left="6120" w:hanging="360"/>
+      </w:pPr>
+      <w:rPr>
+        <w:rFonts w:ascii="Courier New" w:hAnsi="Courier New" w:cs="Courier New" w:hint="default"/>
+      </w:rPr>
+    </w:lvl>
+    <w:lvl w:ilvl="8" w:tplc="04090005" w:tentative="1">
+      <w:start w:val="1"/>
+      <w:numFmt w:val="bullet"/>
+      <w:lvlText w:val=""/>
+      <w:lvlJc w:val="left"/>
+      <w:pPr>
+        <w:ind w:left="6840" w:hanging="360"/>
+      </w:pPr>
+      <w:rPr>
+        <w:rFonts w:ascii="Wingdings" w:hAnsi="Wingdings" w:hint="default"/>
+      </w:rPr>
+    </w:lvl>
+  </w:abstractNum>
+  <w:abstractNum w:abstractNumId="18" w15:restartNumberingAfterBreak="0">
     <w:nsid w:val="3168169C"/>
     <w:multiLevelType w:val="multilevel"/>
     <w:tmpl w:val="07384668"/>
@@ -16562,7 +22668,156 @@
       </w:rPr>
     </w:lvl>
   </w:abstractNum>
-  <w:abstractNum w:abstractNumId="10" w15:restartNumberingAfterBreak="0">
+  <w:abstractNum w:abstractNumId="19" w15:restartNumberingAfterBreak="0">
+    <w:nsid w:val="32214DB8"/>
+    <w:multiLevelType w:val="multilevel"/>
+    <w:tmpl w:val="9BDE0192"/>
+    <w:lvl w:ilvl="0">
+      <w:start w:val="1"/>
+      <w:numFmt w:val="bullet"/>
+      <w:lvlText w:val=""/>
+      <w:lvlJc w:val="left"/>
+      <w:pPr>
+        <w:tabs>
+          <w:tab w:val="num" w:pos="720"/>
+        </w:tabs>
+        <w:ind w:left="720" w:hanging="360"/>
+      </w:pPr>
+      <w:rPr>
+        <w:rFonts w:ascii="Symbol" w:hAnsi="Symbol" w:hint="default"/>
+        <w:sz w:val="20"/>
+      </w:rPr>
+    </w:lvl>
+    <w:lvl w:ilvl="1" w:tentative="1">
+      <w:start w:val="1"/>
+      <w:numFmt w:val="bullet"/>
+      <w:lvlText w:val="o"/>
+      <w:lvlJc w:val="left"/>
+      <w:pPr>
+        <w:tabs>
+          <w:tab w:val="num" w:pos="1440"/>
+        </w:tabs>
+        <w:ind w:left="1440" w:hanging="360"/>
+      </w:pPr>
+      <w:rPr>
+        <w:rFonts w:ascii="Courier New" w:hAnsi="Courier New" w:hint="default"/>
+        <w:sz w:val="20"/>
+      </w:rPr>
+    </w:lvl>
+    <w:lvl w:ilvl="2" w:tentative="1">
+      <w:start w:val="1"/>
+      <w:numFmt w:val="bullet"/>
+      <w:lvlText w:val=""/>
+      <w:lvlJc w:val="left"/>
+      <w:pPr>
+        <w:tabs>
+          <w:tab w:val="num" w:pos="2160"/>
+        </w:tabs>
+        <w:ind w:left="2160" w:hanging="360"/>
+      </w:pPr>
+      <w:rPr>
+        <w:rFonts w:ascii="Wingdings" w:hAnsi="Wingdings" w:hint="default"/>
+        <w:sz w:val="20"/>
+      </w:rPr>
+    </w:lvl>
+    <w:lvl w:ilvl="3" w:tentative="1">
+      <w:start w:val="1"/>
+      <w:numFmt w:val="bullet"/>
+      <w:lvlText w:val=""/>
+      <w:lvlJc w:val="left"/>
+      <w:pPr>
+        <w:tabs>
+          <w:tab w:val="num" w:pos="2880"/>
+        </w:tabs>
+        <w:ind w:left="2880" w:hanging="360"/>
+      </w:pPr>
+      <w:rPr>
+        <w:rFonts w:ascii="Wingdings" w:hAnsi="Wingdings" w:hint="default"/>
+        <w:sz w:val="20"/>
+      </w:rPr>
+    </w:lvl>
+    <w:lvl w:ilvl="4" w:tentative="1">
+      <w:start w:val="1"/>
+      <w:numFmt w:val="bullet"/>
+      <w:lvlText w:val=""/>
+      <w:lvlJc w:val="left"/>
+      <w:pPr>
+        <w:tabs>
+          <w:tab w:val="num" w:pos="3600"/>
+        </w:tabs>
+        <w:ind w:left="3600" w:hanging="360"/>
+      </w:pPr>
+      <w:rPr>
+        <w:rFonts w:ascii="Wingdings" w:hAnsi="Wingdings" w:hint="default"/>
+        <w:sz w:val="20"/>
+      </w:rPr>
+    </w:lvl>
+    <w:lvl w:ilvl="5" w:tentative="1">
+      <w:start w:val="1"/>
+      <w:numFmt w:val="bullet"/>
+      <w:lvlText w:val=""/>
+      <w:lvlJc w:val="left"/>
+      <w:pPr>
+        <w:tabs>
+          <w:tab w:val="num" w:pos="4320"/>
+        </w:tabs>
+        <w:ind w:left="4320" w:hanging="360"/>
+      </w:pPr>
+      <w:rPr>
+        <w:rFonts w:ascii="Wingdings" w:hAnsi="Wingdings" w:hint="default"/>
+        <w:sz w:val="20"/>
+      </w:rPr>
+    </w:lvl>
+    <w:lvl w:ilvl="6" w:tentative="1">
+      <w:start w:val="1"/>
+      <w:numFmt w:val="bullet"/>
+      <w:lvlText w:val=""/>
+      <w:lvlJc w:val="left"/>
+      <w:pPr>
+        <w:tabs>
+          <w:tab w:val="num" w:pos="5040"/>
+        </w:tabs>
+        <w:ind w:left="5040" w:hanging="360"/>
+      </w:pPr>
+      <w:rPr>
+        <w:rFonts w:ascii="Wingdings" w:hAnsi="Wingdings" w:hint="default"/>
+        <w:sz w:val="20"/>
+      </w:rPr>
+    </w:lvl>
+    <w:lvl w:ilvl="7" w:tentative="1">
+      <w:start w:val="1"/>
+      <w:numFmt w:val="bullet"/>
+      <w:lvlText w:val=""/>
+      <w:lvlJc w:val="left"/>
+      <w:pPr>
+        <w:tabs>
+          <w:tab w:val="num" w:pos="5760"/>
+        </w:tabs>
+        <w:ind w:left="5760" w:hanging="360"/>
+      </w:pPr>
+      <w:rPr>
+        <w:rFonts w:ascii="Wingdings" w:hAnsi="Wingdings" w:hint="default"/>
+        <w:sz w:val="20"/>
+      </w:rPr>
+    </w:lvl>
+    <w:lvl w:ilvl="8" w:tentative="1">
+      <w:start w:val="1"/>
+      <w:numFmt w:val="bullet"/>
+      <w:lvlText w:val=""/>
+      <w:lvlJc w:val="left"/>
+      <w:pPr>
+        <w:tabs>
+          <w:tab w:val="num" w:pos="6480"/>
+        </w:tabs>
+        <w:ind w:left="6480" w:hanging="360"/>
+      </w:pPr>
+      <w:rPr>
+        <w:rFonts w:ascii="Wingdings" w:hAnsi="Wingdings" w:hint="default"/>
+        <w:sz w:val="20"/>
+      </w:rPr>
+    </w:lvl>
+  </w:abstractNum>
+  <w:abstractNum w:abstractNumId="20" w15:restartNumberingAfterBreak="0">
     <w:nsid w:val="36ED6E8C"/>
     <w:multiLevelType w:val="multilevel"/>
     <w:tmpl w:val="A0741FFE"/>
@@ -16675,7 +22930,7 @@
       </w:pPr>
     </w:lvl>
   </w:abstractNum>
-  <w:abstractNum w:abstractNumId="11" w15:restartNumberingAfterBreak="0">
+  <w:abstractNum w:abstractNumId="21" w15:restartNumberingAfterBreak="0">
     <w:nsid w:val="3B8D42DF"/>
     <w:multiLevelType w:val="hybridMultilevel"/>
     <w:tmpl w:val="691A97E4"/>
@@ -16788,7 +23043,382 @@
       </w:rPr>
     </w:lvl>
   </w:abstractNum>
-  <w:abstractNum w:abstractNumId="12" w15:restartNumberingAfterBreak="0">
+  <w:abstractNum w:abstractNumId="22" w15:restartNumberingAfterBreak="0">
+    <w:nsid w:val="3E0B6B78"/>
+    <w:multiLevelType w:val="multilevel"/>
+    <w:tmpl w:val="4C3606A8"/>
+    <w:lvl w:ilvl="0">
+      <w:start w:val="1"/>
+      <w:numFmt w:val="bullet"/>
+      <w:lvlText w:val=""/>
+      <w:lvlJc w:val="left"/>
+      <w:pPr>
+        <w:tabs>
+          <w:tab w:val="num" w:pos="1080"/>
+        </w:tabs>
+        <w:ind w:left="1080" w:hanging="360"/>
+      </w:pPr>
+      <w:rPr>
+        <w:rFonts w:ascii="Symbol" w:hAnsi="Symbol" w:hint="default"/>
+        <w:sz w:val="20"/>
+      </w:rPr>
+    </w:lvl>
+    <w:lvl w:ilvl="1" w:tentative="1">
+      <w:start w:val="1"/>
+      <w:numFmt w:val="bullet"/>
+      <w:lvlText w:val="o"/>
+      <w:lvlJc w:val="left"/>
+      <w:pPr>
+        <w:tabs>
+          <w:tab w:val="num" w:pos="1800"/>
+        </w:tabs>
+        <w:ind w:left="1800" w:hanging="360"/>
+      </w:pPr>
+      <w:rPr>
+        <w:rFonts w:ascii="Courier New" w:hAnsi="Courier New" w:hint="default"/>
+        <w:sz w:val="20"/>
+      </w:rPr>
+    </w:lvl>
+    <w:lvl w:ilvl="2" w:tentative="1">
+      <w:start w:val="1"/>
+      <w:numFmt w:val="bullet"/>
+      <w:lvlText w:val=""/>
+      <w:lvlJc w:val="left"/>
+      <w:pPr>
+        <w:tabs>
+          <w:tab w:val="num" w:pos="2520"/>
+        </w:tabs>
+        <w:ind w:left="2520" w:hanging="360"/>
+      </w:pPr>
+      <w:rPr>
+        <w:rFonts w:ascii="Wingdings" w:hAnsi="Wingdings" w:hint="default"/>
+        <w:sz w:val="20"/>
+      </w:rPr>
+    </w:lvl>
+    <w:lvl w:ilvl="3" w:tentative="1">
+      <w:start w:val="1"/>
+      <w:numFmt w:val="bullet"/>
+      <w:lvlText w:val=""/>
+      <w:lvlJc w:val="left"/>
+      <w:pPr>
+        <w:tabs>
+          <w:tab w:val="num" w:pos="3240"/>
+        </w:tabs>
+        <w:ind w:left="3240" w:hanging="360"/>
+      </w:pPr>
+      <w:rPr>
+        <w:rFonts w:ascii="Wingdings" w:hAnsi="Wingdings" w:hint="default"/>
+        <w:sz w:val="20"/>
+      </w:rPr>
+    </w:lvl>
+    <w:lvl w:ilvl="4" w:tentative="1">
+      <w:start w:val="1"/>
+      <w:numFmt w:val="bullet"/>
+      <w:lvlText w:val=""/>
+      <w:lvlJc w:val="left"/>
+      <w:pPr>
+        <w:tabs>
+          <w:tab w:val="num" w:pos="3960"/>
+        </w:tabs>
+        <w:ind w:left="3960" w:hanging="360"/>
+      </w:pPr>
+      <w:rPr>
+        <w:rFonts w:ascii="Wingdings" w:hAnsi="Wingdings" w:hint="default"/>
+        <w:sz w:val="20"/>
+      </w:rPr>
+    </w:lvl>
+    <w:lvl w:ilvl="5" w:tentative="1">
+      <w:start w:val="1"/>
+      <w:numFmt w:val="bullet"/>
+      <w:lvlText w:val=""/>
+      <w:lvlJc w:val="left"/>
+      <w:pPr>
+        <w:tabs>
+          <w:tab w:val="num" w:pos="4680"/>
+        </w:tabs>
+        <w:ind w:left="4680" w:hanging="360"/>
+      </w:pPr>
+      <w:rPr>
+        <w:rFonts w:ascii="Wingdings" w:hAnsi="Wingdings" w:hint="default"/>
+        <w:sz w:val="20"/>
+      </w:rPr>
+    </w:lvl>
+    <w:lvl w:ilvl="6" w:tentative="1">
+      <w:start w:val="1"/>
+      <w:numFmt w:val="bullet"/>
+      <w:lvlText w:val=""/>
+      <w:lvlJc w:val="left"/>
+      <w:pPr>
+        <w:tabs>
+          <w:tab w:val="num" w:pos="5400"/>
+        </w:tabs>
+        <w:ind w:left="5400" w:hanging="360"/>
+      </w:pPr>
+      <w:rPr>
+        <w:rFonts w:ascii="Wingdings" w:hAnsi="Wingdings" w:hint="default"/>
+        <w:sz w:val="20"/>
+      </w:rPr>
+    </w:lvl>
+    <w:lvl w:ilvl="7" w:tentative="1">
+      <w:start w:val="1"/>
+      <w:numFmt w:val="bullet"/>
+      <w:lvlText w:val=""/>
+      <w:lvlJc w:val="left"/>
+      <w:pPr>
+        <w:tabs>
+          <w:tab w:val="num" w:pos="6120"/>
+        </w:tabs>
+        <w:ind w:left="6120" w:hanging="360"/>
+      </w:pPr>
+      <w:rPr>
+        <w:rFonts w:ascii="Wingdings" w:hAnsi="Wingdings" w:hint="default"/>
+        <w:sz w:val="20"/>
+      </w:rPr>
+    </w:lvl>
+    <w:lvl w:ilvl="8" w:tentative="1">
+      <w:start w:val="1"/>
+      <w:numFmt w:val="bullet"/>
+      <w:lvlText w:val=""/>
+      <w:lvlJc w:val="left"/>
+      <w:pPr>
+        <w:tabs>
+          <w:tab w:val="num" w:pos="6840"/>
+        </w:tabs>
+        <w:ind w:left="6840" w:hanging="360"/>
+      </w:pPr>
+      <w:rPr>
+        <w:rFonts w:ascii="Wingdings" w:hAnsi="Wingdings" w:hint="default"/>
+        <w:sz w:val="20"/>
+      </w:rPr>
+    </w:lvl>
+  </w:abstractNum>
+  <w:abstractNum w:abstractNumId="23" w15:restartNumberingAfterBreak="0">
+    <w:nsid w:val="3E613F0C"/>
+    <w:multiLevelType w:val="hybridMultilevel"/>
+    <w:tmpl w:val="CBC6F288"/>
+    <w:lvl w:ilvl="0" w:tplc="04090001">
+      <w:start w:val="1"/>
+      <w:numFmt w:val="bullet"/>
+      <w:lvlText w:val=""/>
+      <w:lvlJc w:val="left"/>
+      <w:pPr>
+        <w:ind w:left="1440" w:hanging="360"/>
+      </w:pPr>
+      <w:rPr>
+        <w:rFonts w:ascii="Symbol" w:hAnsi="Symbol" w:hint="default"/>
+      </w:rPr>
+    </w:lvl>
+    <w:lvl w:ilvl="1" w:tplc="04090003" w:tentative="1">
+      <w:start w:val="1"/>
+      <w:numFmt w:val="bullet"/>
+      <w:lvlText w:val="o"/>
+      <w:lvlJc w:val="left"/>
+      <w:pPr>
+        <w:ind w:left="2160" w:hanging="360"/>
+      </w:pPr>
+      <w:rPr>
+        <w:rFonts w:ascii="Courier New" w:hAnsi="Courier New" w:cs="Courier New" w:hint="default"/>
+      </w:rPr>
+    </w:lvl>
+    <w:lvl w:ilvl="2" w:tplc="04090005" w:tentative="1">
+      <w:start w:val="1"/>
+      <w:numFmt w:val="bullet"/>
+      <w:lvlText w:val=""/>
+      <w:lvlJc w:val="left"/>
+      <w:pPr>
+        <w:ind w:left="2880" w:hanging="360"/>
+      </w:pPr>
+      <w:rPr>
+        <w:rFonts w:ascii="Wingdings" w:hAnsi="Wingdings" w:hint="default"/>
+      </w:rPr>
+    </w:lvl>
+    <w:lvl w:ilvl="3" w:tplc="04090001" w:tentative="1">
+      <w:start w:val="1"/>
+      <w:numFmt w:val="bullet"/>
+      <w:lvlText w:val=""/>
+      <w:lvlJc w:val="left"/>
+      <w:pPr>
+        <w:ind w:left="3600" w:hanging="360"/>
+      </w:pPr>
+      <w:rPr>
+        <w:rFonts w:ascii="Symbol" w:hAnsi="Symbol" w:hint="default"/>
+      </w:rPr>
+    </w:lvl>
+    <w:lvl w:ilvl="4" w:tplc="04090003" w:tentative="1">
+      <w:start w:val="1"/>
+      <w:numFmt w:val="bullet"/>
+      <w:lvlText w:val="o"/>
+      <w:lvlJc w:val="left"/>
+      <w:pPr>
+        <w:ind w:left="4320" w:hanging="360"/>
+      </w:pPr>
+      <w:rPr>
+        <w:rFonts w:ascii="Courier New" w:hAnsi="Courier New" w:cs="Courier New" w:hint="default"/>
+      </w:rPr>
+    </w:lvl>
+    <w:lvl w:ilvl="5" w:tplc="04090005" w:tentative="1">
+      <w:start w:val="1"/>
+      <w:numFmt w:val="bullet"/>
+      <w:lvlText w:val=""/>
+      <w:lvlJc w:val="left"/>
+      <w:pPr>
+        <w:ind w:left="5040" w:hanging="360"/>
+      </w:pPr>
+      <w:rPr>
+        <w:rFonts w:ascii="Wingdings" w:hAnsi="Wingdings" w:hint="default"/>
+      </w:rPr>
+    </w:lvl>
+    <w:lvl w:ilvl="6" w:tplc="04090001" w:tentative="1">
+      <w:start w:val="1"/>
+      <w:numFmt w:val="bullet"/>
+      <w:lvlText w:val=""/>
+      <w:lvlJc w:val="left"/>
+      <w:pPr>
+        <w:ind w:left="5760" w:hanging="360"/>
+      </w:pPr>
+      <w:rPr>
+        <w:rFonts w:ascii="Symbol" w:hAnsi="Symbol" w:hint="default"/>
+      </w:rPr>
+    </w:lvl>
+    <w:lvl w:ilvl="7" w:tplc="04090003" w:tentative="1">
+      <w:start w:val="1"/>
+      <w:numFmt w:val="bullet"/>
+      <w:lvlText w:val="o"/>
+      <w:lvlJc w:val="left"/>
+      <w:pPr>
+        <w:ind w:left="6480" w:hanging="360"/>
+      </w:pPr>
+      <w:rPr>
+        <w:rFonts w:ascii="Courier New" w:hAnsi="Courier New" w:cs="Courier New" w:hint="default"/>
+      </w:rPr>
+    </w:lvl>
+    <w:lvl w:ilvl="8" w:tplc="04090005" w:tentative="1">
+      <w:start w:val="1"/>
+      <w:numFmt w:val="bullet"/>
+      <w:lvlText w:val=""/>
+      <w:lvlJc w:val="left"/>
+      <w:pPr>
+        <w:ind w:left="7200" w:hanging="360"/>
+      </w:pPr>
+      <w:rPr>
+        <w:rFonts w:ascii="Wingdings" w:hAnsi="Wingdings" w:hint="default"/>
+      </w:rPr>
+    </w:lvl>
+  </w:abstractNum>
+  <w:abstractNum w:abstractNumId="24" w15:restartNumberingAfterBreak="0">
+    <w:nsid w:val="4074747D"/>
+    <w:multiLevelType w:val="hybridMultilevel"/>
+    <w:tmpl w:val="68FAB33E"/>
+    <w:lvl w:ilvl="0" w:tplc="04090001">
+      <w:start w:val="1"/>
+      <w:numFmt w:val="bullet"/>
+      <w:lvlText w:val=""/>
+      <w:lvlJc w:val="left"/>
+      <w:pPr>
+        <w:ind w:left="1108" w:hanging="360"/>
+      </w:pPr>
+      <w:rPr>
+        <w:rFonts w:ascii="Symbol" w:hAnsi="Symbol" w:hint="default"/>
+      </w:rPr>
+    </w:lvl>
+    <w:lvl w:ilvl="1" w:tplc="04090003" w:tentative="1">
+      <w:start w:val="1"/>
+      <w:numFmt w:val="bullet"/>
+      <w:lvlText w:val="o"/>
+      <w:lvlJc w:val="left"/>
+      <w:pPr>
+        <w:ind w:left="1828" w:hanging="360"/>
+      </w:pPr>
+      <w:rPr>
+        <w:rFonts w:ascii="Courier New" w:hAnsi="Courier New" w:cs="Courier New" w:hint="default"/>
+      </w:rPr>
+    </w:lvl>
+    <w:lvl w:ilvl="2" w:tplc="04090005" w:tentative="1">
+      <w:start w:val="1"/>
+      <w:numFmt w:val="bullet"/>
+      <w:lvlText w:val=""/>
+      <w:lvlJc w:val="left"/>
+      <w:pPr>
+        <w:ind w:left="2548" w:hanging="360"/>
+      </w:pPr>
+      <w:rPr>
+        <w:rFonts w:ascii="Wingdings" w:hAnsi="Wingdings" w:hint="default"/>
+      </w:rPr>
+    </w:lvl>
+    <w:lvl w:ilvl="3" w:tplc="04090001" w:tentative="1">
+      <w:start w:val="1"/>
+      <w:numFmt w:val="bullet"/>
+      <w:lvlText w:val=""/>
+      <w:lvlJc w:val="left"/>
+      <w:pPr>
+        <w:ind w:left="3268" w:hanging="360"/>
+      </w:pPr>
+      <w:rPr>
+        <w:rFonts w:ascii="Symbol" w:hAnsi="Symbol" w:hint="default"/>
+      </w:rPr>
+    </w:lvl>
+    <w:lvl w:ilvl="4" w:tplc="04090003" w:tentative="1">
+      <w:start w:val="1"/>
+      <w:numFmt w:val="bullet"/>
+      <w:lvlText w:val="o"/>
+      <w:lvlJc w:val="left"/>
+      <w:pPr>
+        <w:ind w:left="3988" w:hanging="360"/>
+      </w:pPr>
+      <w:rPr>
+        <w:rFonts w:ascii="Courier New" w:hAnsi="Courier New" w:cs="Courier New" w:hint="default"/>
+      </w:rPr>
+    </w:lvl>
+    <w:lvl w:ilvl="5" w:tplc="04090005" w:tentative="1">
+      <w:start w:val="1"/>
+      <w:numFmt w:val="bullet"/>
+      <w:lvlText w:val=""/>
+      <w:lvlJc w:val="left"/>
+      <w:pPr>
+        <w:ind w:left="4708" w:hanging="360"/>
+      </w:pPr>
+      <w:rPr>
+        <w:rFonts w:ascii="Wingdings" w:hAnsi="Wingdings" w:hint="default"/>
+      </w:rPr>
+    </w:lvl>
+    <w:lvl w:ilvl="6" w:tplc="04090001" w:tentative="1">
+      <w:start w:val="1"/>
+      <w:numFmt w:val="bullet"/>
+      <w:lvlText w:val=""/>
+      <w:lvlJc w:val="left"/>
+      <w:pPr>
+        <w:ind w:left="5428" w:hanging="360"/>
+      </w:pPr>
+      <w:rPr>
+        <w:rFonts w:ascii="Symbol" w:hAnsi="Symbol" w:hint="default"/>
+      </w:rPr>
+    </w:lvl>
+    <w:lvl w:ilvl="7" w:tplc="04090003" w:tentative="1">
+      <w:start w:val="1"/>
+      <w:numFmt w:val="bullet"/>
+      <w:lvlText w:val="o"/>
+      <w:lvlJc w:val="left"/>
+      <w:pPr>
+        <w:ind w:left="6148" w:hanging="360"/>
+      </w:pPr>
+      <w:rPr>
+        <w:rFonts w:ascii="Courier New" w:hAnsi="Courier New" w:cs="Courier New" w:hint="default"/>
+      </w:rPr>
+    </w:lvl>
+    <w:lvl w:ilvl="8" w:tplc="04090005" w:tentative="1">
+      <w:start w:val="1"/>
+      <w:numFmt w:val="bullet"/>
+      <w:lvlText w:val=""/>
+      <w:lvlJc w:val="left"/>
+      <w:pPr>
+        <w:ind w:left="6868" w:hanging="360"/>
+      </w:pPr>
+      <w:rPr>
+        <w:rFonts w:ascii="Wingdings" w:hAnsi="Wingdings" w:hint="default"/>
+      </w:rPr>
+    </w:lvl>
+  </w:abstractNum>
+  <w:abstractNum w:abstractNumId="25" w15:restartNumberingAfterBreak="0">
     <w:nsid w:val="41B62446"/>
     <w:multiLevelType w:val="hybridMultilevel"/>
     <w:tmpl w:val="A0C66E6E"/>
@@ -16901,7 +23531,120 @@
       </w:rPr>
     </w:lvl>
   </w:abstractNum>
-  <w:abstractNum w:abstractNumId="13" w15:restartNumberingAfterBreak="0">
+  <w:abstractNum w:abstractNumId="26" w15:restartNumberingAfterBreak="0">
+    <w:nsid w:val="4480334F"/>
+    <w:multiLevelType w:val="hybridMultilevel"/>
+    <w:tmpl w:val="40BCFD22"/>
+    <w:lvl w:ilvl="0" w:tplc="04090001">
+      <w:start w:val="1"/>
+      <w:numFmt w:val="bullet"/>
+      <w:lvlText w:val=""/>
+      <w:lvlJc w:val="left"/>
+      <w:pPr>
+        <w:ind w:left="1080" w:hanging="360"/>
+      </w:pPr>
+      <w:rPr>
+        <w:rFonts w:ascii="Symbol" w:hAnsi="Symbol" w:hint="default"/>
+      </w:rPr>
+    </w:lvl>
+    <w:lvl w:ilvl="1" w:tplc="04090003" w:tentative="1">
+      <w:start w:val="1"/>
+      <w:numFmt w:val="bullet"/>
+      <w:lvlText w:val="o"/>
+      <w:lvlJc w:val="left"/>
+      <w:pPr>
+        <w:ind w:left="1800" w:hanging="360"/>
+      </w:pPr>
+      <w:rPr>
+        <w:rFonts w:ascii="Courier New" w:hAnsi="Courier New" w:cs="Courier New" w:hint="default"/>
+      </w:rPr>
+    </w:lvl>
+    <w:lvl w:ilvl="2" w:tplc="04090005" w:tentative="1">
+      <w:start w:val="1"/>
+      <w:numFmt w:val="bullet"/>
+      <w:lvlText w:val=""/>
+      <w:lvlJc w:val="left"/>
+      <w:pPr>
+        <w:ind w:left="2520" w:hanging="360"/>
+      </w:pPr>
+      <w:rPr>
+        <w:rFonts w:ascii="Wingdings" w:hAnsi="Wingdings" w:hint="default"/>
+      </w:rPr>
+    </w:lvl>
+    <w:lvl w:ilvl="3" w:tplc="04090001" w:tentative="1">
+      <w:start w:val="1"/>
+      <w:numFmt w:val="bullet"/>
+      <w:lvlText w:val=""/>
+      <w:lvlJc w:val="left"/>
+      <w:pPr>
+        <w:ind w:left="3240" w:hanging="360"/>
+      </w:pPr>
+      <w:rPr>
+        <w:rFonts w:ascii="Symbol" w:hAnsi="Symbol" w:hint="default"/>
+      </w:rPr>
+    </w:lvl>
+    <w:lvl w:ilvl="4" w:tplc="04090003" w:tentative="1">
+      <w:start w:val="1"/>
+      <w:numFmt w:val="bullet"/>
+      <w:lvlText w:val="o"/>
+      <w:lvlJc w:val="left"/>
+      <w:pPr>
+        <w:ind w:left="3960" w:hanging="360"/>
+      </w:pPr>
+      <w:rPr>
+        <w:rFonts w:ascii="Courier New" w:hAnsi="Courier New" w:cs="Courier New" w:hint="default"/>
+      </w:rPr>
+    </w:lvl>
+    <w:lvl w:ilvl="5" w:tplc="04090005" w:tentative="1">
+      <w:start w:val="1"/>
+      <w:numFmt w:val="bullet"/>
+      <w:lvlText w:val=""/>
+      <w:lvlJc w:val="left"/>
+      <w:pPr>
+        <w:ind w:left="4680" w:hanging="360"/>
+      </w:pPr>
+      <w:rPr>
+        <w:rFonts w:ascii="Wingdings" w:hAnsi="Wingdings" w:hint="default"/>
+      </w:rPr>
+    </w:lvl>
+    <w:lvl w:ilvl="6" w:tplc="04090001" w:tentative="1">
+      <w:start w:val="1"/>
+      <w:numFmt w:val="bullet"/>
+      <w:lvlText w:val=""/>
+      <w:lvlJc w:val="left"/>
+      <w:pPr>
+        <w:ind w:left="5400" w:hanging="360"/>
+      </w:pPr>
+      <w:rPr>
+        <w:rFonts w:ascii="Symbol" w:hAnsi="Symbol" w:hint="default"/>
+      </w:rPr>
+    </w:lvl>
+    <w:lvl w:ilvl="7" w:tplc="04090003" w:tentative="1">
+      <w:start w:val="1"/>
+      <w:numFmt w:val="bullet"/>
+      <w:lvlText w:val="o"/>
+      <w:lvlJc w:val="left"/>
+      <w:pPr>
+        <w:ind w:left="6120" w:hanging="360"/>
+      </w:pPr>
+      <w:rPr>
+        <w:rFonts w:ascii="Courier New" w:hAnsi="Courier New" w:cs="Courier New" w:hint="default"/>
+      </w:rPr>
+    </w:lvl>
+    <w:lvl w:ilvl="8" w:tplc="04090005" w:tentative="1">
+      <w:start w:val="1"/>
+      <w:numFmt w:val="bullet"/>
+      <w:lvlText w:val=""/>
+      <w:lvlJc w:val="left"/>
+      <w:pPr>
+        <w:ind w:left="6840" w:hanging="360"/>
+      </w:pPr>
+      <w:rPr>
+        <w:rFonts w:ascii="Wingdings" w:hAnsi="Wingdings" w:hint="default"/>
+      </w:rPr>
+    </w:lvl>
+  </w:abstractNum>
+  <w:abstractNum w:abstractNumId="27" w15:restartNumberingAfterBreak="0">
     <w:nsid w:val="45163063"/>
     <w:multiLevelType w:val="hybridMultilevel"/>
     <w:tmpl w:val="DFE4EEC0"/>
@@ -17014,7 +23757,7 @@
       </w:rPr>
     </w:lvl>
   </w:abstractNum>
-  <w:abstractNum w:abstractNumId="14" w15:restartNumberingAfterBreak="0">
+  <w:abstractNum w:abstractNumId="28" w15:restartNumberingAfterBreak="0">
     <w:nsid w:val="48E65D5A"/>
     <w:multiLevelType w:val="multilevel"/>
     <w:tmpl w:val="1F820902"/>
@@ -17163,7 +23906,531 @@
       </w:rPr>
     </w:lvl>
   </w:abstractNum>
-  <w:abstractNum w:abstractNumId="15" w15:restartNumberingAfterBreak="0">
+  <w:abstractNum w:abstractNumId="29" w15:restartNumberingAfterBreak="0">
+    <w:nsid w:val="4A7C3A55"/>
+    <w:multiLevelType w:val="hybridMultilevel"/>
+    <w:tmpl w:val="FCA26E20"/>
+    <w:lvl w:ilvl="0" w:tplc="04090001">
+      <w:start w:val="1"/>
+      <w:numFmt w:val="bullet"/>
+      <w:lvlText w:val=""/>
+      <w:lvlJc w:val="left"/>
+      <w:pPr>
+        <w:ind w:left="1080" w:hanging="360"/>
+      </w:pPr>
+      <w:rPr>
+        <w:rFonts w:ascii="Symbol" w:hAnsi="Symbol" w:hint="default"/>
+      </w:rPr>
+    </w:lvl>
+    <w:lvl w:ilvl="1" w:tplc="04090003" w:tentative="1">
+      <w:start w:val="1"/>
+      <w:numFmt w:val="bullet"/>
+      <w:lvlText w:val="o"/>
+      <w:lvlJc w:val="left"/>
+      <w:pPr>
+        <w:ind w:left="1800" w:hanging="360"/>
+      </w:pPr>
+      <w:rPr>
+        <w:rFonts w:ascii="Courier New" w:hAnsi="Courier New" w:cs="Courier New" w:hint="default"/>
+      </w:rPr>
+    </w:lvl>
+    <w:lvl w:ilvl="2" w:tplc="04090005" w:tentative="1">
+      <w:start w:val="1"/>
+      <w:numFmt w:val="bullet"/>
+      <w:lvlText w:val=""/>
+      <w:lvlJc w:val="left"/>
+      <w:pPr>
+        <w:ind w:left="2520" w:hanging="360"/>
+      </w:pPr>
+      <w:rPr>
+        <w:rFonts w:ascii="Wingdings" w:hAnsi="Wingdings" w:hint="default"/>
+      </w:rPr>
+    </w:lvl>
+    <w:lvl w:ilvl="3" w:tplc="04090001" w:tentative="1">
+      <w:start w:val="1"/>
+      <w:numFmt w:val="bullet"/>
+      <w:lvlText w:val=""/>
+      <w:lvlJc w:val="left"/>
+      <w:pPr>
+        <w:ind w:left="3240" w:hanging="360"/>
+      </w:pPr>
+      <w:rPr>
+        <w:rFonts w:ascii="Symbol" w:hAnsi="Symbol" w:hint="default"/>
+      </w:rPr>
+    </w:lvl>
+    <w:lvl w:ilvl="4" w:tplc="04090003" w:tentative="1">
+      <w:start w:val="1"/>
+      <w:numFmt w:val="bullet"/>
+      <w:lvlText w:val="o"/>
+      <w:lvlJc w:val="left"/>
+      <w:pPr>
+        <w:ind w:left="3960" w:hanging="360"/>
+      </w:pPr>
+      <w:rPr>
+        <w:rFonts w:ascii="Courier New" w:hAnsi="Courier New" w:cs="Courier New" w:hint="default"/>
+      </w:rPr>
+    </w:lvl>
+    <w:lvl w:ilvl="5" w:tplc="04090005" w:tentative="1">
+      <w:start w:val="1"/>
+      <w:numFmt w:val="bullet"/>
+      <w:lvlText w:val=""/>
+      <w:lvlJc w:val="left"/>
+      <w:pPr>
+        <w:ind w:left="4680" w:hanging="360"/>
+      </w:pPr>
+      <w:rPr>
+        <w:rFonts w:ascii="Wingdings" w:hAnsi="Wingdings" w:hint="default"/>
+      </w:rPr>
+    </w:lvl>
+    <w:lvl w:ilvl="6" w:tplc="04090001" w:tentative="1">
+      <w:start w:val="1"/>
+      <w:numFmt w:val="bullet"/>
+      <w:lvlText w:val=""/>
+      <w:lvlJc w:val="left"/>
+      <w:pPr>
+        <w:ind w:left="5400" w:hanging="360"/>
+      </w:pPr>
+      <w:rPr>
+        <w:rFonts w:ascii="Symbol" w:hAnsi="Symbol" w:hint="default"/>
+      </w:rPr>
+    </w:lvl>
+    <w:lvl w:ilvl="7" w:tplc="04090003" w:tentative="1">
+      <w:start w:val="1"/>
+      <w:numFmt w:val="bullet"/>
+      <w:lvlText w:val="o"/>
+      <w:lvlJc w:val="left"/>
+      <w:pPr>
+        <w:ind w:left="6120" w:hanging="360"/>
+      </w:pPr>
+      <w:rPr>
+        <w:rFonts w:ascii="Courier New" w:hAnsi="Courier New" w:cs="Courier New" w:hint="default"/>
+      </w:rPr>
+    </w:lvl>
+    <w:lvl w:ilvl="8" w:tplc="04090005" w:tentative="1">
+      <w:start w:val="1"/>
+      <w:numFmt w:val="bullet"/>
+      <w:lvlText w:val=""/>
+      <w:lvlJc w:val="left"/>
+      <w:pPr>
+        <w:ind w:left="6840" w:hanging="360"/>
+      </w:pPr>
+      <w:rPr>
+        <w:rFonts w:ascii="Wingdings" w:hAnsi="Wingdings" w:hint="default"/>
+      </w:rPr>
+    </w:lvl>
+  </w:abstractNum>
+  <w:abstractNum w:abstractNumId="30" w15:restartNumberingAfterBreak="0">
+    <w:nsid w:val="4BA23E0D"/>
+    <w:multiLevelType w:val="multilevel"/>
+    <w:tmpl w:val="89004190"/>
+    <w:lvl w:ilvl="0">
+      <w:start w:val="1"/>
+      <w:numFmt w:val="bullet"/>
+      <w:lvlText w:val=""/>
+      <w:lvlJc w:val="left"/>
+      <w:pPr>
+        <w:tabs>
+          <w:tab w:val="num" w:pos="720"/>
+        </w:tabs>
+        <w:ind w:left="720" w:hanging="360"/>
+      </w:pPr>
+      <w:rPr>
+        <w:rFonts w:ascii="Symbol" w:hAnsi="Symbol" w:hint="default"/>
+        <w:sz w:val="20"/>
+      </w:rPr>
+    </w:lvl>
+    <w:lvl w:ilvl="1">
+      <w:start w:val="1"/>
+      <w:numFmt w:val="bullet"/>
+      <w:lvlText w:val="o"/>
+      <w:lvlJc w:val="left"/>
+      <w:pPr>
+        <w:tabs>
+          <w:tab w:val="num" w:pos="1440"/>
+        </w:tabs>
+        <w:ind w:left="1440" w:hanging="360"/>
+      </w:pPr>
+      <w:rPr>
+        <w:rFonts w:ascii="Courier New" w:hAnsi="Courier New" w:hint="default"/>
+        <w:sz w:val="20"/>
+      </w:rPr>
+    </w:lvl>
+    <w:lvl w:ilvl="2" w:tentative="1">
+      <w:start w:val="1"/>
+      <w:numFmt w:val="bullet"/>
+      <w:lvlText w:val=""/>
+      <w:lvlJc w:val="left"/>
+      <w:pPr>
+        <w:tabs>
+          <w:tab w:val="num" w:pos="2160"/>
+        </w:tabs>
+        <w:ind w:left="2160" w:hanging="360"/>
+      </w:pPr>
+      <w:rPr>
+        <w:rFonts w:ascii="Wingdings" w:hAnsi="Wingdings" w:hint="default"/>
+        <w:sz w:val="20"/>
+      </w:rPr>
+    </w:lvl>
+    <w:lvl w:ilvl="3" w:tentative="1">
+      <w:start w:val="1"/>
+      <w:numFmt w:val="bullet"/>
+      <w:lvlText w:val=""/>
+      <w:lvlJc w:val="left"/>
+      <w:pPr>
+        <w:tabs>
+          <w:tab w:val="num" w:pos="2880"/>
+        </w:tabs>
+        <w:ind w:left="2880" w:hanging="360"/>
+      </w:pPr>
+      <w:rPr>
+        <w:rFonts w:ascii="Wingdings" w:hAnsi="Wingdings" w:hint="default"/>
+        <w:sz w:val="20"/>
+      </w:rPr>
+    </w:lvl>
+    <w:lvl w:ilvl="4" w:tentative="1">
+      <w:start w:val="1"/>
+      <w:numFmt w:val="bullet"/>
+      <w:lvlText w:val=""/>
+      <w:lvlJc w:val="left"/>
+      <w:pPr>
+        <w:tabs>
+          <w:tab w:val="num" w:pos="3600"/>
+        </w:tabs>
+        <w:ind w:left="3600" w:hanging="360"/>
+      </w:pPr>
+      <w:rPr>
+        <w:rFonts w:ascii="Wingdings" w:hAnsi="Wingdings" w:hint="default"/>
+        <w:sz w:val="20"/>
+      </w:rPr>
+    </w:lvl>
+    <w:lvl w:ilvl="5" w:tentative="1">
+      <w:start w:val="1"/>
+      <w:numFmt w:val="bullet"/>
+      <w:lvlText w:val=""/>
+      <w:lvlJc w:val="left"/>
+      <w:pPr>
+        <w:tabs>
+          <w:tab w:val="num" w:pos="4320"/>
+        </w:tabs>
+        <w:ind w:left="4320" w:hanging="360"/>
+      </w:pPr>
+      <w:rPr>
+        <w:rFonts w:ascii="Wingdings" w:hAnsi="Wingdings" w:hint="default"/>
+        <w:sz w:val="20"/>
+      </w:rPr>
+    </w:lvl>
+    <w:lvl w:ilvl="6" w:tentative="1">
+      <w:start w:val="1"/>
+      <w:numFmt w:val="bullet"/>
+      <w:lvlText w:val=""/>
+      <w:lvlJc w:val="left"/>
+      <w:pPr>
+        <w:tabs>
+          <w:tab w:val="num" w:pos="5040"/>
+        </w:tabs>
+        <w:ind w:left="5040" w:hanging="360"/>
+      </w:pPr>
+      <w:rPr>
+        <w:rFonts w:ascii="Wingdings" w:hAnsi="Wingdings" w:hint="default"/>
+        <w:sz w:val="20"/>
+      </w:rPr>
+    </w:lvl>
+    <w:lvl w:ilvl="7" w:tentative="1">
+      <w:start w:val="1"/>
+      <w:numFmt w:val="bullet"/>
+      <w:lvlText w:val=""/>
+      <w:lvlJc w:val="left"/>
+      <w:pPr>
+        <w:tabs>
+          <w:tab w:val="num" w:pos="5760"/>
+        </w:tabs>
+        <w:ind w:left="5760" w:hanging="360"/>
+      </w:pPr>
+      <w:rPr>
+        <w:rFonts w:ascii="Wingdings" w:hAnsi="Wingdings" w:hint="default"/>
+        <w:sz w:val="20"/>
+      </w:rPr>
+    </w:lvl>
+    <w:lvl w:ilvl="8" w:tentative="1">
+      <w:start w:val="1"/>
+      <w:numFmt w:val="bullet"/>
+      <w:lvlText w:val=""/>
+      <w:lvlJc w:val="left"/>
+      <w:pPr>
+        <w:tabs>
+          <w:tab w:val="num" w:pos="6480"/>
+        </w:tabs>
+        <w:ind w:left="6480" w:hanging="360"/>
+      </w:pPr>
+      <w:rPr>
+        <w:rFonts w:ascii="Wingdings" w:hAnsi="Wingdings" w:hint="default"/>
+        <w:sz w:val="20"/>
+      </w:rPr>
+    </w:lvl>
+  </w:abstractNum>
+  <w:abstractNum w:abstractNumId="31" w15:restartNumberingAfterBreak="0">
+    <w:nsid w:val="4BAC3AF5"/>
+    <w:multiLevelType w:val="multilevel"/>
+    <w:tmpl w:val="2FA09B96"/>
+    <w:lvl w:ilvl="0">
+      <w:start w:val="1"/>
+      <w:numFmt w:val="bullet"/>
+      <w:lvlText w:val=""/>
+      <w:lvlJc w:val="left"/>
+      <w:pPr>
+        <w:tabs>
+          <w:tab w:val="num" w:pos="720"/>
+        </w:tabs>
+        <w:ind w:left="720" w:hanging="360"/>
+      </w:pPr>
+      <w:rPr>
+        <w:rFonts w:ascii="Symbol" w:hAnsi="Symbol" w:hint="default"/>
+        <w:sz w:val="20"/>
+      </w:rPr>
+    </w:lvl>
+    <w:lvl w:ilvl="1" w:tentative="1">
+      <w:start w:val="1"/>
+      <w:numFmt w:val="bullet"/>
+      <w:lvlText w:val="o"/>
+      <w:lvlJc w:val="left"/>
+      <w:pPr>
+        <w:tabs>
+          <w:tab w:val="num" w:pos="1440"/>
+        </w:tabs>
+        <w:ind w:left="1440" w:hanging="360"/>
+      </w:pPr>
+      <w:rPr>
+        <w:rFonts w:ascii="Courier New" w:hAnsi="Courier New" w:hint="default"/>
+        <w:sz w:val="20"/>
+      </w:rPr>
+    </w:lvl>
+    <w:lvl w:ilvl="2" w:tentative="1">
+      <w:start w:val="1"/>
+      <w:numFmt w:val="bullet"/>
+      <w:lvlText w:val=""/>
+      <w:lvlJc w:val="left"/>
+      <w:pPr>
+        <w:tabs>
+          <w:tab w:val="num" w:pos="2160"/>
+        </w:tabs>
+        <w:ind w:left="2160" w:hanging="360"/>
+      </w:pPr>
+      <w:rPr>
+        <w:rFonts w:ascii="Wingdings" w:hAnsi="Wingdings" w:hint="default"/>
+        <w:sz w:val="20"/>
+      </w:rPr>
+    </w:lvl>
+    <w:lvl w:ilvl="3" w:tentative="1">
+      <w:start w:val="1"/>
+      <w:numFmt w:val="bullet"/>
+      <w:lvlText w:val=""/>
+      <w:lvlJc w:val="left"/>
+      <w:pPr>
+        <w:tabs>
+          <w:tab w:val="num" w:pos="2880"/>
+        </w:tabs>
+        <w:ind w:left="2880" w:hanging="360"/>
+      </w:pPr>
+      <w:rPr>
+        <w:rFonts w:ascii="Wingdings" w:hAnsi="Wingdings" w:hint="default"/>
+        <w:sz w:val="20"/>
+      </w:rPr>
+    </w:lvl>
+    <w:lvl w:ilvl="4" w:tentative="1">
+      <w:start w:val="1"/>
+      <w:numFmt w:val="bullet"/>
+      <w:lvlText w:val=""/>
+      <w:lvlJc w:val="left"/>
+      <w:pPr>
+        <w:tabs>
+          <w:tab w:val="num" w:pos="3600"/>
+        </w:tabs>
+        <w:ind w:left="3600" w:hanging="360"/>
+      </w:pPr>
+      <w:rPr>
+        <w:rFonts w:ascii="Wingdings" w:hAnsi="Wingdings" w:hint="default"/>
+        <w:sz w:val="20"/>
+      </w:rPr>
+    </w:lvl>
+    <w:lvl w:ilvl="5" w:tentative="1">
+      <w:start w:val="1"/>
+      <w:numFmt w:val="bullet"/>
+      <w:lvlText w:val=""/>
+      <w:lvlJc w:val="left"/>
+      <w:pPr>
+        <w:tabs>
+          <w:tab w:val="num" w:pos="4320"/>
+        </w:tabs>
+        <w:ind w:left="4320" w:hanging="360"/>
+      </w:pPr>
+      <w:rPr>
+        <w:rFonts w:ascii="Wingdings" w:hAnsi="Wingdings" w:hint="default"/>
+        <w:sz w:val="20"/>
+      </w:rPr>
+    </w:lvl>
+    <w:lvl w:ilvl="6" w:tentative="1">
+      <w:start w:val="1"/>
+      <w:numFmt w:val="bullet"/>
+      <w:lvlText w:val=""/>
+      <w:lvlJc w:val="left"/>
+      <w:pPr>
+        <w:tabs>
+          <w:tab w:val="num" w:pos="5040"/>
+        </w:tabs>
+        <w:ind w:left="5040" w:hanging="360"/>
+      </w:pPr>
+      <w:rPr>
+        <w:rFonts w:ascii="Wingdings" w:hAnsi="Wingdings" w:hint="default"/>
+        <w:sz w:val="20"/>
+      </w:rPr>
+    </w:lvl>
+    <w:lvl w:ilvl="7" w:tentative="1">
+      <w:start w:val="1"/>
+      <w:numFmt w:val="bullet"/>
+      <w:lvlText w:val=""/>
+      <w:lvlJc w:val="left"/>
+      <w:pPr>
+        <w:tabs>
+          <w:tab w:val="num" w:pos="5760"/>
+        </w:tabs>
+        <w:ind w:left="5760" w:hanging="360"/>
+      </w:pPr>
+      <w:rPr>
+        <w:rFonts w:ascii="Wingdings" w:hAnsi="Wingdings" w:hint="default"/>
+        <w:sz w:val="20"/>
+      </w:rPr>
+    </w:lvl>
+    <w:lvl w:ilvl="8" w:tentative="1">
+      <w:start w:val="1"/>
+      <w:numFmt w:val="bullet"/>
+      <w:lvlText w:val=""/>
+      <w:lvlJc w:val="left"/>
+      <w:pPr>
+        <w:tabs>
+          <w:tab w:val="num" w:pos="6480"/>
+        </w:tabs>
+        <w:ind w:left="6480" w:hanging="360"/>
+      </w:pPr>
+      <w:rPr>
+        <w:rFonts w:ascii="Wingdings" w:hAnsi="Wingdings" w:hint="default"/>
+        <w:sz w:val="20"/>
+      </w:rPr>
+    </w:lvl>
+  </w:abstractNum>
+  <w:abstractNum w:abstractNumId="32" w15:restartNumberingAfterBreak="0">
+    <w:nsid w:val="4BC750DA"/>
+    <w:multiLevelType w:val="hybridMultilevel"/>
+    <w:tmpl w:val="007A83E4"/>
+    <w:lvl w:ilvl="0" w:tplc="04090003">
+      <w:start w:val="1"/>
+      <w:numFmt w:val="bullet"/>
+      <w:lvlText w:val="o"/>
+      <w:lvlJc w:val="left"/>
+      <w:pPr>
+        <w:ind w:left="1503" w:hanging="360"/>
+      </w:pPr>
+      <w:rPr>
+        <w:rFonts w:ascii="Courier New" w:hAnsi="Courier New" w:cs="Courier New" w:hint="default"/>
+      </w:rPr>
+    </w:lvl>
+    <w:lvl w:ilvl="1" w:tplc="04090003" w:tentative="1">
+      <w:start w:val="1"/>
+      <w:numFmt w:val="bullet"/>
+      <w:lvlText w:val="o"/>
+      <w:lvlJc w:val="left"/>
+      <w:pPr>
+        <w:ind w:left="2223" w:hanging="360"/>
+      </w:pPr>
+      <w:rPr>
+        <w:rFonts w:ascii="Courier New" w:hAnsi="Courier New" w:cs="Courier New" w:hint="default"/>
+      </w:rPr>
+    </w:lvl>
+    <w:lvl w:ilvl="2" w:tplc="04090005" w:tentative="1">
+      <w:start w:val="1"/>
+      <w:numFmt w:val="bullet"/>
+      <w:lvlText w:val=""/>
+      <w:lvlJc w:val="left"/>
+      <w:pPr>
+        <w:ind w:left="2943" w:hanging="360"/>
+      </w:pPr>
+      <w:rPr>
+        <w:rFonts w:ascii="Wingdings" w:hAnsi="Wingdings" w:hint="default"/>
+      </w:rPr>
+    </w:lvl>
+    <w:lvl w:ilvl="3" w:tplc="04090001" w:tentative="1">
+      <w:start w:val="1"/>
+      <w:numFmt w:val="bullet"/>
+      <w:lvlText w:val=""/>
+      <w:lvlJc w:val="left"/>
+      <w:pPr>
+        <w:ind w:left="3663" w:hanging="360"/>
+      </w:pPr>
+      <w:rPr>
+        <w:rFonts w:ascii="Symbol" w:hAnsi="Symbol" w:hint="default"/>
+      </w:rPr>
+    </w:lvl>
+    <w:lvl w:ilvl="4" w:tplc="04090003" w:tentative="1">
+      <w:start w:val="1"/>
+      <w:numFmt w:val="bullet"/>
+      <w:lvlText w:val="o"/>
+      <w:lvlJc w:val="left"/>
+      <w:pPr>
+        <w:ind w:left="4383" w:hanging="360"/>
+      </w:pPr>
+      <w:rPr>
+        <w:rFonts w:ascii="Courier New" w:hAnsi="Courier New" w:cs="Courier New" w:hint="default"/>
+      </w:rPr>
+    </w:lvl>
+    <w:lvl w:ilvl="5" w:tplc="04090005" w:tentative="1">
+      <w:start w:val="1"/>
+      <w:numFmt w:val="bullet"/>
+      <w:lvlText w:val=""/>
+      <w:lvlJc w:val="left"/>
+      <w:pPr>
+        <w:ind w:left="5103" w:hanging="360"/>
+      </w:pPr>
+      <w:rPr>
+        <w:rFonts w:ascii="Wingdings" w:hAnsi="Wingdings" w:hint="default"/>
+      </w:rPr>
+    </w:lvl>
+    <w:lvl w:ilvl="6" w:tplc="04090001" w:tentative="1">
+      <w:start w:val="1"/>
+      <w:numFmt w:val="bullet"/>
+      <w:lvlText w:val=""/>
+      <w:lvlJc w:val="left"/>
+      <w:pPr>
+        <w:ind w:left="5823" w:hanging="360"/>
+      </w:pPr>
+      <w:rPr>
+        <w:rFonts w:ascii="Symbol" w:hAnsi="Symbol" w:hint="default"/>
+      </w:rPr>
+    </w:lvl>
+    <w:lvl w:ilvl="7" w:tplc="04090003" w:tentative="1">
+      <w:start w:val="1"/>
+      <w:numFmt w:val="bullet"/>
+      <w:lvlText w:val="o"/>
+      <w:lvlJc w:val="left"/>
+      <w:pPr>
+        <w:ind w:left="6543" w:hanging="360"/>
+      </w:pPr>
+      <w:rPr>
+        <w:rFonts w:ascii="Courier New" w:hAnsi="Courier New" w:cs="Courier New" w:hint="default"/>
+      </w:rPr>
+    </w:lvl>
+    <w:lvl w:ilvl="8" w:tplc="04090005" w:tentative="1">
+      <w:start w:val="1"/>
+      <w:numFmt w:val="bullet"/>
+      <w:lvlText w:val=""/>
+      <w:lvlJc w:val="left"/>
+      <w:pPr>
+        <w:ind w:left="7263" w:hanging="360"/>
+      </w:pPr>
+      <w:rPr>
+        <w:rFonts w:ascii="Wingdings" w:hAnsi="Wingdings" w:hint="default"/>
+      </w:rPr>
+    </w:lvl>
+  </w:abstractNum>
+  <w:abstractNum w:abstractNumId="33" w15:restartNumberingAfterBreak="0">
     <w:nsid w:val="4BEC5B47"/>
     <w:multiLevelType w:val="multilevel"/>
     <w:tmpl w:val="1CF2BDEC"/>
@@ -17312,7 +24579,7 @@
       </w:rPr>
     </w:lvl>
   </w:abstractNum>
-  <w:abstractNum w:abstractNumId="16" w15:restartNumberingAfterBreak="0">
+  <w:abstractNum w:abstractNumId="34" w15:restartNumberingAfterBreak="0">
     <w:nsid w:val="4BEC6D57"/>
     <w:multiLevelType w:val="hybridMultilevel"/>
     <w:tmpl w:val="02B4ED0C"/>
@@ -17425,7 +24692,7 @@
       </w:rPr>
     </w:lvl>
   </w:abstractNum>
-  <w:abstractNum w:abstractNumId="17" w15:restartNumberingAfterBreak="0">
+  <w:abstractNum w:abstractNumId="35" w15:restartNumberingAfterBreak="0">
     <w:nsid w:val="53A104CD"/>
     <w:multiLevelType w:val="hybridMultilevel"/>
     <w:tmpl w:val="D5D27DEC"/>
@@ -17565,7 +24832,120 @@
       </w:rPr>
     </w:lvl>
   </w:abstractNum>
-  <w:abstractNum w:abstractNumId="18" w15:restartNumberingAfterBreak="0">
+  <w:abstractNum w:abstractNumId="36" w15:restartNumberingAfterBreak="0">
+    <w:nsid w:val="53A10A64"/>
+    <w:multiLevelType w:val="hybridMultilevel"/>
+    <w:tmpl w:val="86667566"/>
+    <w:lvl w:ilvl="0" w:tplc="04090001">
+      <w:start w:val="1"/>
+      <w:numFmt w:val="bullet"/>
+      <w:lvlText w:val=""/>
+      <w:lvlJc w:val="left"/>
+      <w:pPr>
+        <w:ind w:left="1080" w:hanging="360"/>
+      </w:pPr>
+      <w:rPr>
+        <w:rFonts w:ascii="Symbol" w:hAnsi="Symbol" w:hint="default"/>
+      </w:rPr>
+    </w:lvl>
+    <w:lvl w:ilvl="1" w:tplc="04090003" w:tentative="1">
+      <w:start w:val="1"/>
+      <w:numFmt w:val="bullet"/>
+      <w:lvlText w:val="o"/>
+      <w:lvlJc w:val="left"/>
+      <w:pPr>
+        <w:ind w:left="1800" w:hanging="360"/>
+      </w:pPr>
+      <w:rPr>
+        <w:rFonts w:ascii="Courier New" w:hAnsi="Courier New" w:cs="Courier New" w:hint="default"/>
+      </w:rPr>
+    </w:lvl>
+    <w:lvl w:ilvl="2" w:tplc="04090005" w:tentative="1">
+      <w:start w:val="1"/>
+      <w:numFmt w:val="bullet"/>
+      <w:lvlText w:val=""/>
+      <w:lvlJc w:val="left"/>
+      <w:pPr>
+        <w:ind w:left="2520" w:hanging="360"/>
+      </w:pPr>
+      <w:rPr>
+        <w:rFonts w:ascii="Wingdings" w:hAnsi="Wingdings" w:hint="default"/>
+      </w:rPr>
+    </w:lvl>
+    <w:lvl w:ilvl="3" w:tplc="04090001" w:tentative="1">
+      <w:start w:val="1"/>
+      <w:numFmt w:val="bullet"/>
+      <w:lvlText w:val=""/>
+      <w:lvlJc w:val="left"/>
+      <w:pPr>
+        <w:ind w:left="3240" w:hanging="360"/>
+      </w:pPr>
+      <w:rPr>
+        <w:rFonts w:ascii="Symbol" w:hAnsi="Symbol" w:hint="default"/>
+      </w:rPr>
+    </w:lvl>
+    <w:lvl w:ilvl="4" w:tplc="04090003" w:tentative="1">
+      <w:start w:val="1"/>
+      <w:numFmt w:val="bullet"/>
+      <w:lvlText w:val="o"/>
+      <w:lvlJc w:val="left"/>
+      <w:pPr>
+        <w:ind w:left="3960" w:hanging="360"/>
+      </w:pPr>
+      <w:rPr>
+        <w:rFonts w:ascii="Courier New" w:hAnsi="Courier New" w:cs="Courier New" w:hint="default"/>
+      </w:rPr>
+    </w:lvl>
+    <w:lvl w:ilvl="5" w:tplc="04090005" w:tentative="1">
+      <w:start w:val="1"/>
+      <w:numFmt w:val="bullet"/>
+      <w:lvlText w:val=""/>
+      <w:lvlJc w:val="left"/>
+      <w:pPr>
+        <w:ind w:left="4680" w:hanging="360"/>
+      </w:pPr>
+      <w:rPr>
+        <w:rFonts w:ascii="Wingdings" w:hAnsi="Wingdings" w:hint="default"/>
+      </w:rPr>
+    </w:lvl>
+    <w:lvl w:ilvl="6" w:tplc="04090001" w:tentative="1">
+      <w:start w:val="1"/>
+      <w:numFmt w:val="bullet"/>
+      <w:lvlText w:val=""/>
+      <w:lvlJc w:val="left"/>
+      <w:pPr>
+        <w:ind w:left="5400" w:hanging="360"/>
+      </w:pPr>
+      <w:rPr>
+        <w:rFonts w:ascii="Symbol" w:hAnsi="Symbol" w:hint="default"/>
+      </w:rPr>
+    </w:lvl>
+    <w:lvl w:ilvl="7" w:tplc="04090003" w:tentative="1">
+      <w:start w:val="1"/>
+      <w:numFmt w:val="bullet"/>
+      <w:lvlText w:val="o"/>
+      <w:lvlJc w:val="left"/>
+      <w:pPr>
+        <w:ind w:left="6120" w:hanging="360"/>
+      </w:pPr>
+      <w:rPr>
+        <w:rFonts w:ascii="Courier New" w:hAnsi="Courier New" w:cs="Courier New" w:hint="default"/>
+      </w:rPr>
+    </w:lvl>
+    <w:lvl w:ilvl="8" w:tplc="04090005" w:tentative="1">
+      <w:start w:val="1"/>
+      <w:numFmt w:val="bullet"/>
+      <w:lvlText w:val=""/>
+      <w:lvlJc w:val="left"/>
+      <w:pPr>
+        <w:ind w:left="6840" w:hanging="360"/>
+      </w:pPr>
+      <w:rPr>
+        <w:rFonts w:ascii="Wingdings" w:hAnsi="Wingdings" w:hint="default"/>
+      </w:rPr>
+    </w:lvl>
+  </w:abstractNum>
+  <w:abstractNum w:abstractNumId="37" w15:restartNumberingAfterBreak="0">
     <w:nsid w:val="554A3670"/>
     <w:multiLevelType w:val="hybridMultilevel"/>
     <w:tmpl w:val="890AB930"/>
@@ -17678,7 +25058,7 @@
       </w:rPr>
     </w:lvl>
   </w:abstractNum>
-  <w:abstractNum w:abstractNumId="19" w15:restartNumberingAfterBreak="0">
+  <w:abstractNum w:abstractNumId="38" w15:restartNumberingAfterBreak="0">
     <w:nsid w:val="605F76D4"/>
     <w:multiLevelType w:val="multilevel"/>
     <w:tmpl w:val="035AF7E2"/>
@@ -17827,7 +25207,120 @@
       </w:rPr>
     </w:lvl>
   </w:abstractNum>
-  <w:abstractNum w:abstractNumId="20" w15:restartNumberingAfterBreak="0">
+  <w:abstractNum w:abstractNumId="39" w15:restartNumberingAfterBreak="0">
+    <w:nsid w:val="641F468C"/>
+    <w:multiLevelType w:val="hybridMultilevel"/>
+    <w:tmpl w:val="5ADE4EE0"/>
+    <w:lvl w:ilvl="0" w:tplc="04090003">
+      <w:start w:val="1"/>
+      <w:numFmt w:val="bullet"/>
+      <w:lvlText w:val="o"/>
+      <w:lvlJc w:val="left"/>
+      <w:pPr>
+        <w:ind w:left="1503" w:hanging="360"/>
+      </w:pPr>
+      <w:rPr>
+        <w:rFonts w:ascii="Courier New" w:hAnsi="Courier New" w:cs="Courier New" w:hint="default"/>
+      </w:rPr>
+    </w:lvl>
+    <w:lvl w:ilvl="1" w:tplc="04090003" w:tentative="1">
+      <w:start w:val="1"/>
+      <w:numFmt w:val="bullet"/>
+      <w:lvlText w:val="o"/>
+      <w:lvlJc w:val="left"/>
+      <w:pPr>
+        <w:ind w:left="2223" w:hanging="360"/>
+      </w:pPr>
+      <w:rPr>
+        <w:rFonts w:ascii="Courier New" w:hAnsi="Courier New" w:cs="Courier New" w:hint="default"/>
+      </w:rPr>
+    </w:lvl>
+    <w:lvl w:ilvl="2" w:tplc="04090005" w:tentative="1">
+      <w:start w:val="1"/>
+      <w:numFmt w:val="bullet"/>
+      <w:lvlText w:val=""/>
+      <w:lvlJc w:val="left"/>
+      <w:pPr>
+        <w:ind w:left="2943" w:hanging="360"/>
+      </w:pPr>
+      <w:rPr>
+        <w:rFonts w:ascii="Wingdings" w:hAnsi="Wingdings" w:hint="default"/>
+      </w:rPr>
+    </w:lvl>
+    <w:lvl w:ilvl="3" w:tplc="04090001" w:tentative="1">
+      <w:start w:val="1"/>
+      <w:numFmt w:val="bullet"/>
+      <w:lvlText w:val=""/>
+      <w:lvlJc w:val="left"/>
+      <w:pPr>
+        <w:ind w:left="3663" w:hanging="360"/>
+      </w:pPr>
+      <w:rPr>
+        <w:rFonts w:ascii="Symbol" w:hAnsi="Symbol" w:hint="default"/>
+      </w:rPr>
+    </w:lvl>
+    <w:lvl w:ilvl="4" w:tplc="04090003" w:tentative="1">
+      <w:start w:val="1"/>
+      <w:numFmt w:val="bullet"/>
+      <w:lvlText w:val="o"/>
+      <w:lvlJc w:val="left"/>
+      <w:pPr>
+        <w:ind w:left="4383" w:hanging="360"/>
+      </w:pPr>
+      <w:rPr>
+        <w:rFonts w:ascii="Courier New" w:hAnsi="Courier New" w:cs="Courier New" w:hint="default"/>
+      </w:rPr>
+    </w:lvl>
+    <w:lvl w:ilvl="5" w:tplc="04090005" w:tentative="1">
+      <w:start w:val="1"/>
+      <w:numFmt w:val="bullet"/>
+      <w:lvlText w:val=""/>
+      <w:lvlJc w:val="left"/>
+      <w:pPr>
+        <w:ind w:left="5103" w:hanging="360"/>
+      </w:pPr>
+      <w:rPr>
+        <w:rFonts w:ascii="Wingdings" w:hAnsi="Wingdings" w:hint="default"/>
+      </w:rPr>
+    </w:lvl>
+    <w:lvl w:ilvl="6" w:tplc="04090001" w:tentative="1">
+      <w:start w:val="1"/>
+      <w:numFmt w:val="bullet"/>
+      <w:lvlText w:val=""/>
+      <w:lvlJc w:val="left"/>
+      <w:pPr>
+        <w:ind w:left="5823" w:hanging="360"/>
+      </w:pPr>
+      <w:rPr>
+        <w:rFonts w:ascii="Symbol" w:hAnsi="Symbol" w:hint="default"/>
+      </w:rPr>
+    </w:lvl>
+    <w:lvl w:ilvl="7" w:tplc="04090003" w:tentative="1">
+      <w:start w:val="1"/>
+      <w:numFmt w:val="bullet"/>
+      <w:lvlText w:val="o"/>
+      <w:lvlJc w:val="left"/>
+      <w:pPr>
+        <w:ind w:left="6543" w:hanging="360"/>
+      </w:pPr>
+      <w:rPr>
+        <w:rFonts w:ascii="Courier New" w:hAnsi="Courier New" w:cs="Courier New" w:hint="default"/>
+      </w:rPr>
+    </w:lvl>
+    <w:lvl w:ilvl="8" w:tplc="04090005" w:tentative="1">
+      <w:start w:val="1"/>
+      <w:numFmt w:val="bullet"/>
+      <w:lvlText w:val=""/>
+      <w:lvlJc w:val="left"/>
+      <w:pPr>
+        <w:ind w:left="7263" w:hanging="360"/>
+      </w:pPr>
+      <w:rPr>
+        <w:rFonts w:ascii="Wingdings" w:hAnsi="Wingdings" w:hint="default"/>
+      </w:rPr>
+    </w:lvl>
+  </w:abstractNum>
+  <w:abstractNum w:abstractNumId="40" w15:restartNumberingAfterBreak="0">
     <w:nsid w:val="692B762F"/>
     <w:multiLevelType w:val="hybridMultilevel"/>
     <w:tmpl w:val="7C64A950"/>
@@ -17940,7 +25433,7 @@
       </w:rPr>
     </w:lvl>
   </w:abstractNum>
-  <w:abstractNum w:abstractNumId="21" w15:restartNumberingAfterBreak="0">
+  <w:abstractNum w:abstractNumId="41" w15:restartNumberingAfterBreak="0">
     <w:nsid w:val="701F35A3"/>
     <w:multiLevelType w:val="hybridMultilevel"/>
     <w:tmpl w:val="FC42F278"/>
@@ -18053,7 +25546,7 @@
       </w:rPr>
     </w:lvl>
   </w:abstractNum>
-  <w:abstractNum w:abstractNumId="22" w15:restartNumberingAfterBreak="0">
+  <w:abstractNum w:abstractNumId="42" w15:restartNumberingAfterBreak="0">
     <w:nsid w:val="76E92507"/>
     <w:multiLevelType w:val="hybridMultilevel"/>
     <w:tmpl w:val="6D0CE7C6"/>
@@ -18166,7 +25659,120 @@
       </w:rPr>
     </w:lvl>
   </w:abstractNum>
-  <w:abstractNum w:abstractNumId="23" w15:restartNumberingAfterBreak="0">
+  <w:abstractNum w:abstractNumId="43" w15:restartNumberingAfterBreak="0">
+    <w:nsid w:val="779E2D3D"/>
+    <w:multiLevelType w:val="hybridMultilevel"/>
+    <w:tmpl w:val="F0E078AE"/>
+    <w:lvl w:ilvl="0" w:tplc="04090001">
+      <w:start w:val="1"/>
+      <w:numFmt w:val="bullet"/>
+      <w:lvlText w:val=""/>
+      <w:lvlJc w:val="left"/>
+      <w:pPr>
+        <w:ind w:left="783" w:hanging="360"/>
+      </w:pPr>
+      <w:rPr>
+        <w:rFonts w:ascii="Symbol" w:hAnsi="Symbol" w:hint="default"/>
+      </w:rPr>
+    </w:lvl>
+    <w:lvl w:ilvl="1" w:tplc="04090001">
+      <w:start w:val="1"/>
+      <w:numFmt w:val="bullet"/>
+      <w:lvlText w:val=""/>
+      <w:lvlJc w:val="left"/>
+      <w:pPr>
+        <w:ind w:left="1503" w:hanging="360"/>
+      </w:pPr>
+      <w:rPr>
+        <w:rFonts w:ascii="Symbol" w:hAnsi="Symbol" w:hint="default"/>
+      </w:rPr>
+    </w:lvl>
+    <w:lvl w:ilvl="2" w:tplc="04090005" w:tentative="1">
+      <w:start w:val="1"/>
+      <w:numFmt w:val="bullet"/>
+      <w:lvlText w:val=""/>
+      <w:lvlJc w:val="left"/>
+      <w:pPr>
+        <w:ind w:left="2223" w:hanging="360"/>
+      </w:pPr>
+      <w:rPr>
+        <w:rFonts w:ascii="Wingdings" w:hAnsi="Wingdings" w:hint="default"/>
+      </w:rPr>
+    </w:lvl>
+    <w:lvl w:ilvl="3" w:tplc="04090001" w:tentative="1">
+      <w:start w:val="1"/>
+      <w:numFmt w:val="bullet"/>
+      <w:lvlText w:val=""/>
+      <w:lvlJc w:val="left"/>
+      <w:pPr>
+        <w:ind w:left="2943" w:hanging="360"/>
+      </w:pPr>
+      <w:rPr>
+        <w:rFonts w:ascii="Symbol" w:hAnsi="Symbol" w:hint="default"/>
+      </w:rPr>
+    </w:lvl>
+    <w:lvl w:ilvl="4" w:tplc="04090003" w:tentative="1">
+      <w:start w:val="1"/>
+      <w:numFmt w:val="bullet"/>
+      <w:lvlText w:val="o"/>
+      <w:lvlJc w:val="left"/>
+      <w:pPr>
+        <w:ind w:left="3663" w:hanging="360"/>
+      </w:pPr>
+      <w:rPr>
+        <w:rFonts w:ascii="Courier New" w:hAnsi="Courier New" w:cs="Courier New" w:hint="default"/>
+      </w:rPr>
+    </w:lvl>
+    <w:lvl w:ilvl="5" w:tplc="04090005" w:tentative="1">
+      <w:start w:val="1"/>
+      <w:numFmt w:val="bullet"/>
+      <w:lvlText w:val=""/>
+      <w:lvlJc w:val="left"/>
+      <w:pPr>
+        <w:ind w:left="4383" w:hanging="360"/>
+      </w:pPr>
+      <w:rPr>
+        <w:rFonts w:ascii="Wingdings" w:hAnsi="Wingdings" w:hint="default"/>
+      </w:rPr>
+    </w:lvl>
+    <w:lvl w:ilvl="6" w:tplc="04090001" w:tentative="1">
+      <w:start w:val="1"/>
+      <w:numFmt w:val="bullet"/>
+      <w:lvlText w:val=""/>
+      <w:lvlJc w:val="left"/>
+      <w:pPr>
+        <w:ind w:left="5103" w:hanging="360"/>
+      </w:pPr>
+      <w:rPr>
+        <w:rFonts w:ascii="Symbol" w:hAnsi="Symbol" w:hint="default"/>
+      </w:rPr>
+    </w:lvl>
+    <w:lvl w:ilvl="7" w:tplc="04090003" w:tentative="1">
+      <w:start w:val="1"/>
+      <w:numFmt w:val="bullet"/>
+      <w:lvlText w:val="o"/>
+      <w:lvlJc w:val="left"/>
+      <w:pPr>
+        <w:ind w:left="5823" w:hanging="360"/>
+      </w:pPr>
+      <w:rPr>
+        <w:rFonts w:ascii="Courier New" w:hAnsi="Courier New" w:cs="Courier New" w:hint="default"/>
+      </w:rPr>
+    </w:lvl>
+    <w:lvl w:ilvl="8" w:tplc="04090005" w:tentative="1">
+      <w:start w:val="1"/>
+      <w:numFmt w:val="bullet"/>
+      <w:lvlText w:val=""/>
+      <w:lvlJc w:val="left"/>
+      <w:pPr>
+        <w:ind w:left="6543" w:hanging="360"/>
+      </w:pPr>
+      <w:rPr>
+        <w:rFonts w:ascii="Wingdings" w:hAnsi="Wingdings" w:hint="default"/>
+      </w:rPr>
+    </w:lvl>
+  </w:abstractNum>
+  <w:abstractNum w:abstractNumId="44" w15:restartNumberingAfterBreak="0">
     <w:nsid w:val="79643442"/>
     <w:multiLevelType w:val="hybridMultilevel"/>
     <w:tmpl w:val="29CCE19E"/>
@@ -18279,7 +25885,7 @@
       </w:rPr>
     </w:lvl>
   </w:abstractNum>
-  <w:abstractNum w:abstractNumId="24" w15:restartNumberingAfterBreak="0">
+  <w:abstractNum w:abstractNumId="45" w15:restartNumberingAfterBreak="0">
     <w:nsid w:val="7C853BB5"/>
     <w:multiLevelType w:val="hybridMultilevel"/>
     <w:tmpl w:val="BA7C98FE"/>
@@ -18392,7 +25998,7 @@
       </w:rPr>
     </w:lvl>
   </w:abstractNum>
-  <w:abstractNum w:abstractNumId="25" w15:restartNumberingAfterBreak="0">
+  <w:abstractNum w:abstractNumId="46" w15:restartNumberingAfterBreak="0">
     <w:nsid w:val="7CA7559E"/>
     <w:multiLevelType w:val="multilevel"/>
     <w:tmpl w:val="9CE2F0BA"/>
@@ -18541,83 +26147,298 @@
       </w:rPr>
     </w:lvl>
   </w:abstractNum>
+  <w:abstractNum w:abstractNumId="47" w15:restartNumberingAfterBreak="0">
+    <w:nsid w:val="7EC6401D"/>
+    <w:multiLevelType w:val="multilevel"/>
+    <w:tmpl w:val="C40C95FA"/>
+    <w:lvl w:ilvl="0">
+      <w:start w:val="1"/>
+      <w:numFmt w:val="bullet"/>
+      <w:lvlText w:val=""/>
+      <w:lvlJc w:val="left"/>
+      <w:pPr>
+        <w:tabs>
+          <w:tab w:val="num" w:pos="720"/>
+        </w:tabs>
+        <w:ind w:left="720" w:hanging="360"/>
+      </w:pPr>
+      <w:rPr>
+        <w:rFonts w:ascii="Symbol" w:hAnsi="Symbol" w:hint="default"/>
+        <w:sz w:val="20"/>
+      </w:rPr>
+    </w:lvl>
+    <w:lvl w:ilvl="1">
+      <w:start w:val="1"/>
+      <w:numFmt w:val="bullet"/>
+      <w:lvlText w:val="o"/>
+      <w:lvlJc w:val="left"/>
+      <w:pPr>
+        <w:tabs>
+          <w:tab w:val="num" w:pos="1440"/>
+        </w:tabs>
+        <w:ind w:left="1440" w:hanging="360"/>
+      </w:pPr>
+      <w:rPr>
+        <w:rFonts w:ascii="Courier New" w:hAnsi="Courier New" w:hint="default"/>
+        <w:sz w:val="20"/>
+      </w:rPr>
+    </w:lvl>
+    <w:lvl w:ilvl="2" w:tentative="1">
+      <w:start w:val="1"/>
+      <w:numFmt w:val="bullet"/>
+      <w:lvlText w:val=""/>
+      <w:lvlJc w:val="left"/>
+      <w:pPr>
+        <w:tabs>
+          <w:tab w:val="num" w:pos="2160"/>
+        </w:tabs>
+        <w:ind w:left="2160" w:hanging="360"/>
+      </w:pPr>
+      <w:rPr>
+        <w:rFonts w:ascii="Wingdings" w:hAnsi="Wingdings" w:hint="default"/>
+        <w:sz w:val="20"/>
+      </w:rPr>
+    </w:lvl>
+    <w:lvl w:ilvl="3" w:tentative="1">
+      <w:start w:val="1"/>
+      <w:numFmt w:val="bullet"/>
+      <w:lvlText w:val=""/>
+      <w:lvlJc w:val="left"/>
+      <w:pPr>
+        <w:tabs>
+          <w:tab w:val="num" w:pos="2880"/>
+        </w:tabs>
+        <w:ind w:left="2880" w:hanging="360"/>
+      </w:pPr>
+      <w:rPr>
+        <w:rFonts w:ascii="Wingdings" w:hAnsi="Wingdings" w:hint="default"/>
+        <w:sz w:val="20"/>
+      </w:rPr>
+    </w:lvl>
+    <w:lvl w:ilvl="4" w:tentative="1">
+      <w:start w:val="1"/>
+      <w:numFmt w:val="bullet"/>
+      <w:lvlText w:val=""/>
+      <w:lvlJc w:val="left"/>
+      <w:pPr>
+        <w:tabs>
+          <w:tab w:val="num" w:pos="3600"/>
+        </w:tabs>
+        <w:ind w:left="3600" w:hanging="360"/>
+      </w:pPr>
+      <w:rPr>
+        <w:rFonts w:ascii="Wingdings" w:hAnsi="Wingdings" w:hint="default"/>
+        <w:sz w:val="20"/>
+      </w:rPr>
+    </w:lvl>
+    <w:lvl w:ilvl="5" w:tentative="1">
+      <w:start w:val="1"/>
+      <w:numFmt w:val="bullet"/>
+      <w:lvlText w:val=""/>
+      <w:lvlJc w:val="left"/>
+      <w:pPr>
+        <w:tabs>
+          <w:tab w:val="num" w:pos="4320"/>
+        </w:tabs>
+        <w:ind w:left="4320" w:hanging="360"/>
+      </w:pPr>
+      <w:rPr>
+        <w:rFonts w:ascii="Wingdings" w:hAnsi="Wingdings" w:hint="default"/>
+        <w:sz w:val="20"/>
+      </w:rPr>
+    </w:lvl>
+    <w:lvl w:ilvl="6" w:tentative="1">
+      <w:start w:val="1"/>
+      <w:numFmt w:val="bullet"/>
+      <w:lvlText w:val=""/>
+      <w:lvlJc w:val="left"/>
+      <w:pPr>
+        <w:tabs>
+          <w:tab w:val="num" w:pos="5040"/>
+        </w:tabs>
+        <w:ind w:left="5040" w:hanging="360"/>
+      </w:pPr>
+      <w:rPr>
+        <w:rFonts w:ascii="Wingdings" w:hAnsi="Wingdings" w:hint="default"/>
+        <w:sz w:val="20"/>
+      </w:rPr>
+    </w:lvl>
+    <w:lvl w:ilvl="7" w:tentative="1">
+      <w:start w:val="1"/>
+      <w:numFmt w:val="bullet"/>
+      <w:lvlText w:val=""/>
+      <w:lvlJc w:val="left"/>
+      <w:pPr>
+        <w:tabs>
+          <w:tab w:val="num" w:pos="5760"/>
+        </w:tabs>
+        <w:ind w:left="5760" w:hanging="360"/>
+      </w:pPr>
+      <w:rPr>
+        <w:rFonts w:ascii="Wingdings" w:hAnsi="Wingdings" w:hint="default"/>
+        <w:sz w:val="20"/>
+      </w:rPr>
+    </w:lvl>
+    <w:lvl w:ilvl="8" w:tentative="1">
+      <w:start w:val="1"/>
+      <w:numFmt w:val="bullet"/>
+      <w:lvlText w:val=""/>
+      <w:lvlJc w:val="left"/>
+      <w:pPr>
+        <w:tabs>
+          <w:tab w:val="num" w:pos="6480"/>
+        </w:tabs>
+        <w:ind w:left="6480" w:hanging="360"/>
+      </w:pPr>
+      <w:rPr>
+        <w:rFonts w:ascii="Wingdings" w:hAnsi="Wingdings" w:hint="default"/>
+        <w:sz w:val="20"/>
+      </w:rPr>
+    </w:lvl>
+  </w:abstractNum>
   <w:num w:numId="1">
+    <w:abstractNumId w:val="9"/>
+  </w:num>
+  <w:num w:numId="2">
+    <w:abstractNumId w:val="4"/>
+  </w:num>
+  <w:num w:numId="3">
+    <w:abstractNumId w:val="13"/>
+  </w:num>
+  <w:num w:numId="4">
+    <w:abstractNumId w:val="37"/>
+  </w:num>
+  <w:num w:numId="5">
+    <w:abstractNumId w:val="8"/>
+  </w:num>
+  <w:num w:numId="6">
+    <w:abstractNumId w:val="20"/>
+  </w:num>
+  <w:num w:numId="7">
+    <w:abstractNumId w:val="38"/>
+  </w:num>
+  <w:num w:numId="8">
+    <w:abstractNumId w:val="18"/>
+  </w:num>
+  <w:num w:numId="9">
+    <w:abstractNumId w:val="34"/>
+  </w:num>
+  <w:num w:numId="10">
+    <w:abstractNumId w:val="16"/>
+  </w:num>
+  <w:num w:numId="11">
+    <w:abstractNumId w:val="21"/>
+  </w:num>
+  <w:num w:numId="12">
+    <w:abstractNumId w:val="33"/>
+  </w:num>
+  <w:num w:numId="13">
+    <w:abstractNumId w:val="28"/>
+  </w:num>
+  <w:num w:numId="14">
+    <w:abstractNumId w:val="46"/>
+  </w:num>
+  <w:num w:numId="15">
+    <w:abstractNumId w:val="42"/>
+  </w:num>
+  <w:num w:numId="16">
+    <w:abstractNumId w:val="44"/>
+  </w:num>
+  <w:num w:numId="17">
+    <w:abstractNumId w:val="5"/>
+  </w:num>
+  <w:num w:numId="18">
+    <w:abstractNumId w:val="7"/>
+  </w:num>
+  <w:num w:numId="19">
+    <w:abstractNumId w:val="27"/>
+  </w:num>
+  <w:num w:numId="20">
+    <w:abstractNumId w:val="45"/>
+  </w:num>
+  <w:num w:numId="21">
     <w:abstractNumId w:val="6"/>
   </w:num>
-  <w:num w:numId="2">
+  <w:num w:numId="22">
+    <w:abstractNumId w:val="3"/>
+  </w:num>
+  <w:num w:numId="23">
+    <w:abstractNumId w:val="35"/>
+  </w:num>
+  <w:num w:numId="24">
+    <w:abstractNumId w:val="40"/>
+  </w:num>
+  <w:num w:numId="25">
+    <w:abstractNumId w:val="25"/>
+  </w:num>
+  <w:num w:numId="26">
+    <w:abstractNumId w:val="41"/>
+  </w:num>
+  <w:num w:numId="27">
+    <w:abstractNumId w:val="24"/>
+  </w:num>
+  <w:num w:numId="28">
+    <w:abstractNumId w:val="36"/>
+  </w:num>
+  <w:num w:numId="29">
+    <w:abstractNumId w:val="22"/>
+  </w:num>
+  <w:num w:numId="30">
+    <w:abstractNumId w:val="12"/>
+  </w:num>
+  <w:num w:numId="31">
+    <w:abstractNumId w:val="26"/>
+  </w:num>
+  <w:num w:numId="32">
+    <w:abstractNumId w:val="23"/>
+  </w:num>
+  <w:num w:numId="33">
+    <w:abstractNumId w:val="43"/>
+  </w:num>
+  <w:num w:numId="34">
+    <w:abstractNumId w:val="2"/>
+  </w:num>
+  <w:num w:numId="35">
+    <w:abstractNumId w:val="0"/>
+  </w:num>
+  <w:num w:numId="36">
+    <w:abstractNumId w:val="15"/>
+  </w:num>
+  <w:num w:numId="37">
+    <w:abstractNumId w:val="10"/>
+  </w:num>
+  <w:num w:numId="38">
+    <w:abstractNumId w:val="47"/>
+  </w:num>
+  <w:num w:numId="39">
+    <w:abstractNumId w:val="17"/>
+  </w:num>
+  <w:num w:numId="40">
+    <w:abstractNumId w:val="39"/>
+  </w:num>
+  <w:num w:numId="41">
+    <w:abstractNumId w:val="32"/>
+  </w:num>
+  <w:num w:numId="42">
+    <w:abstractNumId w:val="14"/>
+  </w:num>
+  <w:num w:numId="43">
+    <w:abstractNumId w:val="30"/>
+  </w:num>
+  <w:num w:numId="44">
     <w:abstractNumId w:val="1"/>
   </w:num>
-  <w:num w:numId="3">
-    <w:abstractNumId w:val="7"/>
+  <w:num w:numId="45">
+    <w:abstractNumId w:val="31"/>
   </w:num>
-  <w:num w:numId="4">
-    <w:abstractNumId w:val="18"/>
-  </w:num>
-  <w:num w:numId="5">
-    <w:abstractNumId w:val="5"/>
-  </w:num>
-  <w:num w:numId="6">
-    <w:abstractNumId w:val="10"/>
-  </w:num>
-  <w:num w:numId="7">
+  <w:num w:numId="46">
     <w:abstractNumId w:val="19"/>
   </w:num>
-  <w:num w:numId="8">
-    <w:abstractNumId w:val="9"/>
-  </w:num>
-  <w:num w:numId="9">
-    <w:abstractNumId w:val="16"/>
-  </w:num>
-  <w:num w:numId="10">
-    <w:abstractNumId w:val="8"/>
-  </w:num>
-  <w:num w:numId="11">
+  <w:num w:numId="47">
     <w:abstractNumId w:val="11"/>
   </w:num>
-  <w:num w:numId="12">
-    <w:abstractNumId w:val="15"/>
-  </w:num>
-  <w:num w:numId="13">
-    <w:abstractNumId w:val="14"/>
-  </w:num>
-  <w:num w:numId="14">
-    <w:abstractNumId w:val="25"/>
-  </w:num>
-  <w:num w:numId="15">
-    <w:abstractNumId w:val="22"/>
-  </w:num>
-  <w:num w:numId="16">
-    <w:abstractNumId w:val="23"/>
-  </w:num>
-  <w:num w:numId="17">
-    <w:abstractNumId w:val="2"/>
-  </w:num>
-  <w:num w:numId="18">
-    <w:abstractNumId w:val="4"/>
-  </w:num>
-  <w:num w:numId="19">
-    <w:abstractNumId w:val="13"/>
-  </w:num>
-  <w:num w:numId="20">
-    <w:abstractNumId w:val="24"/>
-  </w:num>
-  <w:num w:numId="21">
-    <w:abstractNumId w:val="3"/>
-  </w:num>
-  <w:num w:numId="22">
-    <w:abstractNumId w:val="0"/>
-  </w:num>
-  <w:num w:numId="23">
-    <w:abstractNumId w:val="17"/>
-  </w:num>
-  <w:num w:numId="24">
-    <w:abstractNumId w:val="20"/>
-  </w:num>
-  <w:num w:numId="25">
-    <w:abstractNumId w:val="12"/>
-  </w:num>
-  <w:num w:numId="26">
-    <w:abstractNumId w:val="21"/>
+  <w:num w:numId="48">
+    <w:abstractNumId w:val="29"/>
   </w:num>
 </w:numbering>
 </file>
@@ -19045,6 +26866,7 @@
   <w:style w:type="character" w:default="1" w:styleId="DefaultParagraphFont">
     <w:name w:val="Default Paragraph Font"/>
     <w:uiPriority w:val="1"/>
+    <w:semiHidden/>
     <w:unhideWhenUsed/>
   </w:style>
   <w:style w:type="table" w:default="1" w:styleId="TableNormal">
@@ -19240,6 +27062,19 @@
       <w:ind w:left="720"/>
       <w:contextualSpacing/>
     </w:pPr>
+  </w:style>
+  <w:style w:type="character" w:styleId="HTMLCode">
+    <w:name w:val="HTML Code"/>
+    <w:basedOn w:val="DefaultParagraphFont"/>
+    <w:uiPriority w:val="99"/>
+    <w:semiHidden/>
+    <w:unhideWhenUsed/>
+    <w:rsid w:val="00BC4D20"/>
+    <w:rPr>
+      <w:rFonts w:ascii="Courier New" w:eastAsia="Times New Roman" w:hAnsi="Courier New" w:cs="Courier New"/>
+      <w:sz w:val="20"/>
+      <w:szCs w:val="20"/>
+    </w:rPr>
   </w:style>
 </w:styles>
 </file>
@@ -19503,4 +27338,16 @@
     </a:ext>
   </a:extLst>
 </a:theme>
+</file>
+
+<file path=customXml/item1.xml><?xml version="1.0" encoding="utf-8"?>
+<b:Sources xmlns:b="http://schemas.openxmlformats.org/officeDocument/2006/bibliography" xmlns="http://schemas.openxmlformats.org/officeDocument/2006/bibliography" SelectedStyle="\APASixthEditionOfficeOnline.xsl" StyleName="APA" Version="6"/>
+</file>
+
+<file path=customXml/itemProps1.xml><?xml version="1.0" encoding="utf-8"?>
+<ds:datastoreItem xmlns:ds="http://schemas.openxmlformats.org/officeDocument/2006/customXml" ds:itemID="{EAEE30F0-7B90-457A-B28F-752C0FE318DA}">
+  <ds:schemaRefs>
+    <ds:schemaRef ds:uri="http://schemas.openxmlformats.org/officeDocument/2006/bibliography"/>
+  </ds:schemaRefs>
+</ds:datastoreItem>
 </file>